--- a/reference/function_reference.docx
+++ b/reference/function_reference.docx
@@ -33,7 +33,7 @@
           <w:sz w:val="18"/>
           <w:szCs w:val="18"/>
         </w:rPr>
-        <w:t xml:space="preserve">Covers week 1, which is 5 problems and 67 functions. Generated 2026-10-15 from github.com/dc00086-glitch/internship-prep.</w:t>
+        <w:t xml:space="preserve">Covers week 1, which is 5 problems and 67 functions. Generated 2026-10-22 from github.com/dc00086-glitch/internship-prep.</w:t>
       </w:r>
     </w:p>
     <w:p>

--- a/reference/function_reference.docx
+++ b/reference/function_reference.docx
@@ -33,7 +33,7 @@
           <w:sz w:val="18"/>
           <w:szCs w:val="18"/>
         </w:rPr>
-        <w:t xml:space="preserve">Covers week 1, which is 5 problems and 67 functions. Generated 2026-10-22 from github.com/dc00086-glitch/internship-prep.</w:t>
+        <w:t xml:space="preserve">Covers week 1, 2, 3, which is 15 problems and 106 functions. Generated 2026-10-22 from github.com/dc00086-glitch/internship-prep.</w:t>
       </w:r>
     </w:p>
     <w:p>
@@ -160,7 +160,7 @@
           <w:sz w:val="18"/>
           <w:szCs w:val="18"/>
         </w:rPr>
-        <w:t xml:space="preserve">5. matplotlib</w:t>
+        <w:t xml:space="preserve">5. scipy</w:t>
       </w:r>
     </w:p>
     <w:p>
@@ -173,7 +173,7 @@
           <w:sz w:val="18"/>
           <w:szCs w:val="18"/>
         </w:rPr>
-        <w:t xml:space="preserve">6. The house rules</w:t>
+        <w:t xml:space="preserve">6. matplotlib</w:t>
       </w:r>
     </w:p>
     <w:p>
@@ -186,7 +186,20 @@
           <w:sz w:val="18"/>
           <w:szCs w:val="18"/>
         </w:rPr>
-        <w:t xml:space="preserve">7. Error messages, and what they mean</w:t>
+        <w:t xml:space="preserve">7. The house rules</w:t>
+      </w:r>
+    </w:p>
+    <w:p>
+      <w:pPr>
+        <w:spacing w:after="40"/>
+      </w:pPr>
+      <w:r>
+        <w:rPr>
+          <w:color w:val="6B7280"/>
+          <w:sz w:val="18"/>
+          <w:szCs w:val="18"/>
+        </w:rPr>
+        <w:t xml:space="preserve">8. Error messages, and what they mean</w:t>
       </w:r>
     </w:p>
     <w:p>
@@ -699,6 +712,826 @@
           </w:p>
         </w:tc>
       </w:tr>
+      <w:tr>
+        <w:tc>
+          <w:tcPr>
+            <w:tcW w:type="dxa" w:w="1200"/>
+            <w:tcMar>
+              <w:top w:type="dxa" w:w="90"/>
+              <w:left w:type="dxa" w:w="120"/>
+              <w:bottom w:type="dxa" w:w="90"/>
+              <w:right w:type="dxa" w:w="120"/>
+            </w:tcMar>
+          </w:tcPr>
+          <w:p>
+            <w:r>
+              <w:rPr>
+                <w:rFonts w:ascii="Courier New" w:cs="Courier New" w:eastAsia="Courier New" w:hAnsi="Courier New"/>
+                <w:b/>
+                <w:bCs/>
+                <w:sz w:val="18"/>
+                <w:szCs w:val="18"/>
+              </w:rPr>
+              <w:t xml:space="preserve">W2D1</w:t>
+            </w:r>
+          </w:p>
+        </w:tc>
+        <w:tc>
+          <w:tcPr>
+            <w:tcW w:type="dxa" w:w="6360"/>
+            <w:tcMar>
+              <w:top w:type="dxa" w:w="90"/>
+              <w:left w:type="dxa" w:w="120"/>
+              <w:bottom w:type="dxa" w:w="90"/>
+              <w:right w:type="dxa" w:w="120"/>
+            </w:tcMar>
+          </w:tcPr>
+          <w:p>
+            <w:pPr>
+              <w:spacing w:after="40"/>
+            </w:pPr>
+            <w:r>
+              <w:rPr>
+                <w:sz w:val="20"/>
+                <w:szCs w:val="20"/>
+              </w:rPr>
+              <w:t xml:space="preserve">Baseline correction: transform, and why it is not agg</w:t>
+            </w:r>
+          </w:p>
+          <w:p>
+            <w:pPr>
+              <w:spacing w:after="0"/>
+            </w:pPr>
+            <w:r>
+              <w:rPr>
+                <w:color w:val="6B7280"/>
+                <w:sz w:val="18"/>
+                <w:szCs w:val="18"/>
+              </w:rPr>
+              <w:t xml:space="preserve">pandas: groupby.transform, baseline correction, alignment</w:t>
+            </w:r>
+          </w:p>
+        </w:tc>
+        <w:tc>
+          <w:tcPr>
+            <w:tcW w:type="dxa" w:w="1800"/>
+            <w:tcMar>
+              <w:top w:type="dxa" w:w="90"/>
+              <w:left w:type="dxa" w:w="120"/>
+              <w:bottom w:type="dxa" w:w="90"/>
+              <w:right w:type="dxa" w:w="120"/>
+            </w:tcMar>
+          </w:tcPr>
+          <w:p>
+            <w:r>
+              <w:rPr>
+                <w:color w:val="6B7280"/>
+                <w:sz w:val="18"/>
+                <w:szCs w:val="18"/>
+              </w:rPr>
+              <w:t xml:space="preserve">3 new</w:t>
+            </w:r>
+          </w:p>
+        </w:tc>
+      </w:tr>
+      <w:tr>
+        <w:tc>
+          <w:tcPr>
+            <w:tcW w:type="dxa" w:w="1200"/>
+            <w:tcMar>
+              <w:top w:type="dxa" w:w="90"/>
+              <w:left w:type="dxa" w:w="120"/>
+              <w:bottom w:type="dxa" w:w="90"/>
+              <w:right w:type="dxa" w:w="120"/>
+            </w:tcMar>
+          </w:tcPr>
+          <w:p>
+            <w:r>
+              <w:rPr>
+                <w:rFonts w:ascii="Courier New" w:cs="Courier New" w:eastAsia="Courier New" w:hAnsi="Courier New"/>
+                <w:b/>
+                <w:bCs/>
+                <w:sz w:val="18"/>
+                <w:szCs w:val="18"/>
+              </w:rPr>
+              <w:t xml:space="preserve">W2D2</w:t>
+            </w:r>
+          </w:p>
+        </w:tc>
+        <w:tc>
+          <w:tcPr>
+            <w:tcW w:type="dxa" w:w="6360"/>
+            <w:tcMar>
+              <w:top w:type="dxa" w:w="90"/>
+              <w:left w:type="dxa" w:w="120"/>
+              <w:bottom w:type="dxa" w:w="90"/>
+              <w:right w:type="dxa" w:w="120"/>
+            </w:tcMar>
+          </w:tcPr>
+          <w:p>
+            <w:pPr>
+              <w:spacing w:after="40"/>
+            </w:pPr>
+            <w:r>
+              <w:rPr>
+                <w:sz w:val="20"/>
+                <w:szCs w:val="20"/>
+              </w:rPr>
+              <w:t xml:space="preserve">Joins that lie: validate the merge before you trust it</w:t>
+            </w:r>
+          </w:p>
+          <w:p>
+            <w:pPr>
+              <w:spacing w:after="0"/>
+            </w:pPr>
+            <w:r>
+              <w:rPr>
+                <w:color w:val="6B7280"/>
+                <w:sz w:val="18"/>
+                <w:szCs w:val="18"/>
+              </w:rPr>
+              <w:t xml:space="preserve">pandas: join types, validate, indicator, duplicate keys</w:t>
+            </w:r>
+          </w:p>
+        </w:tc>
+        <w:tc>
+          <w:tcPr>
+            <w:tcW w:type="dxa" w:w="1800"/>
+            <w:tcMar>
+              <w:top w:type="dxa" w:w="90"/>
+              <w:left w:type="dxa" w:w="120"/>
+              <w:bottom w:type="dxa" w:w="90"/>
+              <w:right w:type="dxa" w:w="120"/>
+            </w:tcMar>
+          </w:tcPr>
+          <w:p>
+            <w:r>
+              <w:rPr>
+                <w:color w:val="6B7280"/>
+                <w:sz w:val="18"/>
+                <w:szCs w:val="18"/>
+              </w:rPr>
+              <w:t xml:space="preserve">4 new</w:t>
+            </w:r>
+          </w:p>
+        </w:tc>
+      </w:tr>
+      <w:tr>
+        <w:tc>
+          <w:tcPr>
+            <w:tcW w:type="dxa" w:w="1200"/>
+            <w:tcMar>
+              <w:top w:type="dxa" w:w="90"/>
+              <w:left w:type="dxa" w:w="120"/>
+              <w:bottom w:type="dxa" w:w="90"/>
+              <w:right w:type="dxa" w:w="120"/>
+            </w:tcMar>
+          </w:tcPr>
+          <w:p>
+            <w:r>
+              <w:rPr>
+                <w:rFonts w:ascii="Courier New" w:cs="Courier New" w:eastAsia="Courier New" w:hAnsi="Courier New"/>
+                <w:b/>
+                <w:bCs/>
+                <w:sz w:val="18"/>
+                <w:szCs w:val="18"/>
+              </w:rPr>
+              <w:t xml:space="preserve">W2D3</w:t>
+            </w:r>
+          </w:p>
+        </w:tc>
+        <w:tc>
+          <w:tcPr>
+            <w:tcW w:type="dxa" w:w="6360"/>
+            <w:tcMar>
+              <w:top w:type="dxa" w:w="90"/>
+              <w:left w:type="dxa" w:w="120"/>
+              <w:bottom w:type="dxa" w:w="90"/>
+              <w:right w:type="dxa" w:w="120"/>
+            </w:tcMar>
+          </w:tcPr>
+          <w:p>
+            <w:pPr>
+              <w:spacing w:after="40"/>
+            </w:pPr>
+            <w:r>
+              <w:rPr>
+                <w:sz w:val="20"/>
+                <w:szCs w:val="20"/>
+              </w:rPr>
+              <w:t xml:space="preserve">Nominal versus actual sampling times, and the samples that never arrived</w:t>
+            </w:r>
+          </w:p>
+          <w:p>
+            <w:pPr>
+              <w:spacing w:after="0"/>
+            </w:pPr>
+            <w:r>
+              <w:rPr>
+                <w:color w:val="6B7280"/>
+                <w:sz w:val="18"/>
+                <w:szCs w:val="18"/>
+              </w:rPr>
+              <w:t xml:space="preserve">pandas: time deviations, building a full grid, finding missing records</w:t>
+            </w:r>
+          </w:p>
+        </w:tc>
+        <w:tc>
+          <w:tcPr>
+            <w:tcW w:type="dxa" w:w="1800"/>
+            <w:tcMar>
+              <w:top w:type="dxa" w:w="90"/>
+              <w:left w:type="dxa" w:w="120"/>
+              <w:bottom w:type="dxa" w:w="90"/>
+              <w:right w:type="dxa" w:w="120"/>
+            </w:tcMar>
+          </w:tcPr>
+          <w:p>
+            <w:r>
+              <w:rPr>
+                <w:color w:val="6B7280"/>
+                <w:sz w:val="18"/>
+                <w:szCs w:val="18"/>
+              </w:rPr>
+              <w:t xml:space="preserve">4 new</w:t>
+            </w:r>
+          </w:p>
+        </w:tc>
+      </w:tr>
+      <w:tr>
+        <w:tc>
+          <w:tcPr>
+            <w:tcW w:type="dxa" w:w="1200"/>
+            <w:tcMar>
+              <w:top w:type="dxa" w:w="90"/>
+              <w:left w:type="dxa" w:w="120"/>
+              <w:bottom w:type="dxa" w:w="90"/>
+              <w:right w:type="dxa" w:w="120"/>
+            </w:tcMar>
+          </w:tcPr>
+          <w:p>
+            <w:r>
+              <w:rPr>
+                <w:rFonts w:ascii="Courier New" w:cs="Courier New" w:eastAsia="Courier New" w:hAnsi="Courier New"/>
+                <w:b/>
+                <w:bCs/>
+                <w:sz w:val="18"/>
+                <w:szCs w:val="18"/>
+              </w:rPr>
+              <w:t xml:space="preserve">W2D4</w:t>
+            </w:r>
+          </w:p>
+        </w:tc>
+        <w:tc>
+          <w:tcPr>
+            <w:tcW w:type="dxa" w:w="6360"/>
+            <w:tcMar>
+              <w:top w:type="dxa" w:w="90"/>
+              <w:left w:type="dxa" w:w="120"/>
+              <w:bottom w:type="dxa" w:w="90"/>
+              <w:right w:type="dxa" w:w="120"/>
+            </w:tcMar>
+          </w:tcPr>
+          <w:p>
+            <w:pPr>
+              <w:spacing w:after="40"/>
+            </w:pPr>
+            <w:r>
+              <w:rPr>
+                <w:sz w:val="20"/>
+                <w:szCs w:val="20"/>
+              </w:rPr>
+              <w:t xml:space="preserve">Adverse events: counting events is not counting patients</w:t>
+            </w:r>
+          </w:p>
+          <w:p>
+            <w:pPr>
+              <w:spacing w:after="0"/>
+            </w:pPr>
+            <w:r>
+              <w:rPr>
+                <w:color w:val="6B7280"/>
+                <w:sz w:val="18"/>
+                <w:szCs w:val="18"/>
+              </w:rPr>
+              <w:t xml:space="preserve">pandas: crosstab, pivot_table, normalize, subject level incidence</w:t>
+            </w:r>
+          </w:p>
+        </w:tc>
+        <w:tc>
+          <w:tcPr>
+            <w:tcW w:type="dxa" w:w="1800"/>
+            <w:tcMar>
+              <w:top w:type="dxa" w:w="90"/>
+              <w:left w:type="dxa" w:w="120"/>
+              <w:bottom w:type="dxa" w:w="90"/>
+              <w:right w:type="dxa" w:w="120"/>
+            </w:tcMar>
+          </w:tcPr>
+          <w:p>
+            <w:r>
+              <w:rPr>
+                <w:color w:val="6B7280"/>
+                <w:sz w:val="18"/>
+                <w:szCs w:val="18"/>
+              </w:rPr>
+              <w:t xml:space="preserve">5 new</w:t>
+            </w:r>
+          </w:p>
+        </w:tc>
+      </w:tr>
+      <w:tr>
+        <w:tc>
+          <w:tcPr>
+            <w:tcW w:type="dxa" w:w="1200"/>
+            <w:tcMar>
+              <w:top w:type="dxa" w:w="90"/>
+              <w:left w:type="dxa" w:w="120"/>
+              <w:bottom w:type="dxa" w:w="90"/>
+              <w:right w:type="dxa" w:w="120"/>
+            </w:tcMar>
+          </w:tcPr>
+          <w:p>
+            <w:r>
+              <w:rPr>
+                <w:rFonts w:ascii="Courier New" w:cs="Courier New" w:eastAsia="Courier New" w:hAnsi="Courier New"/>
+                <w:b/>
+                <w:bCs/>
+                <w:sz w:val="18"/>
+                <w:szCs w:val="18"/>
+              </w:rPr>
+              <w:t xml:space="preserve">W2D5</w:t>
+            </w:r>
+          </w:p>
+        </w:tc>
+        <w:tc>
+          <w:tcPr>
+            <w:tcW w:type="dxa" w:w="6360"/>
+            <w:tcMar>
+              <w:top w:type="dxa" w:w="90"/>
+              <w:left w:type="dxa" w:w="120"/>
+              <w:bottom w:type="dxa" w:w="90"/>
+              <w:right w:type="dxa" w:w="120"/>
+            </w:tcMar>
+          </w:tcPr>
+          <w:p>
+            <w:pPr>
+              <w:spacing w:after="40"/>
+            </w:pPr>
+            <w:r>
+              <w:rPr>
+                <w:sz w:val="20"/>
+                <w:szCs w:val="20"/>
+              </w:rPr>
+              <w:t xml:space="preserve">Two panels and a spaghetti plot: the figure every PK report opens with</w:t>
+            </w:r>
+          </w:p>
+          <w:p>
+            <w:pPr>
+              <w:spacing w:after="0"/>
+            </w:pPr>
+            <w:r>
+              <w:rPr>
+                <w:color w:val="6B7280"/>
+                <w:sz w:val="18"/>
+                <w:szCs w:val="18"/>
+              </w:rPr>
+              <w:t xml:space="preserve">matplotlib: subplots, semilog axes, per subject overlays</w:t>
+            </w:r>
+          </w:p>
+        </w:tc>
+        <w:tc>
+          <w:tcPr>
+            <w:tcW w:type="dxa" w:w="1800"/>
+            <w:tcMar>
+              <w:top w:type="dxa" w:w="90"/>
+              <w:left w:type="dxa" w:w="120"/>
+              <w:bottom w:type="dxa" w:w="90"/>
+              <w:right w:type="dxa" w:w="120"/>
+            </w:tcMar>
+          </w:tcPr>
+          <w:p>
+            <w:r>
+              <w:rPr>
+                <w:color w:val="6B7280"/>
+                <w:sz w:val="18"/>
+                <w:szCs w:val="18"/>
+              </w:rPr>
+              <w:t xml:space="preserve">4 new</w:t>
+            </w:r>
+          </w:p>
+        </w:tc>
+      </w:tr>
+      <w:tr>
+        <w:tc>
+          <w:tcPr>
+            <w:tcW w:type="dxa" w:w="1200"/>
+            <w:tcMar>
+              <w:top w:type="dxa" w:w="90"/>
+              <w:left w:type="dxa" w:w="120"/>
+              <w:bottom w:type="dxa" w:w="90"/>
+              <w:right w:type="dxa" w:w="120"/>
+            </w:tcMar>
+          </w:tcPr>
+          <w:p>
+            <w:r>
+              <w:rPr>
+                <w:rFonts w:ascii="Courier New" w:cs="Courier New" w:eastAsia="Courier New" w:hAnsi="Courier New"/>
+                <w:b/>
+                <w:bCs/>
+                <w:sz w:val="18"/>
+                <w:szCs w:val="18"/>
+              </w:rPr>
+              <w:t xml:space="preserve">W3D1</w:t>
+            </w:r>
+          </w:p>
+        </w:tc>
+        <w:tc>
+          <w:tcPr>
+            <w:tcW w:type="dxa" w:w="6360"/>
+            <w:tcMar>
+              <w:top w:type="dxa" w:w="90"/>
+              <w:left w:type="dxa" w:w="120"/>
+              <w:bottom w:type="dxa" w:w="90"/>
+              <w:right w:type="dxa" w:w="120"/>
+            </w:tcMar>
+          </w:tcPr>
+          <w:p>
+            <w:pPr>
+              <w:spacing w:after="40"/>
+            </w:pPr>
+            <w:r>
+              <w:rPr>
+                <w:sz w:val="20"/>
+                <w:szCs w:val="20"/>
+              </w:rPr>
+              <w:t xml:space="preserve">Comparing two groups when the data is skewed</w:t>
+            </w:r>
+          </w:p>
+          <w:p>
+            <w:pPr>
+              <w:spacing w:after="0"/>
+            </w:pPr>
+            <w:r>
+              <w:rPr>
+                <w:color w:val="6B7280"/>
+                <w:sz w:val="18"/>
+                <w:szCs w:val="18"/>
+              </w:rPr>
+              <w:t xml:space="preserve">scipy.stats: t-test, Welch, Mann-Whitney, and choosing between them</w:t>
+            </w:r>
+          </w:p>
+        </w:tc>
+        <w:tc>
+          <w:tcPr>
+            <w:tcW w:type="dxa" w:w="1800"/>
+            <w:tcMar>
+              <w:top w:type="dxa" w:w="90"/>
+              <w:left w:type="dxa" w:w="120"/>
+              <w:bottom w:type="dxa" w:w="90"/>
+              <w:right w:type="dxa" w:w="120"/>
+            </w:tcMar>
+          </w:tcPr>
+          <w:p>
+            <w:r>
+              <w:rPr>
+                <w:color w:val="6B7280"/>
+                <w:sz w:val="18"/>
+                <w:szCs w:val="18"/>
+              </w:rPr>
+              <w:t xml:space="preserve">5 new</w:t>
+            </w:r>
+          </w:p>
+        </w:tc>
+      </w:tr>
+      <w:tr>
+        <w:tc>
+          <w:tcPr>
+            <w:tcW w:type="dxa" w:w="1200"/>
+            <w:tcMar>
+              <w:top w:type="dxa" w:w="90"/>
+              <w:left w:type="dxa" w:w="120"/>
+              <w:bottom w:type="dxa" w:w="90"/>
+              <w:right w:type="dxa" w:w="120"/>
+            </w:tcMar>
+          </w:tcPr>
+          <w:p>
+            <w:r>
+              <w:rPr>
+                <w:rFonts w:ascii="Courier New" w:cs="Courier New" w:eastAsia="Courier New" w:hAnsi="Courier New"/>
+                <w:b/>
+                <w:bCs/>
+                <w:sz w:val="18"/>
+                <w:szCs w:val="18"/>
+              </w:rPr>
+              <w:t xml:space="preserve">W3D2</w:t>
+            </w:r>
+          </w:p>
+        </w:tc>
+        <w:tc>
+          <w:tcPr>
+            <w:tcW w:type="dxa" w:w="6360"/>
+            <w:tcMar>
+              <w:top w:type="dxa" w:w="90"/>
+              <w:left w:type="dxa" w:w="120"/>
+              <w:bottom w:type="dxa" w:w="90"/>
+              <w:right w:type="dxa" w:w="120"/>
+            </w:tcMar>
+          </w:tcPr>
+          <w:p>
+            <w:pPr>
+              <w:spacing w:after="40"/>
+            </w:pPr>
+            <w:r>
+              <w:rPr>
+                <w:sz w:val="20"/>
+                <w:szCs w:val="20"/>
+              </w:rPr>
+              <w:t xml:space="preserve">AUC is lognormal, so report the geometric mean</w:t>
+            </w:r>
+          </w:p>
+          <w:p>
+            <w:pPr>
+              <w:spacing w:after="0"/>
+            </w:pPr>
+            <w:r>
+              <w:rPr>
+                <w:color w:val="6B7280"/>
+                <w:sz w:val="18"/>
+                <w:szCs w:val="18"/>
+              </w:rPr>
+              <w:t xml:space="preserve">scipy.stats: lognormal data, geometric mean and CV, normality testing</w:t>
+            </w:r>
+          </w:p>
+        </w:tc>
+        <w:tc>
+          <w:tcPr>
+            <w:tcW w:type="dxa" w:w="1800"/>
+            <w:tcMar>
+              <w:top w:type="dxa" w:w="90"/>
+              <w:left w:type="dxa" w:w="120"/>
+              <w:bottom w:type="dxa" w:w="90"/>
+              <w:right w:type="dxa" w:w="120"/>
+            </w:tcMar>
+          </w:tcPr>
+          <w:p>
+            <w:r>
+              <w:rPr>
+                <w:color w:val="6B7280"/>
+                <w:sz w:val="18"/>
+                <w:szCs w:val="18"/>
+              </w:rPr>
+              <w:t xml:space="preserve">4 new</w:t>
+            </w:r>
+          </w:p>
+        </w:tc>
+      </w:tr>
+      <w:tr>
+        <w:tc>
+          <w:tcPr>
+            <w:tcW w:type="dxa" w:w="1200"/>
+            <w:tcMar>
+              <w:top w:type="dxa" w:w="90"/>
+              <w:left w:type="dxa" w:w="120"/>
+              <w:bottom w:type="dxa" w:w="90"/>
+              <w:right w:type="dxa" w:w="120"/>
+            </w:tcMar>
+          </w:tcPr>
+          <w:p>
+            <w:r>
+              <w:rPr>
+                <w:rFonts w:ascii="Courier New" w:cs="Courier New" w:eastAsia="Courier New" w:hAnsi="Courier New"/>
+                <w:b/>
+                <w:bCs/>
+                <w:sz w:val="18"/>
+                <w:szCs w:val="18"/>
+              </w:rPr>
+              <w:t xml:space="preserve">W3D3</w:t>
+            </w:r>
+          </w:p>
+        </w:tc>
+        <w:tc>
+          <w:tcPr>
+            <w:tcW w:type="dxa" w:w="6360"/>
+            <w:tcMar>
+              <w:top w:type="dxa" w:w="90"/>
+              <w:left w:type="dxa" w:w="120"/>
+              <w:bottom w:type="dxa" w:w="90"/>
+              <w:right w:type="dxa" w:w="120"/>
+            </w:tcMar>
+          </w:tcPr>
+          <w:p>
+            <w:pPr>
+              <w:spacing w:after="40"/>
+            </w:pPr>
+            <w:r>
+              <w:rPr>
+                <w:sz w:val="20"/>
+                <w:szCs w:val="20"/>
+              </w:rPr>
+              <w:t xml:space="preserve">Fitting a decay curve, and how sure you are of the parameters</w:t>
+            </w:r>
+          </w:p>
+          <w:p>
+            <w:pPr>
+              <w:spacing w:after="0"/>
+            </w:pPr>
+            <w:r>
+              <w:rPr>
+                <w:color w:val="6B7280"/>
+                <w:sz w:val="18"/>
+                <w:szCs w:val="18"/>
+              </w:rPr>
+              <w:t xml:space="preserve">scipy.optimize: curve_fit, starting values, parameter standard errors</w:t>
+            </w:r>
+          </w:p>
+        </w:tc>
+        <w:tc>
+          <w:tcPr>
+            <w:tcW w:type="dxa" w:w="1800"/>
+            <w:tcMar>
+              <w:top w:type="dxa" w:w="90"/>
+              <w:left w:type="dxa" w:w="120"/>
+              <w:bottom w:type="dxa" w:w="90"/>
+              <w:right w:type="dxa" w:w="120"/>
+            </w:tcMar>
+          </w:tcPr>
+          <w:p>
+            <w:r>
+              <w:rPr>
+                <w:color w:val="6B7280"/>
+                <w:sz w:val="18"/>
+                <w:szCs w:val="18"/>
+              </w:rPr>
+              <w:t xml:space="preserve">4 new</w:t>
+            </w:r>
+          </w:p>
+        </w:tc>
+      </w:tr>
+      <w:tr>
+        <w:tc>
+          <w:tcPr>
+            <w:tcW w:type="dxa" w:w="1200"/>
+            <w:tcMar>
+              <w:top w:type="dxa" w:w="90"/>
+              <w:left w:type="dxa" w:w="120"/>
+              <w:bottom w:type="dxa" w:w="90"/>
+              <w:right w:type="dxa" w:w="120"/>
+            </w:tcMar>
+          </w:tcPr>
+          <w:p>
+            <w:r>
+              <w:rPr>
+                <w:rFonts w:ascii="Courier New" w:cs="Courier New" w:eastAsia="Courier New" w:hAnsi="Courier New"/>
+                <w:b/>
+                <w:bCs/>
+                <w:sz w:val="18"/>
+                <w:szCs w:val="18"/>
+              </w:rPr>
+              <w:t xml:space="preserve">W3D4</w:t>
+            </w:r>
+          </w:p>
+        </w:tc>
+        <w:tc>
+          <w:tcPr>
+            <w:tcW w:type="dxa" w:w="6360"/>
+            <w:tcMar>
+              <w:top w:type="dxa" w:w="90"/>
+              <w:left w:type="dxa" w:w="120"/>
+              <w:bottom w:type="dxa" w:w="90"/>
+              <w:right w:type="dxa" w:w="120"/>
+            </w:tcMar>
+          </w:tcPr>
+          <w:p>
+            <w:pPr>
+              <w:spacing w:after="40"/>
+            </w:pPr>
+            <w:r>
+              <w:rPr>
+                <w:sz w:val="20"/>
+                <w:szCs w:val="20"/>
+              </w:rPr>
+              <w:t xml:space="preserve">Solving the compartment model as an ODE, and surviving a discontinuity</w:t>
+            </w:r>
+          </w:p>
+          <w:p>
+            <w:pPr>
+              <w:spacing w:after="0"/>
+            </w:pPr>
+            <w:r>
+              <w:rPr>
+                <w:color w:val="6B7280"/>
+                <w:sz w:val="18"/>
+                <w:szCs w:val="18"/>
+              </w:rPr>
+              <w:t xml:space="preserve">scipy.integrate: solve_ivp, t_eval, checking against an analytic solution</w:t>
+            </w:r>
+          </w:p>
+        </w:tc>
+        <w:tc>
+          <w:tcPr>
+            <w:tcW w:type="dxa" w:w="1800"/>
+            <w:tcMar>
+              <w:top w:type="dxa" w:w="90"/>
+              <w:left w:type="dxa" w:w="120"/>
+              <w:bottom w:type="dxa" w:w="90"/>
+              <w:right w:type="dxa" w:w="120"/>
+            </w:tcMar>
+          </w:tcPr>
+          <w:p>
+            <w:r>
+              <w:rPr>
+                <w:color w:val="6B7280"/>
+                <w:sz w:val="18"/>
+                <w:szCs w:val="18"/>
+              </w:rPr>
+              <w:t xml:space="preserve">4 new</w:t>
+            </w:r>
+          </w:p>
+        </w:tc>
+      </w:tr>
+      <w:tr>
+        <w:tc>
+          <w:tcPr>
+            <w:tcW w:type="dxa" w:w="1200"/>
+            <w:tcMar>
+              <w:top w:type="dxa" w:w="90"/>
+              <w:left w:type="dxa" w:w="120"/>
+              <w:bottom w:type="dxa" w:w="90"/>
+              <w:right w:type="dxa" w:w="120"/>
+            </w:tcMar>
+          </w:tcPr>
+          <w:p>
+            <w:r>
+              <w:rPr>
+                <w:rFonts w:ascii="Courier New" w:cs="Courier New" w:eastAsia="Courier New" w:hAnsi="Courier New"/>
+                <w:b/>
+                <w:bCs/>
+                <w:sz w:val="18"/>
+                <w:szCs w:val="18"/>
+              </w:rPr>
+              <w:t xml:space="preserve">W3D5</w:t>
+            </w:r>
+          </w:p>
+        </w:tc>
+        <w:tc>
+          <w:tcPr>
+            <w:tcW w:type="dxa" w:w="6360"/>
+            <w:tcMar>
+              <w:top w:type="dxa" w:w="90"/>
+              <w:left w:type="dxa" w:w="120"/>
+              <w:bottom w:type="dxa" w:w="90"/>
+              <w:right w:type="dxa" w:w="120"/>
+            </w:tcMar>
+          </w:tcPr>
+          <w:p>
+            <w:pPr>
+              <w:spacing w:after="40"/>
+            </w:pPr>
+            <w:r>
+              <w:rPr>
+                <w:sz w:val="20"/>
+                <w:szCs w:val="20"/>
+              </w:rPr>
+              <w:t xml:space="preserve">Emax and sigmoid Emax: fitting a concentration response curve</w:t>
+            </w:r>
+          </w:p>
+          <w:p>
+            <w:pPr>
+              <w:spacing w:after="0"/>
+            </w:pPr>
+            <w:r>
+              <w:rPr>
+                <w:color w:val="6B7280"/>
+                <w:sz w:val="18"/>
+                <w:szCs w:val="18"/>
+              </w:rPr>
+              <w:t xml:space="preserve">scipy.optimize: Emax models, bounds, and comparing nested fits</w:t>
+            </w:r>
+          </w:p>
+        </w:tc>
+        <w:tc>
+          <w:tcPr>
+            <w:tcW w:type="dxa" w:w="1800"/>
+            <w:tcMar>
+              <w:top w:type="dxa" w:w="90"/>
+              <w:left w:type="dxa" w:w="120"/>
+              <w:bottom w:type="dxa" w:w="90"/>
+              <w:right w:type="dxa" w:w="120"/>
+            </w:tcMar>
+          </w:tcPr>
+          <w:p>
+            <w:r>
+              <w:rPr>
+                <w:color w:val="6B7280"/>
+                <w:sz w:val="18"/>
+                <w:szCs w:val="18"/>
+              </w:rPr>
+              <w:t xml:space="preserve">4 new</w:t>
+            </w:r>
+          </w:p>
+        </w:tc>
+      </w:tr>
     </w:tbl>
     <w:p>
       <w:pPr>
@@ -1614,6 +2447,137 @@
                 <w:szCs w:val="18"/>
               </w:rPr>
               <w:t xml:space="preserve">Catch the specific error you expect. A bare except hides real bugs.</w:t>
+            </w:r>
+          </w:p>
+        </w:tc>
+      </w:tr>
+      <w:tr>
+        <w:tc>
+          <w:tcPr>
+            <w:tcW w:type="dxa" w:w="2400"/>
+            <w:tcMar>
+              <w:top w:type="dxa" w:w="90"/>
+              <w:left w:type="dxa" w:w="120"/>
+              <w:bottom w:type="dxa" w:w="90"/>
+              <w:right w:type="dxa" w:w="120"/>
+            </w:tcMar>
+          </w:tcPr>
+          <w:p>
+            <w:pPr>
+              <w:spacing w:after="60"/>
+            </w:pPr>
+            <w:r>
+              <w:rPr>
+                <w:rFonts w:ascii="Courier New" w:cs="Courier New" w:eastAsia="Courier New" w:hAnsi="Courier New"/>
+                <w:b/>
+                <w:bCs/>
+                <w:sz w:val="18"/>
+                <w:szCs w:val="18"/>
+              </w:rPr>
+              <w:t xml:space="preserve">sorted</w:t>
+            </w:r>
+          </w:p>
+          <w:p>
+            <w:pPr>
+              <w:spacing w:after="0"/>
+            </w:pPr>
+            <w:r>
+              <w:rPr>
+                <w:color w:val="6B7280"/>
+                <w:sz w:val="15"/>
+                <w:szCs w:val="15"/>
+              </w:rPr>
+              <w:t xml:space="preserve">W2D2</w:t>
+            </w:r>
+          </w:p>
+        </w:tc>
+        <w:tc>
+          <w:tcPr>
+            <w:tcW w:type="dxa" w:w="6960"/>
+            <w:tcMar>
+              <w:top w:type="dxa" w:w="90"/>
+              <w:left w:type="dxa" w:w="120"/>
+              <w:bottom w:type="dxa" w:w="90"/>
+              <w:right w:type="dxa" w:w="120"/>
+            </w:tcMar>
+          </w:tcPr>
+          <w:p>
+            <w:pPr>
+              <w:spacing w:after="90"/>
+            </w:pPr>
+            <w:r>
+              <w:rPr>
+                <w:rFonts w:ascii="Courier New" w:cs="Courier New" w:eastAsia="Courier New" w:hAnsi="Courier New"/>
+                <w:color w:val="1F4E79"/>
+                <w:sz w:val="18"/>
+                <w:szCs w:val="18"/>
+              </w:rPr>
+              <w:t xml:space="preserve">sorted(x)</w:t>
+            </w:r>
+          </w:p>
+          <w:p>
+            <w:pPr>
+              <w:spacing w:after="90"/>
+            </w:pPr>
+            <w:r>
+              <w:rPr>
+                <w:sz w:val="20"/>
+                <w:szCs w:val="20"/>
+              </w:rPr>
+              <w:t xml:space="preserve">Returns a new sorted list. Works on the result of .unique(), which comes back in whatever order pandas found the values.</w:t>
+            </w:r>
+          </w:p>
+          <w:p>
+            <w:pPr>
+              <w:spacing w:after="30"/>
+            </w:pPr>
+            <w:r>
+              <w:rPr>
+                <w:b/>
+                <w:bCs/>
+                <w:color w:val="6B7280"/>
+                <w:sz w:val="15"/>
+                <w:szCs w:val="15"/>
+              </w:rPr>
+              <w:t xml:space="preserve">Example</w:t>
+            </w:r>
+          </w:p>
+          <w:p>
+            <w:pPr>
+              <w:spacing w:after="90"/>
+            </w:pPr>
+            <w:r>
+              <w:rPr>
+                <w:rFonts w:ascii="Courier New" w:cs="Courier New" w:eastAsia="Courier New" w:hAnsi="Courier New"/>
+                <w:color w:val="1F2937"/>
+                <w:sz w:val="18"/>
+                <w:szCs w:val="18"/>
+              </w:rPr>
+              <w:t xml:space="preserve">sorted(df["SUBJECT"].unique())</w:t>
+            </w:r>
+          </w:p>
+          <w:p>
+            <w:pPr>
+              <w:spacing w:after="0"/>
+            </w:pPr>
+            <w:r>
+              <w:rPr>
+                <w:b/>
+                <w:bCs/>
+                <w:color w:val="9A3412"/>
+                <w:sz w:val="15"/>
+                <w:szCs w:val="15"/>
+              </w:rPr>
+              <w:t xml:space="preserve">Watch out  </w:t>
+            </w:r>
+            <w:r>
+              <w:rPr>
+                <w:i/>
+                <w:iCs/>
+                <w:sz w:val="18"/>
+                <w:szCs w:val="18"/>
+              </w:rPr>
+              <w:t xml:space="preserve">Sorting text compares character by character, so '10' lands before '9'. Convert to numbers first when the order has to be numeric.</w:t>
             </w:r>
           </w:p>
         </w:tc>
@@ -5077,6 +6041,530 @@
           </w:p>
         </w:tc>
       </w:tr>
+      <w:tr>
+        <w:tc>
+          <w:tcPr>
+            <w:tcW w:type="dxa" w:w="2400"/>
+            <w:tcMar>
+              <w:top w:type="dxa" w:w="90"/>
+              <w:left w:type="dxa" w:w="120"/>
+              <w:bottom w:type="dxa" w:w="90"/>
+              <w:right w:type="dxa" w:w="120"/>
+            </w:tcMar>
+          </w:tcPr>
+          <w:p>
+            <w:pPr>
+              <w:spacing w:after="60"/>
+            </w:pPr>
+            <w:r>
+              <w:rPr>
+                <w:rFonts w:ascii="Courier New" w:cs="Courier New" w:eastAsia="Courier New" w:hAnsi="Courier New"/>
+                <w:b/>
+                <w:bCs/>
+                <w:sz w:val="18"/>
+                <w:szCs w:val="18"/>
+              </w:rPr>
+              <w:t xml:space="preserve">np.exp</w:t>
+            </w:r>
+          </w:p>
+          <w:p>
+            <w:pPr>
+              <w:spacing w:after="0"/>
+            </w:pPr>
+            <w:r>
+              <w:rPr>
+                <w:color w:val="6B7280"/>
+                <w:sz w:val="15"/>
+                <w:szCs w:val="15"/>
+              </w:rPr>
+              <w:t xml:space="preserve">W3D2</w:t>
+            </w:r>
+          </w:p>
+        </w:tc>
+        <w:tc>
+          <w:tcPr>
+            <w:tcW w:type="dxa" w:w="6960"/>
+            <w:tcMar>
+              <w:top w:type="dxa" w:w="90"/>
+              <w:left w:type="dxa" w:w="120"/>
+              <w:bottom w:type="dxa" w:w="90"/>
+              <w:right w:type="dxa" w:w="120"/>
+            </w:tcMar>
+          </w:tcPr>
+          <w:p>
+            <w:pPr>
+              <w:spacing w:after="90"/>
+            </w:pPr>
+            <w:r>
+              <w:rPr>
+                <w:rFonts w:ascii="Courier New" w:cs="Courier New" w:eastAsia="Courier New" w:hAnsi="Courier New"/>
+                <w:color w:val="1F4E79"/>
+                <w:sz w:val="18"/>
+                <w:szCs w:val="18"/>
+              </w:rPr>
+              <w:t xml:space="preserve">np.exp(x)</w:t>
+            </w:r>
+          </w:p>
+          <w:p>
+            <w:pPr>
+              <w:spacing w:after="90"/>
+            </w:pPr>
+            <w:r>
+              <w:rPr>
+                <w:sz w:val="20"/>
+                <w:szCs w:val="20"/>
+              </w:rPr>
+              <w:t xml:space="preserve">The exponential, which undoes np.log. Together they are how you move between the raw scale and the log scale.</w:t>
+            </w:r>
+          </w:p>
+          <w:p>
+            <w:pPr>
+              <w:spacing w:after="30"/>
+            </w:pPr>
+            <w:r>
+              <w:rPr>
+                <w:b/>
+                <w:bCs/>
+                <w:color w:val="6B7280"/>
+                <w:sz w:val="15"/>
+                <w:szCs w:val="15"/>
+              </w:rPr>
+              <w:t xml:space="preserve">Example</w:t>
+            </w:r>
+          </w:p>
+          <w:p>
+            <w:pPr>
+              <w:spacing w:after="90"/>
+            </w:pPr>
+            <w:r>
+              <w:rPr>
+                <w:rFonts w:ascii="Courier New" w:cs="Courier New" w:eastAsia="Courier New" w:hAnsi="Courier New"/>
+                <w:color w:val="1F2937"/>
+                <w:sz w:val="18"/>
+                <w:szCs w:val="18"/>
+              </w:rPr>
+              <w:t xml:space="preserve">geo_mean = np.exp(np.mean(np.log(auc)))</w:t>
+            </w:r>
+          </w:p>
+          <w:p>
+            <w:pPr>
+              <w:spacing w:after="0"/>
+            </w:pPr>
+            <w:r>
+              <w:rPr>
+                <w:b/>
+                <w:bCs/>
+                <w:color w:val="9A3412"/>
+                <w:sz w:val="15"/>
+                <w:szCs w:val="15"/>
+              </w:rPr>
+              <w:t xml:space="preserve">Watch out  </w:t>
+            </w:r>
+            <w:r>
+              <w:rPr>
+                <w:i/>
+                <w:iCs/>
+                <w:sz w:val="18"/>
+                <w:szCs w:val="18"/>
+              </w:rPr>
+              <w:t xml:space="preserve">np.exp undoes np.log. If you used np.log10 you have to undo it with 10 ** x instead, and mixing the pair up changes the answer.</w:t>
+            </w:r>
+          </w:p>
+        </w:tc>
+      </w:tr>
+      <w:tr>
+        <w:tc>
+          <w:tcPr>
+            <w:tcW w:type="dxa" w:w="2400"/>
+            <w:tcMar>
+              <w:top w:type="dxa" w:w="90"/>
+              <w:left w:type="dxa" w:w="120"/>
+              <w:bottom w:type="dxa" w:w="90"/>
+              <w:right w:type="dxa" w:w="120"/>
+            </w:tcMar>
+          </w:tcPr>
+          <w:p>
+            <w:pPr>
+              <w:spacing w:after="60"/>
+            </w:pPr>
+            <w:r>
+              <w:rPr>
+                <w:rFonts w:ascii="Courier New" w:cs="Courier New" w:eastAsia="Courier New" w:hAnsi="Courier New"/>
+                <w:b/>
+                <w:bCs/>
+                <w:sz w:val="18"/>
+                <w:szCs w:val="18"/>
+              </w:rPr>
+              <w:t xml:space="preserve">np.logspace</w:t>
+            </w:r>
+          </w:p>
+          <w:p>
+            <w:pPr>
+              <w:spacing w:after="0"/>
+            </w:pPr>
+            <w:r>
+              <w:rPr>
+                <w:color w:val="6B7280"/>
+                <w:sz w:val="15"/>
+                <w:szCs w:val="15"/>
+              </w:rPr>
+              <w:t xml:space="preserve">W3D5</w:t>
+            </w:r>
+          </w:p>
+        </w:tc>
+        <w:tc>
+          <w:tcPr>
+            <w:tcW w:type="dxa" w:w="6960"/>
+            <w:tcMar>
+              <w:top w:type="dxa" w:w="90"/>
+              <w:left w:type="dxa" w:w="120"/>
+              <w:bottom w:type="dxa" w:w="90"/>
+              <w:right w:type="dxa" w:w="120"/>
+            </w:tcMar>
+          </w:tcPr>
+          <w:p>
+            <w:pPr>
+              <w:spacing w:after="90"/>
+            </w:pPr>
+            <w:r>
+              <w:rPr>
+                <w:rFonts w:ascii="Courier New" w:cs="Courier New" w:eastAsia="Courier New" w:hAnsi="Courier New"/>
+                <w:color w:val="1F4E79"/>
+                <w:sz w:val="18"/>
+                <w:szCs w:val="18"/>
+              </w:rPr>
+              <w:t xml:space="preserve">np.logspace(-2, 2, 10)</w:t>
+            </w:r>
+          </w:p>
+          <w:p>
+            <w:pPr>
+              <w:spacing w:after="90"/>
+            </w:pPr>
+            <w:r>
+              <w:rPr>
+                <w:sz w:val="20"/>
+                <w:szCs w:val="20"/>
+              </w:rPr>
+              <w:t xml:space="preserve">Values evenly spaced on a LOG scale, which is how concentration ranges in a dose response are laid out.</w:t>
+            </w:r>
+          </w:p>
+          <w:p>
+            <w:pPr>
+              <w:spacing w:after="30"/>
+            </w:pPr>
+            <w:r>
+              <w:rPr>
+                <w:b/>
+                <w:bCs/>
+                <w:color w:val="6B7280"/>
+                <w:sz w:val="15"/>
+                <w:szCs w:val="15"/>
+              </w:rPr>
+              <w:t xml:space="preserve">Example</w:t>
+            </w:r>
+          </w:p>
+          <w:p>
+            <w:pPr>
+              <w:spacing w:after="90"/>
+            </w:pPr>
+            <w:r>
+              <w:rPr>
+                <w:rFonts w:ascii="Courier New" w:cs="Courier New" w:eastAsia="Courier New" w:hAnsi="Courier New"/>
+                <w:color w:val="1F2937"/>
+                <w:sz w:val="18"/>
+                <w:szCs w:val="18"/>
+              </w:rPr>
+              <w:t xml:space="preserve">np.logspace(-2, 2, 10) gives 0.01 up to 100</w:t>
+            </w:r>
+          </w:p>
+          <w:p>
+            <w:pPr>
+              <w:spacing w:after="0"/>
+            </w:pPr>
+            <w:r>
+              <w:rPr>
+                <w:b/>
+                <w:bCs/>
+                <w:color w:val="9A3412"/>
+                <w:sz w:val="15"/>
+                <w:szCs w:val="15"/>
+              </w:rPr>
+              <w:t xml:space="preserve">Watch out  </w:t>
+            </w:r>
+            <w:r>
+              <w:rPr>
+                <w:i/>
+                <w:iCs/>
+                <w:sz w:val="18"/>
+                <w:szCs w:val="18"/>
+              </w:rPr>
+              <w:t xml:space="preserve">The arguments are the exponents, not the values. np.linspace would bunch almost every point at the top of the range.</w:t>
+            </w:r>
+          </w:p>
+        </w:tc>
+      </w:tr>
+      <w:tr>
+        <w:tc>
+          <w:tcPr>
+            <w:tcW w:type="dxa" w:w="2400"/>
+            <w:tcMar>
+              <w:top w:type="dxa" w:w="90"/>
+              <w:left w:type="dxa" w:w="120"/>
+              <w:bottom w:type="dxa" w:w="90"/>
+              <w:right w:type="dxa" w:w="120"/>
+            </w:tcMar>
+          </w:tcPr>
+          <w:p>
+            <w:pPr>
+              <w:spacing w:after="60"/>
+            </w:pPr>
+            <w:r>
+              <w:rPr>
+                <w:rFonts w:ascii="Courier New" w:cs="Courier New" w:eastAsia="Courier New" w:hAnsi="Courier New"/>
+                <w:b/>
+                <w:bCs/>
+                <w:sz w:val="18"/>
+                <w:szCs w:val="18"/>
+              </w:rPr>
+              <w:t xml:space="preserve">np.diag</w:t>
+            </w:r>
+          </w:p>
+          <w:p>
+            <w:pPr>
+              <w:spacing w:after="0"/>
+            </w:pPr>
+            <w:r>
+              <w:rPr>
+                <w:color w:val="6B7280"/>
+                <w:sz w:val="15"/>
+                <w:szCs w:val="15"/>
+              </w:rPr>
+              <w:t xml:space="preserve">W3D3</w:t>
+            </w:r>
+          </w:p>
+        </w:tc>
+        <w:tc>
+          <w:tcPr>
+            <w:tcW w:type="dxa" w:w="6960"/>
+            <w:tcMar>
+              <w:top w:type="dxa" w:w="90"/>
+              <w:left w:type="dxa" w:w="120"/>
+              <w:bottom w:type="dxa" w:w="90"/>
+              <w:right w:type="dxa" w:w="120"/>
+            </w:tcMar>
+          </w:tcPr>
+          <w:p>
+            <w:pPr>
+              <w:spacing w:after="90"/>
+            </w:pPr>
+            <w:r>
+              <w:rPr>
+                <w:rFonts w:ascii="Courier New" w:cs="Courier New" w:eastAsia="Courier New" w:hAnsi="Courier New"/>
+                <w:color w:val="1F4E79"/>
+                <w:sz w:val="18"/>
+                <w:szCs w:val="18"/>
+              </w:rPr>
+              <w:t xml:space="preserve">np.diag(m)</w:t>
+            </w:r>
+          </w:p>
+          <w:p>
+            <w:pPr>
+              <w:spacing w:after="90"/>
+            </w:pPr>
+            <w:r>
+              <w:rPr>
+                <w:sz w:val="20"/>
+                <w:szCs w:val="20"/>
+              </w:rPr>
+              <w:t xml:space="preserve">The diagonal of a matrix. On a covariance matrix that is the variance of each parameter, so its square root is the standard error.</w:t>
+            </w:r>
+          </w:p>
+          <w:p>
+            <w:pPr>
+              <w:spacing w:after="30"/>
+            </w:pPr>
+            <w:r>
+              <w:rPr>
+                <w:b/>
+                <w:bCs/>
+                <w:color w:val="6B7280"/>
+                <w:sz w:val="15"/>
+                <w:szCs w:val="15"/>
+              </w:rPr>
+              <w:t xml:space="preserve">Example</w:t>
+            </w:r>
+          </w:p>
+          <w:p>
+            <w:pPr>
+              <w:spacing w:after="90"/>
+            </w:pPr>
+            <w:r>
+              <w:rPr>
+                <w:rFonts w:ascii="Courier New" w:cs="Courier New" w:eastAsia="Courier New" w:hAnsi="Courier New"/>
+                <w:color w:val="1F2937"/>
+                <w:sz w:val="18"/>
+                <w:szCs w:val="18"/>
+              </w:rPr>
+              <w:t xml:space="preserve">perr = np.sqrt(np.diag(pcov))</w:t>
+            </w:r>
+          </w:p>
+          <w:p>
+            <w:pPr>
+              <w:spacing w:after="0"/>
+            </w:pPr>
+            <w:r>
+              <w:rPr>
+                <w:b/>
+                <w:bCs/>
+                <w:color w:val="9A3412"/>
+                <w:sz w:val="15"/>
+                <w:szCs w:val="15"/>
+              </w:rPr>
+              <w:t xml:space="preserve">Watch out  </w:t>
+            </w:r>
+            <w:r>
+              <w:rPr>
+                <w:i/>
+                <w:iCs/>
+                <w:sz w:val="18"/>
+                <w:szCs w:val="18"/>
+              </w:rPr>
+              <w:t xml:space="preserve">Given a 1D array instead it does the opposite and builds a diagonal matrix, which is occasionally a confusing surprise.</w:t>
+            </w:r>
+          </w:p>
+        </w:tc>
+      </w:tr>
+      <w:tr>
+        <w:tc>
+          <w:tcPr>
+            <w:tcW w:type="dxa" w:w="2400"/>
+            <w:tcMar>
+              <w:top w:type="dxa" w:w="90"/>
+              <w:left w:type="dxa" w:w="120"/>
+              <w:bottom w:type="dxa" w:w="90"/>
+              <w:right w:type="dxa" w:w="120"/>
+            </w:tcMar>
+          </w:tcPr>
+          <w:p>
+            <w:pPr>
+              <w:spacing w:after="60"/>
+            </w:pPr>
+            <w:r>
+              <w:rPr>
+                <w:rFonts w:ascii="Courier New" w:cs="Courier New" w:eastAsia="Courier New" w:hAnsi="Courier New"/>
+                <w:b/>
+                <w:bCs/>
+                <w:sz w:val="18"/>
+                <w:szCs w:val="18"/>
+              </w:rPr>
+              <w:t xml:space="preserve">argument unpacking</w:t>
+            </w:r>
+          </w:p>
+          <w:p>
+            <w:pPr>
+              <w:spacing w:after="0"/>
+            </w:pPr>
+            <w:r>
+              <w:rPr>
+                <w:color w:val="6B7280"/>
+                <w:sz w:val="15"/>
+                <w:szCs w:val="15"/>
+              </w:rPr>
+              <w:t xml:space="preserve">W3D3</w:t>
+            </w:r>
+          </w:p>
+        </w:tc>
+        <w:tc>
+          <w:tcPr>
+            <w:tcW w:type="dxa" w:w="6960"/>
+            <w:tcMar>
+              <w:top w:type="dxa" w:w="90"/>
+              <w:left w:type="dxa" w:w="120"/>
+              <w:bottom w:type="dxa" w:w="90"/>
+              <w:right w:type="dxa" w:w="120"/>
+            </w:tcMar>
+          </w:tcPr>
+          <w:p>
+            <w:pPr>
+              <w:spacing w:after="90"/>
+            </w:pPr>
+            <w:r>
+              <w:rPr>
+                <w:rFonts w:ascii="Courier New" w:cs="Courier New" w:eastAsia="Courier New" w:hAnsi="Courier New"/>
+                <w:color w:val="1F4E79"/>
+                <w:sz w:val="18"/>
+                <w:szCs w:val="18"/>
+              </w:rPr>
+              <w:t xml:space="preserve">f(x, *popt)</w:t>
+            </w:r>
+          </w:p>
+          <w:p>
+            <w:pPr>
+              <w:spacing w:after="90"/>
+            </w:pPr>
+            <w:r>
+              <w:rPr>
+                <w:sz w:val="20"/>
+                <w:szCs w:val="20"/>
+              </w:rPr>
+              <w:t xml:space="preserve">Spreads an array into a function's separate arguments, so the same call works whatever the number of parameters.</w:t>
+            </w:r>
+          </w:p>
+          <w:p>
+            <w:pPr>
+              <w:spacing w:after="30"/>
+            </w:pPr>
+            <w:r>
+              <w:rPr>
+                <w:b/>
+                <w:bCs/>
+                <w:color w:val="6B7280"/>
+                <w:sz w:val="15"/>
+                <w:szCs w:val="15"/>
+              </w:rPr>
+              <w:t xml:space="preserve">Example</w:t>
+            </w:r>
+          </w:p>
+          <w:p>
+            <w:pPr>
+              <w:spacing w:after="90"/>
+            </w:pPr>
+            <w:r>
+              <w:rPr>
+                <w:rFonts w:ascii="Courier New" w:cs="Courier New" w:eastAsia="Courier New" w:hAnsi="Courier New"/>
+                <w:color w:val="1F2937"/>
+                <w:sz w:val="18"/>
+                <w:szCs w:val="18"/>
+              </w:rPr>
+              <w:t xml:space="preserve">pred = decay(times, *popt)</w:t>
+            </w:r>
+          </w:p>
+          <w:p>
+            <w:pPr>
+              <w:spacing w:after="0"/>
+            </w:pPr>
+            <w:r>
+              <w:rPr>
+                <w:b/>
+                <w:bCs/>
+                <w:color w:val="9A3412"/>
+                <w:sz w:val="15"/>
+                <w:szCs w:val="15"/>
+              </w:rPr>
+              <w:t xml:space="preserve">Watch out  </w:t>
+            </w:r>
+            <w:r>
+              <w:rPr>
+                <w:i/>
+                <w:iCs/>
+                <w:sz w:val="18"/>
+                <w:szCs w:val="18"/>
+              </w:rPr>
+              <w:t xml:space="preserve">Without the star you pass the whole array as the first parameter, which gives either a shape error or silent broadcasting.</w:t>
+            </w:r>
+          </w:p>
+        </w:tc>
+      </w:tr>
     </w:tbl>
     <w:p>
       <w:pPr>
@@ -8071,6 +9559,2223 @@
           </w:p>
         </w:tc>
       </w:tr>
+      <w:tr>
+        <w:tc>
+          <w:tcPr>
+            <w:tcW w:type="dxa" w:w="2400"/>
+            <w:tcMar>
+              <w:top w:type="dxa" w:w="90"/>
+              <w:left w:type="dxa" w:w="120"/>
+              <w:bottom w:type="dxa" w:w="90"/>
+              <w:right w:type="dxa" w:w="120"/>
+            </w:tcMar>
+          </w:tcPr>
+          <w:p>
+            <w:pPr>
+              <w:spacing w:after="60"/>
+            </w:pPr>
+            <w:r>
+              <w:rPr>
+                <w:rFonts w:ascii="Courier New" w:cs="Courier New" w:eastAsia="Courier New" w:hAnsi="Courier New"/>
+                <w:b/>
+                <w:bCs/>
+                <w:sz w:val="18"/>
+                <w:szCs w:val="18"/>
+              </w:rPr>
+              <w:t xml:space="preserve">.transform</w:t>
+            </w:r>
+          </w:p>
+          <w:p>
+            <w:pPr>
+              <w:spacing w:after="0"/>
+            </w:pPr>
+            <w:r>
+              <w:rPr>
+                <w:color w:val="6B7280"/>
+                <w:sz w:val="15"/>
+                <w:szCs w:val="15"/>
+              </w:rPr>
+              <w:t xml:space="preserve">W2D1</w:t>
+            </w:r>
+          </w:p>
+        </w:tc>
+        <w:tc>
+          <w:tcPr>
+            <w:tcW w:type="dxa" w:w="6960"/>
+            <w:tcMar>
+              <w:top w:type="dxa" w:w="90"/>
+              <w:left w:type="dxa" w:w="120"/>
+              <w:bottom w:type="dxa" w:w="90"/>
+              <w:right w:type="dxa" w:w="120"/>
+            </w:tcMar>
+          </w:tcPr>
+          <w:p>
+            <w:pPr>
+              <w:spacing w:after="90"/>
+            </w:pPr>
+            <w:r>
+              <w:rPr>
+                <w:rFonts w:ascii="Courier New" w:cs="Courier New" w:eastAsia="Courier New" w:hAnsi="Courier New"/>
+                <w:color w:val="1F4E79"/>
+                <w:sz w:val="18"/>
+                <w:szCs w:val="18"/>
+              </w:rPr>
+              <w:t xml:space="preserve">df.groupby("ID")["V"].transform("mean")</w:t>
+            </w:r>
+          </w:p>
+          <w:p>
+            <w:pPr>
+              <w:spacing w:after="90"/>
+            </w:pPr>
+            <w:r>
+              <w:rPr>
+                <w:sz w:val="20"/>
+                <w:szCs w:val="20"/>
+              </w:rPr>
+              <w:t xml:space="preserve">Computes per group like agg does, then broadcasts each group's answer back over every row of that group. The result has the same length as the input, so it drops straight into a new column.</w:t>
+            </w:r>
+          </w:p>
+          <w:p>
+            <w:pPr>
+              <w:spacing w:after="30"/>
+            </w:pPr>
+            <w:r>
+              <w:rPr>
+                <w:b/>
+                <w:bCs/>
+                <w:color w:val="6B7280"/>
+                <w:sz w:val="15"/>
+                <w:szCs w:val="15"/>
+              </w:rPr>
+              <w:t xml:space="preserve">Example</w:t>
+            </w:r>
+          </w:p>
+          <w:p>
+            <w:pPr>
+              <w:spacing w:after="90"/>
+            </w:pPr>
+            <w:r>
+              <w:rPr>
+                <w:rFonts w:ascii="Courier New" w:cs="Courier New" w:eastAsia="Courier New" w:hAnsi="Courier New"/>
+                <w:color w:val="1F2937"/>
+                <w:sz w:val="18"/>
+                <w:szCs w:val="18"/>
+              </w:rPr>
+              <w:t xml:space="preserve">df["BASELINE"] = df.groupby("SUBJECT")["V"].transform("first")</w:t>
+            </w:r>
+          </w:p>
+          <w:p>
+            <w:pPr>
+              <w:spacing w:after="0"/>
+            </w:pPr>
+            <w:r>
+              <w:rPr>
+                <w:b/>
+                <w:bCs/>
+                <w:color w:val="9A3412"/>
+                <w:sz w:val="15"/>
+                <w:szCs w:val="15"/>
+              </w:rPr>
+              <w:t xml:space="preserve">Watch out  </w:t>
+            </w:r>
+            <w:r>
+              <w:rPr>
+                <w:i/>
+                <w:iCs/>
+                <w:sz w:val="18"/>
+                <w:szCs w:val="18"/>
+              </w:rPr>
+              <w:t xml:space="preserve">transform('first') takes whatever row is physically first in each group. It does not know what your time column means, so sort before you use it.</w:t>
+            </w:r>
+          </w:p>
+        </w:tc>
+      </w:tr>
+      <w:tr>
+        <w:tc>
+          <w:tcPr>
+            <w:tcW w:type="dxa" w:w="2400"/>
+            <w:tcMar>
+              <w:top w:type="dxa" w:w="90"/>
+              <w:left w:type="dxa" w:w="120"/>
+              <w:bottom w:type="dxa" w:w="90"/>
+              <w:right w:type="dxa" w:w="120"/>
+            </w:tcMar>
+          </w:tcPr>
+          <w:p>
+            <w:pPr>
+              <w:spacing w:after="60"/>
+            </w:pPr>
+            <w:r>
+              <w:rPr>
+                <w:rFonts w:ascii="Courier New" w:cs="Courier New" w:eastAsia="Courier New" w:hAnsi="Courier New"/>
+                <w:b/>
+                <w:bCs/>
+                <w:sz w:val="18"/>
+                <w:szCs w:val="18"/>
+              </w:rPr>
+              <w:t xml:space="preserve">.all / .any</w:t>
+            </w:r>
+          </w:p>
+          <w:p>
+            <w:pPr>
+              <w:spacing w:after="0"/>
+            </w:pPr>
+            <w:r>
+              <w:rPr>
+                <w:color w:val="6B7280"/>
+                <w:sz w:val="15"/>
+                <w:szCs w:val="15"/>
+              </w:rPr>
+              <w:t xml:space="preserve">W2D1</w:t>
+            </w:r>
+          </w:p>
+        </w:tc>
+        <w:tc>
+          <w:tcPr>
+            <w:tcW w:type="dxa" w:w="6960"/>
+            <w:tcMar>
+              <w:top w:type="dxa" w:w="90"/>
+              <w:left w:type="dxa" w:w="120"/>
+              <w:bottom w:type="dxa" w:w="90"/>
+              <w:right w:type="dxa" w:w="120"/>
+            </w:tcMar>
+          </w:tcPr>
+          <w:p>
+            <w:pPr>
+              <w:spacing w:after="90"/>
+            </w:pPr>
+            <w:r>
+              <w:rPr>
+                <w:rFonts w:ascii="Courier New" w:cs="Courier New" w:eastAsia="Courier New" w:hAnsi="Courier New"/>
+                <w:color w:val="1F4E79"/>
+                <w:sz w:val="18"/>
+                <w:szCs w:val="18"/>
+              </w:rPr>
+              <w:t xml:space="preserve">(a == b).all()</w:t>
+            </w:r>
+          </w:p>
+          <w:p>
+            <w:pPr>
+              <w:spacing w:after="90"/>
+            </w:pPr>
+            <w:r>
+              <w:rPr>
+                <w:sz w:val="20"/>
+                <w:szCs w:val="20"/>
+              </w:rPr>
+              <w:t xml:space="preserve">Reduces a column of True and False to a single True or False. .all() asks whether every value is True, .any() whether at least one is.</w:t>
+            </w:r>
+          </w:p>
+          <w:p>
+            <w:pPr>
+              <w:spacing w:after="30"/>
+            </w:pPr>
+            <w:r>
+              <w:rPr>
+                <w:b/>
+                <w:bCs/>
+                <w:color w:val="6B7280"/>
+                <w:sz w:val="15"/>
+                <w:szCs w:val="15"/>
+              </w:rPr>
+              <w:t xml:space="preserve">Example</w:t>
+            </w:r>
+          </w:p>
+          <w:p>
+            <w:pPr>
+              <w:spacing w:after="90"/>
+            </w:pPr>
+            <w:r>
+              <w:rPr>
+                <w:rFonts w:ascii="Courier New" w:cs="Courier New" w:eastAsia="Courier New" w:hAnsi="Courier New"/>
+                <w:color w:val="1F2937"/>
+                <w:sz w:val="18"/>
+                <w:szCs w:val="18"/>
+              </w:rPr>
+              <w:t xml:space="preserve">(at_zero["VALUE"] == at_zero["BASELINE"]).all()</w:t>
+            </w:r>
+          </w:p>
+          <w:p>
+            <w:pPr>
+              <w:spacing w:after="0"/>
+            </w:pPr>
+            <w:r>
+              <w:rPr>
+                <w:b/>
+                <w:bCs/>
+                <w:color w:val="9A3412"/>
+                <w:sz w:val="15"/>
+                <w:szCs w:val="15"/>
+              </w:rPr>
+              <w:t xml:space="preserve">Watch out  </w:t>
+            </w:r>
+            <w:r>
+              <w:rPr>
+                <w:i/>
+                <w:iCs/>
+                <w:sz w:val="18"/>
+                <w:szCs w:val="18"/>
+              </w:rPr>
+              <w:t xml:space="preserve">Comparing two columns gives a Series, not one answer, so an if on it raises 'The truth value of a Series is ambiguous'. Finish with .all().</w:t>
+            </w:r>
+          </w:p>
+        </w:tc>
+      </w:tr>
+      <w:tr>
+        <w:tc>
+          <w:tcPr>
+            <w:tcW w:type="dxa" w:w="2400"/>
+            <w:tcMar>
+              <w:top w:type="dxa" w:w="90"/>
+              <w:left w:type="dxa" w:w="120"/>
+              <w:bottom w:type="dxa" w:w="90"/>
+              <w:right w:type="dxa" w:w="120"/>
+            </w:tcMar>
+          </w:tcPr>
+          <w:p>
+            <w:pPr>
+              <w:spacing w:after="60"/>
+            </w:pPr>
+            <w:r>
+              <w:rPr>
+                <w:rFonts w:ascii="Courier New" w:cs="Courier New" w:eastAsia="Courier New" w:hAnsi="Courier New"/>
+                <w:b/>
+                <w:bCs/>
+                <w:sz w:val="18"/>
+                <w:szCs w:val="18"/>
+              </w:rPr>
+              <w:t xml:space="preserve">ignore_index</w:t>
+            </w:r>
+          </w:p>
+          <w:p>
+            <w:pPr>
+              <w:spacing w:after="0"/>
+            </w:pPr>
+            <w:r>
+              <w:rPr>
+                <w:color w:val="6B7280"/>
+                <w:sz w:val="15"/>
+                <w:szCs w:val="15"/>
+              </w:rPr>
+              <w:t xml:space="preserve">W2D1</w:t>
+            </w:r>
+          </w:p>
+        </w:tc>
+        <w:tc>
+          <w:tcPr>
+            <w:tcW w:type="dxa" w:w="6960"/>
+            <w:tcMar>
+              <w:top w:type="dxa" w:w="90"/>
+              <w:left w:type="dxa" w:w="120"/>
+              <w:bottom w:type="dxa" w:w="90"/>
+              <w:right w:type="dxa" w:w="120"/>
+            </w:tcMar>
+          </w:tcPr>
+          <w:p>
+            <w:pPr>
+              <w:spacing w:after="90"/>
+            </w:pPr>
+            <w:r>
+              <w:rPr>
+                <w:rFonts w:ascii="Courier New" w:cs="Courier New" w:eastAsia="Courier New" w:hAnsi="Courier New"/>
+                <w:color w:val="1F4E79"/>
+                <w:sz w:val="18"/>
+                <w:szCs w:val="18"/>
+              </w:rPr>
+              <w:t xml:space="preserve">df.sort_values([...], ignore_index=True)</w:t>
+            </w:r>
+          </w:p>
+          <w:p>
+            <w:pPr>
+              <w:spacing w:after="90"/>
+            </w:pPr>
+            <w:r>
+              <w:rPr>
+                <w:sz w:val="20"/>
+                <w:szCs w:val="20"/>
+              </w:rPr>
+              <w:t xml:space="preserve">Renumbers the index 0, 1, 2 as part of the sort, instead of carrying the old row labels along.</w:t>
+            </w:r>
+          </w:p>
+          <w:p>
+            <w:pPr>
+              <w:spacing w:after="30"/>
+            </w:pPr>
+            <w:r>
+              <w:rPr>
+                <w:b/>
+                <w:bCs/>
+                <w:color w:val="6B7280"/>
+                <w:sz w:val="15"/>
+                <w:szCs w:val="15"/>
+              </w:rPr>
+              <w:t xml:space="preserve">Example</w:t>
+            </w:r>
+          </w:p>
+          <w:p>
+            <w:pPr>
+              <w:spacing w:after="90"/>
+            </w:pPr>
+            <w:r>
+              <w:rPr>
+                <w:rFonts w:ascii="Courier New" w:cs="Courier New" w:eastAsia="Courier New" w:hAnsi="Courier New"/>
+                <w:color w:val="1F2937"/>
+                <w:sz w:val="18"/>
+                <w:szCs w:val="18"/>
+              </w:rPr>
+              <w:t xml:space="preserve">df.sort_values(["SUBJECT", "TIME_H"], ignore_index=True)</w:t>
+            </w:r>
+          </w:p>
+          <w:p>
+            <w:pPr>
+              <w:spacing w:after="0"/>
+            </w:pPr>
+            <w:r>
+              <w:rPr>
+                <w:b/>
+                <w:bCs/>
+                <w:color w:val="9A3412"/>
+                <w:sz w:val="15"/>
+                <w:szCs w:val="15"/>
+              </w:rPr>
+              <w:t xml:space="preserve">Watch out  </w:t>
+            </w:r>
+            <w:r>
+              <w:rPr>
+                <w:i/>
+                <w:iCs/>
+                <w:sz w:val="18"/>
+                <w:szCs w:val="18"/>
+              </w:rPr>
+              <w:t xml:space="preserve">Exactly the same as following the sort with .reset_index(drop=True).</w:t>
+            </w:r>
+          </w:p>
+        </w:tc>
+      </w:tr>
+      <w:tr>
+        <w:tc>
+          <w:tcPr>
+            <w:tcW w:type="dxa" w:w="2400"/>
+            <w:tcMar>
+              <w:top w:type="dxa" w:w="90"/>
+              <w:left w:type="dxa" w:w="120"/>
+              <w:bottom w:type="dxa" w:w="90"/>
+              <w:right w:type="dxa" w:w="120"/>
+            </w:tcMar>
+          </w:tcPr>
+          <w:p>
+            <w:pPr>
+              <w:spacing w:after="60"/>
+            </w:pPr>
+            <w:r>
+              <w:rPr>
+                <w:rFonts w:ascii="Courier New" w:cs="Courier New" w:eastAsia="Courier New" w:hAnsi="Courier New"/>
+                <w:b/>
+                <w:bCs/>
+                <w:sz w:val="18"/>
+                <w:szCs w:val="18"/>
+              </w:rPr>
+              <w:t xml:space="preserve">validate=</w:t>
+            </w:r>
+          </w:p>
+          <w:p>
+            <w:pPr>
+              <w:spacing w:after="0"/>
+            </w:pPr>
+            <w:r>
+              <w:rPr>
+                <w:color w:val="6B7280"/>
+                <w:sz w:val="15"/>
+                <w:szCs w:val="15"/>
+              </w:rPr>
+              <w:t xml:space="preserve">W2D2</w:t>
+            </w:r>
+          </w:p>
+        </w:tc>
+        <w:tc>
+          <w:tcPr>
+            <w:tcW w:type="dxa" w:w="6960"/>
+            <w:tcMar>
+              <w:top w:type="dxa" w:w="90"/>
+              <w:left w:type="dxa" w:w="120"/>
+              <w:bottom w:type="dxa" w:w="90"/>
+              <w:right w:type="dxa" w:w="120"/>
+            </w:tcMar>
+          </w:tcPr>
+          <w:p>
+            <w:pPr>
+              <w:spacing w:after="90"/>
+            </w:pPr>
+            <w:r>
+              <w:rPr>
+                <w:rFonts w:ascii="Courier New" w:cs="Courier New" w:eastAsia="Courier New" w:hAnsi="Courier New"/>
+                <w:color w:val="1F4E79"/>
+                <w:sz w:val="18"/>
+                <w:szCs w:val="18"/>
+              </w:rPr>
+              <w:t xml:space="preserve">pd.merge(a, b, on="K", how="left", validate="m:1")</w:t>
+            </w:r>
+          </w:p>
+          <w:p>
+            <w:pPr>
+              <w:spacing w:after="90"/>
+            </w:pPr>
+            <w:r>
+              <w:rPr>
+                <w:sz w:val="20"/>
+                <w:szCs w:val="20"/>
+              </w:rPr>
+              <w:t xml:space="preserve">States the relationship you believe the keys have, and raises a MergeError if it is false. 'm:1' means the right hand key must be unique.</w:t>
+            </w:r>
+          </w:p>
+          <w:p>
+            <w:pPr>
+              <w:spacing w:after="30"/>
+            </w:pPr>
+            <w:r>
+              <w:rPr>
+                <w:b/>
+                <w:bCs/>
+                <w:color w:val="6B7280"/>
+                <w:sz w:val="15"/>
+                <w:szCs w:val="15"/>
+              </w:rPr>
+              <w:t xml:space="preserve">Example</w:t>
+            </w:r>
+          </w:p>
+          <w:p>
+            <w:pPr>
+              <w:spacing w:after="90"/>
+            </w:pPr>
+            <w:r>
+              <w:rPr>
+                <w:rFonts w:ascii="Courier New" w:cs="Courier New" w:eastAsia="Courier New" w:hAnsi="Courier New"/>
+                <w:color w:val="1F2937"/>
+                <w:sz w:val="18"/>
+                <w:szCs w:val="18"/>
+              </w:rPr>
+              <w:t xml:space="preserve">pd.merge(pk, dosing, on="SUBJECT", how="left", validate="m:1")</w:t>
+            </w:r>
+          </w:p>
+          <w:p>
+            <w:pPr>
+              <w:spacing w:after="0"/>
+            </w:pPr>
+            <w:r>
+              <w:rPr>
+                <w:b/>
+                <w:bCs/>
+                <w:color w:val="9A3412"/>
+                <w:sz w:val="15"/>
+                <w:szCs w:val="15"/>
+              </w:rPr>
+              <w:t xml:space="preserve">Watch out  </w:t>
+            </w:r>
+            <w:r>
+              <w:rPr>
+                <w:i/>
+                <w:iCs/>
+                <w:sz w:val="18"/>
+                <w:szCs w:val="18"/>
+              </w:rPr>
+              <w:t xml:space="preserve">This is the cheapest protection against a merge that silently duplicates rows. Without it a repeated key doubles your data with no warning.</w:t>
+            </w:r>
+          </w:p>
+        </w:tc>
+      </w:tr>
+      <w:tr>
+        <w:tc>
+          <w:tcPr>
+            <w:tcW w:type="dxa" w:w="2400"/>
+            <w:tcMar>
+              <w:top w:type="dxa" w:w="90"/>
+              <w:left w:type="dxa" w:w="120"/>
+              <w:bottom w:type="dxa" w:w="90"/>
+              <w:right w:type="dxa" w:w="120"/>
+            </w:tcMar>
+          </w:tcPr>
+          <w:p>
+            <w:pPr>
+              <w:spacing w:after="60"/>
+            </w:pPr>
+            <w:r>
+              <w:rPr>
+                <w:rFonts w:ascii="Courier New" w:cs="Courier New" w:eastAsia="Courier New" w:hAnsi="Courier New"/>
+                <w:b/>
+                <w:bCs/>
+                <w:sz w:val="18"/>
+                <w:szCs w:val="18"/>
+              </w:rPr>
+              <w:t xml:space="preserve">indicator=</w:t>
+            </w:r>
+          </w:p>
+          <w:p>
+            <w:pPr>
+              <w:spacing w:after="0"/>
+            </w:pPr>
+            <w:r>
+              <w:rPr>
+                <w:color w:val="6B7280"/>
+                <w:sz w:val="15"/>
+                <w:szCs w:val="15"/>
+              </w:rPr>
+              <w:t xml:space="preserve">W2D2</w:t>
+            </w:r>
+          </w:p>
+        </w:tc>
+        <w:tc>
+          <w:tcPr>
+            <w:tcW w:type="dxa" w:w="6960"/>
+            <w:tcMar>
+              <w:top w:type="dxa" w:w="90"/>
+              <w:left w:type="dxa" w:w="120"/>
+              <w:bottom w:type="dxa" w:w="90"/>
+              <w:right w:type="dxa" w:w="120"/>
+            </w:tcMar>
+          </w:tcPr>
+          <w:p>
+            <w:pPr>
+              <w:spacing w:after="90"/>
+            </w:pPr>
+            <w:r>
+              <w:rPr>
+                <w:rFonts w:ascii="Courier New" w:cs="Courier New" w:eastAsia="Courier New" w:hAnsi="Courier New"/>
+                <w:color w:val="1F4E79"/>
+                <w:sz w:val="18"/>
+                <w:szCs w:val="18"/>
+              </w:rPr>
+              <w:t xml:space="preserve">pd.merge(a, b, on=..., how=..., indicator=True)</w:t>
+            </w:r>
+          </w:p>
+          <w:p>
+            <w:pPr>
+              <w:spacing w:after="90"/>
+            </w:pPr>
+            <w:r>
+              <w:rPr>
+                <w:sz w:val="20"/>
+                <w:szCs w:val="20"/>
+              </w:rPr>
+              <w:t xml:space="preserve">Adds a _merge column saying whether each row came from left_only, right_only or both, so you can see exactly what failed to match.</w:t>
+            </w:r>
+          </w:p>
+          <w:p>
+            <w:pPr>
+              <w:spacing w:after="30"/>
+            </w:pPr>
+            <w:r>
+              <w:rPr>
+                <w:b/>
+                <w:bCs/>
+                <w:color w:val="6B7280"/>
+                <w:sz w:val="15"/>
+                <w:szCs w:val="15"/>
+              </w:rPr>
+              <w:t xml:space="preserve">Example</w:t>
+            </w:r>
+          </w:p>
+          <w:p>
+            <w:pPr>
+              <w:spacing w:after="90"/>
+            </w:pPr>
+            <w:r>
+              <w:rPr>
+                <w:rFonts w:ascii="Courier New" w:cs="Courier New" w:eastAsia="Courier New" w:hAnsi="Courier New"/>
+                <w:color w:val="1F2937"/>
+                <w:sz w:val="18"/>
+                <w:szCs w:val="18"/>
+              </w:rPr>
+              <w:t xml:space="preserve">checked[checked["_merge"] == "left_only"]</w:t>
+            </w:r>
+          </w:p>
+          <w:p>
+            <w:pPr>
+              <w:spacing w:after="0"/>
+            </w:pPr>
+            <w:r>
+              <w:rPr>
+                <w:b/>
+                <w:bCs/>
+                <w:color w:val="9A3412"/>
+                <w:sz w:val="15"/>
+                <w:szCs w:val="15"/>
+              </w:rPr>
+              <w:t xml:space="preserve">Watch out  </w:t>
+            </w:r>
+            <w:r>
+              <w:rPr>
+                <w:i/>
+                <w:iCs/>
+                <w:sz w:val="18"/>
+                <w:szCs w:val="18"/>
+              </w:rPr>
+              <w:t xml:space="preserve">Put the table you want to account for on the LEFT. Grid on the left answers what is missing; data on the left answers what was unexpected.</w:t>
+            </w:r>
+          </w:p>
+        </w:tc>
+      </w:tr>
+      <w:tr>
+        <w:tc>
+          <w:tcPr>
+            <w:tcW w:type="dxa" w:w="2400"/>
+            <w:tcMar>
+              <w:top w:type="dxa" w:w="90"/>
+              <w:left w:type="dxa" w:w="120"/>
+              <w:bottom w:type="dxa" w:w="90"/>
+              <w:right w:type="dxa" w:w="120"/>
+            </w:tcMar>
+          </w:tcPr>
+          <w:p>
+            <w:pPr>
+              <w:spacing w:after="60"/>
+            </w:pPr>
+            <w:r>
+              <w:rPr>
+                <w:rFonts w:ascii="Courier New" w:cs="Courier New" w:eastAsia="Courier New" w:hAnsi="Courier New"/>
+                <w:b/>
+                <w:bCs/>
+                <w:sz w:val="18"/>
+                <w:szCs w:val="18"/>
+              </w:rPr>
+              <w:t xml:space="preserve">.value_counts</w:t>
+            </w:r>
+          </w:p>
+          <w:p>
+            <w:pPr>
+              <w:spacing w:after="0"/>
+            </w:pPr>
+            <w:r>
+              <w:rPr>
+                <w:color w:val="6B7280"/>
+                <w:sz w:val="15"/>
+                <w:szCs w:val="15"/>
+              </w:rPr>
+              <w:t xml:space="preserve">W2D2</w:t>
+            </w:r>
+          </w:p>
+        </w:tc>
+        <w:tc>
+          <w:tcPr>
+            <w:tcW w:type="dxa" w:w="6960"/>
+            <w:tcMar>
+              <w:top w:type="dxa" w:w="90"/>
+              <w:left w:type="dxa" w:w="120"/>
+              <w:bottom w:type="dxa" w:w="90"/>
+              <w:right w:type="dxa" w:w="120"/>
+            </w:tcMar>
+          </w:tcPr>
+          <w:p>
+            <w:pPr>
+              <w:spacing w:after="90"/>
+            </w:pPr>
+            <w:r>
+              <w:rPr>
+                <w:rFonts w:ascii="Courier New" w:cs="Courier New" w:eastAsia="Courier New" w:hAnsi="Courier New"/>
+                <w:color w:val="1F4E79"/>
+                <w:sz w:val="18"/>
+                <w:szCs w:val="18"/>
+              </w:rPr>
+              <w:t xml:space="preserve">df["COL"].value_counts()</w:t>
+            </w:r>
+          </w:p>
+          <w:p>
+            <w:pPr>
+              <w:spacing w:after="90"/>
+            </w:pPr>
+            <w:r>
+              <w:rPr>
+                <w:sz w:val="20"/>
+                <w:szCs w:val="20"/>
+              </w:rPr>
+              <w:t xml:space="preserve">Counts how many times each distinct value appears, largest first.</w:t>
+            </w:r>
+          </w:p>
+          <w:p>
+            <w:pPr>
+              <w:spacing w:after="30"/>
+            </w:pPr>
+            <w:r>
+              <w:rPr>
+                <w:b/>
+                <w:bCs/>
+                <w:color w:val="6B7280"/>
+                <w:sz w:val="15"/>
+                <w:szCs w:val="15"/>
+              </w:rPr>
+              <w:t xml:space="preserve">Example</w:t>
+            </w:r>
+          </w:p>
+          <w:p>
+            <w:pPr>
+              <w:spacing w:after="90"/>
+            </w:pPr>
+            <w:r>
+              <w:rPr>
+                <w:rFonts w:ascii="Courier New" w:cs="Courier New" w:eastAsia="Courier New" w:hAnsi="Courier New"/>
+                <w:color w:val="1F2937"/>
+                <w:sz w:val="18"/>
+                <w:szCs w:val="18"/>
+              </w:rPr>
+              <w:t xml:space="preserve">checked["_merge"].value_counts()</w:t>
+            </w:r>
+          </w:p>
+          <w:p>
+            <w:pPr>
+              <w:spacing w:after="0"/>
+            </w:pPr>
+            <w:r>
+              <w:rPr>
+                <w:b/>
+                <w:bCs/>
+                <w:color w:val="9A3412"/>
+                <w:sz w:val="15"/>
+                <w:szCs w:val="15"/>
+              </w:rPr>
+              <w:t xml:space="preserve">Watch out  </w:t>
+            </w:r>
+            <w:r>
+              <w:rPr>
+                <w:i/>
+                <w:iCs/>
+                <w:sz w:val="18"/>
+                <w:szCs w:val="18"/>
+              </w:rPr>
+              <w:t xml:space="preserve">Add dropna=False when you want the NaN count shown rather than skipped.</w:t>
+            </w:r>
+          </w:p>
+        </w:tc>
+      </w:tr>
+      <w:tr>
+        <w:tc>
+          <w:tcPr>
+            <w:tcW w:type="dxa" w:w="2400"/>
+            <w:tcMar>
+              <w:top w:type="dxa" w:w="90"/>
+              <w:left w:type="dxa" w:w="120"/>
+              <w:bottom w:type="dxa" w:w="90"/>
+              <w:right w:type="dxa" w:w="120"/>
+            </w:tcMar>
+          </w:tcPr>
+          <w:p>
+            <w:pPr>
+              <w:spacing w:after="60"/>
+            </w:pPr>
+            <w:r>
+              <w:rPr>
+                <w:rFonts w:ascii="Courier New" w:cs="Courier New" w:eastAsia="Courier New" w:hAnsi="Courier New"/>
+                <w:b/>
+                <w:bCs/>
+                <w:sz w:val="18"/>
+                <w:szCs w:val="18"/>
+              </w:rPr>
+              <w:t xml:space="preserve">pd.MultiIndex.from_product</w:t>
+            </w:r>
+          </w:p>
+          <w:p>
+            <w:pPr>
+              <w:spacing w:after="0"/>
+            </w:pPr>
+            <w:r>
+              <w:rPr>
+                <w:color w:val="6B7280"/>
+                <w:sz w:val="15"/>
+                <w:szCs w:val="15"/>
+              </w:rPr>
+              <w:t xml:space="preserve">W2D3</w:t>
+            </w:r>
+          </w:p>
+        </w:tc>
+        <w:tc>
+          <w:tcPr>
+            <w:tcW w:type="dxa" w:w="6960"/>
+            <w:tcMar>
+              <w:top w:type="dxa" w:w="90"/>
+              <w:left w:type="dxa" w:w="120"/>
+              <w:bottom w:type="dxa" w:w="90"/>
+              <w:right w:type="dxa" w:w="120"/>
+            </w:tcMar>
+          </w:tcPr>
+          <w:p>
+            <w:pPr>
+              <w:spacing w:after="90"/>
+            </w:pPr>
+            <w:r>
+              <w:rPr>
+                <w:rFonts w:ascii="Courier New" w:cs="Courier New" w:eastAsia="Courier New" w:hAnsi="Courier New"/>
+                <w:color w:val="1F4E79"/>
+                <w:sz w:val="18"/>
+                <w:szCs w:val="18"/>
+              </w:rPr>
+              <w:t xml:space="preserve">pd.MultiIndex.from_product([a, b], names=[...]).to_frame(index=False)</w:t>
+            </w:r>
+          </w:p>
+          <w:p>
+            <w:pPr>
+              <w:spacing w:after="90"/>
+            </w:pPr>
+            <w:r>
+              <w:rPr>
+                <w:sz w:val="20"/>
+                <w:szCs w:val="20"/>
+              </w:rPr>
+              <w:t xml:space="preserve">Every combination of two or more lists, which is how you build the set of rows that SHOULD exist. Join your data onto it and the gaps become rows.</w:t>
+            </w:r>
+          </w:p>
+          <w:p>
+            <w:pPr>
+              <w:spacing w:after="30"/>
+            </w:pPr>
+            <w:r>
+              <w:rPr>
+                <w:b/>
+                <w:bCs/>
+                <w:color w:val="6B7280"/>
+                <w:sz w:val="15"/>
+                <w:szCs w:val="15"/>
+              </w:rPr>
+              <w:t xml:space="preserve">Example</w:t>
+            </w:r>
+          </w:p>
+          <w:p>
+            <w:pPr>
+              <w:spacing w:after="90"/>
+            </w:pPr>
+            <w:r>
+              <w:rPr>
+                <w:rFonts w:ascii="Courier New" w:cs="Courier New" w:eastAsia="Courier New" w:hAnsi="Courier New"/>
+                <w:color w:val="1F2937"/>
+                <w:sz w:val="18"/>
+                <w:szCs w:val="18"/>
+              </w:rPr>
+              <w:t xml:space="preserve">pd.MultiIndex.from_product([SUBJECTS, TIMES], names=["SUBJECT", "TIME_H"])</w:t>
+            </w:r>
+          </w:p>
+          <w:p>
+            <w:pPr>
+              <w:spacing w:after="0"/>
+            </w:pPr>
+            <w:r>
+              <w:rPr>
+                <w:b/>
+                <w:bCs/>
+                <w:color w:val="9A3412"/>
+                <w:sz w:val="15"/>
+                <w:szCs w:val="15"/>
+              </w:rPr>
+              <w:t xml:space="preserve">Watch out  </w:t>
+            </w:r>
+            <w:r>
+              <w:rPr>
+                <w:i/>
+                <w:iCs/>
+                <w:sz w:val="18"/>
+                <w:szCs w:val="18"/>
+              </w:rPr>
+              <w:t xml:space="preserve">Absence is not a value, so no amount of filtering the rows you have will find a row that was never collected. This is the way round that.</w:t>
+            </w:r>
+          </w:p>
+        </w:tc>
+      </w:tr>
+      <w:tr>
+        <w:tc>
+          <w:tcPr>
+            <w:tcW w:type="dxa" w:w="2400"/>
+            <w:tcMar>
+              <w:top w:type="dxa" w:w="90"/>
+              <w:left w:type="dxa" w:w="120"/>
+              <w:bottom w:type="dxa" w:w="90"/>
+              <w:right w:type="dxa" w:w="120"/>
+            </w:tcMar>
+          </w:tcPr>
+          <w:p>
+            <w:pPr>
+              <w:spacing w:after="60"/>
+            </w:pPr>
+            <w:r>
+              <w:rPr>
+                <w:rFonts w:ascii="Courier New" w:cs="Courier New" w:eastAsia="Courier New" w:hAnsi="Courier New"/>
+                <w:b/>
+                <w:bCs/>
+                <w:sz w:val="18"/>
+                <w:szCs w:val="18"/>
+              </w:rPr>
+              <w:t xml:space="preserve">.abs</w:t>
+            </w:r>
+          </w:p>
+          <w:p>
+            <w:pPr>
+              <w:spacing w:after="0"/>
+            </w:pPr>
+            <w:r>
+              <w:rPr>
+                <w:color w:val="6B7280"/>
+                <w:sz w:val="15"/>
+                <w:szCs w:val="15"/>
+              </w:rPr>
+              <w:t xml:space="preserve">W2D3</w:t>
+            </w:r>
+          </w:p>
+        </w:tc>
+        <w:tc>
+          <w:tcPr>
+            <w:tcW w:type="dxa" w:w="6960"/>
+            <w:tcMar>
+              <w:top w:type="dxa" w:w="90"/>
+              <w:left w:type="dxa" w:w="120"/>
+              <w:bottom w:type="dxa" w:w="90"/>
+              <w:right w:type="dxa" w:w="120"/>
+            </w:tcMar>
+          </w:tcPr>
+          <w:p>
+            <w:pPr>
+              <w:spacing w:after="90"/>
+            </w:pPr>
+            <w:r>
+              <w:rPr>
+                <w:rFonts w:ascii="Courier New" w:cs="Courier New" w:eastAsia="Courier New" w:hAnsi="Courier New"/>
+                <w:color w:val="1F4E79"/>
+                <w:sz w:val="18"/>
+                <w:szCs w:val="18"/>
+              </w:rPr>
+              <w:t xml:space="preserve">df["DEV"].abs()</w:t>
+            </w:r>
+          </w:p>
+          <w:p>
+            <w:pPr>
+              <w:spacing w:after="90"/>
+            </w:pPr>
+            <w:r>
+              <w:rPr>
+                <w:sz w:val="20"/>
+                <w:szCs w:val="20"/>
+              </w:rPr>
+              <w:t xml:space="preserve">The size of each value, ignoring sign.</w:t>
+            </w:r>
+          </w:p>
+          <w:p>
+            <w:pPr>
+              <w:spacing w:after="30"/>
+            </w:pPr>
+            <w:r>
+              <w:rPr>
+                <w:b/>
+                <w:bCs/>
+                <w:color w:val="6B7280"/>
+                <w:sz w:val="15"/>
+                <w:szCs w:val="15"/>
+              </w:rPr>
+              <w:t xml:space="preserve">Example</w:t>
+            </w:r>
+          </w:p>
+          <w:p>
+            <w:pPr>
+              <w:spacing w:after="90"/>
+            </w:pPr>
+            <w:r>
+              <w:rPr>
+                <w:rFonts w:ascii="Courier New" w:cs="Courier New" w:eastAsia="Courier New" w:hAnsi="Courier New"/>
+                <w:color w:val="1F2937"/>
+                <w:sz w:val="18"/>
+                <w:szCs w:val="18"/>
+              </w:rPr>
+              <w:t xml:space="preserve">out = df["DEV_MIN"].abs() &gt; tolerance</w:t>
+            </w:r>
+          </w:p>
+          <w:p>
+            <w:pPr>
+              <w:spacing w:after="0"/>
+            </w:pPr>
+            <w:r>
+              <w:rPr>
+                <w:b/>
+                <w:bCs/>
+                <w:color w:val="9A3412"/>
+                <w:sz w:val="15"/>
+                <w:szCs w:val="15"/>
+              </w:rPr>
+              <w:t xml:space="preserve">Watch out  </w:t>
+            </w:r>
+            <w:r>
+              <w:rPr>
+                <w:i/>
+                <w:iCs/>
+                <w:sz w:val="18"/>
+                <w:szCs w:val="18"/>
+              </w:rPr>
+              <w:t xml:space="preserve">Take it only when you compare, not when you store. A systematic lateness is a different finding from random scatter, and abs() hides which it is.</w:t>
+            </w:r>
+          </w:p>
+        </w:tc>
+      </w:tr>
+      <w:tr>
+        <w:tc>
+          <w:tcPr>
+            <w:tcW w:type="dxa" w:w="2400"/>
+            <w:tcMar>
+              <w:top w:type="dxa" w:w="90"/>
+              <w:left w:type="dxa" w:w="120"/>
+              <w:bottom w:type="dxa" w:w="90"/>
+              <w:right w:type="dxa" w:w="120"/>
+            </w:tcMar>
+          </w:tcPr>
+          <w:p>
+            <w:pPr>
+              <w:spacing w:after="60"/>
+            </w:pPr>
+            <w:r>
+              <w:rPr>
+                <w:rFonts w:ascii="Courier New" w:cs="Courier New" w:eastAsia="Courier New" w:hAnsi="Courier New"/>
+                <w:b/>
+                <w:bCs/>
+                <w:sz w:val="18"/>
+                <w:szCs w:val="18"/>
+              </w:rPr>
+              <w:t xml:space="preserve">.fillna</w:t>
+            </w:r>
+          </w:p>
+          <w:p>
+            <w:pPr>
+              <w:spacing w:after="0"/>
+            </w:pPr>
+            <w:r>
+              <w:rPr>
+                <w:color w:val="6B7280"/>
+                <w:sz w:val="15"/>
+                <w:szCs w:val="15"/>
+              </w:rPr>
+              <w:t xml:space="preserve">W2D3</w:t>
+            </w:r>
+          </w:p>
+        </w:tc>
+        <w:tc>
+          <w:tcPr>
+            <w:tcW w:type="dxa" w:w="6960"/>
+            <w:tcMar>
+              <w:top w:type="dxa" w:w="90"/>
+              <w:left w:type="dxa" w:w="120"/>
+              <w:bottom w:type="dxa" w:w="90"/>
+              <w:right w:type="dxa" w:w="120"/>
+            </w:tcMar>
+          </w:tcPr>
+          <w:p>
+            <w:pPr>
+              <w:spacing w:after="90"/>
+            </w:pPr>
+            <w:r>
+              <w:rPr>
+                <w:rFonts w:ascii="Courier New" w:cs="Courier New" w:eastAsia="Courier New" w:hAnsi="Courier New"/>
+                <w:color w:val="1F4E79"/>
+                <w:sz w:val="18"/>
+                <w:szCs w:val="18"/>
+              </w:rPr>
+              <w:t xml:space="preserve">df["N"].fillna(0)</w:t>
+            </w:r>
+          </w:p>
+          <w:p>
+            <w:pPr>
+              <w:spacing w:after="90"/>
+            </w:pPr>
+            <w:r>
+              <w:rPr>
+                <w:sz w:val="20"/>
+                <w:szCs w:val="20"/>
+              </w:rPr>
+              <w:t xml:space="preserve">Replaces missing values. The usual finish after a left join that left gaps where a group legitimately had nothing.</w:t>
+            </w:r>
+          </w:p>
+          <w:p>
+            <w:pPr>
+              <w:spacing w:after="30"/>
+            </w:pPr>
+            <w:r>
+              <w:rPr>
+                <w:b/>
+                <w:bCs/>
+                <w:color w:val="6B7280"/>
+                <w:sz w:val="15"/>
+                <w:szCs w:val="15"/>
+              </w:rPr>
+              <w:t xml:space="preserve">Example</w:t>
+            </w:r>
+          </w:p>
+          <w:p>
+            <w:pPr>
+              <w:spacing w:after="90"/>
+            </w:pPr>
+            <w:r>
+              <w:rPr>
+                <w:rFonts w:ascii="Courier New" w:cs="Courier New" w:eastAsia="Courier New" w:hAnsi="Courier New"/>
+                <w:color w:val="1F2937"/>
+                <w:sz w:val="18"/>
+                <w:szCs w:val="18"/>
+              </w:rPr>
+              <w:t xml:space="preserve">df["N_MISSING"] = df["N_MISSING"].fillna(0).astype(int)</w:t>
+            </w:r>
+          </w:p>
+          <w:p>
+            <w:pPr>
+              <w:spacing w:after="0"/>
+            </w:pPr>
+            <w:r>
+              <w:rPr>
+                <w:b/>
+                <w:bCs/>
+                <w:color w:val="9A3412"/>
+                <w:sz w:val="15"/>
+                <w:szCs w:val="15"/>
+              </w:rPr>
+              <w:t xml:space="preserve">Watch out  </w:t>
+            </w:r>
+            <w:r>
+              <w:rPr>
+                <w:i/>
+                <w:iCs/>
+                <w:sz w:val="18"/>
+                <w:szCs w:val="18"/>
+              </w:rPr>
+              <w:t xml:space="preserve">Only fill where zero is genuinely the right answer. Filling a missing measurement with 0 invents data.</w:t>
+            </w:r>
+          </w:p>
+        </w:tc>
+      </w:tr>
+      <w:tr>
+        <w:tc>
+          <w:tcPr>
+            <w:tcW w:type="dxa" w:w="2400"/>
+            <w:tcMar>
+              <w:top w:type="dxa" w:w="90"/>
+              <w:left w:type="dxa" w:w="120"/>
+              <w:bottom w:type="dxa" w:w="90"/>
+              <w:right w:type="dxa" w:w="120"/>
+            </w:tcMar>
+          </w:tcPr>
+          <w:p>
+            <w:pPr>
+              <w:spacing w:after="60"/>
+            </w:pPr>
+            <w:r>
+              <w:rPr>
+                <w:rFonts w:ascii="Courier New" w:cs="Courier New" w:eastAsia="Courier New" w:hAnsi="Courier New"/>
+                <w:b/>
+                <w:bCs/>
+                <w:sz w:val="18"/>
+                <w:szCs w:val="18"/>
+              </w:rPr>
+              <w:t xml:space="preserve">.assign</w:t>
+            </w:r>
+          </w:p>
+          <w:p>
+            <w:pPr>
+              <w:spacing w:after="0"/>
+            </w:pPr>
+            <w:r>
+              <w:rPr>
+                <w:color w:val="6B7280"/>
+                <w:sz w:val="15"/>
+                <w:szCs w:val="15"/>
+              </w:rPr>
+              <w:t xml:space="preserve">W2D3</w:t>
+            </w:r>
+          </w:p>
+        </w:tc>
+        <w:tc>
+          <w:tcPr>
+            <w:tcW w:type="dxa" w:w="6960"/>
+            <w:tcMar>
+              <w:top w:type="dxa" w:w="90"/>
+              <w:left w:type="dxa" w:w="120"/>
+              <w:bottom w:type="dxa" w:w="90"/>
+              <w:right w:type="dxa" w:w="120"/>
+            </w:tcMar>
+          </w:tcPr>
+          <w:p>
+            <w:pPr>
+              <w:spacing w:after="90"/>
+            </w:pPr>
+            <w:r>
+              <w:rPr>
+                <w:rFonts w:ascii="Courier New" w:cs="Courier New" w:eastAsia="Courier New" w:hAnsi="Courier New"/>
+                <w:color w:val="1F4E79"/>
+                <w:sz w:val="18"/>
+                <w:szCs w:val="18"/>
+              </w:rPr>
+              <w:t xml:space="preserve">df.assign(ABS_DEV=df["DEV"].abs())</w:t>
+            </w:r>
+          </w:p>
+          <w:p>
+            <w:pPr>
+              <w:spacing w:after="90"/>
+            </w:pPr>
+            <w:r>
+              <w:rPr>
+                <w:sz w:val="20"/>
+                <w:szCs w:val="20"/>
+              </w:rPr>
+              <w:t xml:space="preserve">Returns a copy with a new column added, so it chains without touching the original frame.</w:t>
+            </w:r>
+          </w:p>
+          <w:p>
+            <w:pPr>
+              <w:spacing w:after="30"/>
+            </w:pPr>
+            <w:r>
+              <w:rPr>
+                <w:b/>
+                <w:bCs/>
+                <w:color w:val="6B7280"/>
+                <w:sz w:val="15"/>
+                <w:szCs w:val="15"/>
+              </w:rPr>
+              <w:t xml:space="preserve">Example</w:t>
+            </w:r>
+          </w:p>
+          <w:p>
+            <w:pPr>
+              <w:spacing w:after="0"/>
+            </w:pPr>
+            <w:r>
+              <w:rPr>
+                <w:rFonts w:ascii="Courier New" w:cs="Courier New" w:eastAsia="Courier New" w:hAnsi="Courier New"/>
+                <w:color w:val="1F2937"/>
+                <w:sz w:val="18"/>
+                <w:szCs w:val="18"/>
+              </w:rPr>
+              <w:t xml:space="preserve">.assign(ABS_DEV=df["DEV_MIN"].abs()).groupby("SUBJECT").agg(...)</w:t>
+            </w:r>
+          </w:p>
+        </w:tc>
+      </w:tr>
+      <w:tr>
+        <w:tc>
+          <w:tcPr>
+            <w:tcW w:type="dxa" w:w="2400"/>
+            <w:tcMar>
+              <w:top w:type="dxa" w:w="90"/>
+              <w:left w:type="dxa" w:w="120"/>
+              <w:bottom w:type="dxa" w:w="90"/>
+              <w:right w:type="dxa" w:w="120"/>
+            </w:tcMar>
+          </w:tcPr>
+          <w:p>
+            <w:pPr>
+              <w:spacing w:after="60"/>
+            </w:pPr>
+            <w:r>
+              <w:rPr>
+                <w:rFonts w:ascii="Courier New" w:cs="Courier New" w:eastAsia="Courier New" w:hAnsi="Courier New"/>
+                <w:b/>
+                <w:bCs/>
+                <w:sz w:val="18"/>
+                <w:szCs w:val="18"/>
+              </w:rPr>
+              <w:t xml:space="preserve">pd.crosstab</w:t>
+            </w:r>
+          </w:p>
+          <w:p>
+            <w:pPr>
+              <w:spacing w:after="0"/>
+            </w:pPr>
+            <w:r>
+              <w:rPr>
+                <w:color w:val="6B7280"/>
+                <w:sz w:val="15"/>
+                <w:szCs w:val="15"/>
+              </w:rPr>
+              <w:t xml:space="preserve">W2D4</w:t>
+            </w:r>
+          </w:p>
+        </w:tc>
+        <w:tc>
+          <w:tcPr>
+            <w:tcW w:type="dxa" w:w="6960"/>
+            <w:tcMar>
+              <w:top w:type="dxa" w:w="90"/>
+              <w:left w:type="dxa" w:w="120"/>
+              <w:bottom w:type="dxa" w:w="90"/>
+              <w:right w:type="dxa" w:w="120"/>
+            </w:tcMar>
+          </w:tcPr>
+          <w:p>
+            <w:pPr>
+              <w:spacing w:after="90"/>
+            </w:pPr>
+            <w:r>
+              <w:rPr>
+                <w:rFonts w:ascii="Courier New" w:cs="Courier New" w:eastAsia="Courier New" w:hAnsi="Courier New"/>
+                <w:color w:val="1F4E79"/>
+                <w:sz w:val="18"/>
+                <w:szCs w:val="18"/>
+              </w:rPr>
+              <w:t xml:space="preserve">pd.crosstab(df["A"], df["B"])</w:t>
+            </w:r>
+          </w:p>
+          <w:p>
+            <w:pPr>
+              <w:spacing w:after="90"/>
+            </w:pPr>
+            <w:r>
+              <w:rPr>
+                <w:sz w:val="20"/>
+                <w:szCs w:val="20"/>
+              </w:rPr>
+              <w:t xml:space="preserve">A frequency table: counts how many ROWS fall into each combination of two columns, one down the rows and one across the columns.</w:t>
+            </w:r>
+          </w:p>
+          <w:p>
+            <w:pPr>
+              <w:spacing w:after="30"/>
+            </w:pPr>
+            <w:r>
+              <w:rPr>
+                <w:b/>
+                <w:bCs/>
+                <w:color w:val="6B7280"/>
+                <w:sz w:val="15"/>
+                <w:szCs w:val="15"/>
+              </w:rPr>
+              <w:t xml:space="preserve">Example</w:t>
+            </w:r>
+          </w:p>
+          <w:p>
+            <w:pPr>
+              <w:spacing w:after="90"/>
+            </w:pPr>
+            <w:r>
+              <w:rPr>
+                <w:rFonts w:ascii="Courier New" w:cs="Courier New" w:eastAsia="Courier New" w:hAnsi="Courier New"/>
+                <w:color w:val="1F2937"/>
+                <w:sz w:val="18"/>
+                <w:szCs w:val="18"/>
+              </w:rPr>
+              <w:t xml:space="preserve">pd.crosstab(ae["GROUP"], ae["SEVERITY"], margins=True, margins_name="Total")</w:t>
+            </w:r>
+          </w:p>
+          <w:p>
+            <w:pPr>
+              <w:spacing w:after="0"/>
+            </w:pPr>
+            <w:r>
+              <w:rPr>
+                <w:b/>
+                <w:bCs/>
+                <w:color w:val="9A3412"/>
+                <w:sz w:val="15"/>
+                <w:szCs w:val="15"/>
+              </w:rPr>
+              <w:t xml:space="preserve">Watch out  </w:t>
+            </w:r>
+            <w:r>
+              <w:rPr>
+                <w:i/>
+                <w:iCs/>
+                <w:sz w:val="18"/>
+                <w:szCs w:val="18"/>
+              </w:rPr>
+              <w:t xml:space="preserve">It counts rows. If one subject contributed six rows, they count six times, which is rarely what a safety table should show.</w:t>
+            </w:r>
+          </w:p>
+        </w:tc>
+      </w:tr>
+      <w:tr>
+        <w:tc>
+          <w:tcPr>
+            <w:tcW w:type="dxa" w:w="2400"/>
+            <w:tcMar>
+              <w:top w:type="dxa" w:w="90"/>
+              <w:left w:type="dxa" w:w="120"/>
+              <w:bottom w:type="dxa" w:w="90"/>
+              <w:right w:type="dxa" w:w="120"/>
+            </w:tcMar>
+          </w:tcPr>
+          <w:p>
+            <w:pPr>
+              <w:spacing w:after="60"/>
+            </w:pPr>
+            <w:r>
+              <w:rPr>
+                <w:rFonts w:ascii="Courier New" w:cs="Courier New" w:eastAsia="Courier New" w:hAnsi="Courier New"/>
+                <w:b/>
+                <w:bCs/>
+                <w:sz w:val="18"/>
+                <w:szCs w:val="18"/>
+              </w:rPr>
+              <w:t xml:space="preserve">normalize=</w:t>
+            </w:r>
+          </w:p>
+          <w:p>
+            <w:pPr>
+              <w:spacing w:after="0"/>
+            </w:pPr>
+            <w:r>
+              <w:rPr>
+                <w:color w:val="6B7280"/>
+                <w:sz w:val="15"/>
+                <w:szCs w:val="15"/>
+              </w:rPr>
+              <w:t xml:space="preserve">Foundations</w:t>
+            </w:r>
+          </w:p>
+        </w:tc>
+        <w:tc>
+          <w:tcPr>
+            <w:tcW w:type="dxa" w:w="6960"/>
+            <w:tcMar>
+              <w:top w:type="dxa" w:w="90"/>
+              <w:left w:type="dxa" w:w="120"/>
+              <w:bottom w:type="dxa" w:w="90"/>
+              <w:right w:type="dxa" w:w="120"/>
+            </w:tcMar>
+          </w:tcPr>
+          <w:p>
+            <w:pPr>
+              <w:spacing w:after="90"/>
+            </w:pPr>
+            <w:r>
+              <w:rPr>
+                <w:rFonts w:ascii="Courier New" w:cs="Courier New" w:eastAsia="Courier New" w:hAnsi="Courier New"/>
+                <w:color w:val="1F4E79"/>
+                <w:sz w:val="18"/>
+                <w:szCs w:val="18"/>
+              </w:rPr>
+              <w:t xml:space="preserve">pd.crosstab(a, b, normalize="index")</w:t>
+            </w:r>
+          </w:p>
+          <w:p>
+            <w:pPr>
+              <w:spacing w:after="90"/>
+            </w:pPr>
+            <w:r>
+              <w:rPr>
+                <w:sz w:val="20"/>
+                <w:szCs w:val="20"/>
+              </w:rPr>
+              <w:t xml:space="preserve">Turns counts into proportions. 'index' makes each row sum to 1, 'columns' each column, 'all' the whole table. Multiply by 100 for percent.</w:t>
+            </w:r>
+          </w:p>
+          <w:p>
+            <w:pPr>
+              <w:spacing w:after="30"/>
+            </w:pPr>
+            <w:r>
+              <w:rPr>
+                <w:b/>
+                <w:bCs/>
+                <w:color w:val="6B7280"/>
+                <w:sz w:val="15"/>
+                <w:szCs w:val="15"/>
+              </w:rPr>
+              <w:t xml:space="preserve">Example</w:t>
+            </w:r>
+          </w:p>
+          <w:p>
+            <w:pPr>
+              <w:spacing w:after="90"/>
+            </w:pPr>
+            <w:r>
+              <w:rPr>
+                <w:rFonts w:ascii="Courier New" w:cs="Courier New" w:eastAsia="Courier New" w:hAnsi="Courier New"/>
+                <w:color w:val="1F2937"/>
+                <w:sz w:val="18"/>
+                <w:szCs w:val="18"/>
+              </w:rPr>
+              <w:t xml:space="preserve">pd.crosstab(a, b, normalize="index") * 100</w:t>
+            </w:r>
+          </w:p>
+          <w:p>
+            <w:pPr>
+              <w:spacing w:after="0"/>
+            </w:pPr>
+            <w:r>
+              <w:rPr>
+                <w:b/>
+                <w:bCs/>
+                <w:color w:val="9A3412"/>
+                <w:sz w:val="15"/>
+                <w:szCs w:val="15"/>
+              </w:rPr>
+              <w:t xml:space="preserve">Watch out  </w:t>
+            </w:r>
+            <w:r>
+              <w:rPr>
+                <w:i/>
+                <w:iCs/>
+                <w:sz w:val="18"/>
+                <w:szCs w:val="18"/>
+              </w:rPr>
+              <w:t xml:space="preserve">Say out loud what you want each row to add up to before you choose, because index and columns answer genuinely different questions.</w:t>
+            </w:r>
+          </w:p>
+        </w:tc>
+      </w:tr>
+      <w:tr>
+        <w:tc>
+          <w:tcPr>
+            <w:tcW w:type="dxa" w:w="2400"/>
+            <w:tcMar>
+              <w:top w:type="dxa" w:w="90"/>
+              <w:left w:type="dxa" w:w="120"/>
+              <w:bottom w:type="dxa" w:w="90"/>
+              <w:right w:type="dxa" w:w="120"/>
+            </w:tcMar>
+          </w:tcPr>
+          <w:p>
+            <w:pPr>
+              <w:spacing w:after="60"/>
+            </w:pPr>
+            <w:r>
+              <w:rPr>
+                <w:rFonts w:ascii="Courier New" w:cs="Courier New" w:eastAsia="Courier New" w:hAnsi="Courier New"/>
+                <w:b/>
+                <w:bCs/>
+                <w:sz w:val="18"/>
+                <w:szCs w:val="18"/>
+              </w:rPr>
+              <w:t xml:space="preserve">pd.pivot_table</w:t>
+            </w:r>
+          </w:p>
+          <w:p>
+            <w:pPr>
+              <w:spacing w:after="0"/>
+            </w:pPr>
+            <w:r>
+              <w:rPr>
+                <w:color w:val="6B7280"/>
+                <w:sz w:val="15"/>
+                <w:szCs w:val="15"/>
+              </w:rPr>
+              <w:t xml:space="preserve">W2D4</w:t>
+            </w:r>
+          </w:p>
+        </w:tc>
+        <w:tc>
+          <w:tcPr>
+            <w:tcW w:type="dxa" w:w="6960"/>
+            <w:tcMar>
+              <w:top w:type="dxa" w:w="90"/>
+              <w:left w:type="dxa" w:w="120"/>
+              <w:bottom w:type="dxa" w:w="90"/>
+              <w:right w:type="dxa" w:w="120"/>
+            </w:tcMar>
+          </w:tcPr>
+          <w:p>
+            <w:pPr>
+              <w:spacing w:after="90"/>
+            </w:pPr>
+            <w:r>
+              <w:rPr>
+                <w:rFonts w:ascii="Courier New" w:cs="Courier New" w:eastAsia="Courier New" w:hAnsi="Courier New"/>
+                <w:color w:val="1F4E79"/>
+                <w:sz w:val="18"/>
+                <w:szCs w:val="18"/>
+              </w:rPr>
+              <w:t xml:space="preserve">pd.pivot_table(df, index=..., columns=..., values=..., aggfunc=...)</w:t>
+            </w:r>
+          </w:p>
+          <w:p>
+            <w:pPr>
+              <w:spacing w:after="90"/>
+            </w:pPr>
+            <w:r>
+              <w:rPr>
+                <w:sz w:val="20"/>
+                <w:szCs w:val="20"/>
+              </w:rPr>
+              <w:t xml:space="preserve">The general form of crosstab. Takes a values column and any aggregation, so it gives means, maxima or counts of distinct subjects, not just counts.</w:t>
+            </w:r>
+          </w:p>
+          <w:p>
+            <w:pPr>
+              <w:spacing w:after="30"/>
+            </w:pPr>
+            <w:r>
+              <w:rPr>
+                <w:b/>
+                <w:bCs/>
+                <w:color w:val="6B7280"/>
+                <w:sz w:val="15"/>
+                <w:szCs w:val="15"/>
+              </w:rPr>
+              <w:t xml:space="preserve">Example</w:t>
+            </w:r>
+          </w:p>
+          <w:p>
+            <w:pPr>
+              <w:spacing w:after="90"/>
+            </w:pPr>
+            <w:r>
+              <w:rPr>
+                <w:rFonts w:ascii="Courier New" w:cs="Courier New" w:eastAsia="Courier New" w:hAnsi="Courier New"/>
+                <w:color w:val="1F2937"/>
+                <w:sz w:val="18"/>
+                <w:szCs w:val="18"/>
+              </w:rPr>
+              <w:t xml:space="preserve">pd.pivot_table(ae, index="GROUP", columns="SEVERITY", values="SUBJECT", aggfunc="nunique")</w:t>
+            </w:r>
+          </w:p>
+          <w:p>
+            <w:pPr>
+              <w:spacing w:after="0"/>
+            </w:pPr>
+            <w:r>
+              <w:rPr>
+                <w:b/>
+                <w:bCs/>
+                <w:color w:val="9A3412"/>
+                <w:sz w:val="15"/>
+                <w:szCs w:val="15"/>
+              </w:rPr>
+              <w:t xml:space="preserve">Watch out  </w:t>
+            </w:r>
+            <w:r>
+              <w:rPr>
+                <w:i/>
+                <w:iCs/>
+                <w:sz w:val="18"/>
+                <w:szCs w:val="18"/>
+              </w:rPr>
+              <w:t xml:space="preserve">When you want anything other than a row count, you have outgrown crosstab.</w:t>
+            </w:r>
+          </w:p>
+        </w:tc>
+      </w:tr>
+      <w:tr>
+        <w:tc>
+          <w:tcPr>
+            <w:tcW w:type="dxa" w:w="2400"/>
+            <w:tcMar>
+              <w:top w:type="dxa" w:w="90"/>
+              <w:left w:type="dxa" w:w="120"/>
+              <w:bottom w:type="dxa" w:w="90"/>
+              <w:right w:type="dxa" w:w="120"/>
+            </w:tcMar>
+          </w:tcPr>
+          <w:p>
+            <w:pPr>
+              <w:spacing w:after="60"/>
+            </w:pPr>
+            <w:r>
+              <w:rPr>
+                <w:rFonts w:ascii="Courier New" w:cs="Courier New" w:eastAsia="Courier New" w:hAnsi="Courier New"/>
+                <w:b/>
+                <w:bCs/>
+                <w:sz w:val="18"/>
+                <w:szCs w:val="18"/>
+              </w:rPr>
+              <w:t xml:space="preserve">size versus nunique</w:t>
+            </w:r>
+          </w:p>
+          <w:p>
+            <w:pPr>
+              <w:spacing w:after="0"/>
+            </w:pPr>
+            <w:r>
+              <w:rPr>
+                <w:color w:val="6B7280"/>
+                <w:sz w:val="15"/>
+                <w:szCs w:val="15"/>
+              </w:rPr>
+              <w:t xml:space="preserve">W2D4</w:t>
+            </w:r>
+          </w:p>
+        </w:tc>
+        <w:tc>
+          <w:tcPr>
+            <w:tcW w:type="dxa" w:w="6960"/>
+            <w:tcMar>
+              <w:top w:type="dxa" w:w="90"/>
+              <w:left w:type="dxa" w:w="120"/>
+              <w:bottom w:type="dxa" w:w="90"/>
+              <w:right w:type="dxa" w:w="120"/>
+            </w:tcMar>
+          </w:tcPr>
+          <w:p>
+            <w:pPr>
+              <w:spacing w:after="90"/>
+            </w:pPr>
+            <w:r>
+              <w:rPr>
+                <w:rFonts w:ascii="Courier New" w:cs="Courier New" w:eastAsia="Courier New" w:hAnsi="Courier New"/>
+                <w:color w:val="1F4E79"/>
+                <w:sz w:val="18"/>
+                <w:szCs w:val="18"/>
+              </w:rPr>
+              <w:t xml:space="preserve">.agg("size") against .agg("nunique")</w:t>
+            </w:r>
+          </w:p>
+          <w:p>
+            <w:pPr>
+              <w:spacing w:after="90"/>
+            </w:pPr>
+            <w:r>
+              <w:rPr>
+                <w:sz w:val="20"/>
+                <w:szCs w:val="20"/>
+              </w:rPr>
+              <w:t xml:space="preserve">size counts rows, so it counts events. nunique counts distinct values, so on a subject column it counts people.</w:t>
+            </w:r>
+          </w:p>
+          <w:p>
+            <w:pPr>
+              <w:spacing w:after="30"/>
+            </w:pPr>
+            <w:r>
+              <w:rPr>
+                <w:b/>
+                <w:bCs/>
+                <w:color w:val="6B7280"/>
+                <w:sz w:val="15"/>
+                <w:szCs w:val="15"/>
+              </w:rPr>
+              <w:t xml:space="preserve">Example</w:t>
+            </w:r>
+          </w:p>
+          <w:p>
+            <w:pPr>
+              <w:spacing w:after="90"/>
+            </w:pPr>
+            <w:r>
+              <w:rPr>
+                <w:rFonts w:ascii="Courier New" w:cs="Courier New" w:eastAsia="Courier New" w:hAnsi="Courier New"/>
+                <w:color w:val="1F2937"/>
+                <w:sz w:val="18"/>
+                <w:szCs w:val="18"/>
+              </w:rPr>
+              <w:t xml:space="preserve">ae.groupby("GROUP")["SUBJECT"].nunique()</w:t>
+            </w:r>
+          </w:p>
+          <w:p>
+            <w:pPr>
+              <w:spacing w:after="0"/>
+            </w:pPr>
+            <w:r>
+              <w:rPr>
+                <w:b/>
+                <w:bCs/>
+                <w:color w:val="9A3412"/>
+                <w:sz w:val="15"/>
+                <w:szCs w:val="15"/>
+              </w:rPr>
+              <w:t xml:space="preserve">Watch out  </w:t>
+            </w:r>
+            <w:r>
+              <w:rPr>
+                <w:i/>
+                <w:iCs/>
+                <w:sz w:val="18"/>
+                <w:szCs w:val="18"/>
+              </w:rPr>
+              <w:t xml:space="preserve">The difference between an event count and a patient incidence. Also watch the denominator: subjects with no events are absent from an event log, so it must come from the enrolment table.</w:t>
+            </w:r>
+          </w:p>
+        </w:tc>
+      </w:tr>
+      <w:tr>
+        <w:tc>
+          <w:tcPr>
+            <w:tcW w:type="dxa" w:w="2400"/>
+            <w:tcMar>
+              <w:top w:type="dxa" w:w="90"/>
+              <w:left w:type="dxa" w:w="120"/>
+              <w:bottom w:type="dxa" w:w="90"/>
+              <w:right w:type="dxa" w:w="120"/>
+            </w:tcMar>
+          </w:tcPr>
+          <w:p>
+            <w:pPr>
+              <w:spacing w:after="60"/>
+            </w:pPr>
+            <w:r>
+              <w:rPr>
+                <w:rFonts w:ascii="Courier New" w:cs="Courier New" w:eastAsia="Courier New" w:hAnsi="Courier New"/>
+                <w:b/>
+                <w:bCs/>
+                <w:sz w:val="18"/>
+                <w:szCs w:val="18"/>
+              </w:rPr>
+              <w:t xml:space="preserve">.reindex</w:t>
+            </w:r>
+          </w:p>
+          <w:p>
+            <w:pPr>
+              <w:spacing w:after="0"/>
+            </w:pPr>
+            <w:r>
+              <w:rPr>
+                <w:color w:val="6B7280"/>
+                <w:sz w:val="15"/>
+                <w:szCs w:val="15"/>
+              </w:rPr>
+              <w:t xml:space="preserve">W2D4</w:t>
+            </w:r>
+          </w:p>
+        </w:tc>
+        <w:tc>
+          <w:tcPr>
+            <w:tcW w:type="dxa" w:w="6960"/>
+            <w:tcMar>
+              <w:top w:type="dxa" w:w="90"/>
+              <w:left w:type="dxa" w:w="120"/>
+              <w:bottom w:type="dxa" w:w="90"/>
+              <w:right w:type="dxa" w:w="120"/>
+            </w:tcMar>
+          </w:tcPr>
+          <w:p>
+            <w:pPr>
+              <w:spacing w:after="90"/>
+            </w:pPr>
+            <w:r>
+              <w:rPr>
+                <w:rFonts w:ascii="Courier New" w:cs="Courier New" w:eastAsia="Courier New" w:hAnsi="Courier New"/>
+                <w:color w:val="1F4E79"/>
+                <w:sz w:val="18"/>
+                <w:szCs w:val="18"/>
+              </w:rPr>
+              <w:t xml:space="preserve">.reindex(["Placebo", "Low", "High"])</w:t>
+            </w:r>
+          </w:p>
+          <w:p>
+            <w:pPr>
+              <w:spacing w:after="90"/>
+            </w:pPr>
+            <w:r>
+              <w:rPr>
+                <w:sz w:val="20"/>
+                <w:szCs w:val="20"/>
+              </w:rPr>
+              <w:t xml:space="preserve">Puts the rows in an order you choose, rather than the alphabetical order groupby and crosstab give you.</w:t>
+            </w:r>
+          </w:p>
+          <w:p>
+            <w:pPr>
+              <w:spacing w:after="30"/>
+            </w:pPr>
+            <w:r>
+              <w:rPr>
+                <w:b/>
+                <w:bCs/>
+                <w:color w:val="6B7280"/>
+                <w:sz w:val="15"/>
+                <w:szCs w:val="15"/>
+              </w:rPr>
+              <w:t xml:space="preserve">Example</w:t>
+            </w:r>
+          </w:p>
+          <w:p>
+            <w:pPr>
+              <w:spacing w:after="90"/>
+            </w:pPr>
+            <w:r>
+              <w:rPr>
+                <w:rFonts w:ascii="Courier New" w:cs="Courier New" w:eastAsia="Courier New" w:hAnsi="Courier New"/>
+                <w:color w:val="1F2937"/>
+                <w:sz w:val="18"/>
+                <w:szCs w:val="18"/>
+              </w:rPr>
+              <w:t xml:space="preserve">ae_counts.reindex(GROUP_ORDER + ["Total"])</w:t>
+            </w:r>
+          </w:p>
+          <w:p>
+            <w:pPr>
+              <w:spacing w:after="0"/>
+            </w:pPr>
+            <w:r>
+              <w:rPr>
+                <w:b/>
+                <w:bCs/>
+                <w:color w:val="9A3412"/>
+                <w:sz w:val="15"/>
+                <w:szCs w:val="15"/>
+              </w:rPr>
+              <w:t xml:space="preserve">Watch out  </w:t>
+            </w:r>
+            <w:r>
+              <w:rPr>
+                <w:i/>
+                <w:iCs/>
+                <w:sz w:val="18"/>
+                <w:szCs w:val="18"/>
+              </w:rPr>
+              <w:t xml:space="preserve">A label not present in the data comes back as a row of NaN rather than an error, which is sometimes what you want and sometimes a silent typo.</w:t>
+            </w:r>
+          </w:p>
+        </w:tc>
+      </w:tr>
+      <w:tr>
+        <w:tc>
+          <w:tcPr>
+            <w:tcW w:type="dxa" w:w="2400"/>
+            <w:tcMar>
+              <w:top w:type="dxa" w:w="90"/>
+              <w:left w:type="dxa" w:w="120"/>
+              <w:bottom w:type="dxa" w:w="90"/>
+              <w:right w:type="dxa" w:w="120"/>
+            </w:tcMar>
+          </w:tcPr>
+          <w:p>
+            <w:pPr>
+              <w:spacing w:after="60"/>
+            </w:pPr>
+            <w:r>
+              <w:rPr>
+                <w:rFonts w:ascii="Courier New" w:cs="Courier New" w:eastAsia="Courier New" w:hAnsi="Courier New"/>
+                <w:b/>
+                <w:bCs/>
+                <w:sz w:val="18"/>
+                <w:szCs w:val="18"/>
+              </w:rPr>
+              <w:t xml:space="preserve">.map</w:t>
+            </w:r>
+          </w:p>
+          <w:p>
+            <w:pPr>
+              <w:spacing w:after="0"/>
+            </w:pPr>
+            <w:r>
+              <w:rPr>
+                <w:color w:val="6B7280"/>
+                <w:sz w:val="15"/>
+                <w:szCs w:val="15"/>
+              </w:rPr>
+              <w:t xml:space="preserve">W2D4</w:t>
+            </w:r>
+          </w:p>
+        </w:tc>
+        <w:tc>
+          <w:tcPr>
+            <w:tcW w:type="dxa" w:w="6960"/>
+            <w:tcMar>
+              <w:top w:type="dxa" w:w="90"/>
+              <w:left w:type="dxa" w:w="120"/>
+              <w:bottom w:type="dxa" w:w="90"/>
+              <w:right w:type="dxa" w:w="120"/>
+            </w:tcMar>
+          </w:tcPr>
+          <w:p>
+            <w:pPr>
+              <w:spacing w:after="90"/>
+            </w:pPr>
+            <w:r>
+              <w:rPr>
+                <w:rFonts w:ascii="Courier New" w:cs="Courier New" w:eastAsia="Courier New" w:hAnsi="Courier New"/>
+                <w:color w:val="1F4E79"/>
+                <w:sz w:val="18"/>
+                <w:szCs w:val="18"/>
+              </w:rPr>
+              <w:t xml:space="preserve">df["G"].map({"Low": 0, "High": 1})</w:t>
+            </w:r>
+          </w:p>
+          <w:p>
+            <w:pPr>
+              <w:spacing w:after="90"/>
+            </w:pPr>
+            <w:r>
+              <w:rPr>
+                <w:sz w:val="20"/>
+                <w:szCs w:val="20"/>
+              </w:rPr>
+              <w:t xml:space="preserve">Translates each value through a dictionary. Handy for forcing a custom sort order or turning labels into x positions.</w:t>
+            </w:r>
+          </w:p>
+          <w:p>
+            <w:pPr>
+              <w:spacing w:after="30"/>
+            </w:pPr>
+            <w:r>
+              <w:rPr>
+                <w:b/>
+                <w:bCs/>
+                <w:color w:val="6B7280"/>
+                <w:sz w:val="15"/>
+                <w:szCs w:val="15"/>
+              </w:rPr>
+              <w:t xml:space="preserve">Example</w:t>
+            </w:r>
+          </w:p>
+          <w:p>
+            <w:pPr>
+              <w:spacing w:after="90"/>
+            </w:pPr>
+            <w:r>
+              <w:rPr>
+                <w:rFonts w:ascii="Courier New" w:cs="Courier New" w:eastAsia="Courier New" w:hAnsi="Courier New"/>
+                <w:color w:val="1F2937"/>
+                <w:sz w:val="18"/>
+                <w:szCs w:val="18"/>
+              </w:rPr>
+              <w:t xml:space="preserve">df["_ord"] = df["GROUP"].map({g: i for i, g in enumerate(GROUP_ORDER)})</w:t>
+            </w:r>
+          </w:p>
+          <w:p>
+            <w:pPr>
+              <w:spacing w:after="0"/>
+            </w:pPr>
+            <w:r>
+              <w:rPr>
+                <w:b/>
+                <w:bCs/>
+                <w:color w:val="9A3412"/>
+                <w:sz w:val="15"/>
+                <w:szCs w:val="15"/>
+              </w:rPr>
+              <w:t xml:space="preserve">Watch out  </w:t>
+            </w:r>
+            <w:r>
+              <w:rPr>
+                <w:i/>
+                <w:iCs/>
+                <w:sz w:val="18"/>
+                <w:szCs w:val="18"/>
+              </w:rPr>
+              <w:t xml:space="preserve">Values missing from the dictionary become NaN, which then sort to the end.</w:t>
+            </w:r>
+          </w:p>
+        </w:tc>
+      </w:tr>
+      <w:tr>
+        <w:tc>
+          <w:tcPr>
+            <w:tcW w:type="dxa" w:w="2400"/>
+            <w:tcMar>
+              <w:top w:type="dxa" w:w="90"/>
+              <w:left w:type="dxa" w:w="120"/>
+              <w:bottom w:type="dxa" w:w="90"/>
+              <w:right w:type="dxa" w:w="120"/>
+            </w:tcMar>
+          </w:tcPr>
+          <w:p>
+            <w:pPr>
+              <w:spacing w:after="60"/>
+            </w:pPr>
+            <w:r>
+              <w:rPr>
+                <w:rFonts w:ascii="Courier New" w:cs="Courier New" w:eastAsia="Courier New" w:hAnsi="Courier New"/>
+                <w:b/>
+                <w:bCs/>
+                <w:sz w:val="18"/>
+                <w:szCs w:val="18"/>
+              </w:rPr>
+              <w:t xml:space="preserve">looping over groupby</w:t>
+            </w:r>
+          </w:p>
+          <w:p>
+            <w:pPr>
+              <w:spacing w:after="0"/>
+            </w:pPr>
+            <w:r>
+              <w:rPr>
+                <w:color w:val="6B7280"/>
+                <w:sz w:val="15"/>
+                <w:szCs w:val="15"/>
+              </w:rPr>
+              <w:t xml:space="preserve">W2D5</w:t>
+            </w:r>
+          </w:p>
+        </w:tc>
+        <w:tc>
+          <w:tcPr>
+            <w:tcW w:type="dxa" w:w="6960"/>
+            <w:tcMar>
+              <w:top w:type="dxa" w:w="90"/>
+              <w:left w:type="dxa" w:w="120"/>
+              <w:bottom w:type="dxa" w:w="90"/>
+              <w:right w:type="dxa" w:w="120"/>
+            </w:tcMar>
+          </w:tcPr>
+          <w:p>
+            <w:pPr>
+              <w:spacing w:after="90"/>
+            </w:pPr>
+            <w:r>
+              <w:rPr>
+                <w:rFonts w:ascii="Courier New" w:cs="Courier New" w:eastAsia="Courier New" w:hAnsi="Courier New"/>
+                <w:color w:val="1F4E79"/>
+                <w:sz w:val="18"/>
+                <w:szCs w:val="18"/>
+              </w:rPr>
+              <w:t xml:space="preserve">for name, part in df.groupby("G"):</w:t>
+            </w:r>
+          </w:p>
+          <w:p>
+            <w:pPr>
+              <w:spacing w:after="90"/>
+            </w:pPr>
+            <w:r>
+              <w:rPr>
+                <w:sz w:val="20"/>
+                <w:szCs w:val="20"/>
+              </w:rPr>
+              <w:t xml:space="preserve">Hands you each group's name and that group's rows in turn. The tidy way to draw one line or one series per group.</w:t>
+            </w:r>
+          </w:p>
+          <w:p>
+            <w:pPr>
+              <w:spacing w:after="30"/>
+            </w:pPr>
+            <w:r>
+              <w:rPr>
+                <w:b/>
+                <w:bCs/>
+                <w:color w:val="6B7280"/>
+                <w:sz w:val="15"/>
+                <w:szCs w:val="15"/>
+              </w:rPr>
+              <w:t xml:space="preserve">Example</w:t>
+            </w:r>
+          </w:p>
+          <w:p>
+            <w:pPr>
+              <w:spacing w:after="0"/>
+            </w:pPr>
+            <w:r>
+              <w:rPr>
+                <w:rFonts w:ascii="Courier New" w:cs="Courier New" w:eastAsia="Courier New" w:hAnsi="Courier New"/>
+                <w:color w:val="1F2937"/>
+                <w:sz w:val="18"/>
+                <w:szCs w:val="18"/>
+              </w:rPr>
+              <w:t xml:space="preserve">for name, part in summary.groupby("DOSE"):</w:t>
+            </w:r>
+          </w:p>
+          <w:p>
+            <w:pPr>
+              <w:spacing w:after="90"/>
+            </w:pPr>
+            <w:r>
+              <w:rPr>
+                <w:rFonts w:ascii="Courier New" w:cs="Courier New" w:eastAsia="Courier New" w:hAnsi="Courier New"/>
+                <w:color w:val="1F2937"/>
+                <w:sz w:val="18"/>
+                <w:szCs w:val="18"/>
+              </w:rPr>
+              <w:t xml:space="preserve">    ax.errorbar(part["T"], part["M"], yerr=part["SD"], label=name)</w:t>
+            </w:r>
+          </w:p>
+          <w:p>
+            <w:pPr>
+              <w:spacing w:after="0"/>
+            </w:pPr>
+            <w:r>
+              <w:rPr>
+                <w:b/>
+                <w:bCs/>
+                <w:color w:val="9A3412"/>
+                <w:sz w:val="15"/>
+                <w:szCs w:val="15"/>
+              </w:rPr>
+              <w:t xml:space="preserve">Watch out  </w:t>
+            </w:r>
+            <w:r>
+              <w:rPr>
+                <w:i/>
+                <w:iCs/>
+                <w:sz w:val="18"/>
+                <w:szCs w:val="18"/>
+              </w:rPr>
+              <w:t xml:space="preserve">Use it for plotting and for anything genuinely per group. For computing statistics, agg and transform are faster and clearer.</w:t>
+            </w:r>
+          </w:p>
+        </w:tc>
+      </w:tr>
     </w:tbl>
     <w:p>
       <w:pPr>
@@ -8078,7 +11783,7 @@
         <w:spacing w:after="160" w:before="380"/>
       </w:pPr>
       <w:r>
-        <w:t xml:space="preserve">5. matplotlib</w:t>
+        <w:t xml:space="preserve">5. scipy</w:t>
       </w:r>
     </w:p>
     <w:tbl>
@@ -8171,20 +11876,20 @@
                 <w:sz w:val="18"/>
                 <w:szCs w:val="18"/>
               </w:rPr>
-              <w:t xml:space="preserve">plt.subplots</w:t>
-            </w:r>
-          </w:p>
-          <w:p>
-            <w:pPr>
-              <w:spacing w:after="0"/>
-            </w:pPr>
-            <w:r>
-              <w:rPr>
-                <w:color w:val="6B7280"/>
-                <w:sz w:val="15"/>
-                <w:szCs w:val="15"/>
-              </w:rPr>
-              <w:t xml:space="preserve">W1D5</w:t>
+              <w:t xml:space="preserve">from scipy import stats</w:t>
+            </w:r>
+          </w:p>
+          <w:p>
+            <w:pPr>
+              <w:spacing w:after="0"/>
+            </w:pPr>
+            <w:r>
+              <w:rPr>
+                <w:color w:val="6B7280"/>
+                <w:sz w:val="15"/>
+                <w:szCs w:val="15"/>
+              </w:rPr>
+              <w:t xml:space="preserve">W3D1</w:t>
             </w:r>
           </w:p>
         </w:tc>
@@ -8209,7 +11914,7 @@
                 <w:sz w:val="18"/>
                 <w:szCs w:val="18"/>
               </w:rPr>
-              <w:t xml:space="preserve">fig, ax = plt.subplots(figsize=(6, 4.5))</w:t>
+              <w:t xml:space="preserve">from scipy import stats</w:t>
             </w:r>
           </w:p>
           <w:p>
@@ -8221,7 +11926,7 @@
                 <w:sz w:val="20"/>
                 <w:szCs w:val="20"/>
               </w:rPr>
-              <w:t xml:space="preserve">Makes a figure and its axes. fig is the whole picture, ax is the one set of axes you draw on.</w:t>
+              <w:t xml:space="preserve">The statistics module: tests, distributions and summary helpers.</w:t>
             </w:r>
           </w:p>
           <w:p>
@@ -8241,7 +11946,7 @@
           </w:p>
           <w:p>
             <w:pPr>
-              <w:spacing w:after="90"/>
+              <w:spacing w:after="0"/>
             </w:pPr>
             <w:r>
               <w:rPr>
@@ -8250,7 +11955,21 @@
                 <w:sz w:val="18"/>
                 <w:szCs w:val="18"/>
               </w:rPr>
-              <w:t xml:space="preserve">fig, ax = plt.subplots(figsize=(6, 4.5))</w:t>
+              <w:t xml:space="preserve">from scipy import stats</w:t>
+            </w:r>
+          </w:p>
+          <w:p>
+            <w:pPr>
+              <w:spacing w:after="90"/>
+            </w:pPr>
+            <w:r>
+              <w:rPr>
+                <w:rFonts w:ascii="Courier New" w:cs="Courier New" w:eastAsia="Courier New" w:hAnsi="Courier New"/>
+                <w:color w:val="1F2937"/>
+                <w:sz w:val="18"/>
+                <w:szCs w:val="18"/>
+              </w:rPr>
+              <w:t xml:space="preserve">stats.ttest_ind(a, b)</w:t>
             </w:r>
           </w:p>
           <w:p>
@@ -8274,7 +11993,7 @@
                 <w:sz w:val="18"/>
                 <w:szCs w:val="18"/>
               </w:rPr>
-              <w:t xml:space="preserve">Always build plots this explicit way. plt.plot on its own draws on whatever figure is current, which is hidden state that falls apart as soon as a notebook has more than one figure.</w:t>
+              <w:t xml:space="preserve">Import the submodule explicitly. A bare import scipy does not give you scipy.stats.</w:t>
             </w:r>
           </w:p>
         </w:tc>
@@ -8302,20 +12021,20 @@
                 <w:sz w:val="18"/>
                 <w:szCs w:val="18"/>
               </w:rPr>
-              <w:t xml:space="preserve">plt.subplots(rows, cols)</w:t>
-            </w:r>
-          </w:p>
-          <w:p>
-            <w:pPr>
-              <w:spacing w:after="0"/>
-            </w:pPr>
-            <w:r>
-              <w:rPr>
-                <w:color w:val="6B7280"/>
-                <w:sz w:val="15"/>
-                <w:szCs w:val="15"/>
-              </w:rPr>
-              <w:t xml:space="preserve">Foundations</w:t>
+              <w:t xml:space="preserve">result objects</w:t>
+            </w:r>
+          </w:p>
+          <w:p>
+            <w:pPr>
+              <w:spacing w:after="0"/>
+            </w:pPr>
+            <w:r>
+              <w:rPr>
+                <w:color w:val="6B7280"/>
+                <w:sz w:val="15"/>
+                <w:szCs w:val="15"/>
+              </w:rPr>
+              <w:t xml:space="preserve">W3D1</w:t>
             </w:r>
           </w:p>
         </w:tc>
@@ -8340,7 +12059,7 @@
                 <w:sz w:val="18"/>
                 <w:szCs w:val="18"/>
               </w:rPr>
-              <w:t xml:space="preserve">fig, axes = plt.subplots(1, 2)</w:t>
+              <w:t xml:space="preserve">res = stats.ttest_ind(a, b)</w:t>
             </w:r>
           </w:p>
           <w:p>
@@ -8352,7 +12071,7 @@
                 <w:sz w:val="20"/>
                 <w:szCs w:val="20"/>
               </w:rPr>
-              <w:t xml:space="preserve">Several panels. You get an ARRAY of axes, reached as axes[0], axes[1].</w:t>
+              <w:t xml:space="preserve">Every scipy.stats test returns an object, not a plain pair. Read it by name with res.statistic and res.pvalue.</w:t>
             </w:r>
           </w:p>
           <w:p>
@@ -8372,7 +12091,7 @@
           </w:p>
           <w:p>
             <w:pPr>
-              <w:spacing w:after="90"/>
+              <w:spacing w:after="0"/>
             </w:pPr>
             <w:r>
               <w:rPr>
@@ -8381,7 +12100,21 @@
                 <w:sz w:val="18"/>
                 <w:szCs w:val="18"/>
               </w:rPr>
-              <w:t xml:space="preserve">fig, axes = plt.subplots(1, 2, figsize=(10, 4))</w:t>
+              <w:t xml:space="preserve">res = stats.shapiro(x)</w:t>
+            </w:r>
+          </w:p>
+          <w:p>
+            <w:pPr>
+              <w:spacing w:after="90"/>
+            </w:pPr>
+            <w:r>
+              <w:rPr>
+                <w:rFonts w:ascii="Courier New" w:cs="Courier New" w:eastAsia="Courier New" w:hAnsi="Courier New"/>
+                <w:color w:val="1F2937"/>
+                <w:sz w:val="18"/>
+                <w:szCs w:val="18"/>
+              </w:rPr>
+              <w:t xml:space="preserve">print(res.pvalue)</w:t>
             </w:r>
           </w:p>
           <w:p>
@@ -8405,7 +12138,7 @@
                 <w:sz w:val="18"/>
                 <w:szCs w:val="18"/>
               </w:rPr>
-              <w:t xml:space="preserve">With rows and columns you must index into axes. Without them you get a single axes that you must not index.</w:t>
+              <w:t xml:space="preserve">Unpacking by position still works but breaks when scipy adds fields, and it reads worse.</w:t>
             </w:r>
           </w:p>
         </w:tc>
@@ -8433,20 +12166,20 @@
                 <w:sz w:val="18"/>
                 <w:szCs w:val="18"/>
               </w:rPr>
-              <w:t xml:space="preserve">ax.plot</w:t>
-            </w:r>
-          </w:p>
-          <w:p>
-            <w:pPr>
-              <w:spacing w:after="0"/>
-            </w:pPr>
-            <w:r>
-              <w:rPr>
-                <w:color w:val="6B7280"/>
-                <w:sz w:val="15"/>
-                <w:szCs w:val="15"/>
-              </w:rPr>
-              <w:t xml:space="preserve">Foundations</w:t>
+              <w:t xml:space="preserve">stats.ttest_ind</w:t>
+            </w:r>
+          </w:p>
+          <w:p>
+            <w:pPr>
+              <w:spacing w:after="0"/>
+            </w:pPr>
+            <w:r>
+              <w:rPr>
+                <w:color w:val="6B7280"/>
+                <w:sz w:val="15"/>
+                <w:szCs w:val="15"/>
+              </w:rPr>
+              <w:t xml:space="preserve">W3D1</w:t>
             </w:r>
           </w:p>
         </w:tc>
@@ -8471,7 +12204,7 @@
                 <w:sz w:val="18"/>
                 <w:szCs w:val="18"/>
               </w:rPr>
-              <w:t xml:space="preserve">ax.plot(x, y, marker='o')</w:t>
+              <w:t xml:space="preserve">stats.ttest_ind(a, b, equal_var=False)</w:t>
             </w:r>
           </w:p>
           <w:p>
@@ -8483,7 +12216,7 @@
                 <w:sz w:val="20"/>
                 <w:szCs w:val="20"/>
               </w:rPr>
-              <w:t xml:space="preserve">A line, optionally with markers.</w:t>
+              <w:t xml:space="preserve">Two sample t-test comparing means. With equal_var=False it is Welch's version, which does not assume equal variances.</w:t>
             </w:r>
           </w:p>
           <w:p>
@@ -8503,7 +12236,7 @@
           </w:p>
           <w:p>
             <w:pPr>
-              <w:spacing w:after="0"/>
+              <w:spacing w:after="90"/>
             </w:pPr>
             <w:r>
               <w:rPr>
@@ -8512,7 +12245,31 @@
                 <w:sz w:val="18"/>
                 <w:szCs w:val="18"/>
               </w:rPr>
-              <w:t xml:space="preserve">ax.plot(time_h, conc, marker="o")</w:t>
+              <w:t xml:space="preserve">stats.ttest_ind(vehicle, treated, equal_var=False)</w:t>
+            </w:r>
+          </w:p>
+          <w:p>
+            <w:pPr>
+              <w:spacing w:after="0"/>
+            </w:pPr>
+            <w:r>
+              <w:rPr>
+                <w:b/>
+                <w:bCs/>
+                <w:color w:val="9A3412"/>
+                <w:sz w:val="15"/>
+                <w:szCs w:val="15"/>
+              </w:rPr>
+              <w:t xml:space="preserve">Watch out  </w:t>
+            </w:r>
+            <w:r>
+              <w:rPr>
+                <w:i/>
+                <w:iCs/>
+                <w:sz w:val="18"/>
+                <w:szCs w:val="18"/>
+              </w:rPr>
+              <w:t xml:space="preserve">The DEFAULT is equal_var=True, the pooled version, which is usually not what you want. Welch costs nothing when variances match and saves you when they do not, especially with unequal group sizes.</w:t>
             </w:r>
           </w:p>
         </w:tc>
@@ -8540,20 +12297,20 @@
                 <w:sz w:val="18"/>
                 <w:szCs w:val="18"/>
               </w:rPr>
-              <w:t xml:space="preserve">ax.errorbar</w:t>
-            </w:r>
-          </w:p>
-          <w:p>
-            <w:pPr>
-              <w:spacing w:after="0"/>
-            </w:pPr>
-            <w:r>
-              <w:rPr>
-                <w:color w:val="6B7280"/>
-                <w:sz w:val="15"/>
-                <w:szCs w:val="15"/>
-              </w:rPr>
-              <w:t xml:space="preserve">W1D5</w:t>
+              <w:t xml:space="preserve">stats.mannwhitneyu</w:t>
+            </w:r>
+          </w:p>
+          <w:p>
+            <w:pPr>
+              <w:spacing w:after="0"/>
+            </w:pPr>
+            <w:r>
+              <w:rPr>
+                <w:color w:val="6B7280"/>
+                <w:sz w:val="15"/>
+                <w:szCs w:val="15"/>
+              </w:rPr>
+              <w:t xml:space="preserve">W3D1</w:t>
             </w:r>
           </w:p>
         </w:tc>
@@ -8578,7 +12335,7 @@
                 <w:sz w:val="18"/>
                 <w:szCs w:val="18"/>
               </w:rPr>
-              <w:t xml:space="preserve">ax.errorbar(x, y, yerr=sd, fmt='o')</w:t>
+              <w:t xml:space="preserve">stats.mannwhitneyu(a, b, alternative="two-sided")</w:t>
             </w:r>
           </w:p>
           <w:p>
@@ -8590,7 +12347,7 @@
                 <w:sz w:val="20"/>
                 <w:szCs w:val="20"/>
               </w:rPr>
-              <w:t xml:space="preserve">Points with error bars.</w:t>
+              <w:t xml:space="preserve">A rank based comparison, asking whether one group's values tend to be larger, with no assumption about distribution shape.</w:t>
             </w:r>
           </w:p>
           <w:p>
@@ -8619,7 +12376,7 @@
                 <w:sz w:val="18"/>
                 <w:szCs w:val="18"/>
               </w:rPr>
-              <w:t xml:space="preserve">ax.errorbar([0, 1], g["MEAN"], yerr=g["SD"], fmt="o", capsize=6)</w:t>
+              <w:t xml:space="preserve">stats.mannwhitneyu(vehicle, treated, alternative="two-sided")</w:t>
             </w:r>
           </w:p>
           <w:p>
@@ -8643,7 +12400,7 @@
                 <w:sz w:val="18"/>
                 <w:szCs w:val="18"/>
               </w:rPr>
-              <w:t xml:space="preserve">In this repo yerr is ALWAYS an SD. fmt='o' with linestyle='none' gives markers and no connecting line. A yerr of shape (2, n) is read as separate lower and upper bars.</w:t>
+              <w:t xml:space="preserve">Pass alternative explicitly so the choice is visible. Being rank based it barely notices an extreme value, which is its appeal on skewed data.</w:t>
             </w:r>
           </w:p>
         </w:tc>
@@ -8671,20 +12428,20 @@
                 <w:sz w:val="18"/>
                 <w:szCs w:val="18"/>
               </w:rPr>
-              <w:t xml:space="preserve">ax.scatter</w:t>
-            </w:r>
-          </w:p>
-          <w:p>
-            <w:pPr>
-              <w:spacing w:after="0"/>
-            </w:pPr>
-            <w:r>
-              <w:rPr>
-                <w:color w:val="6B7280"/>
-                <w:sz w:val="15"/>
-                <w:szCs w:val="15"/>
-              </w:rPr>
-              <w:t xml:space="preserve">W1D5</w:t>
+              <w:t xml:space="preserve">stats.shapiro</w:t>
+            </w:r>
+          </w:p>
+          <w:p>
+            <w:pPr>
+              <w:spacing w:after="0"/>
+            </w:pPr>
+            <w:r>
+              <w:rPr>
+                <w:color w:val="6B7280"/>
+                <w:sz w:val="15"/>
+                <w:szCs w:val="15"/>
+              </w:rPr>
+              <w:t xml:space="preserve">W3D2</w:t>
             </w:r>
           </w:p>
         </w:tc>
@@ -8709,7 +12466,7 @@
                 <w:sz w:val="18"/>
                 <w:szCs w:val="18"/>
               </w:rPr>
-              <w:t xml:space="preserve">ax.scatter(x, y)</w:t>
+              <w:t xml:space="preserve">stats.shapiro(x)</w:t>
             </w:r>
           </w:p>
           <w:p>
@@ -8721,7 +12478,7 @@
                 <w:sz w:val="20"/>
                 <w:szCs w:val="20"/>
               </w:rPr>
-              <w:t xml:space="preserve">Scattered points. The way to overlay every animal on top of a group summary.</w:t>
+              <w:t xml:space="preserve">Tests the null hypothesis that a sample came from a normal distribution. A SMALL p value is evidence AGAINST normality.</w:t>
             </w:r>
           </w:p>
           <w:p>
@@ -8750,7 +12507,7 @@
                 <w:sz w:val="18"/>
                 <w:szCs w:val="18"/>
               </w:rPr>
-              <w:t xml:space="preserve">ax.scatter(animal_x, animal_level["MEAN_INTENSITY"], s=45, alpha=0.75)</w:t>
+              <w:t xml:space="preserve">p_raw = stats.shapiro(auc).pvalue</w:t>
             </w:r>
           </w:p>
           <w:p>
@@ -8774,7 +12531,7 @@
                 <w:sz w:val="18"/>
                 <w:szCs w:val="18"/>
               </w:rPr>
-              <w:t xml:space="preserve">s is the marker size and alpha is the transparency, which helps when points overlap.</w:t>
+              <w:t xml:space="preserve">Nearly powerless on small samples and oversensitive on large ones, so treat it as one input next to a look at the data, never as a gate.</w:t>
             </w:r>
           </w:p>
         </w:tc>
@@ -8802,20 +12559,20 @@
                 <w:sz w:val="18"/>
                 <w:szCs w:val="18"/>
               </w:rPr>
-              <w:t xml:space="preserve">zorder</w:t>
-            </w:r>
-          </w:p>
-          <w:p>
-            <w:pPr>
-              <w:spacing w:after="0"/>
-            </w:pPr>
-            <w:r>
-              <w:rPr>
-                <w:color w:val="6B7280"/>
-                <w:sz w:val="15"/>
-                <w:szCs w:val="15"/>
-              </w:rPr>
-              <w:t xml:space="preserve">W1D5</w:t>
+              <w:t xml:space="preserve">stats.iqr</w:t>
+            </w:r>
+          </w:p>
+          <w:p>
+            <w:pPr>
+              <w:spacing w:after="0"/>
+            </w:pPr>
+            <w:r>
+              <w:rPr>
+                <w:color w:val="6B7280"/>
+                <w:sz w:val="15"/>
+                <w:szCs w:val="15"/>
+              </w:rPr>
+              <w:t xml:space="preserve">W3D1</w:t>
             </w:r>
           </w:p>
         </w:tc>
@@ -8840,7 +12597,7 @@
                 <w:sz w:val="18"/>
                 <w:szCs w:val="18"/>
               </w:rPr>
-              <w:t xml:space="preserve">zorder=3</w:t>
+              <w:t xml:space="preserve">stats.iqr(x)</w:t>
             </w:r>
           </w:p>
           <w:p>
@@ -8852,7 +12609,7 @@
                 <w:sz w:val="20"/>
                 <w:szCs w:val="20"/>
               </w:rPr>
-              <w:t xml:space="preserve">What gets drawn on top. Higher numbers are nearer the front.</w:t>
+              <w:t xml:space="preserve">The interquartile range, the 75th percentile minus the 25th. A spread measure no single extreme value can move.</w:t>
             </w:r>
           </w:p>
           <w:p>
@@ -8881,7 +12638,7 @@
                 <w:sz w:val="18"/>
                 <w:szCs w:val="18"/>
               </w:rPr>
-              <w:t xml:space="preserve">ax.errorbar(..., zorder=3) over ax.scatter(..., zorder=2)</w:t>
+              <w:t xml:space="preserve">stats.iqr(vehicle)</w:t>
             </w:r>
           </w:p>
           <w:p>
@@ -8905,7 +12662,7 @@
                 <w:sz w:val="18"/>
                 <w:szCs w:val="18"/>
               </w:rPr>
-              <w:t xml:space="preserve">Without it the scattered points can hide the summary markers.</w:t>
+              <w:t xml:space="preserve">Report it next to the median, the way SD goes next to the mean.</w:t>
             </w:r>
           </w:p>
         </w:tc>
@@ -8933,20 +12690,20 @@
                 <w:sz w:val="18"/>
                 <w:szCs w:val="18"/>
               </w:rPr>
-              <w:t xml:space="preserve">axis labels</w:t>
-            </w:r>
-          </w:p>
-          <w:p>
-            <w:pPr>
-              <w:spacing w:after="0"/>
-            </w:pPr>
-            <w:r>
-              <w:rPr>
-                <w:color w:val="6B7280"/>
-                <w:sz w:val="15"/>
-                <w:szCs w:val="15"/>
-              </w:rPr>
-              <w:t xml:space="preserve">W1D5</w:t>
+              <w:t xml:space="preserve">geometric mean</w:t>
+            </w:r>
+          </w:p>
+          <w:p>
+            <w:pPr>
+              <w:spacing w:after="0"/>
+            </w:pPr>
+            <w:r>
+              <w:rPr>
+                <w:color w:val="6B7280"/>
+                <w:sz w:val="15"/>
+                <w:szCs w:val="15"/>
+              </w:rPr>
+              <w:t xml:space="preserve">W3D2</w:t>
             </w:r>
           </w:p>
         </w:tc>
@@ -8971,7 +12728,7 @@
                 <w:sz w:val="18"/>
                 <w:szCs w:val="18"/>
               </w:rPr>
-              <w:t xml:space="preserve">ax.set_xlabel / set_ylabel / set_title</w:t>
+              <w:t xml:space="preserve">np.exp(np.mean(np.log(x)))</w:t>
             </w:r>
           </w:p>
           <w:p>
@@ -8983,7 +12740,7 @@
                 <w:sz w:val="20"/>
                 <w:szCs w:val="20"/>
               </w:rPr>
-              <w:t xml:space="preserve">Labels the axes and titles the panel. Include units in the y label.</w:t>
+              <w:t xml:space="preserve">The mean computed in log space and brought back. The right centre for multiplicative quantities such as AUC and Cmax.</w:t>
             </w:r>
           </w:p>
           <w:p>
@@ -9012,7 +12769,7 @@
                 <w:sz w:val="18"/>
                 <w:szCs w:val="18"/>
               </w:rPr>
-              <w:t xml:space="preserve">ax.set_ylabel("Concentration (mg/L)")</w:t>
+              <w:t xml:space="preserve">geo_mean = np.exp(np.mean(np.log(auc)))</w:t>
             </w:r>
           </w:p>
           <w:p>
@@ -9036,7 +12793,7 @@
                 <w:sz w:val="18"/>
                 <w:szCs w:val="18"/>
               </w:rPr>
-              <w:t xml:space="preserve">A figure without all three is unreadable to everyone except the person who made it, including you in three weeks.</w:t>
+              <w:t xml:space="preserve">Always at or below the arithmetic mean, and equal to the median for perfectly lognormal data. A fold change on a label is a ratio of these.</w:t>
             </w:r>
           </w:p>
         </w:tc>
@@ -9064,20 +12821,20 @@
                 <w:sz w:val="18"/>
                 <w:szCs w:val="18"/>
               </w:rPr>
-              <w:t xml:space="preserve">ax.set_xticks</w:t>
-            </w:r>
-          </w:p>
-          <w:p>
-            <w:pPr>
-              <w:spacing w:after="0"/>
-            </w:pPr>
-            <w:r>
-              <w:rPr>
-                <w:color w:val="6B7280"/>
-                <w:sz w:val="15"/>
-                <w:szCs w:val="15"/>
-              </w:rPr>
-              <w:t xml:space="preserve">W1D5</w:t>
+              <w:t xml:space="preserve">geometric CV</w:t>
+            </w:r>
+          </w:p>
+          <w:p>
+            <w:pPr>
+              <w:spacing w:after="0"/>
+            </w:pPr>
+            <w:r>
+              <w:rPr>
+                <w:color w:val="6B7280"/>
+                <w:sz w:val="15"/>
+                <w:szCs w:val="15"/>
+              </w:rPr>
+              <w:t xml:space="preserve">W3D2</w:t>
             </w:r>
           </w:p>
         </w:tc>
@@ -9102,7 +12859,7 @@
                 <w:sz w:val="18"/>
                 <w:szCs w:val="18"/>
               </w:rPr>
-              <w:t xml:space="preserve">ax.set_xticks([0, 1])</w:t>
+              <w:t xml:space="preserve">100 * np.sqrt(np.exp(sd_log ** 2) - 1)</w:t>
             </w:r>
           </w:p>
           <w:p>
@@ -9114,7 +12871,7 @@
                 <w:sz w:val="20"/>
                 <w:szCs w:val="20"/>
               </w:rPr>
-              <w:t xml:space="preserve">Where the ticks go. Pair with set_xticklabels to name them.</w:t>
+              <w:t xml:space="preserve">The spread of lognormal data as a percentage, derived from the SD of the LOGS rather than from the raw values.</w:t>
             </w:r>
           </w:p>
           <w:p>
@@ -9143,7 +12900,7 @@
                 <w:sz w:val="18"/>
                 <w:szCs w:val="18"/>
               </w:rPr>
-              <w:t xml:space="preserve">ax.set_xticks([0, 1])</w:t>
+              <w:t xml:space="preserve">sd_log = np.std(np.log(auc), ddof=1)</w:t>
             </w:r>
           </w:p>
           <w:p>
@@ -9157,7 +12914,7 @@
                 <w:sz w:val="18"/>
                 <w:szCs w:val="18"/>
               </w:rPr>
-              <w:t xml:space="preserve">ax.set_xticklabels(["Vehicle", "Drug"])</w:t>
+              <w:t xml:space="preserve">geo_cv = 100 * np.sqrt(np.exp(sd_log ** 2) - 1)</w:t>
             </w:r>
           </w:p>
           <w:p>
@@ -9181,7 +12938,7 @@
                 <w:sz w:val="18"/>
                 <w:szCs w:val="18"/>
               </w:rPr>
-              <w:t xml:space="preserve">Set the ticks before the labels, or the labels can land in the wrong places.</w:t>
+              <w:t xml:space="preserve">There is no way to get this from the arithmetic mean and SD, which is why a PK table can show a CV matching nothing else on the page.</w:t>
             </w:r>
           </w:p>
         </w:tc>
@@ -9209,20 +12966,20 @@
                 <w:sz w:val="18"/>
                 <w:szCs w:val="18"/>
               </w:rPr>
-              <w:t xml:space="preserve">ax.set_yscale</w:t>
-            </w:r>
-          </w:p>
-          <w:p>
-            <w:pPr>
-              <w:spacing w:after="0"/>
-            </w:pPr>
-            <w:r>
-              <w:rPr>
-                <w:color w:val="6B7280"/>
-                <w:sz w:val="15"/>
-                <w:szCs w:val="15"/>
-              </w:rPr>
-              <w:t xml:space="preserve">Foundations</w:t>
+              <w:t xml:space="preserve">curve_fit</w:t>
+            </w:r>
+          </w:p>
+          <w:p>
+            <w:pPr>
+              <w:spacing w:after="0"/>
+            </w:pPr>
+            <w:r>
+              <w:rPr>
+                <w:color w:val="6B7280"/>
+                <w:sz w:val="15"/>
+                <w:szCs w:val="15"/>
+              </w:rPr>
+              <w:t xml:space="preserve">W3D3</w:t>
             </w:r>
           </w:p>
         </w:tc>
@@ -9247,7 +13004,7 @@
                 <w:sz w:val="18"/>
                 <w:szCs w:val="18"/>
               </w:rPr>
-              <w:t xml:space="preserve">ax.set_yscale("log")</w:t>
+              <w:t xml:space="preserve">popt, pcov = curve_fit(f, xdata, ydata, p0=[...])</w:t>
             </w:r>
           </w:p>
           <w:p>
@@ -9259,7 +13016,7 @@
                 <w:sz w:val="20"/>
                 <w:szCs w:val="20"/>
               </w:rPr>
-              <w:t xml:space="preserve">A log axis. A PK profile that curves on a linear axis becomes a straight terminal line on a semi log axis, which is how you eyeball lambda_z.</w:t>
+              <w:t xml:space="preserve">Least squares fitting of a model you write. The model takes the independent variable FIRST, then the parameters.</w:t>
             </w:r>
           </w:p>
           <w:p>
@@ -9279,7 +13036,7 @@
           </w:p>
           <w:p>
             <w:pPr>
-              <w:spacing w:after="90"/>
+              <w:spacing w:after="0"/>
             </w:pPr>
             <w:r>
               <w:rPr>
@@ -9288,7 +13045,35 @@
                 <w:sz w:val="18"/>
                 <w:szCs w:val="18"/>
               </w:rPr>
-              <w:t xml:space="preserve">ax.set_yscale("log")</w:t>
+              <w:t xml:space="preserve">def decay(t, c0, k):</w:t>
+            </w:r>
+          </w:p>
+          <w:p>
+            <w:pPr>
+              <w:spacing w:after="0"/>
+            </w:pPr>
+            <w:r>
+              <w:rPr>
+                <w:rFonts w:ascii="Courier New" w:cs="Courier New" w:eastAsia="Courier New" w:hAnsi="Courier New"/>
+                <w:color w:val="1F2937"/>
+                <w:sz w:val="18"/>
+                <w:szCs w:val="18"/>
+              </w:rPr>
+              <w:t xml:space="preserve">    return c0 * np.exp(-k * t)</w:t>
+            </w:r>
+          </w:p>
+          <w:p>
+            <w:pPr>
+              <w:spacing w:after="90"/>
+            </w:pPr>
+            <w:r>
+              <w:rPr>
+                <w:rFonts w:ascii="Courier New" w:cs="Courier New" w:eastAsia="Courier New" w:hAnsi="Courier New"/>
+                <w:color w:val="1F2937"/>
+                <w:sz w:val="18"/>
+                <w:szCs w:val="18"/>
+              </w:rPr>
+              <w:t xml:space="preserve">popt, pcov = curve_fit(decay, t, c, p0=[50, 0.1])</w:t>
             </w:r>
           </w:p>
           <w:p>
@@ -9312,7 +13097,7 @@
                 <w:sz w:val="18"/>
                 <w:szCs w:val="18"/>
               </w:rPr>
-              <w:t xml:space="preserve">Zero and negative values cannot be shown on a log axis and silently vanish, including your predose samples.</w:t>
+              <w:t xml:space="preserve">Keep pcov. Its diagonal, square rooted, is the standard error of each parameter, which is what turns an estimate into a result.</w:t>
             </w:r>
           </w:p>
         </w:tc>
@@ -9340,20 +13125,20 @@
                 <w:sz w:val="18"/>
                 <w:szCs w:val="18"/>
               </w:rPr>
-              <w:t xml:space="preserve">ax.legend</w:t>
-            </w:r>
-          </w:p>
-          <w:p>
-            <w:pPr>
-              <w:spacing w:after="0"/>
-            </w:pPr>
-            <w:r>
-              <w:rPr>
-                <w:color w:val="6B7280"/>
-                <w:sz w:val="15"/>
-                <w:szCs w:val="15"/>
-              </w:rPr>
-              <w:t xml:space="preserve">W1D5</w:t>
+              <w:t xml:space="preserve">p0</w:t>
+            </w:r>
+          </w:p>
+          <w:p>
+            <w:pPr>
+              <w:spacing w:after="0"/>
+            </w:pPr>
+            <w:r>
+              <w:rPr>
+                <w:color w:val="6B7280"/>
+                <w:sz w:val="15"/>
+                <w:szCs w:val="15"/>
+              </w:rPr>
+              <w:t xml:space="preserve">W3D3</w:t>
             </w:r>
           </w:p>
         </w:tc>
@@ -9378,7 +13163,7 @@
                 <w:sz w:val="18"/>
                 <w:szCs w:val="18"/>
               </w:rPr>
-              <w:t xml:space="preserve">ax.legend(frameon=False)</w:t>
+              <w:t xml:space="preserve">curve_fit(f, x, y, p0=[50.0, 0.1])</w:t>
             </w:r>
           </w:p>
           <w:p>
@@ -9390,7 +13175,7 @@
                 <w:sz w:val="20"/>
                 <w:szCs w:val="20"/>
               </w:rPr>
-              <w:t xml:space="preserve">Shows the legend, built from the label= you passed to each plotting call.</w:t>
+              <w:t xml:space="preserve">Where the search starts. The default is 1.0 for every parameter, which is rarely the right order of magnitude.</w:t>
             </w:r>
           </w:p>
           <w:p>
@@ -9410,7 +13195,7 @@
           </w:p>
           <w:p>
             <w:pPr>
-              <w:spacing w:after="0"/>
+              <w:spacing w:after="90"/>
             </w:pPr>
             <w:r>
               <w:rPr>
@@ -9419,21 +13204,7 @@
                 <w:sz w:val="18"/>
                 <w:szCs w:val="18"/>
               </w:rPr>
-              <w:t xml:space="preserve">ax.errorbar(..., label="group mean, SD")</w:t>
-            </w:r>
-          </w:p>
-          <w:p>
-            <w:pPr>
-              <w:spacing w:after="90"/>
-            </w:pPr>
-            <w:r>
-              <w:rPr>
-                <w:rFonts w:ascii="Courier New" w:cs="Courier New" w:eastAsia="Courier New" w:hAnsi="Courier New"/>
-                <w:color w:val="1F2937"/>
-                <w:sz w:val="18"/>
-                <w:szCs w:val="18"/>
-              </w:rPr>
-              <w:t xml:space="preserve">ax.legend(frameon=False)</w:t>
+              <w:t xml:space="preserve">p0=[conc[0], np.log(2) / 7.0]</w:t>
             </w:r>
           </w:p>
           <w:p>
@@ -9457,7 +13228,7 @@
                 <w:sz w:val="18"/>
                 <w:szCs w:val="18"/>
               </w:rPr>
-              <w:t xml:space="preserve">Nothing appears unless you gave the plotting calls a label.</w:t>
+              <w:t xml:space="preserve">It only needs the right order of magnitude, and you can usually read one off the data. A bad p0 gives nonsense or RuntimeError: Optimal parameters not found.</w:t>
             </w:r>
           </w:p>
         </w:tc>
@@ -9485,20 +13256,20 @@
                 <w:sz w:val="18"/>
                 <w:szCs w:val="18"/>
               </w:rPr>
-              <w:t xml:space="preserve">fig.tight_layout</w:t>
-            </w:r>
-          </w:p>
-          <w:p>
-            <w:pPr>
-              <w:spacing w:after="0"/>
-            </w:pPr>
-            <w:r>
-              <w:rPr>
-                <w:color w:val="6B7280"/>
-                <w:sz w:val="15"/>
-                <w:szCs w:val="15"/>
-              </w:rPr>
-              <w:t xml:space="preserve">Foundations</w:t>
+              <w:t xml:space="preserve">bounds</w:t>
+            </w:r>
+          </w:p>
+          <w:p>
+            <w:pPr>
+              <w:spacing w:after="0"/>
+            </w:pPr>
+            <w:r>
+              <w:rPr>
+                <w:color w:val="6B7280"/>
+                <w:sz w:val="15"/>
+                <w:szCs w:val="15"/>
+              </w:rPr>
+              <w:t xml:space="preserve">W3D5</w:t>
             </w:r>
           </w:p>
         </w:tc>
@@ -9523,7 +13294,7 @@
                 <w:sz w:val="18"/>
                 <w:szCs w:val="18"/>
               </w:rPr>
-              <w:t xml:space="preserve">fig.tight_layout()</w:t>
+              <w:t xml:space="preserve">curve_fit(f, x, y, bounds=([0, 0], [200, 1e4]))</w:t>
             </w:r>
           </w:p>
           <w:p>
@@ -9535,7 +13306,7 @@
                 <w:sz w:val="20"/>
                 <w:szCs w:val="20"/>
               </w:rPr>
-              <w:t xml:space="preserve">Tidies up spacing so labels do not overlap or get cut off.</w:t>
+              <w:t xml:space="preserve">Lower bounds then upper bounds, one entry per parameter in signature order, keeping the search where the parameters mean something.</w:t>
             </w:r>
           </w:p>
           <w:p>
@@ -9564,7 +13335,7 @@
                 <w:sz w:val="18"/>
                 <w:szCs w:val="18"/>
               </w:rPr>
-              <w:t xml:space="preserve">fig.tight_layout()</w:t>
+              <w:t xml:space="preserve">bounds=([0.0, 1e-6, 0.1], [200.0, 1e4, 10.0])</w:t>
             </w:r>
           </w:p>
           <w:p>
@@ -9588,7 +13359,7 @@
                 <w:sz w:val="18"/>
                 <w:szCs w:val="18"/>
               </w:rPr>
-              <w:t xml:space="preserve">Call it after everything is drawn, just before showing or saving.</w:t>
+              <w:t xml:space="preserve">Not cheating: it states what you already know, such as a concentration being positive. Use np.inf for an upper bound you do not want to set.</w:t>
             </w:r>
           </w:p>
         </w:tc>
@@ -9616,20 +13387,20 @@
                 <w:sz w:val="18"/>
                 <w:szCs w:val="18"/>
               </w:rPr>
-              <w:t xml:space="preserve">plt.show</w:t>
-            </w:r>
-          </w:p>
-          <w:p>
-            <w:pPr>
-              <w:spacing w:after="0"/>
-            </w:pPr>
-            <w:r>
-              <w:rPr>
-                <w:color w:val="6B7280"/>
-                <w:sz w:val="15"/>
-                <w:szCs w:val="15"/>
-              </w:rPr>
-              <w:t xml:space="preserve">W1D5</w:t>
+              <w:t xml:space="preserve">Emax model</w:t>
+            </w:r>
+          </w:p>
+          <w:p>
+            <w:pPr>
+              <w:spacing w:after="0"/>
+            </w:pPr>
+            <w:r>
+              <w:rPr>
+                <w:color w:val="6B7280"/>
+                <w:sz w:val="15"/>
+                <w:szCs w:val="15"/>
+              </w:rPr>
+              <w:t xml:space="preserve">W3D5</w:t>
             </w:r>
           </w:p>
         </w:tc>
@@ -9654,7 +13425,7 @@
                 <w:sz w:val="18"/>
                 <w:szCs w:val="18"/>
               </w:rPr>
-              <w:t xml:space="preserve">plt.show()</w:t>
+              <w:t xml:space="preserve">emax * c / (ec50 + c)</w:t>
             </w:r>
           </w:p>
           <w:p>
@@ -9666,7 +13437,7 @@
                 <w:sz w:val="20"/>
                 <w:szCs w:val="20"/>
               </w:rPr>
-              <w:t xml:space="preserve">Displays the figure.</w:t>
+              <w:t xml:space="preserve">The standard concentration response curve: zero at zero, a ceiling at Emax, and half the ceiling at c = EC50.</w:t>
             </w:r>
           </w:p>
           <w:p>
@@ -9686,7 +13457,7 @@
           </w:p>
           <w:p>
             <w:pPr>
-              <w:spacing w:after="90"/>
+              <w:spacing w:after="0"/>
             </w:pPr>
             <w:r>
               <w:rPr>
@@ -9695,7 +13466,21 @@
                 <w:sz w:val="18"/>
                 <w:szCs w:val="18"/>
               </w:rPr>
-              <w:t xml:space="preserve">plt.show()</w:t>
+              <w:t xml:space="preserve">def emax_model(c, emax, ec50):</w:t>
+            </w:r>
+          </w:p>
+          <w:p>
+            <w:pPr>
+              <w:spacing w:after="90"/>
+            </w:pPr>
+            <w:r>
+              <w:rPr>
+                <w:rFonts w:ascii="Courier New" w:cs="Courier New" w:eastAsia="Courier New" w:hAnsi="Courier New"/>
+                <w:color w:val="1F2937"/>
+                <w:sz w:val="18"/>
+                <w:szCs w:val="18"/>
+              </w:rPr>
+              <w:t xml:space="preserve">    return emax * c / (ec50 + c)</w:t>
             </w:r>
           </w:p>
           <w:p>
@@ -9719,7 +13504,704 @@
                 <w:sz w:val="18"/>
                 <w:szCs w:val="18"/>
               </w:rPr>
-              <w:t xml:space="preserve">In a notebook the figure usually appears anyway, but calling it is explicit and stops a stray text repr printing above your plot.</w:t>
+              <w:t xml:space="preserve">EC50 is a CONCENTRATION in the units of c, not a percentage. The same hyperbola as Michaelis-Menten and as simple receptor occupancy.</w:t>
+            </w:r>
+          </w:p>
+        </w:tc>
+      </w:tr>
+      <w:tr>
+        <w:tc>
+          <w:tcPr>
+            <w:tcW w:type="dxa" w:w="2400"/>
+            <w:tcMar>
+              <w:top w:type="dxa" w:w="90"/>
+              <w:left w:type="dxa" w:w="120"/>
+              <w:bottom w:type="dxa" w:w="90"/>
+              <w:right w:type="dxa" w:w="120"/>
+            </w:tcMar>
+          </w:tcPr>
+          <w:p>
+            <w:pPr>
+              <w:spacing w:after="60"/>
+            </w:pPr>
+            <w:r>
+              <w:rPr>
+                <w:rFonts w:ascii="Courier New" w:cs="Courier New" w:eastAsia="Courier New" w:hAnsi="Courier New"/>
+                <w:b/>
+                <w:bCs/>
+                <w:sz w:val="18"/>
+                <w:szCs w:val="18"/>
+              </w:rPr>
+              <w:t xml:space="preserve">sigmoid Emax</w:t>
+            </w:r>
+          </w:p>
+          <w:p>
+            <w:pPr>
+              <w:spacing w:after="0"/>
+            </w:pPr>
+            <w:r>
+              <w:rPr>
+                <w:color w:val="6B7280"/>
+                <w:sz w:val="15"/>
+                <w:szCs w:val="15"/>
+              </w:rPr>
+              <w:t xml:space="preserve">W3D5</w:t>
+            </w:r>
+          </w:p>
+        </w:tc>
+        <w:tc>
+          <w:tcPr>
+            <w:tcW w:type="dxa" w:w="6960"/>
+            <w:tcMar>
+              <w:top w:type="dxa" w:w="90"/>
+              <w:left w:type="dxa" w:w="120"/>
+              <w:bottom w:type="dxa" w:w="90"/>
+              <w:right w:type="dxa" w:w="120"/>
+            </w:tcMar>
+          </w:tcPr>
+          <w:p>
+            <w:pPr>
+              <w:spacing w:after="90"/>
+            </w:pPr>
+            <w:r>
+              <w:rPr>
+                <w:rFonts w:ascii="Courier New" w:cs="Courier New" w:eastAsia="Courier New" w:hAnsi="Courier New"/>
+                <w:color w:val="1F4E79"/>
+                <w:sz w:val="18"/>
+                <w:szCs w:val="18"/>
+              </w:rPr>
+              <w:t xml:space="preserve">emax * c ** h / (ec50 ** h + c ** h)</w:t>
+            </w:r>
+          </w:p>
+          <w:p>
+            <w:pPr>
+              <w:spacing w:after="90"/>
+            </w:pPr>
+            <w:r>
+              <w:rPr>
+                <w:sz w:val="20"/>
+                <w:szCs w:val="20"/>
+              </w:rPr>
+              <w:t xml:space="preserve">Emax with a Hill coefficient controlling steepness. h = 1 gives the plain model back, so the two models are nested.</w:t>
+            </w:r>
+          </w:p>
+          <w:p>
+            <w:pPr>
+              <w:spacing w:after="30"/>
+            </w:pPr>
+            <w:r>
+              <w:rPr>
+                <w:b/>
+                <w:bCs/>
+                <w:color w:val="6B7280"/>
+                <w:sz w:val="15"/>
+                <w:szCs w:val="15"/>
+              </w:rPr>
+              <w:t xml:space="preserve">Example</w:t>
+            </w:r>
+          </w:p>
+          <w:p>
+            <w:pPr>
+              <w:spacing w:after="0"/>
+            </w:pPr>
+            <w:r>
+              <w:rPr>
+                <w:rFonts w:ascii="Courier New" w:cs="Courier New" w:eastAsia="Courier New" w:hAnsi="Courier New"/>
+                <w:color w:val="1F2937"/>
+                <w:sz w:val="18"/>
+                <w:szCs w:val="18"/>
+              </w:rPr>
+              <w:t xml:space="preserve">def sigmoid_model(c, emax, ec50, h):</w:t>
+            </w:r>
+          </w:p>
+          <w:p>
+            <w:pPr>
+              <w:spacing w:after="90"/>
+            </w:pPr>
+            <w:r>
+              <w:rPr>
+                <w:rFonts w:ascii="Courier New" w:cs="Courier New" w:eastAsia="Courier New" w:hAnsi="Courier New"/>
+                <w:color w:val="1F2937"/>
+                <w:sz w:val="18"/>
+                <w:szCs w:val="18"/>
+              </w:rPr>
+              <w:t xml:space="preserve">    return emax * c ** h / (ec50 ** h + c ** h)</w:t>
+            </w:r>
+          </w:p>
+          <w:p>
+            <w:pPr>
+              <w:spacing w:after="0"/>
+            </w:pPr>
+            <w:r>
+              <w:rPr>
+                <w:b/>
+                <w:bCs/>
+                <w:color w:val="9A3412"/>
+                <w:sz w:val="15"/>
+                <w:szCs w:val="15"/>
+              </w:rPr>
+              <w:t xml:space="preserve">Watch out  </w:t>
+            </w:r>
+            <w:r>
+              <w:rPr>
+                <w:i/>
+                <w:iCs/>
+                <w:sz w:val="18"/>
+                <w:szCs w:val="18"/>
+              </w:rPr>
+              <w:t xml:space="preserve">h must be applied to BOTH c and ec50, or EC50 stops meaning half maximal. The richer model always fits at least as well, so a lower RMSE is not evidence that h is real.</w:t>
+            </w:r>
+          </w:p>
+        </w:tc>
+      </w:tr>
+      <w:tr>
+        <w:tc>
+          <w:tcPr>
+            <w:tcW w:type="dxa" w:w="2400"/>
+            <w:tcMar>
+              <w:top w:type="dxa" w:w="90"/>
+              <w:left w:type="dxa" w:w="120"/>
+              <w:bottom w:type="dxa" w:w="90"/>
+              <w:right w:type="dxa" w:w="120"/>
+            </w:tcMar>
+          </w:tcPr>
+          <w:p>
+            <w:pPr>
+              <w:spacing w:after="60"/>
+            </w:pPr>
+            <w:r>
+              <w:rPr>
+                <w:rFonts w:ascii="Courier New" w:cs="Courier New" w:eastAsia="Courier New" w:hAnsi="Courier New"/>
+                <w:b/>
+                <w:bCs/>
+                <w:sz w:val="18"/>
+                <w:szCs w:val="18"/>
+              </w:rPr>
+              <w:t xml:space="preserve">solve_ivp</w:t>
+            </w:r>
+          </w:p>
+          <w:p>
+            <w:pPr>
+              <w:spacing w:after="0"/>
+            </w:pPr>
+            <w:r>
+              <w:rPr>
+                <w:color w:val="6B7280"/>
+                <w:sz w:val="15"/>
+                <w:szCs w:val="15"/>
+              </w:rPr>
+              <w:t xml:space="preserve">W3D4</w:t>
+            </w:r>
+          </w:p>
+        </w:tc>
+        <w:tc>
+          <w:tcPr>
+            <w:tcW w:type="dxa" w:w="6960"/>
+            <w:tcMar>
+              <w:top w:type="dxa" w:w="90"/>
+              <w:left w:type="dxa" w:w="120"/>
+              <w:bottom w:type="dxa" w:w="90"/>
+              <w:right w:type="dxa" w:w="120"/>
+            </w:tcMar>
+          </w:tcPr>
+          <w:p>
+            <w:pPr>
+              <w:spacing w:after="90"/>
+            </w:pPr>
+            <w:r>
+              <w:rPr>
+                <w:rFonts w:ascii="Courier New" w:cs="Courier New" w:eastAsia="Courier New" w:hAnsi="Courier New"/>
+                <w:color w:val="1F4E79"/>
+                <w:sz w:val="18"/>
+                <w:szCs w:val="18"/>
+              </w:rPr>
+              <w:t xml:space="preserve">solve_ivp(fun, (t0, t1), [y0], t_eval=grid, args=(...))</w:t>
+            </w:r>
+          </w:p>
+          <w:p>
+            <w:pPr>
+              <w:spacing w:after="90"/>
+            </w:pPr>
+            <w:r>
+              <w:rPr>
+                <w:sz w:val="20"/>
+                <w:szCs w:val="20"/>
+              </w:rPr>
+              <w:t xml:space="preserve">Numerical integration of a differential equation. The derivative takes (t, y) with y an array, and returns one derivative per state.</w:t>
+            </w:r>
+          </w:p>
+          <w:p>
+            <w:pPr>
+              <w:spacing w:after="30"/>
+            </w:pPr>
+            <w:r>
+              <w:rPr>
+                <w:b/>
+                <w:bCs/>
+                <w:color w:val="6B7280"/>
+                <w:sz w:val="15"/>
+                <w:szCs w:val="15"/>
+              </w:rPr>
+              <w:t xml:space="preserve">Example</w:t>
+            </w:r>
+          </w:p>
+          <w:p>
+            <w:pPr>
+              <w:spacing w:after="0"/>
+            </w:pPr>
+            <w:r>
+              <w:rPr>
+                <w:rFonts w:ascii="Courier New" w:cs="Courier New" w:eastAsia="Courier New" w:hAnsi="Courier New"/>
+                <w:color w:val="1F2937"/>
+                <w:sz w:val="18"/>
+                <w:szCs w:val="18"/>
+              </w:rPr>
+              <w:t xml:space="preserve">def rhs(t, y, cl, v):</w:t>
+            </w:r>
+          </w:p>
+          <w:p>
+            <w:pPr>
+              <w:spacing w:after="0"/>
+            </w:pPr>
+            <w:r>
+              <w:rPr>
+                <w:rFonts w:ascii="Courier New" w:cs="Courier New" w:eastAsia="Courier New" w:hAnsi="Courier New"/>
+                <w:color w:val="1F2937"/>
+                <w:sz w:val="18"/>
+                <w:szCs w:val="18"/>
+              </w:rPr>
+              <w:t xml:space="preserve">    return [-(cl / v) * y[0]]</w:t>
+            </w:r>
+          </w:p>
+          <w:p>
+            <w:pPr>
+              <w:spacing w:after="90"/>
+            </w:pPr>
+            <w:r>
+              <w:rPr>
+                <w:rFonts w:ascii="Courier New" w:cs="Courier New" w:eastAsia="Courier New" w:hAnsi="Courier New"/>
+                <w:color w:val="1F2937"/>
+                <w:sz w:val="18"/>
+                <w:szCs w:val="18"/>
+              </w:rPr>
+              <w:t xml:space="preserve">sol = solve_ivp(rhs, (0, 24), [dose], t_eval=grid, args=(cl, v))</w:t>
+            </w:r>
+          </w:p>
+          <w:p>
+            <w:pPr>
+              <w:spacing w:after="0"/>
+            </w:pPr>
+            <w:r>
+              <w:rPr>
+                <w:b/>
+                <w:bCs/>
+                <w:color w:val="9A3412"/>
+                <w:sz w:val="15"/>
+                <w:szCs w:val="15"/>
+              </w:rPr>
+              <w:t xml:space="preserve">Watch out  </w:t>
+            </w:r>
+            <w:r>
+              <w:rPr>
+                <w:i/>
+                <w:iCs/>
+                <w:sz w:val="18"/>
+                <w:szCs w:val="18"/>
+              </w:rPr>
+              <w:t xml:space="preserve">y0 must be a sequence even with one compartment. The state is an AMOUNT, so divide by volume to get a concentration.</w:t>
+            </w:r>
+          </w:p>
+        </w:tc>
+      </w:tr>
+      <w:tr>
+        <w:tc>
+          <w:tcPr>
+            <w:tcW w:type="dxa" w:w="2400"/>
+            <w:tcMar>
+              <w:top w:type="dxa" w:w="90"/>
+              <w:left w:type="dxa" w:w="120"/>
+              <w:bottom w:type="dxa" w:w="90"/>
+              <w:right w:type="dxa" w:w="120"/>
+            </w:tcMar>
+          </w:tcPr>
+          <w:p>
+            <w:pPr>
+              <w:spacing w:after="60"/>
+            </w:pPr>
+            <w:r>
+              <w:rPr>
+                <w:rFonts w:ascii="Courier New" w:cs="Courier New" w:eastAsia="Courier New" w:hAnsi="Courier New"/>
+                <w:b/>
+                <w:bCs/>
+                <w:sz w:val="18"/>
+                <w:szCs w:val="18"/>
+              </w:rPr>
+              <w:t xml:space="preserve">t_eval</w:t>
+            </w:r>
+          </w:p>
+          <w:p>
+            <w:pPr>
+              <w:spacing w:after="0"/>
+            </w:pPr>
+            <w:r>
+              <w:rPr>
+                <w:color w:val="6B7280"/>
+                <w:sz w:val="15"/>
+                <w:szCs w:val="15"/>
+              </w:rPr>
+              <w:t xml:space="preserve">W3D4</w:t>
+            </w:r>
+          </w:p>
+        </w:tc>
+        <w:tc>
+          <w:tcPr>
+            <w:tcW w:type="dxa" w:w="6960"/>
+            <w:tcMar>
+              <w:top w:type="dxa" w:w="90"/>
+              <w:left w:type="dxa" w:w="120"/>
+              <w:bottom w:type="dxa" w:w="90"/>
+              <w:right w:type="dxa" w:w="120"/>
+            </w:tcMar>
+          </w:tcPr>
+          <w:p>
+            <w:pPr>
+              <w:spacing w:after="90"/>
+            </w:pPr>
+            <w:r>
+              <w:rPr>
+                <w:rFonts w:ascii="Courier New" w:cs="Courier New" w:eastAsia="Courier New" w:hAnsi="Courier New"/>
+                <w:color w:val="1F4E79"/>
+                <w:sz w:val="18"/>
+                <w:szCs w:val="18"/>
+              </w:rPr>
+              <w:t xml:space="preserve">solve_ivp(..., t_eval=np.linspace(0, 24, 97))</w:t>
+            </w:r>
+          </w:p>
+          <w:p>
+            <w:pPr>
+              <w:spacing w:after="90"/>
+            </w:pPr>
+            <w:r>
+              <w:rPr>
+                <w:sz w:val="20"/>
+                <w:szCs w:val="20"/>
+              </w:rPr>
+              <w:t xml:space="preserve">Where the solution is reported. Without it you get the solver's own unevenly spaced steps.</w:t>
+            </w:r>
+          </w:p>
+          <w:p>
+            <w:pPr>
+              <w:spacing w:after="30"/>
+            </w:pPr>
+            <w:r>
+              <w:rPr>
+                <w:b/>
+                <w:bCs/>
+                <w:color w:val="6B7280"/>
+                <w:sz w:val="15"/>
+                <w:szCs w:val="15"/>
+              </w:rPr>
+              <w:t xml:space="preserve">Example</w:t>
+            </w:r>
+          </w:p>
+          <w:p>
+            <w:pPr>
+              <w:spacing w:after="90"/>
+            </w:pPr>
+            <w:r>
+              <w:rPr>
+                <w:rFonts w:ascii="Courier New" w:cs="Courier New" w:eastAsia="Courier New" w:hAnsi="Courier New"/>
+                <w:color w:val="1F2937"/>
+                <w:sz w:val="18"/>
+                <w:szCs w:val="18"/>
+              </w:rPr>
+              <w:t xml:space="preserve">t_eval=T_GRID</w:t>
+            </w:r>
+          </w:p>
+          <w:p>
+            <w:pPr>
+              <w:spacing w:after="0"/>
+            </w:pPr>
+            <w:r>
+              <w:rPr>
+                <w:b/>
+                <w:bCs/>
+                <w:color w:val="9A3412"/>
+                <w:sz w:val="15"/>
+                <w:szCs w:val="15"/>
+              </w:rPr>
+              <w:t xml:space="preserve">Watch out  </w:t>
+            </w:r>
+            <w:r>
+              <w:rPr>
+                <w:i/>
+                <w:iCs/>
+                <w:sz w:val="18"/>
+                <w:szCs w:val="18"/>
+              </w:rPr>
+              <w:t xml:space="preserve">It controls OUTPUT, not accuracy. Accuracy is rtol and atol, whose defaults ask for about three correct digits. For PK work pass rtol=1e-8, atol=1e-10.</w:t>
+            </w:r>
+          </w:p>
+        </w:tc>
+      </w:tr>
+      <w:tr>
+        <w:tc>
+          <w:tcPr>
+            <w:tcW w:type="dxa" w:w="2400"/>
+            <w:tcMar>
+              <w:top w:type="dxa" w:w="90"/>
+              <w:left w:type="dxa" w:w="120"/>
+              <w:bottom w:type="dxa" w:w="90"/>
+              <w:right w:type="dxa" w:w="120"/>
+            </w:tcMar>
+          </w:tcPr>
+          <w:p>
+            <w:pPr>
+              <w:spacing w:after="60"/>
+            </w:pPr>
+            <w:r>
+              <w:rPr>
+                <w:rFonts w:ascii="Courier New" w:cs="Courier New" w:eastAsia="Courier New" w:hAnsi="Courier New"/>
+                <w:b/>
+                <w:bCs/>
+                <w:sz w:val="18"/>
+                <w:szCs w:val="18"/>
+              </w:rPr>
+              <w:t xml:space="preserve">max_step</w:t>
+            </w:r>
+          </w:p>
+          <w:p>
+            <w:pPr>
+              <w:spacing w:after="0"/>
+            </w:pPr>
+            <w:r>
+              <w:rPr>
+                <w:color w:val="6B7280"/>
+                <w:sz w:val="15"/>
+                <w:szCs w:val="15"/>
+              </w:rPr>
+              <w:t xml:space="preserve">W3D4</w:t>
+            </w:r>
+          </w:p>
+        </w:tc>
+        <w:tc>
+          <w:tcPr>
+            <w:tcW w:type="dxa" w:w="6960"/>
+            <w:tcMar>
+              <w:top w:type="dxa" w:w="90"/>
+              <w:left w:type="dxa" w:w="120"/>
+              <w:bottom w:type="dxa" w:w="90"/>
+              <w:right w:type="dxa" w:w="120"/>
+            </w:tcMar>
+          </w:tcPr>
+          <w:p>
+            <w:pPr>
+              <w:spacing w:after="90"/>
+            </w:pPr>
+            <w:r>
+              <w:rPr>
+                <w:rFonts w:ascii="Courier New" w:cs="Courier New" w:eastAsia="Courier New" w:hAnsi="Courier New"/>
+                <w:color w:val="1F4E79"/>
+                <w:sz w:val="18"/>
+                <w:szCs w:val="18"/>
+              </w:rPr>
+              <w:t xml:space="preserve">solve_ivp(..., max_step=0.05)</w:t>
+            </w:r>
+          </w:p>
+          <w:p>
+            <w:pPr>
+              <w:spacing w:after="90"/>
+            </w:pPr>
+            <w:r>
+              <w:rPr>
+                <w:sz w:val="20"/>
+                <w:szCs w:val="20"/>
+              </w:rPr>
+              <w:t xml:space="preserve">Caps the step size so the solver cannot stride over something that happens suddenly, such as an infusion stopping.</w:t>
+            </w:r>
+          </w:p>
+          <w:p>
+            <w:pPr>
+              <w:spacing w:after="30"/>
+            </w:pPr>
+            <w:r>
+              <w:rPr>
+                <w:b/>
+                <w:bCs/>
+                <w:color w:val="6B7280"/>
+                <w:sz w:val="15"/>
+                <w:szCs w:val="15"/>
+              </w:rPr>
+              <w:t xml:space="preserve">Example</w:t>
+            </w:r>
+          </w:p>
+          <w:p>
+            <w:pPr>
+              <w:spacing w:after="90"/>
+            </w:pPr>
+            <w:r>
+              <w:rPr>
+                <w:rFonts w:ascii="Courier New" w:cs="Courier New" w:eastAsia="Courier New" w:hAnsi="Courier New"/>
+                <w:color w:val="1F2937"/>
+                <w:sz w:val="18"/>
+                <w:szCs w:val="18"/>
+              </w:rPr>
+              <w:t xml:space="preserve">solve_ivp(rhs_inf, (0, 12), [0.0], max_step=0.05, ...)</w:t>
+            </w:r>
+          </w:p>
+          <w:p>
+            <w:pPr>
+              <w:spacing w:after="0"/>
+            </w:pPr>
+            <w:r>
+              <w:rPr>
+                <w:b/>
+                <w:bCs/>
+                <w:color w:val="9A3412"/>
+                <w:sz w:val="15"/>
+                <w:szCs w:val="15"/>
+              </w:rPr>
+              <w:t xml:space="preserve">Watch out  </w:t>
+            </w:r>
+            <w:r>
+              <w:rPr>
+                <w:i/>
+                <w:iCs/>
+                <w:sz w:val="18"/>
+                <w:szCs w:val="18"/>
+              </w:rPr>
+              <w:t xml:space="preserve">An adaptive solver picks its step from how smooth the solution has been, and a discontinuity is exactly what that history cannot warn it about. It fails silently, with success still True.</w:t>
+            </w:r>
+          </w:p>
+        </w:tc>
+      </w:tr>
+      <w:tr>
+        <w:tc>
+          <w:tcPr>
+            <w:tcW w:type="dxa" w:w="2400"/>
+            <w:tcMar>
+              <w:top w:type="dxa" w:w="90"/>
+              <w:left w:type="dxa" w:w="120"/>
+              <w:bottom w:type="dxa" w:w="90"/>
+              <w:right w:type="dxa" w:w="120"/>
+            </w:tcMar>
+          </w:tcPr>
+          <w:p>
+            <w:pPr>
+              <w:spacing w:after="60"/>
+            </w:pPr>
+            <w:r>
+              <w:rPr>
+                <w:rFonts w:ascii="Courier New" w:cs="Courier New" w:eastAsia="Courier New" w:hAnsi="Courier New"/>
+                <w:b/>
+                <w:bCs/>
+                <w:sz w:val="18"/>
+                <w:szCs w:val="18"/>
+              </w:rPr>
+              <w:t xml:space="preserve">sol.y</w:t>
+            </w:r>
+          </w:p>
+          <w:p>
+            <w:pPr>
+              <w:spacing w:after="0"/>
+            </w:pPr>
+            <w:r>
+              <w:rPr>
+                <w:color w:val="6B7280"/>
+                <w:sz w:val="15"/>
+                <w:szCs w:val="15"/>
+              </w:rPr>
+              <w:t xml:space="preserve">W3D4</w:t>
+            </w:r>
+          </w:p>
+        </w:tc>
+        <w:tc>
+          <w:tcPr>
+            <w:tcW w:type="dxa" w:w="6960"/>
+            <w:tcMar>
+              <w:top w:type="dxa" w:w="90"/>
+              <w:left w:type="dxa" w:w="120"/>
+              <w:bottom w:type="dxa" w:w="90"/>
+              <w:right w:type="dxa" w:w="120"/>
+            </w:tcMar>
+          </w:tcPr>
+          <w:p>
+            <w:pPr>
+              <w:spacing w:after="90"/>
+            </w:pPr>
+            <w:r>
+              <w:rPr>
+                <w:rFonts w:ascii="Courier New" w:cs="Courier New" w:eastAsia="Courier New" w:hAnsi="Courier New"/>
+                <w:color w:val="1F4E79"/>
+                <w:sz w:val="18"/>
+                <w:szCs w:val="18"/>
+              </w:rPr>
+              <w:t xml:space="preserve">sol.y[0]</w:t>
+            </w:r>
+          </w:p>
+          <w:p>
+            <w:pPr>
+              <w:spacing w:after="90"/>
+            </w:pPr>
+            <w:r>
+              <w:rPr>
+                <w:sz w:val="20"/>
+                <w:szCs w:val="20"/>
+              </w:rPr>
+              <w:t xml:space="preserve">The solution, one ROW per state and one column per reported time. sol.t holds the times and sol.success says whether it worked.</w:t>
+            </w:r>
+          </w:p>
+          <w:p>
+            <w:pPr>
+              <w:spacing w:after="30"/>
+            </w:pPr>
+            <w:r>
+              <w:rPr>
+                <w:b/>
+                <w:bCs/>
+                <w:color w:val="6B7280"/>
+                <w:sz w:val="15"/>
+                <w:szCs w:val="15"/>
+              </w:rPr>
+              <w:t xml:space="preserve">Example</w:t>
+            </w:r>
+          </w:p>
+          <w:p>
+            <w:pPr>
+              <w:spacing w:after="90"/>
+            </w:pPr>
+            <w:r>
+              <w:rPr>
+                <w:rFonts w:ascii="Courier New" w:cs="Courier New" w:eastAsia="Courier New" w:hAnsi="Courier New"/>
+                <w:color w:val="1F2937"/>
+                <w:sz w:val="18"/>
+                <w:szCs w:val="18"/>
+              </w:rPr>
+              <w:t xml:space="preserve">conc = sol.y[0] / V_L</w:t>
+            </w:r>
+          </w:p>
+          <w:p>
+            <w:pPr>
+              <w:spacing w:after="0"/>
+            </w:pPr>
+            <w:r>
+              <w:rPr>
+                <w:b/>
+                <w:bCs/>
+                <w:color w:val="9A3412"/>
+                <w:sz w:val="15"/>
+                <w:szCs w:val="15"/>
+              </w:rPr>
+              <w:t xml:space="preserve">Watch out  </w:t>
+            </w:r>
+            <w:r>
+              <w:rPr>
+                <w:i/>
+                <w:iCs/>
+                <w:sz w:val="18"/>
+                <w:szCs w:val="18"/>
+              </w:rPr>
+              <w:t xml:space="preserve">sol.y is always two dimensional, even for one compartment, so sol.y[0] is how you get a 1D array out.</w:t>
             </w:r>
           </w:p>
         </w:tc>
@@ -9731,7 +14213,1660 @@
         <w:spacing w:after="160" w:before="380"/>
       </w:pPr>
       <w:r>
-        <w:t xml:space="preserve">6. The house rules</w:t>
+        <w:t xml:space="preserve">6. matplotlib</w:t>
+      </w:r>
+    </w:p>
+    <w:tbl>
+      <w:tblPr>
+        <w:tblW w:type="dxa" w:w="9360"/>
+        <w:tblBorders>
+          <w:top w:val="single" w:color="auto" w:sz="4"/>
+          <w:left w:val="single" w:color="auto" w:sz="4"/>
+          <w:bottom w:val="single" w:color="auto" w:sz="4"/>
+          <w:right w:val="single" w:color="auto" w:sz="4"/>
+          <w:insideH w:val="single" w:color="auto" w:sz="4"/>
+          <w:insideV w:val="single" w:color="auto" w:sz="4"/>
+        </w:tblBorders>
+      </w:tblPr>
+      <w:tblGrid>
+        <w:gridCol w:w="2400"/>
+        <w:gridCol w:w="6960"/>
+      </w:tblGrid>
+      <w:tr>
+        <w:trPr>
+          <w:tblHeader/>
+        </w:trPr>
+        <w:tc>
+          <w:tcPr>
+            <w:tcW w:type="dxa" w:w="2400"/>
+            <w:shd w:fill="EEF2F7" w:color="auto" w:val="clear"/>
+            <w:tcMar>
+              <w:top w:type="dxa" w:w="90"/>
+              <w:left w:type="dxa" w:w="120"/>
+              <w:bottom w:type="dxa" w:w="90"/>
+              <w:right w:type="dxa" w:w="120"/>
+            </w:tcMar>
+          </w:tcPr>
+          <w:p>
+            <w:r>
+              <w:rPr>
+                <w:b/>
+                <w:bCs/>
+                <w:sz w:val="18"/>
+                <w:szCs w:val="18"/>
+              </w:rPr>
+              <w:t xml:space="preserve">Function</w:t>
+            </w:r>
+          </w:p>
+        </w:tc>
+        <w:tc>
+          <w:tcPr>
+            <w:tcW w:type="dxa" w:w="6960"/>
+            <w:shd w:fill="EEF2F7" w:color="auto" w:val="clear"/>
+            <w:tcMar>
+              <w:top w:type="dxa" w:w="90"/>
+              <w:left w:type="dxa" w:w="120"/>
+              <w:bottom w:type="dxa" w:w="90"/>
+              <w:right w:type="dxa" w:w="120"/>
+            </w:tcMar>
+          </w:tcPr>
+          <w:p>
+            <w:r>
+              <w:rPr>
+                <w:b/>
+                <w:bCs/>
+                <w:sz w:val="18"/>
+                <w:szCs w:val="18"/>
+              </w:rPr>
+              <w:t xml:space="preserve">What it does</w:t>
+            </w:r>
+          </w:p>
+        </w:tc>
+      </w:tr>
+      <w:tr>
+        <w:tc>
+          <w:tcPr>
+            <w:tcW w:type="dxa" w:w="2400"/>
+            <w:tcMar>
+              <w:top w:type="dxa" w:w="90"/>
+              <w:left w:type="dxa" w:w="120"/>
+              <w:bottom w:type="dxa" w:w="90"/>
+              <w:right w:type="dxa" w:w="120"/>
+            </w:tcMar>
+          </w:tcPr>
+          <w:p>
+            <w:pPr>
+              <w:spacing w:after="60"/>
+            </w:pPr>
+            <w:r>
+              <w:rPr>
+                <w:rFonts w:ascii="Courier New" w:cs="Courier New" w:eastAsia="Courier New" w:hAnsi="Courier New"/>
+                <w:b/>
+                <w:bCs/>
+                <w:sz w:val="18"/>
+                <w:szCs w:val="18"/>
+              </w:rPr>
+              <w:t xml:space="preserve">plt.subplots</w:t>
+            </w:r>
+          </w:p>
+          <w:p>
+            <w:pPr>
+              <w:spacing w:after="0"/>
+            </w:pPr>
+            <w:r>
+              <w:rPr>
+                <w:color w:val="6B7280"/>
+                <w:sz w:val="15"/>
+                <w:szCs w:val="15"/>
+              </w:rPr>
+              <w:t xml:space="preserve">W1D5</w:t>
+            </w:r>
+          </w:p>
+        </w:tc>
+        <w:tc>
+          <w:tcPr>
+            <w:tcW w:type="dxa" w:w="6960"/>
+            <w:tcMar>
+              <w:top w:type="dxa" w:w="90"/>
+              <w:left w:type="dxa" w:w="120"/>
+              <w:bottom w:type="dxa" w:w="90"/>
+              <w:right w:type="dxa" w:w="120"/>
+            </w:tcMar>
+          </w:tcPr>
+          <w:p>
+            <w:pPr>
+              <w:spacing w:after="90"/>
+            </w:pPr>
+            <w:r>
+              <w:rPr>
+                <w:rFonts w:ascii="Courier New" w:cs="Courier New" w:eastAsia="Courier New" w:hAnsi="Courier New"/>
+                <w:color w:val="1F4E79"/>
+                <w:sz w:val="18"/>
+                <w:szCs w:val="18"/>
+              </w:rPr>
+              <w:t xml:space="preserve">fig, ax = plt.subplots(figsize=(6, 4.5))</w:t>
+            </w:r>
+          </w:p>
+          <w:p>
+            <w:pPr>
+              <w:spacing w:after="90"/>
+            </w:pPr>
+            <w:r>
+              <w:rPr>
+                <w:sz w:val="20"/>
+                <w:szCs w:val="20"/>
+              </w:rPr>
+              <w:t xml:space="preserve">Makes a figure and its axes. fig is the whole picture, ax is the one set of axes you draw on.</w:t>
+            </w:r>
+          </w:p>
+          <w:p>
+            <w:pPr>
+              <w:spacing w:after="30"/>
+            </w:pPr>
+            <w:r>
+              <w:rPr>
+                <w:b/>
+                <w:bCs/>
+                <w:color w:val="6B7280"/>
+                <w:sz w:val="15"/>
+                <w:szCs w:val="15"/>
+              </w:rPr>
+              <w:t xml:space="preserve">Example</w:t>
+            </w:r>
+          </w:p>
+          <w:p>
+            <w:pPr>
+              <w:spacing w:after="90"/>
+            </w:pPr>
+            <w:r>
+              <w:rPr>
+                <w:rFonts w:ascii="Courier New" w:cs="Courier New" w:eastAsia="Courier New" w:hAnsi="Courier New"/>
+                <w:color w:val="1F2937"/>
+                <w:sz w:val="18"/>
+                <w:szCs w:val="18"/>
+              </w:rPr>
+              <w:t xml:space="preserve">fig, ax = plt.subplots(figsize=(6, 4.5))</w:t>
+            </w:r>
+          </w:p>
+          <w:p>
+            <w:pPr>
+              <w:spacing w:after="0"/>
+            </w:pPr>
+            <w:r>
+              <w:rPr>
+                <w:b/>
+                <w:bCs/>
+                <w:color w:val="9A3412"/>
+                <w:sz w:val="15"/>
+                <w:szCs w:val="15"/>
+              </w:rPr>
+              <w:t xml:space="preserve">Watch out  </w:t>
+            </w:r>
+            <w:r>
+              <w:rPr>
+                <w:i/>
+                <w:iCs/>
+                <w:sz w:val="18"/>
+                <w:szCs w:val="18"/>
+              </w:rPr>
+              <w:t xml:space="preserve">Always build plots this explicit way. plt.plot on its own draws on whatever figure is current, which is hidden state that falls apart as soon as a notebook has more than one figure.</w:t>
+            </w:r>
+          </w:p>
+        </w:tc>
+      </w:tr>
+      <w:tr>
+        <w:tc>
+          <w:tcPr>
+            <w:tcW w:type="dxa" w:w="2400"/>
+            <w:tcMar>
+              <w:top w:type="dxa" w:w="90"/>
+              <w:left w:type="dxa" w:w="120"/>
+              <w:bottom w:type="dxa" w:w="90"/>
+              <w:right w:type="dxa" w:w="120"/>
+            </w:tcMar>
+          </w:tcPr>
+          <w:p>
+            <w:pPr>
+              <w:spacing w:after="60"/>
+            </w:pPr>
+            <w:r>
+              <w:rPr>
+                <w:rFonts w:ascii="Courier New" w:cs="Courier New" w:eastAsia="Courier New" w:hAnsi="Courier New"/>
+                <w:b/>
+                <w:bCs/>
+                <w:sz w:val="18"/>
+                <w:szCs w:val="18"/>
+              </w:rPr>
+              <w:t xml:space="preserve">plt.subplots(rows, cols)</w:t>
+            </w:r>
+          </w:p>
+          <w:p>
+            <w:pPr>
+              <w:spacing w:after="0"/>
+            </w:pPr>
+            <w:r>
+              <w:rPr>
+                <w:color w:val="6B7280"/>
+                <w:sz w:val="15"/>
+                <w:szCs w:val="15"/>
+              </w:rPr>
+              <w:t xml:space="preserve">W2D5</w:t>
+            </w:r>
+          </w:p>
+        </w:tc>
+        <w:tc>
+          <w:tcPr>
+            <w:tcW w:type="dxa" w:w="6960"/>
+            <w:tcMar>
+              <w:top w:type="dxa" w:w="90"/>
+              <w:left w:type="dxa" w:w="120"/>
+              <w:bottom w:type="dxa" w:w="90"/>
+              <w:right w:type="dxa" w:w="120"/>
+            </w:tcMar>
+          </w:tcPr>
+          <w:p>
+            <w:pPr>
+              <w:spacing w:after="90"/>
+            </w:pPr>
+            <w:r>
+              <w:rPr>
+                <w:rFonts w:ascii="Courier New" w:cs="Courier New" w:eastAsia="Courier New" w:hAnsi="Courier New"/>
+                <w:color w:val="1F4E79"/>
+                <w:sz w:val="18"/>
+                <w:szCs w:val="18"/>
+              </w:rPr>
+              <w:t xml:space="preserve">fig, axes = plt.subplots(1, 2)</w:t>
+            </w:r>
+          </w:p>
+          <w:p>
+            <w:pPr>
+              <w:spacing w:after="90"/>
+            </w:pPr>
+            <w:r>
+              <w:rPr>
+                <w:sz w:val="20"/>
+                <w:szCs w:val="20"/>
+              </w:rPr>
+              <w:t xml:space="preserve">Several panels. You get an ARRAY of axes, reached as axes[0], axes[1].</w:t>
+            </w:r>
+          </w:p>
+          <w:p>
+            <w:pPr>
+              <w:spacing w:after="30"/>
+            </w:pPr>
+            <w:r>
+              <w:rPr>
+                <w:b/>
+                <w:bCs/>
+                <w:color w:val="6B7280"/>
+                <w:sz w:val="15"/>
+                <w:szCs w:val="15"/>
+              </w:rPr>
+              <w:t xml:space="preserve">Example</w:t>
+            </w:r>
+          </w:p>
+          <w:p>
+            <w:pPr>
+              <w:spacing w:after="90"/>
+            </w:pPr>
+            <w:r>
+              <w:rPr>
+                <w:rFonts w:ascii="Courier New" w:cs="Courier New" w:eastAsia="Courier New" w:hAnsi="Courier New"/>
+                <w:color w:val="1F2937"/>
+                <w:sz w:val="18"/>
+                <w:szCs w:val="18"/>
+              </w:rPr>
+              <w:t xml:space="preserve">fig, axes = plt.subplots(1, 2, figsize=(10, 4))</w:t>
+            </w:r>
+          </w:p>
+          <w:p>
+            <w:pPr>
+              <w:spacing w:after="0"/>
+            </w:pPr>
+            <w:r>
+              <w:rPr>
+                <w:b/>
+                <w:bCs/>
+                <w:color w:val="9A3412"/>
+                <w:sz w:val="15"/>
+                <w:szCs w:val="15"/>
+              </w:rPr>
+              <w:t xml:space="preserve">Watch out  </w:t>
+            </w:r>
+            <w:r>
+              <w:rPr>
+                <w:i/>
+                <w:iCs/>
+                <w:sz w:val="18"/>
+                <w:szCs w:val="18"/>
+              </w:rPr>
+              <w:t xml:space="preserve">With rows and columns you must index into axes. Without them you get a single axes that you must not index.</w:t>
+            </w:r>
+          </w:p>
+        </w:tc>
+      </w:tr>
+      <w:tr>
+        <w:tc>
+          <w:tcPr>
+            <w:tcW w:type="dxa" w:w="2400"/>
+            <w:tcMar>
+              <w:top w:type="dxa" w:w="90"/>
+              <w:left w:type="dxa" w:w="120"/>
+              <w:bottom w:type="dxa" w:w="90"/>
+              <w:right w:type="dxa" w:w="120"/>
+            </w:tcMar>
+          </w:tcPr>
+          <w:p>
+            <w:pPr>
+              <w:spacing w:after="60"/>
+            </w:pPr>
+            <w:r>
+              <w:rPr>
+                <w:rFonts w:ascii="Courier New" w:cs="Courier New" w:eastAsia="Courier New" w:hAnsi="Courier New"/>
+                <w:b/>
+                <w:bCs/>
+                <w:sz w:val="18"/>
+                <w:szCs w:val="18"/>
+              </w:rPr>
+              <w:t xml:space="preserve">ax.plot</w:t>
+            </w:r>
+          </w:p>
+          <w:p>
+            <w:pPr>
+              <w:spacing w:after="0"/>
+            </w:pPr>
+            <w:r>
+              <w:rPr>
+                <w:color w:val="6B7280"/>
+                <w:sz w:val="15"/>
+                <w:szCs w:val="15"/>
+              </w:rPr>
+              <w:t xml:space="preserve">Foundations</w:t>
+            </w:r>
+          </w:p>
+        </w:tc>
+        <w:tc>
+          <w:tcPr>
+            <w:tcW w:type="dxa" w:w="6960"/>
+            <w:tcMar>
+              <w:top w:type="dxa" w:w="90"/>
+              <w:left w:type="dxa" w:w="120"/>
+              <w:bottom w:type="dxa" w:w="90"/>
+              <w:right w:type="dxa" w:w="120"/>
+            </w:tcMar>
+          </w:tcPr>
+          <w:p>
+            <w:pPr>
+              <w:spacing w:after="90"/>
+            </w:pPr>
+            <w:r>
+              <w:rPr>
+                <w:rFonts w:ascii="Courier New" w:cs="Courier New" w:eastAsia="Courier New" w:hAnsi="Courier New"/>
+                <w:color w:val="1F4E79"/>
+                <w:sz w:val="18"/>
+                <w:szCs w:val="18"/>
+              </w:rPr>
+              <w:t xml:space="preserve">ax.plot(x, y, marker='o')</w:t>
+            </w:r>
+          </w:p>
+          <w:p>
+            <w:pPr>
+              <w:spacing w:after="90"/>
+            </w:pPr>
+            <w:r>
+              <w:rPr>
+                <w:sz w:val="20"/>
+                <w:szCs w:val="20"/>
+              </w:rPr>
+              <w:t xml:space="preserve">A line, optionally with markers.</w:t>
+            </w:r>
+          </w:p>
+          <w:p>
+            <w:pPr>
+              <w:spacing w:after="30"/>
+            </w:pPr>
+            <w:r>
+              <w:rPr>
+                <w:b/>
+                <w:bCs/>
+                <w:color w:val="6B7280"/>
+                <w:sz w:val="15"/>
+                <w:szCs w:val="15"/>
+              </w:rPr>
+              <w:t xml:space="preserve">Example</w:t>
+            </w:r>
+          </w:p>
+          <w:p>
+            <w:pPr>
+              <w:spacing w:after="0"/>
+            </w:pPr>
+            <w:r>
+              <w:rPr>
+                <w:rFonts w:ascii="Courier New" w:cs="Courier New" w:eastAsia="Courier New" w:hAnsi="Courier New"/>
+                <w:color w:val="1F2937"/>
+                <w:sz w:val="18"/>
+                <w:szCs w:val="18"/>
+              </w:rPr>
+              <w:t xml:space="preserve">ax.plot(time_h, conc, marker="o")</w:t>
+            </w:r>
+          </w:p>
+        </w:tc>
+      </w:tr>
+      <w:tr>
+        <w:tc>
+          <w:tcPr>
+            <w:tcW w:type="dxa" w:w="2400"/>
+            <w:tcMar>
+              <w:top w:type="dxa" w:w="90"/>
+              <w:left w:type="dxa" w:w="120"/>
+              <w:bottom w:type="dxa" w:w="90"/>
+              <w:right w:type="dxa" w:w="120"/>
+            </w:tcMar>
+          </w:tcPr>
+          <w:p>
+            <w:pPr>
+              <w:spacing w:after="60"/>
+            </w:pPr>
+            <w:r>
+              <w:rPr>
+                <w:rFonts w:ascii="Courier New" w:cs="Courier New" w:eastAsia="Courier New" w:hAnsi="Courier New"/>
+                <w:b/>
+                <w:bCs/>
+                <w:sz w:val="18"/>
+                <w:szCs w:val="18"/>
+              </w:rPr>
+              <w:t xml:space="preserve">ax.errorbar</w:t>
+            </w:r>
+          </w:p>
+          <w:p>
+            <w:pPr>
+              <w:spacing w:after="0"/>
+            </w:pPr>
+            <w:r>
+              <w:rPr>
+                <w:color w:val="6B7280"/>
+                <w:sz w:val="15"/>
+                <w:szCs w:val="15"/>
+              </w:rPr>
+              <w:t xml:space="preserve">W1D5</w:t>
+            </w:r>
+          </w:p>
+        </w:tc>
+        <w:tc>
+          <w:tcPr>
+            <w:tcW w:type="dxa" w:w="6960"/>
+            <w:tcMar>
+              <w:top w:type="dxa" w:w="90"/>
+              <w:left w:type="dxa" w:w="120"/>
+              <w:bottom w:type="dxa" w:w="90"/>
+              <w:right w:type="dxa" w:w="120"/>
+            </w:tcMar>
+          </w:tcPr>
+          <w:p>
+            <w:pPr>
+              <w:spacing w:after="90"/>
+            </w:pPr>
+            <w:r>
+              <w:rPr>
+                <w:rFonts w:ascii="Courier New" w:cs="Courier New" w:eastAsia="Courier New" w:hAnsi="Courier New"/>
+                <w:color w:val="1F4E79"/>
+                <w:sz w:val="18"/>
+                <w:szCs w:val="18"/>
+              </w:rPr>
+              <w:t xml:space="preserve">ax.errorbar(x, y, yerr=sd, fmt='o')</w:t>
+            </w:r>
+          </w:p>
+          <w:p>
+            <w:pPr>
+              <w:spacing w:after="90"/>
+            </w:pPr>
+            <w:r>
+              <w:rPr>
+                <w:sz w:val="20"/>
+                <w:szCs w:val="20"/>
+              </w:rPr>
+              <w:t xml:space="preserve">Points with error bars.</w:t>
+            </w:r>
+          </w:p>
+          <w:p>
+            <w:pPr>
+              <w:spacing w:after="30"/>
+            </w:pPr>
+            <w:r>
+              <w:rPr>
+                <w:b/>
+                <w:bCs/>
+                <w:color w:val="6B7280"/>
+                <w:sz w:val="15"/>
+                <w:szCs w:val="15"/>
+              </w:rPr>
+              <w:t xml:space="preserve">Example</w:t>
+            </w:r>
+          </w:p>
+          <w:p>
+            <w:pPr>
+              <w:spacing w:after="90"/>
+            </w:pPr>
+            <w:r>
+              <w:rPr>
+                <w:rFonts w:ascii="Courier New" w:cs="Courier New" w:eastAsia="Courier New" w:hAnsi="Courier New"/>
+                <w:color w:val="1F2937"/>
+                <w:sz w:val="18"/>
+                <w:szCs w:val="18"/>
+              </w:rPr>
+              <w:t xml:space="preserve">ax.errorbar([0, 1], g["MEAN"], yerr=g["SD"], fmt="o", capsize=6)</w:t>
+            </w:r>
+          </w:p>
+          <w:p>
+            <w:pPr>
+              <w:spacing w:after="0"/>
+            </w:pPr>
+            <w:r>
+              <w:rPr>
+                <w:b/>
+                <w:bCs/>
+                <w:color w:val="9A3412"/>
+                <w:sz w:val="15"/>
+                <w:szCs w:val="15"/>
+              </w:rPr>
+              <w:t xml:space="preserve">Watch out  </w:t>
+            </w:r>
+            <w:r>
+              <w:rPr>
+                <w:i/>
+                <w:iCs/>
+                <w:sz w:val="18"/>
+                <w:szCs w:val="18"/>
+              </w:rPr>
+              <w:t xml:space="preserve">In this repo yerr is ALWAYS an SD. fmt='o' with linestyle='none' gives markers and no connecting line. A yerr of shape (2, n) is read as separate lower and upper bars.</w:t>
+            </w:r>
+          </w:p>
+        </w:tc>
+      </w:tr>
+      <w:tr>
+        <w:tc>
+          <w:tcPr>
+            <w:tcW w:type="dxa" w:w="2400"/>
+            <w:tcMar>
+              <w:top w:type="dxa" w:w="90"/>
+              <w:left w:type="dxa" w:w="120"/>
+              <w:bottom w:type="dxa" w:w="90"/>
+              <w:right w:type="dxa" w:w="120"/>
+            </w:tcMar>
+          </w:tcPr>
+          <w:p>
+            <w:pPr>
+              <w:spacing w:after="60"/>
+            </w:pPr>
+            <w:r>
+              <w:rPr>
+                <w:rFonts w:ascii="Courier New" w:cs="Courier New" w:eastAsia="Courier New" w:hAnsi="Courier New"/>
+                <w:b/>
+                <w:bCs/>
+                <w:sz w:val="18"/>
+                <w:szCs w:val="18"/>
+              </w:rPr>
+              <w:t xml:space="preserve">ax.scatter</w:t>
+            </w:r>
+          </w:p>
+          <w:p>
+            <w:pPr>
+              <w:spacing w:after="0"/>
+            </w:pPr>
+            <w:r>
+              <w:rPr>
+                <w:color w:val="6B7280"/>
+                <w:sz w:val="15"/>
+                <w:szCs w:val="15"/>
+              </w:rPr>
+              <w:t xml:space="preserve">W1D5</w:t>
+            </w:r>
+          </w:p>
+        </w:tc>
+        <w:tc>
+          <w:tcPr>
+            <w:tcW w:type="dxa" w:w="6960"/>
+            <w:tcMar>
+              <w:top w:type="dxa" w:w="90"/>
+              <w:left w:type="dxa" w:w="120"/>
+              <w:bottom w:type="dxa" w:w="90"/>
+              <w:right w:type="dxa" w:w="120"/>
+            </w:tcMar>
+          </w:tcPr>
+          <w:p>
+            <w:pPr>
+              <w:spacing w:after="90"/>
+            </w:pPr>
+            <w:r>
+              <w:rPr>
+                <w:rFonts w:ascii="Courier New" w:cs="Courier New" w:eastAsia="Courier New" w:hAnsi="Courier New"/>
+                <w:color w:val="1F4E79"/>
+                <w:sz w:val="18"/>
+                <w:szCs w:val="18"/>
+              </w:rPr>
+              <w:t xml:space="preserve">ax.scatter(x, y)</w:t>
+            </w:r>
+          </w:p>
+          <w:p>
+            <w:pPr>
+              <w:spacing w:after="90"/>
+            </w:pPr>
+            <w:r>
+              <w:rPr>
+                <w:sz w:val="20"/>
+                <w:szCs w:val="20"/>
+              </w:rPr>
+              <w:t xml:space="preserve">Scattered points. The way to overlay every animal on top of a group summary.</w:t>
+            </w:r>
+          </w:p>
+          <w:p>
+            <w:pPr>
+              <w:spacing w:after="30"/>
+            </w:pPr>
+            <w:r>
+              <w:rPr>
+                <w:b/>
+                <w:bCs/>
+                <w:color w:val="6B7280"/>
+                <w:sz w:val="15"/>
+                <w:szCs w:val="15"/>
+              </w:rPr>
+              <w:t xml:space="preserve">Example</w:t>
+            </w:r>
+          </w:p>
+          <w:p>
+            <w:pPr>
+              <w:spacing w:after="90"/>
+            </w:pPr>
+            <w:r>
+              <w:rPr>
+                <w:rFonts w:ascii="Courier New" w:cs="Courier New" w:eastAsia="Courier New" w:hAnsi="Courier New"/>
+                <w:color w:val="1F2937"/>
+                <w:sz w:val="18"/>
+                <w:szCs w:val="18"/>
+              </w:rPr>
+              <w:t xml:space="preserve">ax.scatter(animal_x, animal_level["MEAN_INTENSITY"], s=45, alpha=0.75)</w:t>
+            </w:r>
+          </w:p>
+          <w:p>
+            <w:pPr>
+              <w:spacing w:after="0"/>
+            </w:pPr>
+            <w:r>
+              <w:rPr>
+                <w:b/>
+                <w:bCs/>
+                <w:color w:val="9A3412"/>
+                <w:sz w:val="15"/>
+                <w:szCs w:val="15"/>
+              </w:rPr>
+              <w:t xml:space="preserve">Watch out  </w:t>
+            </w:r>
+            <w:r>
+              <w:rPr>
+                <w:i/>
+                <w:iCs/>
+                <w:sz w:val="18"/>
+                <w:szCs w:val="18"/>
+              </w:rPr>
+              <w:t xml:space="preserve">s is the marker size and alpha is the transparency, which helps when points overlap.</w:t>
+            </w:r>
+          </w:p>
+        </w:tc>
+      </w:tr>
+      <w:tr>
+        <w:tc>
+          <w:tcPr>
+            <w:tcW w:type="dxa" w:w="2400"/>
+            <w:tcMar>
+              <w:top w:type="dxa" w:w="90"/>
+              <w:left w:type="dxa" w:w="120"/>
+              <w:bottom w:type="dxa" w:w="90"/>
+              <w:right w:type="dxa" w:w="120"/>
+            </w:tcMar>
+          </w:tcPr>
+          <w:p>
+            <w:pPr>
+              <w:spacing w:after="60"/>
+            </w:pPr>
+            <w:r>
+              <w:rPr>
+                <w:rFonts w:ascii="Courier New" w:cs="Courier New" w:eastAsia="Courier New" w:hAnsi="Courier New"/>
+                <w:b/>
+                <w:bCs/>
+                <w:sz w:val="18"/>
+                <w:szCs w:val="18"/>
+              </w:rPr>
+              <w:t xml:space="preserve">zorder</w:t>
+            </w:r>
+          </w:p>
+          <w:p>
+            <w:pPr>
+              <w:spacing w:after="0"/>
+            </w:pPr>
+            <w:r>
+              <w:rPr>
+                <w:color w:val="6B7280"/>
+                <w:sz w:val="15"/>
+                <w:szCs w:val="15"/>
+              </w:rPr>
+              <w:t xml:space="preserve">W1D5</w:t>
+            </w:r>
+          </w:p>
+        </w:tc>
+        <w:tc>
+          <w:tcPr>
+            <w:tcW w:type="dxa" w:w="6960"/>
+            <w:tcMar>
+              <w:top w:type="dxa" w:w="90"/>
+              <w:left w:type="dxa" w:w="120"/>
+              <w:bottom w:type="dxa" w:w="90"/>
+              <w:right w:type="dxa" w:w="120"/>
+            </w:tcMar>
+          </w:tcPr>
+          <w:p>
+            <w:pPr>
+              <w:spacing w:after="90"/>
+            </w:pPr>
+            <w:r>
+              <w:rPr>
+                <w:rFonts w:ascii="Courier New" w:cs="Courier New" w:eastAsia="Courier New" w:hAnsi="Courier New"/>
+                <w:color w:val="1F4E79"/>
+                <w:sz w:val="18"/>
+                <w:szCs w:val="18"/>
+              </w:rPr>
+              <w:t xml:space="preserve">zorder=3</w:t>
+            </w:r>
+          </w:p>
+          <w:p>
+            <w:pPr>
+              <w:spacing w:after="90"/>
+            </w:pPr>
+            <w:r>
+              <w:rPr>
+                <w:sz w:val="20"/>
+                <w:szCs w:val="20"/>
+              </w:rPr>
+              <w:t xml:space="preserve">What gets drawn on top. Higher numbers are nearer the front.</w:t>
+            </w:r>
+          </w:p>
+          <w:p>
+            <w:pPr>
+              <w:spacing w:after="30"/>
+            </w:pPr>
+            <w:r>
+              <w:rPr>
+                <w:b/>
+                <w:bCs/>
+                <w:color w:val="6B7280"/>
+                <w:sz w:val="15"/>
+                <w:szCs w:val="15"/>
+              </w:rPr>
+              <w:t xml:space="preserve">Example</w:t>
+            </w:r>
+          </w:p>
+          <w:p>
+            <w:pPr>
+              <w:spacing w:after="90"/>
+            </w:pPr>
+            <w:r>
+              <w:rPr>
+                <w:rFonts w:ascii="Courier New" w:cs="Courier New" w:eastAsia="Courier New" w:hAnsi="Courier New"/>
+                <w:color w:val="1F2937"/>
+                <w:sz w:val="18"/>
+                <w:szCs w:val="18"/>
+              </w:rPr>
+              <w:t xml:space="preserve">ax.errorbar(..., zorder=3) over ax.scatter(..., zorder=2)</w:t>
+            </w:r>
+          </w:p>
+          <w:p>
+            <w:pPr>
+              <w:spacing w:after="0"/>
+            </w:pPr>
+            <w:r>
+              <w:rPr>
+                <w:b/>
+                <w:bCs/>
+                <w:color w:val="9A3412"/>
+                <w:sz w:val="15"/>
+                <w:szCs w:val="15"/>
+              </w:rPr>
+              <w:t xml:space="preserve">Watch out  </w:t>
+            </w:r>
+            <w:r>
+              <w:rPr>
+                <w:i/>
+                <w:iCs/>
+                <w:sz w:val="18"/>
+                <w:szCs w:val="18"/>
+              </w:rPr>
+              <w:t xml:space="preserve">Without it the scattered points can hide the summary markers.</w:t>
+            </w:r>
+          </w:p>
+        </w:tc>
+      </w:tr>
+      <w:tr>
+        <w:tc>
+          <w:tcPr>
+            <w:tcW w:type="dxa" w:w="2400"/>
+            <w:tcMar>
+              <w:top w:type="dxa" w:w="90"/>
+              <w:left w:type="dxa" w:w="120"/>
+              <w:bottom w:type="dxa" w:w="90"/>
+              <w:right w:type="dxa" w:w="120"/>
+            </w:tcMar>
+          </w:tcPr>
+          <w:p>
+            <w:pPr>
+              <w:spacing w:after="60"/>
+            </w:pPr>
+            <w:r>
+              <w:rPr>
+                <w:rFonts w:ascii="Courier New" w:cs="Courier New" w:eastAsia="Courier New" w:hAnsi="Courier New"/>
+                <w:b/>
+                <w:bCs/>
+                <w:sz w:val="18"/>
+                <w:szCs w:val="18"/>
+              </w:rPr>
+              <w:t xml:space="preserve">axis labels</w:t>
+            </w:r>
+          </w:p>
+          <w:p>
+            <w:pPr>
+              <w:spacing w:after="0"/>
+            </w:pPr>
+            <w:r>
+              <w:rPr>
+                <w:color w:val="6B7280"/>
+                <w:sz w:val="15"/>
+                <w:szCs w:val="15"/>
+              </w:rPr>
+              <w:t xml:space="preserve">W1D5</w:t>
+            </w:r>
+          </w:p>
+        </w:tc>
+        <w:tc>
+          <w:tcPr>
+            <w:tcW w:type="dxa" w:w="6960"/>
+            <w:tcMar>
+              <w:top w:type="dxa" w:w="90"/>
+              <w:left w:type="dxa" w:w="120"/>
+              <w:bottom w:type="dxa" w:w="90"/>
+              <w:right w:type="dxa" w:w="120"/>
+            </w:tcMar>
+          </w:tcPr>
+          <w:p>
+            <w:pPr>
+              <w:spacing w:after="90"/>
+            </w:pPr>
+            <w:r>
+              <w:rPr>
+                <w:rFonts w:ascii="Courier New" w:cs="Courier New" w:eastAsia="Courier New" w:hAnsi="Courier New"/>
+                <w:color w:val="1F4E79"/>
+                <w:sz w:val="18"/>
+                <w:szCs w:val="18"/>
+              </w:rPr>
+              <w:t xml:space="preserve">ax.set_xlabel / set_ylabel / set_title</w:t>
+            </w:r>
+          </w:p>
+          <w:p>
+            <w:pPr>
+              <w:spacing w:after="90"/>
+            </w:pPr>
+            <w:r>
+              <w:rPr>
+                <w:sz w:val="20"/>
+                <w:szCs w:val="20"/>
+              </w:rPr>
+              <w:t xml:space="preserve">Labels the axes and titles the panel. Include units in the y label.</w:t>
+            </w:r>
+          </w:p>
+          <w:p>
+            <w:pPr>
+              <w:spacing w:after="30"/>
+            </w:pPr>
+            <w:r>
+              <w:rPr>
+                <w:b/>
+                <w:bCs/>
+                <w:color w:val="6B7280"/>
+                <w:sz w:val="15"/>
+                <w:szCs w:val="15"/>
+              </w:rPr>
+              <w:t xml:space="preserve">Example</w:t>
+            </w:r>
+          </w:p>
+          <w:p>
+            <w:pPr>
+              <w:spacing w:after="90"/>
+            </w:pPr>
+            <w:r>
+              <w:rPr>
+                <w:rFonts w:ascii="Courier New" w:cs="Courier New" w:eastAsia="Courier New" w:hAnsi="Courier New"/>
+                <w:color w:val="1F2937"/>
+                <w:sz w:val="18"/>
+                <w:szCs w:val="18"/>
+              </w:rPr>
+              <w:t xml:space="preserve">ax.set_ylabel("Concentration (mg/L)")</w:t>
+            </w:r>
+          </w:p>
+          <w:p>
+            <w:pPr>
+              <w:spacing w:after="0"/>
+            </w:pPr>
+            <w:r>
+              <w:rPr>
+                <w:b/>
+                <w:bCs/>
+                <w:color w:val="9A3412"/>
+                <w:sz w:val="15"/>
+                <w:szCs w:val="15"/>
+              </w:rPr>
+              <w:t xml:space="preserve">Watch out  </w:t>
+            </w:r>
+            <w:r>
+              <w:rPr>
+                <w:i/>
+                <w:iCs/>
+                <w:sz w:val="18"/>
+                <w:szCs w:val="18"/>
+              </w:rPr>
+              <w:t xml:space="preserve">A figure without all three is unreadable to everyone except the person who made it, including you in three weeks.</w:t>
+            </w:r>
+          </w:p>
+        </w:tc>
+      </w:tr>
+      <w:tr>
+        <w:tc>
+          <w:tcPr>
+            <w:tcW w:type="dxa" w:w="2400"/>
+            <w:tcMar>
+              <w:top w:type="dxa" w:w="90"/>
+              <w:left w:type="dxa" w:w="120"/>
+              <w:bottom w:type="dxa" w:w="90"/>
+              <w:right w:type="dxa" w:w="120"/>
+            </w:tcMar>
+          </w:tcPr>
+          <w:p>
+            <w:pPr>
+              <w:spacing w:after="60"/>
+            </w:pPr>
+            <w:r>
+              <w:rPr>
+                <w:rFonts w:ascii="Courier New" w:cs="Courier New" w:eastAsia="Courier New" w:hAnsi="Courier New"/>
+                <w:b/>
+                <w:bCs/>
+                <w:sz w:val="18"/>
+                <w:szCs w:val="18"/>
+              </w:rPr>
+              <w:t xml:space="preserve">ax.set_xticks</w:t>
+            </w:r>
+          </w:p>
+          <w:p>
+            <w:pPr>
+              <w:spacing w:after="0"/>
+            </w:pPr>
+            <w:r>
+              <w:rPr>
+                <w:color w:val="6B7280"/>
+                <w:sz w:val="15"/>
+                <w:szCs w:val="15"/>
+              </w:rPr>
+              <w:t xml:space="preserve">W1D5</w:t>
+            </w:r>
+          </w:p>
+        </w:tc>
+        <w:tc>
+          <w:tcPr>
+            <w:tcW w:type="dxa" w:w="6960"/>
+            <w:tcMar>
+              <w:top w:type="dxa" w:w="90"/>
+              <w:left w:type="dxa" w:w="120"/>
+              <w:bottom w:type="dxa" w:w="90"/>
+              <w:right w:type="dxa" w:w="120"/>
+            </w:tcMar>
+          </w:tcPr>
+          <w:p>
+            <w:pPr>
+              <w:spacing w:after="90"/>
+            </w:pPr>
+            <w:r>
+              <w:rPr>
+                <w:rFonts w:ascii="Courier New" w:cs="Courier New" w:eastAsia="Courier New" w:hAnsi="Courier New"/>
+                <w:color w:val="1F4E79"/>
+                <w:sz w:val="18"/>
+                <w:szCs w:val="18"/>
+              </w:rPr>
+              <w:t xml:space="preserve">ax.set_xticks([0, 1])</w:t>
+            </w:r>
+          </w:p>
+          <w:p>
+            <w:pPr>
+              <w:spacing w:after="90"/>
+            </w:pPr>
+            <w:r>
+              <w:rPr>
+                <w:sz w:val="20"/>
+                <w:szCs w:val="20"/>
+              </w:rPr>
+              <w:t xml:space="preserve">Where the ticks go. Pair with set_xticklabels to name them.</w:t>
+            </w:r>
+          </w:p>
+          <w:p>
+            <w:pPr>
+              <w:spacing w:after="30"/>
+            </w:pPr>
+            <w:r>
+              <w:rPr>
+                <w:b/>
+                <w:bCs/>
+                <w:color w:val="6B7280"/>
+                <w:sz w:val="15"/>
+                <w:szCs w:val="15"/>
+              </w:rPr>
+              <w:t xml:space="preserve">Example</w:t>
+            </w:r>
+          </w:p>
+          <w:p>
+            <w:pPr>
+              <w:spacing w:after="0"/>
+            </w:pPr>
+            <w:r>
+              <w:rPr>
+                <w:rFonts w:ascii="Courier New" w:cs="Courier New" w:eastAsia="Courier New" w:hAnsi="Courier New"/>
+                <w:color w:val="1F2937"/>
+                <w:sz w:val="18"/>
+                <w:szCs w:val="18"/>
+              </w:rPr>
+              <w:t xml:space="preserve">ax.set_xticks([0, 1])</w:t>
+            </w:r>
+          </w:p>
+          <w:p>
+            <w:pPr>
+              <w:spacing w:after="90"/>
+            </w:pPr>
+            <w:r>
+              <w:rPr>
+                <w:rFonts w:ascii="Courier New" w:cs="Courier New" w:eastAsia="Courier New" w:hAnsi="Courier New"/>
+                <w:color w:val="1F2937"/>
+                <w:sz w:val="18"/>
+                <w:szCs w:val="18"/>
+              </w:rPr>
+              <w:t xml:space="preserve">ax.set_xticklabels(["Vehicle", "Drug"])</w:t>
+            </w:r>
+          </w:p>
+          <w:p>
+            <w:pPr>
+              <w:spacing w:after="0"/>
+            </w:pPr>
+            <w:r>
+              <w:rPr>
+                <w:b/>
+                <w:bCs/>
+                <w:color w:val="9A3412"/>
+                <w:sz w:val="15"/>
+                <w:szCs w:val="15"/>
+              </w:rPr>
+              <w:t xml:space="preserve">Watch out  </w:t>
+            </w:r>
+            <w:r>
+              <w:rPr>
+                <w:i/>
+                <w:iCs/>
+                <w:sz w:val="18"/>
+                <w:szCs w:val="18"/>
+              </w:rPr>
+              <w:t xml:space="preserve">Set the ticks before the labels, or the labels can land in the wrong places.</w:t>
+            </w:r>
+          </w:p>
+        </w:tc>
+      </w:tr>
+      <w:tr>
+        <w:tc>
+          <w:tcPr>
+            <w:tcW w:type="dxa" w:w="2400"/>
+            <w:tcMar>
+              <w:top w:type="dxa" w:w="90"/>
+              <w:left w:type="dxa" w:w="120"/>
+              <w:bottom w:type="dxa" w:w="90"/>
+              <w:right w:type="dxa" w:w="120"/>
+            </w:tcMar>
+          </w:tcPr>
+          <w:p>
+            <w:pPr>
+              <w:spacing w:after="60"/>
+            </w:pPr>
+            <w:r>
+              <w:rPr>
+                <w:rFonts w:ascii="Courier New" w:cs="Courier New" w:eastAsia="Courier New" w:hAnsi="Courier New"/>
+                <w:b/>
+                <w:bCs/>
+                <w:sz w:val="18"/>
+                <w:szCs w:val="18"/>
+              </w:rPr>
+              <w:t xml:space="preserve">ax.set_yscale</w:t>
+            </w:r>
+          </w:p>
+          <w:p>
+            <w:pPr>
+              <w:spacing w:after="0"/>
+            </w:pPr>
+            <w:r>
+              <w:rPr>
+                <w:color w:val="6B7280"/>
+                <w:sz w:val="15"/>
+                <w:szCs w:val="15"/>
+              </w:rPr>
+              <w:t xml:space="preserve">W2D5</w:t>
+            </w:r>
+          </w:p>
+        </w:tc>
+        <w:tc>
+          <w:tcPr>
+            <w:tcW w:type="dxa" w:w="6960"/>
+            <w:tcMar>
+              <w:top w:type="dxa" w:w="90"/>
+              <w:left w:type="dxa" w:w="120"/>
+              <w:bottom w:type="dxa" w:w="90"/>
+              <w:right w:type="dxa" w:w="120"/>
+            </w:tcMar>
+          </w:tcPr>
+          <w:p>
+            <w:pPr>
+              <w:spacing w:after="90"/>
+            </w:pPr>
+            <w:r>
+              <w:rPr>
+                <w:rFonts w:ascii="Courier New" w:cs="Courier New" w:eastAsia="Courier New" w:hAnsi="Courier New"/>
+                <w:color w:val="1F4E79"/>
+                <w:sz w:val="18"/>
+                <w:szCs w:val="18"/>
+              </w:rPr>
+              <w:t xml:space="preserve">ax.set_yscale("log")</w:t>
+            </w:r>
+          </w:p>
+          <w:p>
+            <w:pPr>
+              <w:spacing w:after="90"/>
+            </w:pPr>
+            <w:r>
+              <w:rPr>
+                <w:sz w:val="20"/>
+                <w:szCs w:val="20"/>
+              </w:rPr>
+              <w:t xml:space="preserve">A log axis. A PK profile that curves on a linear axis becomes a straight terminal line on a semi log axis, which is how you eyeball lambda_z.</w:t>
+            </w:r>
+          </w:p>
+          <w:p>
+            <w:pPr>
+              <w:spacing w:after="30"/>
+            </w:pPr>
+            <w:r>
+              <w:rPr>
+                <w:b/>
+                <w:bCs/>
+                <w:color w:val="6B7280"/>
+                <w:sz w:val="15"/>
+                <w:szCs w:val="15"/>
+              </w:rPr>
+              <w:t xml:space="preserve">Example</w:t>
+            </w:r>
+          </w:p>
+          <w:p>
+            <w:pPr>
+              <w:spacing w:after="90"/>
+            </w:pPr>
+            <w:r>
+              <w:rPr>
+                <w:rFonts w:ascii="Courier New" w:cs="Courier New" w:eastAsia="Courier New" w:hAnsi="Courier New"/>
+                <w:color w:val="1F2937"/>
+                <w:sz w:val="18"/>
+                <w:szCs w:val="18"/>
+              </w:rPr>
+              <w:t xml:space="preserve">ax.set_yscale("log")</w:t>
+            </w:r>
+          </w:p>
+          <w:p>
+            <w:pPr>
+              <w:spacing w:after="0"/>
+            </w:pPr>
+            <w:r>
+              <w:rPr>
+                <w:b/>
+                <w:bCs/>
+                <w:color w:val="9A3412"/>
+                <w:sz w:val="15"/>
+                <w:szCs w:val="15"/>
+              </w:rPr>
+              <w:t xml:space="preserve">Watch out  </w:t>
+            </w:r>
+            <w:r>
+              <w:rPr>
+                <w:i/>
+                <w:iCs/>
+                <w:sz w:val="18"/>
+                <w:szCs w:val="18"/>
+              </w:rPr>
+              <w:t xml:space="preserve">Zero and negative values cannot be shown on a log axis and silently vanish, including your predose samples.</w:t>
+            </w:r>
+          </w:p>
+        </w:tc>
+      </w:tr>
+      <w:tr>
+        <w:tc>
+          <w:tcPr>
+            <w:tcW w:type="dxa" w:w="2400"/>
+            <w:tcMar>
+              <w:top w:type="dxa" w:w="90"/>
+              <w:left w:type="dxa" w:w="120"/>
+              <w:bottom w:type="dxa" w:w="90"/>
+              <w:right w:type="dxa" w:w="120"/>
+            </w:tcMar>
+          </w:tcPr>
+          <w:p>
+            <w:pPr>
+              <w:spacing w:after="60"/>
+            </w:pPr>
+            <w:r>
+              <w:rPr>
+                <w:rFonts w:ascii="Courier New" w:cs="Courier New" w:eastAsia="Courier New" w:hAnsi="Courier New"/>
+                <w:b/>
+                <w:bCs/>
+                <w:sz w:val="18"/>
+                <w:szCs w:val="18"/>
+              </w:rPr>
+              <w:t xml:space="preserve">ax.legend</w:t>
+            </w:r>
+          </w:p>
+          <w:p>
+            <w:pPr>
+              <w:spacing w:after="0"/>
+            </w:pPr>
+            <w:r>
+              <w:rPr>
+                <w:color w:val="6B7280"/>
+                <w:sz w:val="15"/>
+                <w:szCs w:val="15"/>
+              </w:rPr>
+              <w:t xml:space="preserve">W1D5</w:t>
+            </w:r>
+          </w:p>
+        </w:tc>
+        <w:tc>
+          <w:tcPr>
+            <w:tcW w:type="dxa" w:w="6960"/>
+            <w:tcMar>
+              <w:top w:type="dxa" w:w="90"/>
+              <w:left w:type="dxa" w:w="120"/>
+              <w:bottom w:type="dxa" w:w="90"/>
+              <w:right w:type="dxa" w:w="120"/>
+            </w:tcMar>
+          </w:tcPr>
+          <w:p>
+            <w:pPr>
+              <w:spacing w:after="90"/>
+            </w:pPr>
+            <w:r>
+              <w:rPr>
+                <w:rFonts w:ascii="Courier New" w:cs="Courier New" w:eastAsia="Courier New" w:hAnsi="Courier New"/>
+                <w:color w:val="1F4E79"/>
+                <w:sz w:val="18"/>
+                <w:szCs w:val="18"/>
+              </w:rPr>
+              <w:t xml:space="preserve">ax.legend(frameon=False)</w:t>
+            </w:r>
+          </w:p>
+          <w:p>
+            <w:pPr>
+              <w:spacing w:after="90"/>
+            </w:pPr>
+            <w:r>
+              <w:rPr>
+                <w:sz w:val="20"/>
+                <w:szCs w:val="20"/>
+              </w:rPr>
+              <w:t xml:space="preserve">Shows the legend, built from the label= you passed to each plotting call.</w:t>
+            </w:r>
+          </w:p>
+          <w:p>
+            <w:pPr>
+              <w:spacing w:after="30"/>
+            </w:pPr>
+            <w:r>
+              <w:rPr>
+                <w:b/>
+                <w:bCs/>
+                <w:color w:val="6B7280"/>
+                <w:sz w:val="15"/>
+                <w:szCs w:val="15"/>
+              </w:rPr>
+              <w:t xml:space="preserve">Example</w:t>
+            </w:r>
+          </w:p>
+          <w:p>
+            <w:pPr>
+              <w:spacing w:after="0"/>
+            </w:pPr>
+            <w:r>
+              <w:rPr>
+                <w:rFonts w:ascii="Courier New" w:cs="Courier New" w:eastAsia="Courier New" w:hAnsi="Courier New"/>
+                <w:color w:val="1F2937"/>
+                <w:sz w:val="18"/>
+                <w:szCs w:val="18"/>
+              </w:rPr>
+              <w:t xml:space="preserve">ax.errorbar(..., label="group mean, SD")</w:t>
+            </w:r>
+          </w:p>
+          <w:p>
+            <w:pPr>
+              <w:spacing w:after="90"/>
+            </w:pPr>
+            <w:r>
+              <w:rPr>
+                <w:rFonts w:ascii="Courier New" w:cs="Courier New" w:eastAsia="Courier New" w:hAnsi="Courier New"/>
+                <w:color w:val="1F2937"/>
+                <w:sz w:val="18"/>
+                <w:szCs w:val="18"/>
+              </w:rPr>
+              <w:t xml:space="preserve">ax.legend(frameon=False)</w:t>
+            </w:r>
+          </w:p>
+          <w:p>
+            <w:pPr>
+              <w:spacing w:after="0"/>
+            </w:pPr>
+            <w:r>
+              <w:rPr>
+                <w:b/>
+                <w:bCs/>
+                <w:color w:val="9A3412"/>
+                <w:sz w:val="15"/>
+                <w:szCs w:val="15"/>
+              </w:rPr>
+              <w:t xml:space="preserve">Watch out  </w:t>
+            </w:r>
+            <w:r>
+              <w:rPr>
+                <w:i/>
+                <w:iCs/>
+                <w:sz w:val="18"/>
+                <w:szCs w:val="18"/>
+              </w:rPr>
+              <w:t xml:space="preserve">Nothing appears unless you gave the plotting calls a label.</w:t>
+            </w:r>
+          </w:p>
+        </w:tc>
+      </w:tr>
+      <w:tr>
+        <w:tc>
+          <w:tcPr>
+            <w:tcW w:type="dxa" w:w="2400"/>
+            <w:tcMar>
+              <w:top w:type="dxa" w:w="90"/>
+              <w:left w:type="dxa" w:w="120"/>
+              <w:bottom w:type="dxa" w:w="90"/>
+              <w:right w:type="dxa" w:w="120"/>
+            </w:tcMar>
+          </w:tcPr>
+          <w:p>
+            <w:pPr>
+              <w:spacing w:after="60"/>
+            </w:pPr>
+            <w:r>
+              <w:rPr>
+                <w:rFonts w:ascii="Courier New" w:cs="Courier New" w:eastAsia="Courier New" w:hAnsi="Courier New"/>
+                <w:b/>
+                <w:bCs/>
+                <w:sz w:val="18"/>
+                <w:szCs w:val="18"/>
+              </w:rPr>
+              <w:t xml:space="preserve">fig.tight_layout</w:t>
+            </w:r>
+          </w:p>
+          <w:p>
+            <w:pPr>
+              <w:spacing w:after="0"/>
+            </w:pPr>
+            <w:r>
+              <w:rPr>
+                <w:color w:val="6B7280"/>
+                <w:sz w:val="15"/>
+                <w:szCs w:val="15"/>
+              </w:rPr>
+              <w:t xml:space="preserve">W2D5</w:t>
+            </w:r>
+          </w:p>
+        </w:tc>
+        <w:tc>
+          <w:tcPr>
+            <w:tcW w:type="dxa" w:w="6960"/>
+            <w:tcMar>
+              <w:top w:type="dxa" w:w="90"/>
+              <w:left w:type="dxa" w:w="120"/>
+              <w:bottom w:type="dxa" w:w="90"/>
+              <w:right w:type="dxa" w:w="120"/>
+            </w:tcMar>
+          </w:tcPr>
+          <w:p>
+            <w:pPr>
+              <w:spacing w:after="90"/>
+            </w:pPr>
+            <w:r>
+              <w:rPr>
+                <w:rFonts w:ascii="Courier New" w:cs="Courier New" w:eastAsia="Courier New" w:hAnsi="Courier New"/>
+                <w:color w:val="1F4E79"/>
+                <w:sz w:val="18"/>
+                <w:szCs w:val="18"/>
+              </w:rPr>
+              <w:t xml:space="preserve">fig.tight_layout()</w:t>
+            </w:r>
+          </w:p>
+          <w:p>
+            <w:pPr>
+              <w:spacing w:after="90"/>
+            </w:pPr>
+            <w:r>
+              <w:rPr>
+                <w:sz w:val="20"/>
+                <w:szCs w:val="20"/>
+              </w:rPr>
+              <w:t xml:space="preserve">Tidies up spacing so labels do not overlap or get cut off.</w:t>
+            </w:r>
+          </w:p>
+          <w:p>
+            <w:pPr>
+              <w:spacing w:after="30"/>
+            </w:pPr>
+            <w:r>
+              <w:rPr>
+                <w:b/>
+                <w:bCs/>
+                <w:color w:val="6B7280"/>
+                <w:sz w:val="15"/>
+                <w:szCs w:val="15"/>
+              </w:rPr>
+              <w:t xml:space="preserve">Example</w:t>
+            </w:r>
+          </w:p>
+          <w:p>
+            <w:pPr>
+              <w:spacing w:after="90"/>
+            </w:pPr>
+            <w:r>
+              <w:rPr>
+                <w:rFonts w:ascii="Courier New" w:cs="Courier New" w:eastAsia="Courier New" w:hAnsi="Courier New"/>
+                <w:color w:val="1F2937"/>
+                <w:sz w:val="18"/>
+                <w:szCs w:val="18"/>
+              </w:rPr>
+              <w:t xml:space="preserve">fig.tight_layout()</w:t>
+            </w:r>
+          </w:p>
+          <w:p>
+            <w:pPr>
+              <w:spacing w:after="0"/>
+            </w:pPr>
+            <w:r>
+              <w:rPr>
+                <w:b/>
+                <w:bCs/>
+                <w:color w:val="9A3412"/>
+                <w:sz w:val="15"/>
+                <w:szCs w:val="15"/>
+              </w:rPr>
+              <w:t xml:space="preserve">Watch out  </w:t>
+            </w:r>
+            <w:r>
+              <w:rPr>
+                <w:i/>
+                <w:iCs/>
+                <w:sz w:val="18"/>
+                <w:szCs w:val="18"/>
+              </w:rPr>
+              <w:t xml:space="preserve">Call it after everything is drawn, just before showing or saving.</w:t>
+            </w:r>
+          </w:p>
+        </w:tc>
+      </w:tr>
+      <w:tr>
+        <w:tc>
+          <w:tcPr>
+            <w:tcW w:type="dxa" w:w="2400"/>
+            <w:tcMar>
+              <w:top w:type="dxa" w:w="90"/>
+              <w:left w:type="dxa" w:w="120"/>
+              <w:bottom w:type="dxa" w:w="90"/>
+              <w:right w:type="dxa" w:w="120"/>
+            </w:tcMar>
+          </w:tcPr>
+          <w:p>
+            <w:pPr>
+              <w:spacing w:after="60"/>
+            </w:pPr>
+            <w:r>
+              <w:rPr>
+                <w:rFonts w:ascii="Courier New" w:cs="Courier New" w:eastAsia="Courier New" w:hAnsi="Courier New"/>
+                <w:b/>
+                <w:bCs/>
+                <w:sz w:val="18"/>
+                <w:szCs w:val="18"/>
+              </w:rPr>
+              <w:t xml:space="preserve">plt.show</w:t>
+            </w:r>
+          </w:p>
+          <w:p>
+            <w:pPr>
+              <w:spacing w:after="0"/>
+            </w:pPr>
+            <w:r>
+              <w:rPr>
+                <w:color w:val="6B7280"/>
+                <w:sz w:val="15"/>
+                <w:szCs w:val="15"/>
+              </w:rPr>
+              <w:t xml:space="preserve">W1D5</w:t>
+            </w:r>
+          </w:p>
+        </w:tc>
+        <w:tc>
+          <w:tcPr>
+            <w:tcW w:type="dxa" w:w="6960"/>
+            <w:tcMar>
+              <w:top w:type="dxa" w:w="90"/>
+              <w:left w:type="dxa" w:w="120"/>
+              <w:bottom w:type="dxa" w:w="90"/>
+              <w:right w:type="dxa" w:w="120"/>
+            </w:tcMar>
+          </w:tcPr>
+          <w:p>
+            <w:pPr>
+              <w:spacing w:after="90"/>
+            </w:pPr>
+            <w:r>
+              <w:rPr>
+                <w:rFonts w:ascii="Courier New" w:cs="Courier New" w:eastAsia="Courier New" w:hAnsi="Courier New"/>
+                <w:color w:val="1F4E79"/>
+                <w:sz w:val="18"/>
+                <w:szCs w:val="18"/>
+              </w:rPr>
+              <w:t xml:space="preserve">plt.show()</w:t>
+            </w:r>
+          </w:p>
+          <w:p>
+            <w:pPr>
+              <w:spacing w:after="90"/>
+            </w:pPr>
+            <w:r>
+              <w:rPr>
+                <w:sz w:val="20"/>
+                <w:szCs w:val="20"/>
+              </w:rPr>
+              <w:t xml:space="preserve">Displays the figure.</w:t>
+            </w:r>
+          </w:p>
+          <w:p>
+            <w:pPr>
+              <w:spacing w:after="30"/>
+            </w:pPr>
+            <w:r>
+              <w:rPr>
+                <w:b/>
+                <w:bCs/>
+                <w:color w:val="6B7280"/>
+                <w:sz w:val="15"/>
+                <w:szCs w:val="15"/>
+              </w:rPr>
+              <w:t xml:space="preserve">Example</w:t>
+            </w:r>
+          </w:p>
+          <w:p>
+            <w:pPr>
+              <w:spacing w:after="90"/>
+            </w:pPr>
+            <w:r>
+              <w:rPr>
+                <w:rFonts w:ascii="Courier New" w:cs="Courier New" w:eastAsia="Courier New" w:hAnsi="Courier New"/>
+                <w:color w:val="1F2937"/>
+                <w:sz w:val="18"/>
+                <w:szCs w:val="18"/>
+              </w:rPr>
+              <w:t xml:space="preserve">plt.show()</w:t>
+            </w:r>
+          </w:p>
+          <w:p>
+            <w:pPr>
+              <w:spacing w:after="0"/>
+            </w:pPr>
+            <w:r>
+              <w:rPr>
+                <w:b/>
+                <w:bCs/>
+                <w:color w:val="9A3412"/>
+                <w:sz w:val="15"/>
+                <w:szCs w:val="15"/>
+              </w:rPr>
+              <w:t xml:space="preserve">Watch out  </w:t>
+            </w:r>
+            <w:r>
+              <w:rPr>
+                <w:i/>
+                <w:iCs/>
+                <w:sz w:val="18"/>
+                <w:szCs w:val="18"/>
+              </w:rPr>
+              <w:t xml:space="preserve">In a notebook the figure usually appears anyway, but calling it is explicit and stops a stray text repr printing above your plot.</w:t>
+            </w:r>
+          </w:p>
+        </w:tc>
+      </w:tr>
+    </w:tbl>
+    <w:p>
+      <w:pPr>
+        <w:pStyle w:val="Heading1"/>
+        <w:spacing w:after="160" w:before="380"/>
+      </w:pPr>
+      <w:r>
+        <w:t xml:space="preserve">7. The house rules</w:t>
       </w:r>
     </w:p>
     <w:p>
@@ -9856,7 +15991,7 @@
         <w:spacing w:after="160" w:before="380"/>
       </w:pPr>
       <w:r>
-        <w:t xml:space="preserve">7. Error messages, and what they mean</w:t>
+        <w:t xml:space="preserve">8. Error messages, and what they mean</w:t>
       </w:r>
     </w:p>
     <w:p>
@@ -10521,7 +16656,7 @@
         <w:sz w:val="16"/>
         <w:szCs w:val="16"/>
       </w:rPr>
-      <w:t xml:space="preserve">Function Reference, week 1    </w:t>
+      <w:t xml:space="preserve">Function Reference, week 1, 2, 3    </w:t>
     </w:r>
     <w:r>
       <w:rPr>

--- a/reference/function_reference.docx
+++ b/reference/function_reference.docx
@@ -33,7 +33,7 @@
           <w:sz w:val="18"/>
           <w:szCs w:val="18"/>
         </w:rPr>
-        <w:t xml:space="preserve">Covers week 1, 2, 3, which is 15 problems and 106 functions. Generated 2026-10-22 from github.com/dc00086-glitch/internship-prep.</w:t>
+        <w:t xml:space="preserve">Covers week 1, 2, 3, 4, which is 20 problems and 125 functions. Generated 2026-10-22 from github.com/dc00086-glitch/internship-prep.</w:t>
       </w:r>
     </w:p>
     <w:p>
@@ -186,7 +186,7 @@
           <w:sz w:val="18"/>
           <w:szCs w:val="18"/>
         </w:rPr>
-        <w:t xml:space="preserve">7. The house rules</w:t>
+        <w:t xml:space="preserve">7. scikit-image and OpenCV</w:t>
       </w:r>
     </w:p>
     <w:p>
@@ -199,7 +199,20 @@
           <w:sz w:val="18"/>
           <w:szCs w:val="18"/>
         </w:rPr>
-        <w:t xml:space="preserve">8. Error messages, and what they mean</w:t>
+        <w:t xml:space="preserve">8. The house rules</w:t>
+      </w:r>
+    </w:p>
+    <w:p>
+      <w:pPr>
+        <w:spacing w:after="40"/>
+      </w:pPr>
+      <w:r>
+        <w:rPr>
+          <w:color w:val="6B7280"/>
+          <w:sz w:val="18"/>
+          <w:szCs w:val="18"/>
+        </w:rPr>
+        <w:t xml:space="preserve">9. Error messages, and what they mean</w:t>
       </w:r>
     </w:p>
     <w:p>
@@ -1532,6 +1545,416 @@
           </w:p>
         </w:tc>
       </w:tr>
+      <w:tr>
+        <w:tc>
+          <w:tcPr>
+            <w:tcW w:type="dxa" w:w="1200"/>
+            <w:tcMar>
+              <w:top w:type="dxa" w:w="90"/>
+              <w:left w:type="dxa" w:w="120"/>
+              <w:bottom w:type="dxa" w:w="90"/>
+              <w:right w:type="dxa" w:w="120"/>
+            </w:tcMar>
+          </w:tcPr>
+          <w:p>
+            <w:r>
+              <w:rPr>
+                <w:rFonts w:ascii="Courier New" w:cs="Courier New" w:eastAsia="Courier New" w:hAnsi="Courier New"/>
+                <w:b/>
+                <w:bCs/>
+                <w:sz w:val="18"/>
+                <w:szCs w:val="18"/>
+              </w:rPr>
+              <w:t xml:space="preserve">W4D1</w:t>
+            </w:r>
+          </w:p>
+        </w:tc>
+        <w:tc>
+          <w:tcPr>
+            <w:tcW w:type="dxa" w:w="6360"/>
+            <w:tcMar>
+              <w:top w:type="dxa" w:w="90"/>
+              <w:left w:type="dxa" w:w="120"/>
+              <w:bottom w:type="dxa" w:w="90"/>
+              <w:right w:type="dxa" w:w="120"/>
+            </w:tcMar>
+          </w:tcPr>
+          <w:p>
+            <w:pPr>
+              <w:spacing w:after="40"/>
+            </w:pPr>
+            <w:r>
+              <w:rPr>
+                <w:sz w:val="20"/>
+                <w:szCs w:val="20"/>
+              </w:rPr>
+              <w:t xml:space="preserve">From a microscope image to a binary mask</w:t>
+            </w:r>
+          </w:p>
+          <w:p>
+            <w:pPr>
+              <w:spacing w:after="0"/>
+            </w:pPr>
+            <w:r>
+              <w:rPr>
+                <w:color w:val="6B7280"/>
+                <w:sz w:val="18"/>
+                <w:szCs w:val="18"/>
+              </w:rPr>
+              <w:t xml:space="preserve">scikit-image: images as arrays, Otsu thresholding, smoothing before you threshold</w:t>
+            </w:r>
+          </w:p>
+        </w:tc>
+        <w:tc>
+          <w:tcPr>
+            <w:tcW w:type="dxa" w:w="1800"/>
+            <w:tcMar>
+              <w:top w:type="dxa" w:w="90"/>
+              <w:left w:type="dxa" w:w="120"/>
+              <w:bottom w:type="dxa" w:w="90"/>
+              <w:right w:type="dxa" w:w="120"/>
+            </w:tcMar>
+          </w:tcPr>
+          <w:p>
+            <w:r>
+              <w:rPr>
+                <w:color w:val="6B7280"/>
+                <w:sz w:val="18"/>
+                <w:szCs w:val="18"/>
+              </w:rPr>
+              <w:t xml:space="preserve">5 new</w:t>
+            </w:r>
+          </w:p>
+        </w:tc>
+      </w:tr>
+      <w:tr>
+        <w:tc>
+          <w:tcPr>
+            <w:tcW w:type="dxa" w:w="1200"/>
+            <w:tcMar>
+              <w:top w:type="dxa" w:w="90"/>
+              <w:left w:type="dxa" w:w="120"/>
+              <w:bottom w:type="dxa" w:w="90"/>
+              <w:right w:type="dxa" w:w="120"/>
+            </w:tcMar>
+          </w:tcPr>
+          <w:p>
+            <w:r>
+              <w:rPr>
+                <w:rFonts w:ascii="Courier New" w:cs="Courier New" w:eastAsia="Courier New" w:hAnsi="Courier New"/>
+                <w:b/>
+                <w:bCs/>
+                <w:sz w:val="18"/>
+                <w:szCs w:val="18"/>
+              </w:rPr>
+              <w:t xml:space="preserve">W4D2</w:t>
+            </w:r>
+          </w:p>
+        </w:tc>
+        <w:tc>
+          <w:tcPr>
+            <w:tcW w:type="dxa" w:w="6360"/>
+            <w:tcMar>
+              <w:top w:type="dxa" w:w="90"/>
+              <w:left w:type="dxa" w:w="120"/>
+              <w:bottom w:type="dxa" w:w="90"/>
+              <w:right w:type="dxa" w:w="120"/>
+            </w:tcMar>
+          </w:tcPr>
+          <w:p>
+            <w:pPr>
+              <w:spacing w:after="40"/>
+            </w:pPr>
+            <w:r>
+              <w:rPr>
+                <w:sz w:val="20"/>
+                <w:szCs w:val="20"/>
+              </w:rPr>
+              <w:t xml:space="preserve">Cleaning up a mask: opening, filling holes, and dropping edge cells</w:t>
+            </w:r>
+          </w:p>
+          <w:p>
+            <w:pPr>
+              <w:spacing w:after="0"/>
+            </w:pPr>
+            <w:r>
+              <w:rPr>
+                <w:color w:val="6B7280"/>
+                <w:sz w:val="18"/>
+                <w:szCs w:val="18"/>
+              </w:rPr>
+              <w:t xml:space="preserve">scikit-image: morphological opening, filling holes, clearing the border</w:t>
+            </w:r>
+          </w:p>
+        </w:tc>
+        <w:tc>
+          <w:tcPr>
+            <w:tcW w:type="dxa" w:w="1800"/>
+            <w:tcMar>
+              <w:top w:type="dxa" w:w="90"/>
+              <w:left w:type="dxa" w:w="120"/>
+              <w:bottom w:type="dxa" w:w="90"/>
+              <w:right w:type="dxa" w:w="120"/>
+            </w:tcMar>
+          </w:tcPr>
+          <w:p>
+            <w:r>
+              <w:rPr>
+                <w:color w:val="6B7280"/>
+                <w:sz w:val="18"/>
+                <w:szCs w:val="18"/>
+              </w:rPr>
+              <w:t xml:space="preserve">5 new</w:t>
+            </w:r>
+          </w:p>
+        </w:tc>
+      </w:tr>
+      <w:tr>
+        <w:tc>
+          <w:tcPr>
+            <w:tcW w:type="dxa" w:w="1200"/>
+            <w:tcMar>
+              <w:top w:type="dxa" w:w="90"/>
+              <w:left w:type="dxa" w:w="120"/>
+              <w:bottom w:type="dxa" w:w="90"/>
+              <w:right w:type="dxa" w:w="120"/>
+            </w:tcMar>
+          </w:tcPr>
+          <w:p>
+            <w:r>
+              <w:rPr>
+                <w:rFonts w:ascii="Courier New" w:cs="Courier New" w:eastAsia="Courier New" w:hAnsi="Courier New"/>
+                <w:b/>
+                <w:bCs/>
+                <w:sz w:val="18"/>
+                <w:szCs w:val="18"/>
+              </w:rPr>
+              <w:t xml:space="preserve">W4D3</w:t>
+            </w:r>
+          </w:p>
+        </w:tc>
+        <w:tc>
+          <w:tcPr>
+            <w:tcW w:type="dxa" w:w="6360"/>
+            <w:tcMar>
+              <w:top w:type="dxa" w:w="90"/>
+              <w:left w:type="dxa" w:w="120"/>
+              <w:bottom w:type="dxa" w:w="90"/>
+              <w:right w:type="dxa" w:w="120"/>
+            </w:tcMar>
+          </w:tcPr>
+          <w:p>
+            <w:pPr>
+              <w:spacing w:after="40"/>
+            </w:pPr>
+            <w:r>
+              <w:rPr>
+                <w:sz w:val="20"/>
+                <w:szCs w:val="20"/>
+              </w:rPr>
+              <w:t xml:space="preserve">Labelling objects and measuring them one by one</w:t>
+            </w:r>
+          </w:p>
+          <w:p>
+            <w:pPr>
+              <w:spacing w:after="0"/>
+            </w:pPr>
+            <w:r>
+              <w:rPr>
+                <w:color w:val="6B7280"/>
+                <w:sz w:val="18"/>
+                <w:szCs w:val="18"/>
+              </w:rPr>
+              <w:t xml:space="preserve">scikit-image: connected components, regionprops_table, filtering by measurement</w:t>
+            </w:r>
+          </w:p>
+        </w:tc>
+        <w:tc>
+          <w:tcPr>
+            <w:tcW w:type="dxa" w:w="1800"/>
+            <w:tcMar>
+              <w:top w:type="dxa" w:w="90"/>
+              <w:left w:type="dxa" w:w="120"/>
+              <w:bottom w:type="dxa" w:w="90"/>
+              <w:right w:type="dxa" w:w="120"/>
+            </w:tcMar>
+          </w:tcPr>
+          <w:p>
+            <w:r>
+              <w:rPr>
+                <w:color w:val="6B7280"/>
+                <w:sz w:val="18"/>
+                <w:szCs w:val="18"/>
+              </w:rPr>
+              <w:t xml:space="preserve">3 new</w:t>
+            </w:r>
+          </w:p>
+        </w:tc>
+      </w:tr>
+      <w:tr>
+        <w:tc>
+          <w:tcPr>
+            <w:tcW w:type="dxa" w:w="1200"/>
+            <w:tcMar>
+              <w:top w:type="dxa" w:w="90"/>
+              <w:left w:type="dxa" w:w="120"/>
+              <w:bottom w:type="dxa" w:w="90"/>
+              <w:right w:type="dxa" w:w="120"/>
+            </w:tcMar>
+          </w:tcPr>
+          <w:p>
+            <w:r>
+              <w:rPr>
+                <w:rFonts w:ascii="Courier New" w:cs="Courier New" w:eastAsia="Courier New" w:hAnsi="Courier New"/>
+                <w:b/>
+                <w:bCs/>
+                <w:sz w:val="18"/>
+                <w:szCs w:val="18"/>
+              </w:rPr>
+              <w:t xml:space="preserve">W4D4</w:t>
+            </w:r>
+          </w:p>
+        </w:tc>
+        <w:tc>
+          <w:tcPr>
+            <w:tcW w:type="dxa" w:w="6360"/>
+            <w:tcMar>
+              <w:top w:type="dxa" w:w="90"/>
+              <w:left w:type="dxa" w:w="120"/>
+              <w:bottom w:type="dxa" w:w="90"/>
+              <w:right w:type="dxa" w:w="120"/>
+            </w:tcMar>
+          </w:tcPr>
+          <w:p>
+            <w:pPr>
+              <w:spacing w:after="40"/>
+            </w:pPr>
+            <w:r>
+              <w:rPr>
+                <w:sz w:val="20"/>
+                <w:szCs w:val="20"/>
+              </w:rPr>
+              <w:t xml:space="preserve">The same segmentation in OpenCV, and where the two libraries disagree</w:t>
+            </w:r>
+          </w:p>
+          <w:p>
+            <w:pPr>
+              <w:spacing w:after="0"/>
+            </w:pPr>
+            <w:r>
+              <w:rPr>
+                <w:color w:val="6B7280"/>
+                <w:sz w:val="18"/>
+                <w:szCs w:val="18"/>
+              </w:rPr>
+              <w:t xml:space="preserve">OpenCV: blurring, Otsu thresholding, findContours and contour areas</w:t>
+            </w:r>
+          </w:p>
+        </w:tc>
+        <w:tc>
+          <w:tcPr>
+            <w:tcW w:type="dxa" w:w="1800"/>
+            <w:tcMar>
+              <w:top w:type="dxa" w:w="90"/>
+              <w:left w:type="dxa" w:w="120"/>
+              <w:bottom w:type="dxa" w:w="90"/>
+              <w:right w:type="dxa" w:w="120"/>
+            </w:tcMar>
+          </w:tcPr>
+          <w:p>
+            <w:r>
+              <w:rPr>
+                <w:color w:val="6B7280"/>
+                <w:sz w:val="18"/>
+                <w:szCs w:val="18"/>
+              </w:rPr>
+              <w:t xml:space="preserve">4 new</w:t>
+            </w:r>
+          </w:p>
+        </w:tc>
+      </w:tr>
+      <w:tr>
+        <w:tc>
+          <w:tcPr>
+            <w:tcW w:type="dxa" w:w="1200"/>
+            <w:tcMar>
+              <w:top w:type="dxa" w:w="90"/>
+              <w:left w:type="dxa" w:w="120"/>
+              <w:bottom w:type="dxa" w:w="90"/>
+              <w:right w:type="dxa" w:w="120"/>
+            </w:tcMar>
+          </w:tcPr>
+          <w:p>
+            <w:r>
+              <w:rPr>
+                <w:rFonts w:ascii="Courier New" w:cs="Courier New" w:eastAsia="Courier New" w:hAnsi="Courier New"/>
+                <w:b/>
+                <w:bCs/>
+                <w:sz w:val="18"/>
+                <w:szCs w:val="18"/>
+              </w:rPr>
+              <w:t xml:space="preserve">W4D5</w:t>
+            </w:r>
+          </w:p>
+        </w:tc>
+        <w:tc>
+          <w:tcPr>
+            <w:tcW w:type="dxa" w:w="6360"/>
+            <w:tcMar>
+              <w:top w:type="dxa" w:w="90"/>
+              <w:left w:type="dxa" w:w="120"/>
+              <w:bottom w:type="dxa" w:w="90"/>
+              <w:right w:type="dxa" w:w="120"/>
+            </w:tcMar>
+          </w:tcPr>
+          <w:p>
+            <w:pPr>
+              <w:spacing w:after="40"/>
+            </w:pPr>
+            <w:r>
+              <w:rPr>
+                <w:sz w:val="20"/>
+                <w:szCs w:val="20"/>
+              </w:rPr>
+              <w:t xml:space="preserve">A whole imaging study: fields inside animals inside groups</w:t>
+            </w:r>
+          </w:p>
+          <w:p>
+            <w:pPr>
+              <w:spacing w:after="0"/>
+            </w:pPr>
+            <w:r>
+              <w:rPr>
+                <w:color w:val="6B7280"/>
+                <w:sz w:val="18"/>
+                <w:szCs w:val="18"/>
+              </w:rPr>
+              <w:t xml:space="preserve">scikit-image pipeline: per field, per animal, per group, with the right n</w:t>
+            </w:r>
+          </w:p>
+        </w:tc>
+        <w:tc>
+          <w:tcPr>
+            <w:tcW w:type="dxa" w:w="1800"/>
+            <w:tcMar>
+              <w:top w:type="dxa" w:w="90"/>
+              <w:left w:type="dxa" w:w="120"/>
+              <w:bottom w:type="dxa" w:w="90"/>
+              <w:right w:type="dxa" w:w="120"/>
+            </w:tcMar>
+          </w:tcPr>
+          <w:p>
+            <w:r>
+              <w:rPr>
+                <w:color w:val="6B7280"/>
+                <w:sz w:val="18"/>
+                <w:szCs w:val="18"/>
+              </w:rPr>
+              <w:t xml:space="preserve">2 new</w:t>
+            </w:r>
+          </w:p>
+        </w:tc>
+      </w:tr>
     </w:tbl>
     <w:p>
       <w:pPr>
@@ -11776,6 +12199,282 @@
           </w:p>
         </w:tc>
       </w:tr>
+      <w:tr>
+        <w:tc>
+          <w:tcPr>
+            <w:tcW w:type="dxa" w:w="2400"/>
+            <w:tcMar>
+              <w:top w:type="dxa" w:w="90"/>
+              <w:left w:type="dxa" w:w="120"/>
+              <w:bottom w:type="dxa" w:w="90"/>
+              <w:right w:type="dxa" w:w="120"/>
+            </w:tcMar>
+          </w:tcPr>
+          <w:p>
+            <w:pPr>
+              <w:spacing w:after="60"/>
+            </w:pPr>
+            <w:r>
+              <w:rPr>
+                <w:rFonts w:ascii="Courier New" w:cs="Courier New" w:eastAsia="Courier New" w:hAnsi="Courier New"/>
+                <w:b/>
+                <w:bCs/>
+                <w:sz w:val="18"/>
+                <w:szCs w:val="18"/>
+              </w:rPr>
+              <w:t xml:space="preserve">building a DataFrame from rows</w:t>
+            </w:r>
+          </w:p>
+          <w:p>
+            <w:pPr>
+              <w:spacing w:after="0"/>
+            </w:pPr>
+            <w:r>
+              <w:rPr>
+                <w:color w:val="6B7280"/>
+                <w:sz w:val="15"/>
+                <w:szCs w:val="15"/>
+              </w:rPr>
+              <w:t xml:space="preserve">W4D5</w:t>
+            </w:r>
+          </w:p>
+        </w:tc>
+        <w:tc>
+          <w:tcPr>
+            <w:tcW w:type="dxa" w:w="6960"/>
+            <w:tcMar>
+              <w:top w:type="dxa" w:w="90"/>
+              <w:left w:type="dxa" w:w="120"/>
+              <w:bottom w:type="dxa" w:w="90"/>
+              <w:right w:type="dxa" w:w="120"/>
+            </w:tcMar>
+          </w:tcPr>
+          <w:p>
+            <w:pPr>
+              <w:spacing w:after="90"/>
+            </w:pPr>
+            <w:r>
+              <w:rPr>
+                <w:rFonts w:ascii="Courier New" w:cs="Courier New" w:eastAsia="Courier New" w:hAnsi="Courier New"/>
+                <w:color w:val="1F4E79"/>
+                <w:sz w:val="18"/>
+                <w:szCs w:val="18"/>
+              </w:rPr>
+              <w:t xml:space="preserve">pd.DataFrame(list_of_dicts)</w:t>
+            </w:r>
+          </w:p>
+          <w:p>
+            <w:pPr>
+              <w:spacing w:after="90"/>
+            </w:pPr>
+            <w:r>
+              <w:rPr>
+                <w:sz w:val="20"/>
+                <w:szCs w:val="20"/>
+              </w:rPr>
+              <w:t xml:space="preserve">Collect one dictionary per row in a list, then build the table once at the end. Clearer and far faster than growing a frame in a loop.</w:t>
+            </w:r>
+          </w:p>
+          <w:p>
+            <w:pPr>
+              <w:spacing w:after="30"/>
+            </w:pPr>
+            <w:r>
+              <w:rPr>
+                <w:b/>
+                <w:bCs/>
+                <w:color w:val="6B7280"/>
+                <w:sz w:val="15"/>
+                <w:szCs w:val="15"/>
+              </w:rPr>
+              <w:t xml:space="preserve">Example</w:t>
+            </w:r>
+          </w:p>
+          <w:p>
+            <w:pPr>
+              <w:spacing w:after="0"/>
+            </w:pPr>
+            <w:r>
+              <w:rPr>
+                <w:rFonts w:ascii="Courier New" w:cs="Courier New" w:eastAsia="Courier New" w:hAnsi="Courier New"/>
+                <w:color w:val="1F2937"/>
+                <w:sz w:val="18"/>
+                <w:szCs w:val="18"/>
+              </w:rPr>
+              <w:t xml:space="preserve">rows.append({"ANIMAL": a, "N_CELLS": n})</w:t>
+            </w:r>
+          </w:p>
+          <w:p>
+            <w:pPr>
+              <w:spacing w:after="90"/>
+            </w:pPr>
+            <w:r>
+              <w:rPr>
+                <w:rFonts w:ascii="Courier New" w:cs="Courier New" w:eastAsia="Courier New" w:hAnsi="Courier New"/>
+                <w:color w:val="1F2937"/>
+                <w:sz w:val="18"/>
+                <w:szCs w:val="18"/>
+              </w:rPr>
+              <w:t xml:space="preserve">df = pd.DataFrame(rows)</w:t>
+            </w:r>
+          </w:p>
+          <w:p>
+            <w:pPr>
+              <w:spacing w:after="0"/>
+            </w:pPr>
+            <w:r>
+              <w:rPr>
+                <w:b/>
+                <w:bCs/>
+                <w:color w:val="9A3412"/>
+                <w:sz w:val="15"/>
+                <w:szCs w:val="15"/>
+              </w:rPr>
+              <w:t xml:space="preserve">Watch out  </w:t>
+            </w:r>
+            <w:r>
+              <w:rPr>
+                <w:i/>
+                <w:iCs/>
+                <w:sz w:val="18"/>
+                <w:szCs w:val="18"/>
+              </w:rPr>
+              <w:t xml:space="preserve">The dictionary keys become the column names, so keep them consistent across rows or you get columns full of NaN.</w:t>
+            </w:r>
+          </w:p>
+        </w:tc>
+      </w:tr>
+      <w:tr>
+        <w:tc>
+          <w:tcPr>
+            <w:tcW w:type="dxa" w:w="2400"/>
+            <w:tcMar>
+              <w:top w:type="dxa" w:w="90"/>
+              <w:left w:type="dxa" w:w="120"/>
+              <w:bottom w:type="dxa" w:w="90"/>
+              <w:right w:type="dxa" w:w="120"/>
+            </w:tcMar>
+          </w:tcPr>
+          <w:p>
+            <w:pPr>
+              <w:spacing w:after="60"/>
+            </w:pPr>
+            <w:r>
+              <w:rPr>
+                <w:rFonts w:ascii="Courier New" w:cs="Courier New" w:eastAsia="Courier New" w:hAnsi="Courier New"/>
+                <w:b/>
+                <w:bCs/>
+                <w:sz w:val="18"/>
+                <w:szCs w:val="18"/>
+              </w:rPr>
+              <w:t xml:space="preserve">three level aggregation</w:t>
+            </w:r>
+          </w:p>
+          <w:p>
+            <w:pPr>
+              <w:spacing w:after="0"/>
+            </w:pPr>
+            <w:r>
+              <w:rPr>
+                <w:color w:val="6B7280"/>
+                <w:sz w:val="15"/>
+                <w:szCs w:val="15"/>
+              </w:rPr>
+              <w:t xml:space="preserve">W4D5</w:t>
+            </w:r>
+          </w:p>
+        </w:tc>
+        <w:tc>
+          <w:tcPr>
+            <w:tcW w:type="dxa" w:w="6960"/>
+            <w:tcMar>
+              <w:top w:type="dxa" w:w="90"/>
+              <w:left w:type="dxa" w:w="120"/>
+              <w:bottom w:type="dxa" w:w="90"/>
+              <w:right w:type="dxa" w:w="120"/>
+            </w:tcMar>
+          </w:tcPr>
+          <w:p>
+            <w:pPr>
+              <w:spacing w:after="90"/>
+            </w:pPr>
+            <w:r>
+              <w:rPr>
+                <w:rFonts w:ascii="Courier New" w:cs="Courier New" w:eastAsia="Courier New" w:hAnsi="Courier New"/>
+                <w:color w:val="1F4E79"/>
+                <w:sz w:val="18"/>
+                <w:szCs w:val="18"/>
+              </w:rPr>
+              <w:t xml:space="preserve">.groupby(...).agg(...) once per level</w:t>
+            </w:r>
+          </w:p>
+          <w:p>
+            <w:pPr>
+              <w:spacing w:after="90"/>
+            </w:pPr>
+            <w:r>
+              <w:rPr>
+                <w:sz w:val="20"/>
+                <w:szCs w:val="20"/>
+              </w:rPr>
+              <w:t xml:space="preserve">Summarise at each level of nesting before moving up: cells to fields, fields to animals, animals to groups.</w:t>
+            </w:r>
+          </w:p>
+          <w:p>
+            <w:pPr>
+              <w:spacing w:after="30"/>
+            </w:pPr>
+            <w:r>
+              <w:rPr>
+                <w:b/>
+                <w:bCs/>
+                <w:color w:val="6B7280"/>
+                <w:sz w:val="15"/>
+                <w:szCs w:val="15"/>
+              </w:rPr>
+              <w:t xml:space="preserve">Example</w:t>
+            </w:r>
+          </w:p>
+          <w:p>
+            <w:pPr>
+              <w:spacing w:after="90"/>
+            </w:pPr>
+            <w:r>
+              <w:rPr>
+                <w:rFonts w:ascii="Courier New" w:cs="Courier New" w:eastAsia="Courier New" w:hAnsi="Courier New"/>
+                <w:color w:val="1F2937"/>
+                <w:sz w:val="18"/>
+                <w:szCs w:val="18"/>
+              </w:rPr>
+              <w:t xml:space="preserve">per_field -&gt; per_animal -&gt; group_stats</w:t>
+            </w:r>
+          </w:p>
+          <w:p>
+            <w:pPr>
+              <w:spacing w:after="0"/>
+            </w:pPr>
+            <w:r>
+              <w:rPr>
+                <w:b/>
+                <w:bCs/>
+                <w:color w:val="9A3412"/>
+                <w:sz w:val="15"/>
+                <w:szCs w:val="15"/>
+              </w:rPr>
+              <w:t xml:space="preserve">Watch out  </w:t>
+            </w:r>
+            <w:r>
+              <w:rPr>
+                <w:i/>
+                <w:iCs/>
+                <w:sz w:val="18"/>
+                <w:szCs w:val="18"/>
+              </w:rPr>
+              <w:t xml:space="preserve">Each unit counts once at its own level. Pooling instead weights by how much data happened to sit underneath, which is usually a measure of technical luck rather than biology.</w:t>
+            </w:r>
+          </w:p>
+        </w:tc>
+      </w:tr>
     </w:tbl>
     <w:p>
       <w:pPr>
@@ -15859,6 +16558,151 @@
           </w:p>
         </w:tc>
       </w:tr>
+      <w:tr>
+        <w:tc>
+          <w:tcPr>
+            <w:tcW w:type="dxa" w:w="2400"/>
+            <w:tcMar>
+              <w:top w:type="dxa" w:w="90"/>
+              <w:left w:type="dxa" w:w="120"/>
+              <w:bottom w:type="dxa" w:w="90"/>
+              <w:right w:type="dxa" w:w="120"/>
+            </w:tcMar>
+          </w:tcPr>
+          <w:p>
+            <w:pPr>
+              <w:spacing w:after="60"/>
+            </w:pPr>
+            <w:r>
+              <w:rPr>
+                <w:rFonts w:ascii="Courier New" w:cs="Courier New" w:eastAsia="Courier New" w:hAnsi="Courier New"/>
+                <w:b/>
+                <w:bCs/>
+                <w:sz w:val="18"/>
+                <w:szCs w:val="18"/>
+              </w:rPr>
+              <w:t xml:space="preserve">ax.imshow</w:t>
+            </w:r>
+          </w:p>
+          <w:p>
+            <w:pPr>
+              <w:spacing w:after="0"/>
+            </w:pPr>
+            <w:r>
+              <w:rPr>
+                <w:color w:val="6B7280"/>
+                <w:sz w:val="15"/>
+                <w:szCs w:val="15"/>
+              </w:rPr>
+              <w:t xml:space="preserve">W4D1</w:t>
+            </w:r>
+          </w:p>
+        </w:tc>
+        <w:tc>
+          <w:tcPr>
+            <w:tcW w:type="dxa" w:w="6960"/>
+            <w:tcMar>
+              <w:top w:type="dxa" w:w="90"/>
+              <w:left w:type="dxa" w:w="120"/>
+              <w:bottom w:type="dxa" w:w="90"/>
+              <w:right w:type="dxa" w:w="120"/>
+            </w:tcMar>
+          </w:tcPr>
+          <w:p>
+            <w:pPr>
+              <w:spacing w:after="90"/>
+            </w:pPr>
+            <w:r>
+              <w:rPr>
+                <w:rFonts w:ascii="Courier New" w:cs="Courier New" w:eastAsia="Courier New" w:hAnsi="Courier New"/>
+                <w:color w:val="1F4E79"/>
+                <w:sz w:val="18"/>
+                <w:szCs w:val="18"/>
+              </w:rPr>
+              <w:t xml:space="preserve">ax.imshow(img, cmap="gray", vmin=0, vmax=255)</w:t>
+            </w:r>
+          </w:p>
+          <w:p>
+            <w:pPr>
+              <w:spacing w:after="90"/>
+            </w:pPr>
+            <w:r>
+              <w:rPr>
+                <w:sz w:val="20"/>
+                <w:szCs w:val="20"/>
+              </w:rPr>
+              <w:t xml:space="preserve">Displays an array as an image. Row 0 is drawn at the top.</w:t>
+            </w:r>
+          </w:p>
+          <w:p>
+            <w:pPr>
+              <w:spacing w:after="30"/>
+            </w:pPr>
+            <w:r>
+              <w:rPr>
+                <w:b/>
+                <w:bCs/>
+                <w:color w:val="6B7280"/>
+                <w:sz w:val="15"/>
+                <w:szCs w:val="15"/>
+              </w:rPr>
+              <w:t xml:space="preserve">Example</w:t>
+            </w:r>
+          </w:p>
+          <w:p>
+            <w:pPr>
+              <w:spacing w:after="0"/>
+            </w:pPr>
+            <w:r>
+              <w:rPr>
+                <w:rFonts w:ascii="Courier New" w:cs="Courier New" w:eastAsia="Courier New" w:hAnsi="Courier New"/>
+                <w:color w:val="1F2937"/>
+                <w:sz w:val="18"/>
+                <w:szCs w:val="18"/>
+              </w:rPr>
+              <w:t xml:space="preserve">ax.imshow(field, cmap="gray", vmin=0, vmax=255)</w:t>
+            </w:r>
+          </w:p>
+          <w:p>
+            <w:pPr>
+              <w:spacing w:after="90"/>
+            </w:pPr>
+            <w:r>
+              <w:rPr>
+                <w:rFonts w:ascii="Courier New" w:cs="Courier New" w:eastAsia="Courier New" w:hAnsi="Courier New"/>
+                <w:color w:val="1F2937"/>
+                <w:sz w:val="18"/>
+                <w:szCs w:val="18"/>
+              </w:rPr>
+              <w:t xml:space="preserve">ax.axis("off")</w:t>
+            </w:r>
+          </w:p>
+          <w:p>
+            <w:pPr>
+              <w:spacing w:after="0"/>
+            </w:pPr>
+            <w:r>
+              <w:rPr>
+                <w:b/>
+                <w:bCs/>
+                <w:color w:val="9A3412"/>
+                <w:sz w:val="15"/>
+                <w:szCs w:val="15"/>
+              </w:rPr>
+              <w:t xml:space="preserve">Watch out  </w:t>
+            </w:r>
+            <w:r>
+              <w:rPr>
+                <w:i/>
+                <w:iCs/>
+                <w:sz w:val="18"/>
+                <w:szCs w:val="18"/>
+              </w:rPr>
+              <w:t xml:space="preserve">Without vmin and vmax it autoscales each image to its own range, which makes two images with different exposures look identical. Fix the range whenever you are comparing.</w:t>
+            </w:r>
+          </w:p>
+        </w:tc>
+      </w:tr>
     </w:tbl>
     <w:p>
       <w:pPr>
@@ -15866,7 +16710,2222 @@
         <w:spacing w:after="160" w:before="380"/>
       </w:pPr>
       <w:r>
-        <w:t xml:space="preserve">7. The house rules</w:t>
+        <w:t xml:space="preserve">7. scikit-image and OpenCV</w:t>
+      </w:r>
+    </w:p>
+    <w:tbl>
+      <w:tblPr>
+        <w:tblW w:type="dxa" w:w="9360"/>
+        <w:tblBorders>
+          <w:top w:val="single" w:color="auto" w:sz="4"/>
+          <w:left w:val="single" w:color="auto" w:sz="4"/>
+          <w:bottom w:val="single" w:color="auto" w:sz="4"/>
+          <w:right w:val="single" w:color="auto" w:sz="4"/>
+          <w:insideH w:val="single" w:color="auto" w:sz="4"/>
+          <w:insideV w:val="single" w:color="auto" w:sz="4"/>
+        </w:tblBorders>
+      </w:tblPr>
+      <w:tblGrid>
+        <w:gridCol w:w="2400"/>
+        <w:gridCol w:w="6960"/>
+      </w:tblGrid>
+      <w:tr>
+        <w:trPr>
+          <w:tblHeader/>
+        </w:trPr>
+        <w:tc>
+          <w:tcPr>
+            <w:tcW w:type="dxa" w:w="2400"/>
+            <w:shd w:fill="EEF2F7" w:color="auto" w:val="clear"/>
+            <w:tcMar>
+              <w:top w:type="dxa" w:w="90"/>
+              <w:left w:type="dxa" w:w="120"/>
+              <w:bottom w:type="dxa" w:w="90"/>
+              <w:right w:type="dxa" w:w="120"/>
+            </w:tcMar>
+          </w:tcPr>
+          <w:p>
+            <w:r>
+              <w:rPr>
+                <w:b/>
+                <w:bCs/>
+                <w:sz w:val="18"/>
+                <w:szCs w:val="18"/>
+              </w:rPr>
+              <w:t xml:space="preserve">Function</w:t>
+            </w:r>
+          </w:p>
+        </w:tc>
+        <w:tc>
+          <w:tcPr>
+            <w:tcW w:type="dxa" w:w="6960"/>
+            <w:shd w:fill="EEF2F7" w:color="auto" w:val="clear"/>
+            <w:tcMar>
+              <w:top w:type="dxa" w:w="90"/>
+              <w:left w:type="dxa" w:w="120"/>
+              <w:bottom w:type="dxa" w:w="90"/>
+              <w:right w:type="dxa" w:w="120"/>
+            </w:tcMar>
+          </w:tcPr>
+          <w:p>
+            <w:r>
+              <w:rPr>
+                <w:b/>
+                <w:bCs/>
+                <w:sz w:val="18"/>
+                <w:szCs w:val="18"/>
+              </w:rPr>
+              <w:t xml:space="preserve">What it does</w:t>
+            </w:r>
+          </w:p>
+        </w:tc>
+      </w:tr>
+      <w:tr>
+        <w:tc>
+          <w:tcPr>
+            <w:tcW w:type="dxa" w:w="2400"/>
+            <w:tcMar>
+              <w:top w:type="dxa" w:w="90"/>
+              <w:left w:type="dxa" w:w="120"/>
+              <w:bottom w:type="dxa" w:w="90"/>
+              <w:right w:type="dxa" w:w="120"/>
+            </w:tcMar>
+          </w:tcPr>
+          <w:p>
+            <w:pPr>
+              <w:spacing w:after="60"/>
+            </w:pPr>
+            <w:r>
+              <w:rPr>
+                <w:rFonts w:ascii="Courier New" w:cs="Courier New" w:eastAsia="Courier New" w:hAnsi="Courier New"/>
+                <w:b/>
+                <w:bCs/>
+                <w:sz w:val="18"/>
+                <w:szCs w:val="18"/>
+              </w:rPr>
+              <w:t xml:space="preserve">images as arrays</w:t>
+            </w:r>
+          </w:p>
+          <w:p>
+            <w:pPr>
+              <w:spacing w:after="0"/>
+            </w:pPr>
+            <w:r>
+              <w:rPr>
+                <w:color w:val="6B7280"/>
+                <w:sz w:val="15"/>
+                <w:szCs w:val="15"/>
+              </w:rPr>
+              <w:t xml:space="preserve">W4D1</w:t>
+            </w:r>
+          </w:p>
+        </w:tc>
+        <w:tc>
+          <w:tcPr>
+            <w:tcW w:type="dxa" w:w="6960"/>
+            <w:tcMar>
+              <w:top w:type="dxa" w:w="90"/>
+              <w:left w:type="dxa" w:w="120"/>
+              <w:bottom w:type="dxa" w:w="90"/>
+              <w:right w:type="dxa" w:w="120"/>
+            </w:tcMar>
+          </w:tcPr>
+          <w:p>
+            <w:pPr>
+              <w:spacing w:after="90"/>
+            </w:pPr>
+            <w:r>
+              <w:rPr>
+                <w:rFonts w:ascii="Courier New" w:cs="Courier New" w:eastAsia="Courier New" w:hAnsi="Courier New"/>
+                <w:color w:val="1F4E79"/>
+                <w:sz w:val="18"/>
+                <w:szCs w:val="18"/>
+              </w:rPr>
+              <w:t xml:space="preserve">img[row, column]</w:t>
+            </w:r>
+          </w:p>
+          <w:p>
+            <w:pPr>
+              <w:spacing w:after="90"/>
+            </w:pPr>
+            <w:r>
+              <w:rPr>
+                <w:sz w:val="20"/>
+                <w:szCs w:val="20"/>
+              </w:rPr>
+              <w:t xml:space="preserve">A greyscale image is a 2D numpy array, usually uint8 from 0 to 255. img.shape is (height, width) and row 0 is the top.</w:t>
+            </w:r>
+          </w:p>
+          <w:p>
+            <w:pPr>
+              <w:spacing w:after="30"/>
+            </w:pPr>
+            <w:r>
+              <w:rPr>
+                <w:b/>
+                <w:bCs/>
+                <w:color w:val="6B7280"/>
+                <w:sz w:val="15"/>
+                <w:szCs w:val="15"/>
+              </w:rPr>
+              <w:t xml:space="preserve">Example</w:t>
+            </w:r>
+          </w:p>
+          <w:p>
+            <w:pPr>
+              <w:spacing w:after="90"/>
+            </w:pPr>
+            <w:r>
+              <w:rPr>
+                <w:rFonts w:ascii="Courier New" w:cs="Courier New" w:eastAsia="Courier New" w:hAnsi="Courier New"/>
+                <w:color w:val="1F2937"/>
+                <w:sz w:val="18"/>
+                <w:szCs w:val="18"/>
+              </w:rPr>
+              <w:t xml:space="preserve">field.shape, field.dtype, field[:4, :4]</w:t>
+            </w:r>
+          </w:p>
+          <w:p>
+            <w:pPr>
+              <w:spacing w:after="0"/>
+            </w:pPr>
+            <w:r>
+              <w:rPr>
+                <w:b/>
+                <w:bCs/>
+                <w:color w:val="9A3412"/>
+                <w:sz w:val="15"/>
+                <w:szCs w:val="15"/>
+              </w:rPr>
+              <w:t xml:space="preserve">Watch out  </w:t>
+            </w:r>
+            <w:r>
+              <w:rPr>
+                <w:i/>
+                <w:iCs/>
+                <w:sz w:val="18"/>
+                <w:szCs w:val="18"/>
+              </w:rPr>
+              <w:t xml:space="preserve">uint8 arithmetic WRAPS: 250 + 10 gives 4, not 260. Convert to float before any arithmetic you care about.</w:t>
+            </w:r>
+          </w:p>
+        </w:tc>
+      </w:tr>
+      <w:tr>
+        <w:tc>
+          <w:tcPr>
+            <w:tcW w:type="dxa" w:w="2400"/>
+            <w:tcMar>
+              <w:top w:type="dxa" w:w="90"/>
+              <w:left w:type="dxa" w:w="120"/>
+              <w:bottom w:type="dxa" w:w="90"/>
+              <w:right w:type="dxa" w:w="120"/>
+            </w:tcMar>
+          </w:tcPr>
+          <w:p>
+            <w:pPr>
+              <w:spacing w:after="60"/>
+            </w:pPr>
+            <w:r>
+              <w:rPr>
+                <w:rFonts w:ascii="Courier New" w:cs="Courier New" w:eastAsia="Courier New" w:hAnsi="Courier New"/>
+                <w:b/>
+                <w:bCs/>
+                <w:sz w:val="18"/>
+                <w:szCs w:val="18"/>
+              </w:rPr>
+              <w:t xml:space="preserve">filters.threshold_otsu</w:t>
+            </w:r>
+          </w:p>
+          <w:p>
+            <w:pPr>
+              <w:spacing w:after="0"/>
+            </w:pPr>
+            <w:r>
+              <w:rPr>
+                <w:color w:val="6B7280"/>
+                <w:sz w:val="15"/>
+                <w:szCs w:val="15"/>
+              </w:rPr>
+              <w:t xml:space="preserve">W4D1</w:t>
+            </w:r>
+          </w:p>
+        </w:tc>
+        <w:tc>
+          <w:tcPr>
+            <w:tcW w:type="dxa" w:w="6960"/>
+            <w:tcMar>
+              <w:top w:type="dxa" w:w="90"/>
+              <w:left w:type="dxa" w:w="120"/>
+              <w:bottom w:type="dxa" w:w="90"/>
+              <w:right w:type="dxa" w:w="120"/>
+            </w:tcMar>
+          </w:tcPr>
+          <w:p>
+            <w:pPr>
+              <w:spacing w:after="90"/>
+            </w:pPr>
+            <w:r>
+              <w:rPr>
+                <w:rFonts w:ascii="Courier New" w:cs="Courier New" w:eastAsia="Courier New" w:hAnsi="Courier New"/>
+                <w:color w:val="1F4E79"/>
+                <w:sz w:val="18"/>
+                <w:szCs w:val="18"/>
+              </w:rPr>
+              <w:t xml:space="preserve">filters.threshold_otsu(img)</w:t>
+            </w:r>
+          </w:p>
+          <w:p>
+            <w:pPr>
+              <w:spacing w:after="90"/>
+            </w:pPr>
+            <w:r>
+              <w:rPr>
+                <w:sz w:val="20"/>
+                <w:szCs w:val="20"/>
+              </w:rPr>
+              <w:t xml:space="preserve">Computes a threshold from the image's own histogram, splitting it into background and foreground.</w:t>
+            </w:r>
+          </w:p>
+          <w:p>
+            <w:pPr>
+              <w:spacing w:after="30"/>
+            </w:pPr>
+            <w:r>
+              <w:rPr>
+                <w:b/>
+                <w:bCs/>
+                <w:color w:val="6B7280"/>
+                <w:sz w:val="15"/>
+                <w:szCs w:val="15"/>
+              </w:rPr>
+              <w:t xml:space="preserve">Example</w:t>
+            </w:r>
+          </w:p>
+          <w:p>
+            <w:pPr>
+              <w:spacing w:after="90"/>
+            </w:pPr>
+            <w:r>
+              <w:rPr>
+                <w:rFonts w:ascii="Courier New" w:cs="Courier New" w:eastAsia="Courier New" w:hAnsi="Courier New"/>
+                <w:color w:val="1F2937"/>
+                <w:sz w:val="18"/>
+                <w:szCs w:val="18"/>
+              </w:rPr>
+              <w:t xml:space="preserve">mask = img &gt; filters.threshold_otsu(img)</w:t>
+            </w:r>
+          </w:p>
+          <w:p>
+            <w:pPr>
+              <w:spacing w:after="0"/>
+            </w:pPr>
+            <w:r>
+              <w:rPr>
+                <w:b/>
+                <w:bCs/>
+                <w:color w:val="9A3412"/>
+                <w:sz w:val="15"/>
+                <w:szCs w:val="15"/>
+              </w:rPr>
+              <w:t xml:space="preserve">Watch out  </w:t>
+            </w:r>
+            <w:r>
+              <w:rPr>
+                <w:i/>
+                <w:iCs/>
+                <w:sz w:val="18"/>
+                <w:szCs w:val="18"/>
+              </w:rPr>
+              <w:t xml:space="preserve">Because it is derived per image it follows changes in illumination, which a hard coded number cannot. It assumes two populations, so on a field that is almost all background it cuts somewhere arbitrary.</w:t>
+            </w:r>
+          </w:p>
+        </w:tc>
+      </w:tr>
+      <w:tr>
+        <w:tc>
+          <w:tcPr>
+            <w:tcW w:type="dxa" w:w="2400"/>
+            <w:tcMar>
+              <w:top w:type="dxa" w:w="90"/>
+              <w:left w:type="dxa" w:w="120"/>
+              <w:bottom w:type="dxa" w:w="90"/>
+              <w:right w:type="dxa" w:w="120"/>
+            </w:tcMar>
+          </w:tcPr>
+          <w:p>
+            <w:pPr>
+              <w:spacing w:after="60"/>
+            </w:pPr>
+            <w:r>
+              <w:rPr>
+                <w:rFonts w:ascii="Courier New" w:cs="Courier New" w:eastAsia="Courier New" w:hAnsi="Courier New"/>
+                <w:b/>
+                <w:bCs/>
+                <w:sz w:val="18"/>
+                <w:szCs w:val="18"/>
+              </w:rPr>
+              <w:t xml:space="preserve">filters.gaussian</w:t>
+            </w:r>
+          </w:p>
+          <w:p>
+            <w:pPr>
+              <w:spacing w:after="0"/>
+            </w:pPr>
+            <w:r>
+              <w:rPr>
+                <w:color w:val="6B7280"/>
+                <w:sz w:val="15"/>
+                <w:szCs w:val="15"/>
+              </w:rPr>
+              <w:t xml:space="preserve">W4D1</w:t>
+            </w:r>
+          </w:p>
+        </w:tc>
+        <w:tc>
+          <w:tcPr>
+            <w:tcW w:type="dxa" w:w="6960"/>
+            <w:tcMar>
+              <w:top w:type="dxa" w:w="90"/>
+              <w:left w:type="dxa" w:w="120"/>
+              <w:bottom w:type="dxa" w:w="90"/>
+              <w:right w:type="dxa" w:w="120"/>
+            </w:tcMar>
+          </w:tcPr>
+          <w:p>
+            <w:pPr>
+              <w:spacing w:after="90"/>
+            </w:pPr>
+            <w:r>
+              <w:rPr>
+                <w:rFonts w:ascii="Courier New" w:cs="Courier New" w:eastAsia="Courier New" w:hAnsi="Courier New"/>
+                <w:color w:val="1F4E79"/>
+                <w:sz w:val="18"/>
+                <w:szCs w:val="18"/>
+              </w:rPr>
+              <w:t xml:space="preserve">filters.gaussian(img, sigma=1.5)</w:t>
+            </w:r>
+          </w:p>
+          <w:p>
+            <w:pPr>
+              <w:spacing w:after="90"/>
+            </w:pPr>
+            <w:r>
+              <w:rPr>
+                <w:sz w:val="20"/>
+                <w:szCs w:val="20"/>
+              </w:rPr>
+              <w:t xml:space="preserve">Blurs the image, averaging each pixel with its neighbours. Removes pixel level noise before thresholding.</w:t>
+            </w:r>
+          </w:p>
+          <w:p>
+            <w:pPr>
+              <w:spacing w:after="30"/>
+            </w:pPr>
+            <w:r>
+              <w:rPr>
+                <w:b/>
+                <w:bCs/>
+                <w:color w:val="6B7280"/>
+                <w:sz w:val="15"/>
+                <w:szCs w:val="15"/>
+              </w:rPr>
+              <w:t xml:space="preserve">Example</w:t>
+            </w:r>
+          </w:p>
+          <w:p>
+            <w:pPr>
+              <w:spacing w:after="90"/>
+            </w:pPr>
+            <w:r>
+              <w:rPr>
+                <w:rFonts w:ascii="Courier New" w:cs="Courier New" w:eastAsia="Courier New" w:hAnsi="Courier New"/>
+                <w:color w:val="1F2937"/>
+                <w:sz w:val="18"/>
+                <w:szCs w:val="18"/>
+              </w:rPr>
+              <w:t xml:space="preserve">smoothed = filters.gaussian(field, sigma=1.5)</w:t>
+            </w:r>
+          </w:p>
+          <w:p>
+            <w:pPr>
+              <w:spacing w:after="0"/>
+            </w:pPr>
+            <w:r>
+              <w:rPr>
+                <w:b/>
+                <w:bCs/>
+                <w:color w:val="9A3412"/>
+                <w:sz w:val="15"/>
+                <w:szCs w:val="15"/>
+              </w:rPr>
+              <w:t xml:space="preserve">Watch out  </w:t>
+            </w:r>
+            <w:r>
+              <w:rPr>
+                <w:i/>
+                <w:iCs/>
+                <w:sz w:val="18"/>
+                <w:szCs w:val="18"/>
+              </w:rPr>
+              <w:t xml:space="preserve">It returns FLOATS rescaled to 0 to 1, not uint8, so a threshold computed on the original is meaningless on the result. Keep sigma well below the size of the objects you are measuring.</w:t>
+            </w:r>
+          </w:p>
+        </w:tc>
+      </w:tr>
+      <w:tr>
+        <w:tc>
+          <w:tcPr>
+            <w:tcW w:type="dxa" w:w="2400"/>
+            <w:tcMar>
+              <w:top w:type="dxa" w:w="90"/>
+              <w:left w:type="dxa" w:w="120"/>
+              <w:bottom w:type="dxa" w:w="90"/>
+              <w:right w:type="dxa" w:w="120"/>
+            </w:tcMar>
+          </w:tcPr>
+          <w:p>
+            <w:pPr>
+              <w:spacing w:after="60"/>
+            </w:pPr>
+            <w:r>
+              <w:rPr>
+                <w:rFonts w:ascii="Courier New" w:cs="Courier New" w:eastAsia="Courier New" w:hAnsi="Courier New"/>
+                <w:b/>
+                <w:bCs/>
+                <w:sz w:val="18"/>
+                <w:szCs w:val="18"/>
+              </w:rPr>
+              <w:t xml:space="preserve">measure.label</w:t>
+            </w:r>
+          </w:p>
+          <w:p>
+            <w:pPr>
+              <w:spacing w:after="0"/>
+            </w:pPr>
+            <w:r>
+              <w:rPr>
+                <w:color w:val="6B7280"/>
+                <w:sz w:val="15"/>
+                <w:szCs w:val="15"/>
+              </w:rPr>
+              <w:t xml:space="preserve">W4D1</w:t>
+            </w:r>
+          </w:p>
+        </w:tc>
+        <w:tc>
+          <w:tcPr>
+            <w:tcW w:type="dxa" w:w="6960"/>
+            <w:tcMar>
+              <w:top w:type="dxa" w:w="90"/>
+              <w:left w:type="dxa" w:w="120"/>
+              <w:bottom w:type="dxa" w:w="90"/>
+              <w:right w:type="dxa" w:w="120"/>
+            </w:tcMar>
+          </w:tcPr>
+          <w:p>
+            <w:pPr>
+              <w:spacing w:after="90"/>
+            </w:pPr>
+            <w:r>
+              <w:rPr>
+                <w:rFonts w:ascii="Courier New" w:cs="Courier New" w:eastAsia="Courier New" w:hAnsi="Courier New"/>
+                <w:color w:val="1F4E79"/>
+                <w:sz w:val="18"/>
+                <w:szCs w:val="18"/>
+              </w:rPr>
+              <w:t xml:space="preserve">measure.label(mask)</w:t>
+            </w:r>
+          </w:p>
+          <w:p>
+            <w:pPr>
+              <w:spacing w:after="90"/>
+            </w:pPr>
+            <w:r>
+              <w:rPr>
+                <w:sz w:val="20"/>
+                <w:szCs w:val="20"/>
+              </w:rPr>
+              <w:t xml:space="preserve">Connected component labelling. Background becomes 0 and each separate object gets its own integer, so labels.max() counts them.</w:t>
+            </w:r>
+          </w:p>
+          <w:p>
+            <w:pPr>
+              <w:spacing w:after="30"/>
+            </w:pPr>
+            <w:r>
+              <w:rPr>
+                <w:b/>
+                <w:bCs/>
+                <w:color w:val="6B7280"/>
+                <w:sz w:val="15"/>
+                <w:szCs w:val="15"/>
+              </w:rPr>
+              <w:t xml:space="preserve">Example</w:t>
+            </w:r>
+          </w:p>
+          <w:p>
+            <w:pPr>
+              <w:spacing w:after="0"/>
+            </w:pPr>
+            <w:r>
+              <w:rPr>
+                <w:rFonts w:ascii="Courier New" w:cs="Courier New" w:eastAsia="Courier New" w:hAnsi="Courier New"/>
+                <w:color w:val="1F2937"/>
+                <w:sz w:val="18"/>
+                <w:szCs w:val="18"/>
+              </w:rPr>
+              <w:t xml:space="preserve">labels = measure.label(mask)</w:t>
+            </w:r>
+          </w:p>
+          <w:p>
+            <w:pPr>
+              <w:spacing w:after="90"/>
+            </w:pPr>
+            <w:r>
+              <w:rPr>
+                <w:rFonts w:ascii="Courier New" w:cs="Courier New" w:eastAsia="Courier New" w:hAnsi="Courier New"/>
+                <w:color w:val="1F2937"/>
+                <w:sz w:val="18"/>
+                <w:szCs w:val="18"/>
+              </w:rPr>
+              <w:t xml:space="preserve">n = int(labels.max())</w:t>
+            </w:r>
+          </w:p>
+          <w:p>
+            <w:pPr>
+              <w:spacing w:after="0"/>
+            </w:pPr>
+            <w:r>
+              <w:rPr>
+                <w:b/>
+                <w:bCs/>
+                <w:color w:val="9A3412"/>
+                <w:sz w:val="15"/>
+                <w:szCs w:val="15"/>
+              </w:rPr>
+              <w:t xml:space="preserve">Watch out  </w:t>
+            </w:r>
+            <w:r>
+              <w:rPr>
+                <w:i/>
+                <w:iCs/>
+                <w:sz w:val="18"/>
+                <w:szCs w:val="18"/>
+              </w:rPr>
+              <w:t xml:space="preserve">connectivity=2, the default in 2D, joins objects touching only at a corner. connectivity=1 uses the four edge neighbours only.</w:t>
+            </w:r>
+          </w:p>
+        </w:tc>
+      </w:tr>
+      <w:tr>
+        <w:tc>
+          <w:tcPr>
+            <w:tcW w:type="dxa" w:w="2400"/>
+            <w:tcMar>
+              <w:top w:type="dxa" w:w="90"/>
+              <w:left w:type="dxa" w:w="120"/>
+              <w:bottom w:type="dxa" w:w="90"/>
+              <w:right w:type="dxa" w:w="120"/>
+            </w:tcMar>
+          </w:tcPr>
+          <w:p>
+            <w:pPr>
+              <w:spacing w:after="60"/>
+            </w:pPr>
+            <w:r>
+              <w:rPr>
+                <w:rFonts w:ascii="Courier New" w:cs="Courier New" w:eastAsia="Courier New" w:hAnsi="Courier New"/>
+                <w:b/>
+                <w:bCs/>
+                <w:sz w:val="18"/>
+                <w:szCs w:val="18"/>
+              </w:rPr>
+              <w:t xml:space="preserve">measure.regionprops_table</w:t>
+            </w:r>
+          </w:p>
+          <w:p>
+            <w:pPr>
+              <w:spacing w:after="0"/>
+            </w:pPr>
+            <w:r>
+              <w:rPr>
+                <w:color w:val="6B7280"/>
+                <w:sz w:val="15"/>
+                <w:szCs w:val="15"/>
+              </w:rPr>
+              <w:t xml:space="preserve">W4D3</w:t>
+            </w:r>
+          </w:p>
+        </w:tc>
+        <w:tc>
+          <w:tcPr>
+            <w:tcW w:type="dxa" w:w="6960"/>
+            <w:tcMar>
+              <w:top w:type="dxa" w:w="90"/>
+              <w:left w:type="dxa" w:w="120"/>
+              <w:bottom w:type="dxa" w:w="90"/>
+              <w:right w:type="dxa" w:w="120"/>
+            </w:tcMar>
+          </w:tcPr>
+          <w:p>
+            <w:pPr>
+              <w:spacing w:after="90"/>
+            </w:pPr>
+            <w:r>
+              <w:rPr>
+                <w:rFonts w:ascii="Courier New" w:cs="Courier New" w:eastAsia="Courier New" w:hAnsi="Courier New"/>
+                <w:color w:val="1F4E79"/>
+                <w:sz w:val="18"/>
+                <w:szCs w:val="18"/>
+              </w:rPr>
+              <w:t xml:space="preserve">measure.regionprops_table(labels, intensity_image=img, properties=(...))</w:t>
+            </w:r>
+          </w:p>
+          <w:p>
+            <w:pPr>
+              <w:spacing w:after="90"/>
+            </w:pPr>
+            <w:r>
+              <w:rPr>
+                <w:sz w:val="20"/>
+                <w:szCs w:val="20"/>
+              </w:rPr>
+              <w:t xml:space="preserve">Measures every labelled object at once and returns a dict of arrays, which goes straight into pd.DataFrame.</w:t>
+            </w:r>
+          </w:p>
+          <w:p>
+            <w:pPr>
+              <w:spacing w:after="30"/>
+            </w:pPr>
+            <w:r>
+              <w:rPr>
+                <w:b/>
+                <w:bCs/>
+                <w:color w:val="6B7280"/>
+                <w:sz w:val="15"/>
+                <w:szCs w:val="15"/>
+              </w:rPr>
+              <w:t xml:space="preserve">Example</w:t>
+            </w:r>
+          </w:p>
+          <w:p>
+            <w:pPr>
+              <w:spacing w:after="0"/>
+            </w:pPr>
+            <w:r>
+              <w:rPr>
+                <w:rFonts w:ascii="Courier New" w:cs="Courier New" w:eastAsia="Courier New" w:hAnsi="Courier New"/>
+                <w:color w:val="1F2937"/>
+                <w:sz w:val="18"/>
+                <w:szCs w:val="18"/>
+              </w:rPr>
+              <w:t xml:space="preserve">pd.DataFrame(measure.regionprops_table(labels, intensity_image=field,</w:t>
+            </w:r>
+          </w:p>
+          <w:p>
+            <w:pPr>
+              <w:spacing w:after="90"/>
+            </w:pPr>
+            <w:r>
+              <w:rPr>
+                <w:rFonts w:ascii="Courier New" w:cs="Courier New" w:eastAsia="Courier New" w:hAnsi="Courier New"/>
+                <w:color w:val="1F2937"/>
+                <w:sz w:val="18"/>
+                <w:szCs w:val="18"/>
+              </w:rPr>
+              <w:t xml:space="preserve">    properties=("label", "area", "eccentricity", "mean_intensity")))</w:t>
+            </w:r>
+          </w:p>
+          <w:p>
+            <w:pPr>
+              <w:spacing w:after="0"/>
+            </w:pPr>
+            <w:r>
+              <w:rPr>
+                <w:b/>
+                <w:bCs/>
+                <w:color w:val="9A3412"/>
+                <w:sz w:val="15"/>
+                <w:szCs w:val="15"/>
+              </w:rPr>
+              <w:t xml:space="preserve">Watch out  </w:t>
+            </w:r>
+            <w:r>
+              <w:rPr>
+                <w:i/>
+                <w:iCs/>
+                <w:sz w:val="18"/>
+                <w:szCs w:val="18"/>
+              </w:rPr>
+              <w:t xml:space="preserve">area is in PIXELS until you multiply by the pixel size. Properties with more than one number, such as centroid, arrive as centroid-0 and centroid-1.</w:t>
+            </w:r>
+          </w:p>
+        </w:tc>
+      </w:tr>
+      <w:tr>
+        <w:tc>
+          <w:tcPr>
+            <w:tcW w:type="dxa" w:w="2400"/>
+            <w:tcMar>
+              <w:top w:type="dxa" w:w="90"/>
+              <w:left w:type="dxa" w:w="120"/>
+              <w:bottom w:type="dxa" w:w="90"/>
+              <w:right w:type="dxa" w:w="120"/>
+            </w:tcMar>
+          </w:tcPr>
+          <w:p>
+            <w:pPr>
+              <w:spacing w:after="60"/>
+            </w:pPr>
+            <w:r>
+              <w:rPr>
+                <w:rFonts w:ascii="Courier New" w:cs="Courier New" w:eastAsia="Courier New" w:hAnsi="Courier New"/>
+                <w:b/>
+                <w:bCs/>
+                <w:sz w:val="18"/>
+                <w:szCs w:val="18"/>
+              </w:rPr>
+              <w:t xml:space="preserve">eccentricity</w:t>
+            </w:r>
+          </w:p>
+          <w:p>
+            <w:pPr>
+              <w:spacing w:after="0"/>
+            </w:pPr>
+            <w:r>
+              <w:rPr>
+                <w:color w:val="6B7280"/>
+                <w:sz w:val="15"/>
+                <w:szCs w:val="15"/>
+              </w:rPr>
+              <w:t xml:space="preserve">W4D3</w:t>
+            </w:r>
+          </w:p>
+        </w:tc>
+        <w:tc>
+          <w:tcPr>
+            <w:tcW w:type="dxa" w:w="6960"/>
+            <w:tcMar>
+              <w:top w:type="dxa" w:w="90"/>
+              <w:left w:type="dxa" w:w="120"/>
+              <w:bottom w:type="dxa" w:w="90"/>
+              <w:right w:type="dxa" w:w="120"/>
+            </w:tcMar>
+          </w:tcPr>
+          <w:p>
+            <w:pPr>
+              <w:spacing w:after="90"/>
+            </w:pPr>
+            <w:r>
+              <w:rPr>
+                <w:rFonts w:ascii="Courier New" w:cs="Courier New" w:eastAsia="Courier New" w:hAnsi="Courier New"/>
+                <w:color w:val="1F4E79"/>
+                <w:sz w:val="18"/>
+                <w:szCs w:val="18"/>
+              </w:rPr>
+              <w:t xml:space="preserve">properties=("eccentricity",)</w:t>
+            </w:r>
+          </w:p>
+          <w:p>
+            <w:pPr>
+              <w:spacing w:after="90"/>
+            </w:pPr>
+            <w:r>
+              <w:rPr>
+                <w:sz w:val="20"/>
+                <w:szCs w:val="20"/>
+              </w:rPr>
+              <w:t xml:space="preserve">Shape measure from 0 for a perfect circle to 1 for a line. Separates round cells from elongated ones and from merged pairs.</w:t>
+            </w:r>
+          </w:p>
+          <w:p>
+            <w:pPr>
+              <w:spacing w:after="30"/>
+            </w:pPr>
+            <w:r>
+              <w:rPr>
+                <w:b/>
+                <w:bCs/>
+                <w:color w:val="6B7280"/>
+                <w:sz w:val="15"/>
+                <w:szCs w:val="15"/>
+              </w:rPr>
+              <w:t xml:space="preserve">Example</w:t>
+            </w:r>
+          </w:p>
+          <w:p>
+            <w:pPr>
+              <w:spacing w:after="90"/>
+            </w:pPr>
+            <w:r>
+              <w:rPr>
+                <w:rFonts w:ascii="Courier New" w:cs="Courier New" w:eastAsia="Courier New" w:hAnsi="Courier New"/>
+                <w:color w:val="1F2937"/>
+                <w:sz w:val="18"/>
+                <w:szCs w:val="18"/>
+              </w:rPr>
+              <w:t xml:space="preserve">cells[cells["eccentricity"] &lt; 0.7]</w:t>
+            </w:r>
+          </w:p>
+          <w:p>
+            <w:pPr>
+              <w:spacing w:after="0"/>
+            </w:pPr>
+            <w:r>
+              <w:rPr>
+                <w:b/>
+                <w:bCs/>
+                <w:color w:val="9A3412"/>
+                <w:sz w:val="15"/>
+                <w:szCs w:val="15"/>
+              </w:rPr>
+              <w:t xml:space="preserve">Watch out  </w:t>
+            </w:r>
+            <w:r>
+              <w:rPr>
+                <w:i/>
+                <w:iCs/>
+                <w:sz w:val="18"/>
+                <w:szCs w:val="18"/>
+              </w:rPr>
+              <w:t xml:space="preserve">Two touching cells label as one object with roughly double the area and a stretched shape, so area and eccentricity together spot them.</w:t>
+            </w:r>
+          </w:p>
+        </w:tc>
+      </w:tr>
+      <w:tr>
+        <w:tc>
+          <w:tcPr>
+            <w:tcW w:type="dxa" w:w="2400"/>
+            <w:tcMar>
+              <w:top w:type="dxa" w:w="90"/>
+              <w:left w:type="dxa" w:w="120"/>
+              <w:bottom w:type="dxa" w:w="90"/>
+              <w:right w:type="dxa" w:w="120"/>
+            </w:tcMar>
+          </w:tcPr>
+          <w:p>
+            <w:pPr>
+              <w:spacing w:after="60"/>
+            </w:pPr>
+            <w:r>
+              <w:rPr>
+                <w:rFonts w:ascii="Courier New" w:cs="Courier New" w:eastAsia="Courier New" w:hAnsi="Courier New"/>
+                <w:b/>
+                <w:bCs/>
+                <w:sz w:val="18"/>
+                <w:szCs w:val="18"/>
+              </w:rPr>
+              <w:t xml:space="preserve">connectivity</w:t>
+            </w:r>
+          </w:p>
+          <w:p>
+            <w:pPr>
+              <w:spacing w:after="0"/>
+            </w:pPr>
+            <w:r>
+              <w:rPr>
+                <w:color w:val="6B7280"/>
+                <w:sz w:val="15"/>
+                <w:szCs w:val="15"/>
+              </w:rPr>
+              <w:t xml:space="preserve">W4D3</w:t>
+            </w:r>
+          </w:p>
+        </w:tc>
+        <w:tc>
+          <w:tcPr>
+            <w:tcW w:type="dxa" w:w="6960"/>
+            <w:tcMar>
+              <w:top w:type="dxa" w:w="90"/>
+              <w:left w:type="dxa" w:w="120"/>
+              <w:bottom w:type="dxa" w:w="90"/>
+              <w:right w:type="dxa" w:w="120"/>
+            </w:tcMar>
+          </w:tcPr>
+          <w:p>
+            <w:pPr>
+              <w:spacing w:after="90"/>
+            </w:pPr>
+            <w:r>
+              <w:rPr>
+                <w:rFonts w:ascii="Courier New" w:cs="Courier New" w:eastAsia="Courier New" w:hAnsi="Courier New"/>
+                <w:color w:val="1F4E79"/>
+                <w:sz w:val="18"/>
+                <w:szCs w:val="18"/>
+              </w:rPr>
+              <w:t xml:space="preserve">measure.label(mask, connectivity=1)</w:t>
+            </w:r>
+          </w:p>
+          <w:p>
+            <w:pPr>
+              <w:spacing w:after="90"/>
+            </w:pPr>
+            <w:r>
+              <w:rPr>
+                <w:sz w:val="20"/>
+                <w:szCs w:val="20"/>
+              </w:rPr>
+              <w:t xml:space="preserve">Which neighbours count as connected. 1 means the four edge neighbours, 2 also counts the four diagonals and is the 2D default.</w:t>
+            </w:r>
+          </w:p>
+          <w:p>
+            <w:pPr>
+              <w:spacing w:after="30"/>
+            </w:pPr>
+            <w:r>
+              <w:rPr>
+                <w:b/>
+                <w:bCs/>
+                <w:color w:val="6B7280"/>
+                <w:sz w:val="15"/>
+                <w:szCs w:val="15"/>
+              </w:rPr>
+              <w:t xml:space="preserve">Example</w:t>
+            </w:r>
+          </w:p>
+          <w:p>
+            <w:pPr>
+              <w:spacing w:after="90"/>
+            </w:pPr>
+            <w:r>
+              <w:rPr>
+                <w:rFonts w:ascii="Courier New" w:cs="Courier New" w:eastAsia="Courier New" w:hAnsi="Courier New"/>
+                <w:color w:val="1F2937"/>
+                <w:sz w:val="18"/>
+                <w:szCs w:val="18"/>
+              </w:rPr>
+              <w:t xml:space="preserve">measure.label(mask, connectivity=1)</w:t>
+            </w:r>
+          </w:p>
+          <w:p>
+            <w:pPr>
+              <w:spacing w:after="0"/>
+            </w:pPr>
+            <w:r>
+              <w:rPr>
+                <w:b/>
+                <w:bCs/>
+                <w:color w:val="9A3412"/>
+                <w:sz w:val="15"/>
+                <w:szCs w:val="15"/>
+              </w:rPr>
+              <w:t xml:space="preserve">Watch out  </w:t>
+            </w:r>
+            <w:r>
+              <w:rPr>
+                <w:i/>
+                <w:iCs/>
+                <w:sz w:val="18"/>
+                <w:szCs w:val="18"/>
+              </w:rPr>
+              <w:t xml:space="preserve">Diagonal connectivity merges objects that touch only at a corner, which is usually right for cells and occasionally not.</w:t>
+            </w:r>
+          </w:p>
+        </w:tc>
+      </w:tr>
+      <w:tr>
+        <w:tc>
+          <w:tcPr>
+            <w:tcW w:type="dxa" w:w="2400"/>
+            <w:tcMar>
+              <w:top w:type="dxa" w:w="90"/>
+              <w:left w:type="dxa" w:w="120"/>
+              <w:bottom w:type="dxa" w:w="90"/>
+              <w:right w:type="dxa" w:w="120"/>
+            </w:tcMar>
+          </w:tcPr>
+          <w:p>
+            <w:pPr>
+              <w:spacing w:after="60"/>
+            </w:pPr>
+            <w:r>
+              <w:rPr>
+                <w:rFonts w:ascii="Courier New" w:cs="Courier New" w:eastAsia="Courier New" w:hAnsi="Courier New"/>
+                <w:b/>
+                <w:bCs/>
+                <w:sz w:val="18"/>
+                <w:szCs w:val="18"/>
+              </w:rPr>
+              <w:t xml:space="preserve">morphology.opening</w:t>
+            </w:r>
+          </w:p>
+          <w:p>
+            <w:pPr>
+              <w:spacing w:after="0"/>
+            </w:pPr>
+            <w:r>
+              <w:rPr>
+                <w:color w:val="6B7280"/>
+                <w:sz w:val="15"/>
+                <w:szCs w:val="15"/>
+              </w:rPr>
+              <w:t xml:space="preserve">W4D2</w:t>
+            </w:r>
+          </w:p>
+        </w:tc>
+        <w:tc>
+          <w:tcPr>
+            <w:tcW w:type="dxa" w:w="6960"/>
+            <w:tcMar>
+              <w:top w:type="dxa" w:w="90"/>
+              <w:left w:type="dxa" w:w="120"/>
+              <w:bottom w:type="dxa" w:w="90"/>
+              <w:right w:type="dxa" w:w="120"/>
+            </w:tcMar>
+          </w:tcPr>
+          <w:p>
+            <w:pPr>
+              <w:spacing w:after="90"/>
+            </w:pPr>
+            <w:r>
+              <w:rPr>
+                <w:rFonts w:ascii="Courier New" w:cs="Courier New" w:eastAsia="Courier New" w:hAnsi="Courier New"/>
+                <w:color w:val="1F4E79"/>
+                <w:sz w:val="18"/>
+                <w:szCs w:val="18"/>
+              </w:rPr>
+              <w:t xml:space="preserve">morphology.opening(mask, morphology.disk(2))</w:t>
+            </w:r>
+          </w:p>
+          <w:p>
+            <w:pPr>
+              <w:spacing w:after="90"/>
+            </w:pPr>
+            <w:r>
+              <w:rPr>
+                <w:sz w:val="20"/>
+                <w:szCs w:val="20"/>
+              </w:rPr>
+              <w:t xml:space="preserve">Erosion then dilation. Deletes anything the footprint cannot fit inside and restores the survivors, so it removes speckle without shrinking real objects.</w:t>
+            </w:r>
+          </w:p>
+          <w:p>
+            <w:pPr>
+              <w:spacing w:after="30"/>
+            </w:pPr>
+            <w:r>
+              <w:rPr>
+                <w:b/>
+                <w:bCs/>
+                <w:color w:val="6B7280"/>
+                <w:sz w:val="15"/>
+                <w:szCs w:val="15"/>
+              </w:rPr>
+              <w:t xml:space="preserve">Example</w:t>
+            </w:r>
+          </w:p>
+          <w:p>
+            <w:pPr>
+              <w:spacing w:after="90"/>
+            </w:pPr>
+            <w:r>
+              <w:rPr>
+                <w:rFonts w:ascii="Courier New" w:cs="Courier New" w:eastAsia="Courier New" w:hAnsi="Courier New"/>
+                <w:color w:val="1F2937"/>
+                <w:sz w:val="18"/>
+                <w:szCs w:val="18"/>
+              </w:rPr>
+              <w:t xml:space="preserve">mask_open = morphology.opening(mask_raw, morphology.disk(2))</w:t>
+            </w:r>
+          </w:p>
+          <w:p>
+            <w:pPr>
+              <w:spacing w:after="0"/>
+            </w:pPr>
+            <w:r>
+              <w:rPr>
+                <w:b/>
+                <w:bCs/>
+                <w:color w:val="9A3412"/>
+                <w:sz w:val="15"/>
+                <w:szCs w:val="15"/>
+              </w:rPr>
+              <w:t xml:space="preserve">Watch out  </w:t>
+            </w:r>
+            <w:r>
+              <w:rPr>
+                <w:i/>
+                <w:iCs/>
+                <w:sz w:val="18"/>
+                <w:szCs w:val="18"/>
+              </w:rPr>
+              <w:t xml:space="preserve">Too small a footprint leaves speckle; too large eats thin parts of real objects. Check against the thinnest structure you care about.</w:t>
+            </w:r>
+          </w:p>
+        </w:tc>
+      </w:tr>
+      <w:tr>
+        <w:tc>
+          <w:tcPr>
+            <w:tcW w:type="dxa" w:w="2400"/>
+            <w:tcMar>
+              <w:top w:type="dxa" w:w="90"/>
+              <w:left w:type="dxa" w:w="120"/>
+              <w:bottom w:type="dxa" w:w="90"/>
+              <w:right w:type="dxa" w:w="120"/>
+            </w:tcMar>
+          </w:tcPr>
+          <w:p>
+            <w:pPr>
+              <w:spacing w:after="60"/>
+            </w:pPr>
+            <w:r>
+              <w:rPr>
+                <w:rFonts w:ascii="Courier New" w:cs="Courier New" w:eastAsia="Courier New" w:hAnsi="Courier New"/>
+                <w:b/>
+                <w:bCs/>
+                <w:sz w:val="18"/>
+                <w:szCs w:val="18"/>
+              </w:rPr>
+              <w:t xml:space="preserve">morphology.closing</w:t>
+            </w:r>
+          </w:p>
+          <w:p>
+            <w:pPr>
+              <w:spacing w:after="0"/>
+            </w:pPr>
+            <w:r>
+              <w:rPr>
+                <w:color w:val="6B7280"/>
+                <w:sz w:val="15"/>
+                <w:szCs w:val="15"/>
+              </w:rPr>
+              <w:t xml:space="preserve">W4D2</w:t>
+            </w:r>
+          </w:p>
+        </w:tc>
+        <w:tc>
+          <w:tcPr>
+            <w:tcW w:type="dxa" w:w="6960"/>
+            <w:tcMar>
+              <w:top w:type="dxa" w:w="90"/>
+              <w:left w:type="dxa" w:w="120"/>
+              <w:bottom w:type="dxa" w:w="90"/>
+              <w:right w:type="dxa" w:w="120"/>
+            </w:tcMar>
+          </w:tcPr>
+          <w:p>
+            <w:pPr>
+              <w:spacing w:after="90"/>
+            </w:pPr>
+            <w:r>
+              <w:rPr>
+                <w:rFonts w:ascii="Courier New" w:cs="Courier New" w:eastAsia="Courier New" w:hAnsi="Courier New"/>
+                <w:color w:val="1F4E79"/>
+                <w:sz w:val="18"/>
+                <w:szCs w:val="18"/>
+              </w:rPr>
+              <w:t xml:space="preserve">morphology.closing(mask, morphology.disk(2))</w:t>
+            </w:r>
+          </w:p>
+          <w:p>
+            <w:pPr>
+              <w:spacing w:after="90"/>
+            </w:pPr>
+            <w:r>
+              <w:rPr>
+                <w:sz w:val="20"/>
+                <w:szCs w:val="20"/>
+              </w:rPr>
+              <w:t xml:space="preserve">Dilation then erosion. Fills small gaps and joins things that nearly touch.</w:t>
+            </w:r>
+          </w:p>
+          <w:p>
+            <w:pPr>
+              <w:spacing w:after="30"/>
+            </w:pPr>
+            <w:r>
+              <w:rPr>
+                <w:b/>
+                <w:bCs/>
+                <w:color w:val="6B7280"/>
+                <w:sz w:val="15"/>
+                <w:szCs w:val="15"/>
+              </w:rPr>
+              <w:t xml:space="preserve">Example</w:t>
+            </w:r>
+          </w:p>
+          <w:p>
+            <w:pPr>
+              <w:spacing w:after="90"/>
+            </w:pPr>
+            <w:r>
+              <w:rPr>
+                <w:rFonts w:ascii="Courier New" w:cs="Courier New" w:eastAsia="Courier New" w:hAnsi="Courier New"/>
+                <w:color w:val="1F2937"/>
+                <w:sz w:val="18"/>
+                <w:szCs w:val="18"/>
+              </w:rPr>
+              <w:t xml:space="preserve">morphology.closing(mask, morphology.disk(2))</w:t>
+            </w:r>
+          </w:p>
+          <w:p>
+            <w:pPr>
+              <w:spacing w:after="0"/>
+            </w:pPr>
+            <w:r>
+              <w:rPr>
+                <w:b/>
+                <w:bCs/>
+                <w:color w:val="9A3412"/>
+                <w:sz w:val="15"/>
+                <w:szCs w:val="15"/>
+              </w:rPr>
+              <w:t xml:space="preserve">Watch out  </w:t>
+            </w:r>
+            <w:r>
+              <w:rPr>
+                <w:i/>
+                <w:iCs/>
+                <w:sz w:val="18"/>
+                <w:szCs w:val="18"/>
+              </w:rPr>
+              <w:t xml:space="preserve">It will also MERGE two cells sitting within the footprint of each other, silently costing you a count. For holes inside objects prefer binary_fill_holes, which cannot do that.</w:t>
+            </w:r>
+          </w:p>
+        </w:tc>
+      </w:tr>
+      <w:tr>
+        <w:tc>
+          <w:tcPr>
+            <w:tcW w:type="dxa" w:w="2400"/>
+            <w:tcMar>
+              <w:top w:type="dxa" w:w="90"/>
+              <w:left w:type="dxa" w:w="120"/>
+              <w:bottom w:type="dxa" w:w="90"/>
+              <w:right w:type="dxa" w:w="120"/>
+            </w:tcMar>
+          </w:tcPr>
+          <w:p>
+            <w:pPr>
+              <w:spacing w:after="60"/>
+            </w:pPr>
+            <w:r>
+              <w:rPr>
+                <w:rFonts w:ascii="Courier New" w:cs="Courier New" w:eastAsia="Courier New" w:hAnsi="Courier New"/>
+                <w:b/>
+                <w:bCs/>
+                <w:sz w:val="18"/>
+                <w:szCs w:val="18"/>
+              </w:rPr>
+              <w:t xml:space="preserve">morphology.disk</w:t>
+            </w:r>
+          </w:p>
+          <w:p>
+            <w:pPr>
+              <w:spacing w:after="0"/>
+            </w:pPr>
+            <w:r>
+              <w:rPr>
+                <w:color w:val="6B7280"/>
+                <w:sz w:val="15"/>
+                <w:szCs w:val="15"/>
+              </w:rPr>
+              <w:t xml:space="preserve">W4D2</w:t>
+            </w:r>
+          </w:p>
+        </w:tc>
+        <w:tc>
+          <w:tcPr>
+            <w:tcW w:type="dxa" w:w="6960"/>
+            <w:tcMar>
+              <w:top w:type="dxa" w:w="90"/>
+              <w:left w:type="dxa" w:w="120"/>
+              <w:bottom w:type="dxa" w:w="90"/>
+              <w:right w:type="dxa" w:w="120"/>
+            </w:tcMar>
+          </w:tcPr>
+          <w:p>
+            <w:pPr>
+              <w:spacing w:after="90"/>
+            </w:pPr>
+            <w:r>
+              <w:rPr>
+                <w:rFonts w:ascii="Courier New" w:cs="Courier New" w:eastAsia="Courier New" w:hAnsi="Courier New"/>
+                <w:color w:val="1F4E79"/>
+                <w:sz w:val="18"/>
+                <w:szCs w:val="18"/>
+              </w:rPr>
+              <w:t xml:space="preserve">morphology.disk(2)</w:t>
+            </w:r>
+          </w:p>
+          <w:p>
+            <w:pPr>
+              <w:spacing w:after="90"/>
+            </w:pPr>
+            <w:r>
+              <w:rPr>
+                <w:sz w:val="20"/>
+                <w:szCs w:val="20"/>
+              </w:rPr>
+              <w:t xml:space="preserve">A roughly circular footprint of the given radius, the usual choice for round objects because it treats every direction alike.</w:t>
+            </w:r>
+          </w:p>
+          <w:p>
+            <w:pPr>
+              <w:spacing w:after="30"/>
+            </w:pPr>
+            <w:r>
+              <w:rPr>
+                <w:b/>
+                <w:bCs/>
+                <w:color w:val="6B7280"/>
+                <w:sz w:val="15"/>
+                <w:szCs w:val="15"/>
+              </w:rPr>
+              <w:t xml:space="preserve">Example</w:t>
+            </w:r>
+          </w:p>
+          <w:p>
+            <w:pPr>
+              <w:spacing w:after="90"/>
+            </w:pPr>
+            <w:r>
+              <w:rPr>
+                <w:rFonts w:ascii="Courier New" w:cs="Courier New" w:eastAsia="Courier New" w:hAnsi="Courier New"/>
+                <w:color w:val="1F2937"/>
+                <w:sz w:val="18"/>
+                <w:szCs w:val="18"/>
+              </w:rPr>
+              <w:t xml:space="preserve">morphology.opening(mask, morphology.disk(2))</w:t>
+            </w:r>
+          </w:p>
+          <w:p>
+            <w:pPr>
+              <w:spacing w:after="0"/>
+            </w:pPr>
+            <w:r>
+              <w:rPr>
+                <w:b/>
+                <w:bCs/>
+                <w:color w:val="9A3412"/>
+                <w:sz w:val="15"/>
+                <w:szCs w:val="15"/>
+              </w:rPr>
+              <w:t xml:space="preserve">Watch out  </w:t>
+            </w:r>
+            <w:r>
+              <w:rPr>
+                <w:i/>
+                <w:iCs/>
+                <w:sz w:val="18"/>
+                <w:szCs w:val="18"/>
+              </w:rPr>
+              <w:t xml:space="preserve">The radius is the thing to tune, and it is in pixels.</w:t>
+            </w:r>
+          </w:p>
+        </w:tc>
+      </w:tr>
+      <w:tr>
+        <w:tc>
+          <w:tcPr>
+            <w:tcW w:type="dxa" w:w="2400"/>
+            <w:tcMar>
+              <w:top w:type="dxa" w:w="90"/>
+              <w:left w:type="dxa" w:w="120"/>
+              <w:bottom w:type="dxa" w:w="90"/>
+              <w:right w:type="dxa" w:w="120"/>
+            </w:tcMar>
+          </w:tcPr>
+          <w:p>
+            <w:pPr>
+              <w:spacing w:after="60"/>
+            </w:pPr>
+            <w:r>
+              <w:rPr>
+                <w:rFonts w:ascii="Courier New" w:cs="Courier New" w:eastAsia="Courier New" w:hAnsi="Courier New"/>
+                <w:b/>
+                <w:bCs/>
+                <w:sz w:val="18"/>
+                <w:szCs w:val="18"/>
+              </w:rPr>
+              <w:t xml:space="preserve">binary_fill_holes</w:t>
+            </w:r>
+          </w:p>
+          <w:p>
+            <w:pPr>
+              <w:spacing w:after="0"/>
+            </w:pPr>
+            <w:r>
+              <w:rPr>
+                <w:color w:val="6B7280"/>
+                <w:sz w:val="15"/>
+                <w:szCs w:val="15"/>
+              </w:rPr>
+              <w:t xml:space="preserve">W4D2</w:t>
+            </w:r>
+          </w:p>
+        </w:tc>
+        <w:tc>
+          <w:tcPr>
+            <w:tcW w:type="dxa" w:w="6960"/>
+            <w:tcMar>
+              <w:top w:type="dxa" w:w="90"/>
+              <w:left w:type="dxa" w:w="120"/>
+              <w:bottom w:type="dxa" w:w="90"/>
+              <w:right w:type="dxa" w:w="120"/>
+            </w:tcMar>
+          </w:tcPr>
+          <w:p>
+            <w:pPr>
+              <w:spacing w:after="90"/>
+            </w:pPr>
+            <w:r>
+              <w:rPr>
+                <w:rFonts w:ascii="Courier New" w:cs="Courier New" w:eastAsia="Courier New" w:hAnsi="Courier New"/>
+                <w:color w:val="1F4E79"/>
+                <w:sz w:val="18"/>
+                <w:szCs w:val="18"/>
+              </w:rPr>
+              <w:t xml:space="preserve">ndi.binary_fill_holes(mask)</w:t>
+            </w:r>
+          </w:p>
+          <w:p>
+            <w:pPr>
+              <w:spacing w:after="90"/>
+            </w:pPr>
+            <w:r>
+              <w:rPr>
+                <w:sz w:val="20"/>
+                <w:szCs w:val="20"/>
+              </w:rPr>
+              <w:t xml:space="preserve">Fills background regions completely enclosed by foreground, whatever their size or shape. The right tool for cells that stain as rings.</w:t>
+            </w:r>
+          </w:p>
+          <w:p>
+            <w:pPr>
+              <w:spacing w:after="30"/>
+            </w:pPr>
+            <w:r>
+              <w:rPr>
+                <w:b/>
+                <w:bCs/>
+                <w:color w:val="6B7280"/>
+                <w:sz w:val="15"/>
+                <w:szCs w:val="15"/>
+              </w:rPr>
+              <w:t xml:space="preserve">Example</w:t>
+            </w:r>
+          </w:p>
+          <w:p>
+            <w:pPr>
+              <w:spacing w:after="0"/>
+            </w:pPr>
+            <w:r>
+              <w:rPr>
+                <w:rFonts w:ascii="Courier New" w:cs="Courier New" w:eastAsia="Courier New" w:hAnsi="Courier New"/>
+                <w:color w:val="1F2937"/>
+                <w:sz w:val="18"/>
+                <w:szCs w:val="18"/>
+              </w:rPr>
+              <w:t xml:space="preserve">from scipy import ndimage as ndi</w:t>
+            </w:r>
+          </w:p>
+          <w:p>
+            <w:pPr>
+              <w:spacing w:after="90"/>
+            </w:pPr>
+            <w:r>
+              <w:rPr>
+                <w:rFonts w:ascii="Courier New" w:cs="Courier New" w:eastAsia="Courier New" w:hAnsi="Courier New"/>
+                <w:color w:val="1F2937"/>
+                <w:sz w:val="18"/>
+                <w:szCs w:val="18"/>
+              </w:rPr>
+              <w:t xml:space="preserve">mask_filled = ndi.binary_fill_holes(mask_open)</w:t>
+            </w:r>
+          </w:p>
+          <w:p>
+            <w:pPr>
+              <w:spacing w:after="0"/>
+            </w:pPr>
+            <w:r>
+              <w:rPr>
+                <w:b/>
+                <w:bCs/>
+                <w:color w:val="9A3412"/>
+                <w:sz w:val="15"/>
+                <w:szCs w:val="15"/>
+              </w:rPr>
+              <w:t xml:space="preserve">Watch out  </w:t>
+            </w:r>
+            <w:r>
+              <w:rPr>
+                <w:i/>
+                <w:iCs/>
+                <w:sz w:val="18"/>
+                <w:szCs w:val="18"/>
+              </w:rPr>
+              <w:t xml:space="preserve">Lives in scipy.ndimage, not skimage. Works topologically rather than geometrically, so unlike closing it can never merge two objects.</w:t>
+            </w:r>
+          </w:p>
+        </w:tc>
+      </w:tr>
+      <w:tr>
+        <w:tc>
+          <w:tcPr>
+            <w:tcW w:type="dxa" w:w="2400"/>
+            <w:tcMar>
+              <w:top w:type="dxa" w:w="90"/>
+              <w:left w:type="dxa" w:w="120"/>
+              <w:bottom w:type="dxa" w:w="90"/>
+              <w:right w:type="dxa" w:w="120"/>
+            </w:tcMar>
+          </w:tcPr>
+          <w:p>
+            <w:pPr>
+              <w:spacing w:after="60"/>
+            </w:pPr>
+            <w:r>
+              <w:rPr>
+                <w:rFonts w:ascii="Courier New" w:cs="Courier New" w:eastAsia="Courier New" w:hAnsi="Courier New"/>
+                <w:b/>
+                <w:bCs/>
+                <w:sz w:val="18"/>
+                <w:szCs w:val="18"/>
+              </w:rPr>
+              <w:t xml:space="preserve">clear_border</w:t>
+            </w:r>
+          </w:p>
+          <w:p>
+            <w:pPr>
+              <w:spacing w:after="0"/>
+            </w:pPr>
+            <w:r>
+              <w:rPr>
+                <w:color w:val="6B7280"/>
+                <w:sz w:val="15"/>
+                <w:szCs w:val="15"/>
+              </w:rPr>
+              <w:t xml:space="preserve">W4D2</w:t>
+            </w:r>
+          </w:p>
+        </w:tc>
+        <w:tc>
+          <w:tcPr>
+            <w:tcW w:type="dxa" w:w="6960"/>
+            <w:tcMar>
+              <w:top w:type="dxa" w:w="90"/>
+              <w:left w:type="dxa" w:w="120"/>
+              <w:bottom w:type="dxa" w:w="90"/>
+              <w:right w:type="dxa" w:w="120"/>
+            </w:tcMar>
+          </w:tcPr>
+          <w:p>
+            <w:pPr>
+              <w:spacing w:after="90"/>
+            </w:pPr>
+            <w:r>
+              <w:rPr>
+                <w:rFonts w:ascii="Courier New" w:cs="Courier New" w:eastAsia="Courier New" w:hAnsi="Courier New"/>
+                <w:color w:val="1F4E79"/>
+                <w:sz w:val="18"/>
+                <w:szCs w:val="18"/>
+              </w:rPr>
+              <w:t xml:space="preserve">segmentation.clear_border(mask)</w:t>
+            </w:r>
+          </w:p>
+          <w:p>
+            <w:pPr>
+              <w:spacing w:after="90"/>
+            </w:pPr>
+            <w:r>
+              <w:rPr>
+                <w:sz w:val="20"/>
+                <w:szCs w:val="20"/>
+              </w:rPr>
+              <w:t xml:space="preserve">Removes every object touching the edge of the frame, which are only partly imaged.</w:t>
+            </w:r>
+          </w:p>
+          <w:p>
+            <w:pPr>
+              <w:spacing w:after="30"/>
+            </w:pPr>
+            <w:r>
+              <w:rPr>
+                <w:b/>
+                <w:bCs/>
+                <w:color w:val="6B7280"/>
+                <w:sz w:val="15"/>
+                <w:szCs w:val="15"/>
+              </w:rPr>
+              <w:t xml:space="preserve">Example</w:t>
+            </w:r>
+          </w:p>
+          <w:p>
+            <w:pPr>
+              <w:spacing w:after="90"/>
+            </w:pPr>
+            <w:r>
+              <w:rPr>
+                <w:rFonts w:ascii="Courier New" w:cs="Courier New" w:eastAsia="Courier New" w:hAnsi="Courier New"/>
+                <w:color w:val="1F2937"/>
+                <w:sz w:val="18"/>
+                <w:szCs w:val="18"/>
+              </w:rPr>
+              <w:t xml:space="preserve">mask_clean = segmentation.clear_border(mask_filled)</w:t>
+            </w:r>
+          </w:p>
+          <w:p>
+            <w:pPr>
+              <w:spacing w:after="0"/>
+            </w:pPr>
+            <w:r>
+              <w:rPr>
+                <w:b/>
+                <w:bCs/>
+                <w:color w:val="9A3412"/>
+                <w:sz w:val="15"/>
+                <w:szCs w:val="15"/>
+              </w:rPr>
+              <w:t xml:space="preserve">Watch out  </w:t>
+            </w:r>
+            <w:r>
+              <w:rPr>
+                <w:i/>
+                <w:iCs/>
+                <w:sz w:val="18"/>
+                <w:szCs w:val="18"/>
+              </w:rPr>
+              <w:t xml:space="preserve">Right for PER CELL measurements, since a cropped cell gives a wrong area, shape and intensity. Wrong for DENSITY, where it undercounts a real quantity. The question decides, not the image.</w:t>
+            </w:r>
+          </w:p>
+        </w:tc>
+      </w:tr>
+      <w:tr>
+        <w:tc>
+          <w:tcPr>
+            <w:tcW w:type="dxa" w:w="2400"/>
+            <w:tcMar>
+              <w:top w:type="dxa" w:w="90"/>
+              <w:left w:type="dxa" w:w="120"/>
+              <w:bottom w:type="dxa" w:w="90"/>
+              <w:right w:type="dxa" w:w="120"/>
+            </w:tcMar>
+          </w:tcPr>
+          <w:p>
+            <w:pPr>
+              <w:spacing w:after="60"/>
+            </w:pPr>
+            <w:r>
+              <w:rPr>
+                <w:rFonts w:ascii="Courier New" w:cs="Courier New" w:eastAsia="Courier New" w:hAnsi="Courier New"/>
+                <w:b/>
+                <w:bCs/>
+                <w:sz w:val="18"/>
+                <w:szCs w:val="18"/>
+              </w:rPr>
+              <w:t xml:space="preserve">cv2.GaussianBlur</w:t>
+            </w:r>
+          </w:p>
+          <w:p>
+            <w:pPr>
+              <w:spacing w:after="0"/>
+            </w:pPr>
+            <w:r>
+              <w:rPr>
+                <w:color w:val="6B7280"/>
+                <w:sz w:val="15"/>
+                <w:szCs w:val="15"/>
+              </w:rPr>
+              <w:t xml:space="preserve">W4D4</w:t>
+            </w:r>
+          </w:p>
+        </w:tc>
+        <w:tc>
+          <w:tcPr>
+            <w:tcW w:type="dxa" w:w="6960"/>
+            <w:tcMar>
+              <w:top w:type="dxa" w:w="90"/>
+              <w:left w:type="dxa" w:w="120"/>
+              <w:bottom w:type="dxa" w:w="90"/>
+              <w:right w:type="dxa" w:w="120"/>
+            </w:tcMar>
+          </w:tcPr>
+          <w:p>
+            <w:pPr>
+              <w:spacing w:after="90"/>
+            </w:pPr>
+            <w:r>
+              <w:rPr>
+                <w:rFonts w:ascii="Courier New" w:cs="Courier New" w:eastAsia="Courier New" w:hAnsi="Courier New"/>
+                <w:color w:val="1F4E79"/>
+                <w:sz w:val="18"/>
+                <w:szCs w:val="18"/>
+              </w:rPr>
+              <w:t xml:space="preserve">cv2.GaussianBlur(img, (5, 5), 0)</w:t>
+            </w:r>
+          </w:p>
+          <w:p>
+            <w:pPr>
+              <w:spacing w:after="90"/>
+            </w:pPr>
+            <w:r>
+              <w:rPr>
+                <w:sz w:val="20"/>
+                <w:szCs w:val="20"/>
+              </w:rPr>
+              <w:t xml:space="preserve">OpenCV's blur. The kernel is given as (width, height) and both must be ODD. A sigma of 0 means derive it from the kernel size.</w:t>
+            </w:r>
+          </w:p>
+          <w:p>
+            <w:pPr>
+              <w:spacing w:after="30"/>
+            </w:pPr>
+            <w:r>
+              <w:rPr>
+                <w:b/>
+                <w:bCs/>
+                <w:color w:val="6B7280"/>
+                <w:sz w:val="15"/>
+                <w:szCs w:val="15"/>
+              </w:rPr>
+              <w:t xml:space="preserve">Example</w:t>
+            </w:r>
+          </w:p>
+          <w:p>
+            <w:pPr>
+              <w:spacing w:after="90"/>
+            </w:pPr>
+            <w:r>
+              <w:rPr>
+                <w:rFonts w:ascii="Courier New" w:cs="Courier New" w:eastAsia="Courier New" w:hAnsi="Courier New"/>
+                <w:color w:val="1F2937"/>
+                <w:sz w:val="18"/>
+                <w:szCs w:val="18"/>
+              </w:rPr>
+              <w:t xml:space="preserve">blurred = cv2.GaussianBlur(field, (5, 5), 0)</w:t>
+            </w:r>
+          </w:p>
+          <w:p>
+            <w:pPr>
+              <w:spacing w:after="0"/>
+            </w:pPr>
+            <w:r>
+              <w:rPr>
+                <w:b/>
+                <w:bCs/>
+                <w:color w:val="9A3412"/>
+                <w:sz w:val="15"/>
+                <w:szCs w:val="15"/>
+              </w:rPr>
+              <w:t xml:space="preserve">Watch out  </w:t>
+            </w:r>
+            <w:r>
+              <w:rPr>
+                <w:i/>
+                <w:iCs/>
+                <w:sz w:val="18"/>
+                <w:szCs w:val="18"/>
+              </w:rPr>
+              <w:t xml:space="preserve">OpenCV sizes are (width, height), the opposite of a numpy shape. Most OpenCV functions also want uint8 and will not accept floats.</w:t>
+            </w:r>
+          </w:p>
+        </w:tc>
+      </w:tr>
+      <w:tr>
+        <w:tc>
+          <w:tcPr>
+            <w:tcW w:type="dxa" w:w="2400"/>
+            <w:tcMar>
+              <w:top w:type="dxa" w:w="90"/>
+              <w:left w:type="dxa" w:w="120"/>
+              <w:bottom w:type="dxa" w:w="90"/>
+              <w:right w:type="dxa" w:w="120"/>
+            </w:tcMar>
+          </w:tcPr>
+          <w:p>
+            <w:pPr>
+              <w:spacing w:after="60"/>
+            </w:pPr>
+            <w:r>
+              <w:rPr>
+                <w:rFonts w:ascii="Courier New" w:cs="Courier New" w:eastAsia="Courier New" w:hAnsi="Courier New"/>
+                <w:b/>
+                <w:bCs/>
+                <w:sz w:val="18"/>
+                <w:szCs w:val="18"/>
+              </w:rPr>
+              <w:t xml:space="preserve">cv2.threshold</w:t>
+            </w:r>
+          </w:p>
+          <w:p>
+            <w:pPr>
+              <w:spacing w:after="0"/>
+            </w:pPr>
+            <w:r>
+              <w:rPr>
+                <w:color w:val="6B7280"/>
+                <w:sz w:val="15"/>
+                <w:szCs w:val="15"/>
+              </w:rPr>
+              <w:t xml:space="preserve">W4D4</w:t>
+            </w:r>
+          </w:p>
+        </w:tc>
+        <w:tc>
+          <w:tcPr>
+            <w:tcW w:type="dxa" w:w="6960"/>
+            <w:tcMar>
+              <w:top w:type="dxa" w:w="90"/>
+              <w:left w:type="dxa" w:w="120"/>
+              <w:bottom w:type="dxa" w:w="90"/>
+              <w:right w:type="dxa" w:w="120"/>
+            </w:tcMar>
+          </w:tcPr>
+          <w:p>
+            <w:pPr>
+              <w:spacing w:after="90"/>
+            </w:pPr>
+            <w:r>
+              <w:rPr>
+                <w:rFonts w:ascii="Courier New" w:cs="Courier New" w:eastAsia="Courier New" w:hAnsi="Courier New"/>
+                <w:color w:val="1F4E79"/>
+                <w:sz w:val="18"/>
+                <w:szCs w:val="18"/>
+              </w:rPr>
+              <w:t xml:space="preserve">t, binimg = cv2.threshold(img, 0, 255, cv2.THRESH_BINARY + cv2.THRESH_OTSU)</w:t>
+            </w:r>
+          </w:p>
+          <w:p>
+            <w:pPr>
+              <w:spacing w:after="90"/>
+            </w:pPr>
+            <w:r>
+              <w:rPr>
+                <w:sz w:val="20"/>
+                <w:szCs w:val="20"/>
+              </w:rPr>
+              <w:t xml:space="preserve">Thresholds an image, returning BOTH the threshold used and the result.</w:t>
+            </w:r>
+          </w:p>
+          <w:p>
+            <w:pPr>
+              <w:spacing w:after="30"/>
+            </w:pPr>
+            <w:r>
+              <w:rPr>
+                <w:b/>
+                <w:bCs/>
+                <w:color w:val="6B7280"/>
+                <w:sz w:val="15"/>
+                <w:szCs w:val="15"/>
+              </w:rPr>
+              <w:t xml:space="preserve">Example</w:t>
+            </w:r>
+          </w:p>
+          <w:p>
+            <w:pPr>
+              <w:spacing w:after="90"/>
+            </w:pPr>
+            <w:r>
+              <w:rPr>
+                <w:rFonts w:ascii="Courier New" w:cs="Courier New" w:eastAsia="Courier New" w:hAnsi="Courier New"/>
+                <w:color w:val="1F2937"/>
+                <w:sz w:val="18"/>
+                <w:szCs w:val="18"/>
+              </w:rPr>
+              <w:t xml:space="preserve">t_cv, binary = cv2.threshold(blurred, 0, 255, cv2.THRESH_BINARY + cv2.THRESH_OTSU)</w:t>
+            </w:r>
+          </w:p>
+          <w:p>
+            <w:pPr>
+              <w:spacing w:after="0"/>
+            </w:pPr>
+            <w:r>
+              <w:rPr>
+                <w:b/>
+                <w:bCs/>
+                <w:color w:val="9A3412"/>
+                <w:sz w:val="15"/>
+                <w:szCs w:val="15"/>
+              </w:rPr>
+              <w:t xml:space="preserve">Watch out  </w:t>
+            </w:r>
+            <w:r>
+              <w:rPr>
+                <w:i/>
+                <w:iCs/>
+                <w:sz w:val="18"/>
+                <w:szCs w:val="18"/>
+              </w:rPr>
+              <w:t xml:space="preserve">It returns a PAIR, so unpack it. Adding THRESH_OTSU makes it compute the threshold and ignore the value you passed, which is why that argument is written as 0. The output is uint8 0 and 255, not booleans.</w:t>
+            </w:r>
+          </w:p>
+        </w:tc>
+      </w:tr>
+      <w:tr>
+        <w:tc>
+          <w:tcPr>
+            <w:tcW w:type="dxa" w:w="2400"/>
+            <w:tcMar>
+              <w:top w:type="dxa" w:w="90"/>
+              <w:left w:type="dxa" w:w="120"/>
+              <w:bottom w:type="dxa" w:w="90"/>
+              <w:right w:type="dxa" w:w="120"/>
+            </w:tcMar>
+          </w:tcPr>
+          <w:p>
+            <w:pPr>
+              <w:spacing w:after="60"/>
+            </w:pPr>
+            <w:r>
+              <w:rPr>
+                <w:rFonts w:ascii="Courier New" w:cs="Courier New" w:eastAsia="Courier New" w:hAnsi="Courier New"/>
+                <w:b/>
+                <w:bCs/>
+                <w:sz w:val="18"/>
+                <w:szCs w:val="18"/>
+              </w:rPr>
+              <w:t xml:space="preserve">cv2.findContours</w:t>
+            </w:r>
+          </w:p>
+          <w:p>
+            <w:pPr>
+              <w:spacing w:after="0"/>
+            </w:pPr>
+            <w:r>
+              <w:rPr>
+                <w:color w:val="6B7280"/>
+                <w:sz w:val="15"/>
+                <w:szCs w:val="15"/>
+              </w:rPr>
+              <w:t xml:space="preserve">W4D4</w:t>
+            </w:r>
+          </w:p>
+        </w:tc>
+        <w:tc>
+          <w:tcPr>
+            <w:tcW w:type="dxa" w:w="6960"/>
+            <w:tcMar>
+              <w:top w:type="dxa" w:w="90"/>
+              <w:left w:type="dxa" w:w="120"/>
+              <w:bottom w:type="dxa" w:w="90"/>
+              <w:right w:type="dxa" w:w="120"/>
+            </w:tcMar>
+          </w:tcPr>
+          <w:p>
+            <w:pPr>
+              <w:spacing w:after="90"/>
+            </w:pPr>
+            <w:r>
+              <w:rPr>
+                <w:rFonts w:ascii="Courier New" w:cs="Courier New" w:eastAsia="Courier New" w:hAnsi="Courier New"/>
+                <w:color w:val="1F4E79"/>
+                <w:sz w:val="18"/>
+                <w:szCs w:val="18"/>
+              </w:rPr>
+              <w:t xml:space="preserve">cv2.findContours(binimg, cv2.RETR_EXTERNAL, cv2.CHAIN_APPROX_SIMPLE)</w:t>
+            </w:r>
+          </w:p>
+          <w:p>
+            <w:pPr>
+              <w:spacing w:after="90"/>
+            </w:pPr>
+            <w:r>
+              <w:rPr>
+                <w:sz w:val="20"/>
+                <w:szCs w:val="20"/>
+              </w:rPr>
+              <w:t xml:space="preserve">Traces the outline of every object. RETR_EXTERNAL keeps outermost contours only; CHAIN_APPROX_SIMPLE compresses straight runs of points.</w:t>
+            </w:r>
+          </w:p>
+          <w:p>
+            <w:pPr>
+              <w:spacing w:after="30"/>
+            </w:pPr>
+            <w:r>
+              <w:rPr>
+                <w:b/>
+                <w:bCs/>
+                <w:color w:val="6B7280"/>
+                <w:sz w:val="15"/>
+                <w:szCs w:val="15"/>
+              </w:rPr>
+              <w:t xml:space="preserve">Example</w:t>
+            </w:r>
+          </w:p>
+          <w:p>
+            <w:pPr>
+              <w:spacing w:after="90"/>
+            </w:pPr>
+            <w:r>
+              <w:rPr>
+                <w:rFonts w:ascii="Courier New" w:cs="Courier New" w:eastAsia="Courier New" w:hAnsi="Courier New"/>
+                <w:color w:val="1F2937"/>
+                <w:sz w:val="18"/>
+                <w:szCs w:val="18"/>
+              </w:rPr>
+              <w:t xml:space="preserve">contours = cv2.findContours(binary, cv2.RETR_EXTERNAL, cv2.CHAIN_APPROX_SIMPLE)[-2]</w:t>
+            </w:r>
+          </w:p>
+          <w:p>
+            <w:pPr>
+              <w:spacing w:after="0"/>
+            </w:pPr>
+            <w:r>
+              <w:rPr>
+                <w:b/>
+                <w:bCs/>
+                <w:color w:val="9A3412"/>
+                <w:sz w:val="15"/>
+                <w:szCs w:val="15"/>
+              </w:rPr>
+              <w:t xml:space="preserve">Watch out  </w:t>
+            </w:r>
+            <w:r>
+              <w:rPr>
+                <w:i/>
+                <w:iCs/>
+                <w:sz w:val="18"/>
+                <w:szCs w:val="18"/>
+              </w:rPr>
+              <w:t xml:space="preserve">It returned three values in OpenCV 3 and two in 4 and 5, so taking [-2] is the version proof way to get the contours.</w:t>
+            </w:r>
+          </w:p>
+        </w:tc>
+      </w:tr>
+      <w:tr>
+        <w:tc>
+          <w:tcPr>
+            <w:tcW w:type="dxa" w:w="2400"/>
+            <w:tcMar>
+              <w:top w:type="dxa" w:w="90"/>
+              <w:left w:type="dxa" w:w="120"/>
+              <w:bottom w:type="dxa" w:w="90"/>
+              <w:right w:type="dxa" w:w="120"/>
+            </w:tcMar>
+          </w:tcPr>
+          <w:p>
+            <w:pPr>
+              <w:spacing w:after="60"/>
+            </w:pPr>
+            <w:r>
+              <w:rPr>
+                <w:rFonts w:ascii="Courier New" w:cs="Courier New" w:eastAsia="Courier New" w:hAnsi="Courier New"/>
+                <w:b/>
+                <w:bCs/>
+                <w:sz w:val="18"/>
+                <w:szCs w:val="18"/>
+              </w:rPr>
+              <w:t xml:space="preserve">cv2.contourArea</w:t>
+            </w:r>
+          </w:p>
+          <w:p>
+            <w:pPr>
+              <w:spacing w:after="0"/>
+            </w:pPr>
+            <w:r>
+              <w:rPr>
+                <w:color w:val="6B7280"/>
+                <w:sz w:val="15"/>
+                <w:szCs w:val="15"/>
+              </w:rPr>
+              <w:t xml:space="preserve">W4D4</w:t>
+            </w:r>
+          </w:p>
+        </w:tc>
+        <w:tc>
+          <w:tcPr>
+            <w:tcW w:type="dxa" w:w="6960"/>
+            <w:tcMar>
+              <w:top w:type="dxa" w:w="90"/>
+              <w:left w:type="dxa" w:w="120"/>
+              <w:bottom w:type="dxa" w:w="90"/>
+              <w:right w:type="dxa" w:w="120"/>
+            </w:tcMar>
+          </w:tcPr>
+          <w:p>
+            <w:pPr>
+              <w:spacing w:after="90"/>
+            </w:pPr>
+            <w:r>
+              <w:rPr>
+                <w:rFonts w:ascii="Courier New" w:cs="Courier New" w:eastAsia="Courier New" w:hAnsi="Courier New"/>
+                <w:color w:val="1F4E79"/>
+                <w:sz w:val="18"/>
+                <w:szCs w:val="18"/>
+              </w:rPr>
+              <w:t xml:space="preserve">cv2.contourArea(c)</w:t>
+            </w:r>
+          </w:p>
+          <w:p>
+            <w:pPr>
+              <w:spacing w:after="90"/>
+            </w:pPr>
+            <w:r>
+              <w:rPr>
+                <w:sz w:val="20"/>
+                <w:szCs w:val="20"/>
+              </w:rPr>
+              <w:t xml:space="preserve">The area of the polygon through a contour's boundary points.</w:t>
+            </w:r>
+          </w:p>
+          <w:p>
+            <w:pPr>
+              <w:spacing w:after="30"/>
+            </w:pPr>
+            <w:r>
+              <w:rPr>
+                <w:b/>
+                <w:bCs/>
+                <w:color w:val="6B7280"/>
+                <w:sz w:val="15"/>
+                <w:szCs w:val="15"/>
+              </w:rPr>
+              <w:t xml:space="preserve">Example</w:t>
+            </w:r>
+          </w:p>
+          <w:p>
+            <w:pPr>
+              <w:spacing w:after="90"/>
+            </w:pPr>
+            <w:r>
+              <w:rPr>
+                <w:rFonts w:ascii="Courier New" w:cs="Courier New" w:eastAsia="Courier New" w:hAnsi="Courier New"/>
+                <w:color w:val="1F2937"/>
+                <w:sz w:val="18"/>
+                <w:szCs w:val="18"/>
+              </w:rPr>
+              <w:t xml:space="preserve">areas = [cv2.contourArea(c) for c in contours]</w:t>
+            </w:r>
+          </w:p>
+          <w:p>
+            <w:pPr>
+              <w:spacing w:after="0"/>
+            </w:pPr>
+            <w:r>
+              <w:rPr>
+                <w:b/>
+                <w:bCs/>
+                <w:color w:val="9A3412"/>
+                <w:sz w:val="15"/>
+                <w:szCs w:val="15"/>
+              </w:rPr>
+              <w:t xml:space="preserve">Watch out  </w:t>
+            </w:r>
+            <w:r>
+              <w:rPr>
+                <w:i/>
+                <w:iCs/>
+                <w:sz w:val="18"/>
+                <w:szCs w:val="18"/>
+              </w:rPr>
+              <w:t xml:space="preserve">NOT the same as skimage's pixel count. The polygon runs through the centres of the boundary pixels, so it comes out a few percent smaller, and proportionally more so for small objects. Pick one and say which.</w:t>
+            </w:r>
+          </w:p>
+        </w:tc>
+      </w:tr>
+    </w:tbl>
+    <w:p>
+      <w:pPr>
+        <w:pStyle w:val="Heading1"/>
+        <w:spacing w:after="160" w:before="380"/>
+      </w:pPr>
+      <w:r>
+        <w:t xml:space="preserve">8. The house rules</w:t>
       </w:r>
     </w:p>
     <w:p>
@@ -15991,7 +19050,7 @@
         <w:spacing w:after="160" w:before="380"/>
       </w:pPr>
       <w:r>
-        <w:t xml:space="preserve">8. Error messages, and what they mean</w:t>
+        <w:t xml:space="preserve">9. Error messages, and what they mean</w:t>
       </w:r>
     </w:p>
     <w:p>
@@ -16656,7 +19715,7 @@
         <w:sz w:val="16"/>
         <w:szCs w:val="16"/>
       </w:rPr>
-      <w:t xml:space="preserve">Function Reference, week 1, 2, 3    </w:t>
+      <w:t xml:space="preserve">Function Reference, week 1, 2, 3, 4    </w:t>
     </w:r>
     <w:r>
       <w:rPr>

--- a/reference/function_reference.docx
+++ b/reference/function_reference.docx
@@ -33,7 +33,7 @@
           <w:sz w:val="18"/>
           <w:szCs w:val="18"/>
         </w:rPr>
-        <w:t xml:space="preserve">Covers week 1, 2, 3, 4, which is 20 problems and 125 functions. Generated 2026-10-22 from github.com/dc00086-glitch/internship-prep.</w:t>
+        <w:t xml:space="preserve">Covers week 1, 2, 3, 4, 5, which is 25 problems and 146 functions. Generated 2026-10-22 from github.com/dc00086-glitch/internship-prep.</w:t>
       </w:r>
     </w:p>
     <w:p>
@@ -199,7 +199,7 @@
           <w:sz w:val="18"/>
           <w:szCs w:val="18"/>
         </w:rPr>
-        <w:t xml:space="preserve">8. The house rules</w:t>
+        <w:t xml:space="preserve">8. scikit-learn</w:t>
       </w:r>
     </w:p>
     <w:p>
@@ -212,7 +212,20 @@
           <w:sz w:val="18"/>
           <w:szCs w:val="18"/>
         </w:rPr>
-        <w:t xml:space="preserve">9. Error messages, and what they mean</w:t>
+        <w:t xml:space="preserve">9. The house rules</w:t>
+      </w:r>
+    </w:p>
+    <w:p>
+      <w:pPr>
+        <w:spacing w:after="40"/>
+      </w:pPr>
+      <w:r>
+        <w:rPr>
+          <w:color w:val="6B7280"/>
+          <w:sz w:val="18"/>
+          <w:szCs w:val="18"/>
+        </w:rPr>
+        <w:t xml:space="preserve">10. Error messages, and what they mean</w:t>
       </w:r>
     </w:p>
     <w:p>
@@ -1955,6 +1968,416 @@
           </w:p>
         </w:tc>
       </w:tr>
+      <w:tr>
+        <w:tc>
+          <w:tcPr>
+            <w:tcW w:type="dxa" w:w="1200"/>
+            <w:tcMar>
+              <w:top w:type="dxa" w:w="90"/>
+              <w:left w:type="dxa" w:w="120"/>
+              <w:bottom w:type="dxa" w:w="90"/>
+              <w:right w:type="dxa" w:w="120"/>
+            </w:tcMar>
+          </w:tcPr>
+          <w:p>
+            <w:r>
+              <w:rPr>
+                <w:rFonts w:ascii="Courier New" w:cs="Courier New" w:eastAsia="Courier New" w:hAnsi="Courier New"/>
+                <w:b/>
+                <w:bCs/>
+                <w:sz w:val="18"/>
+                <w:szCs w:val="18"/>
+              </w:rPr>
+              <w:t xml:space="preserve">W5D1</w:t>
+            </w:r>
+          </w:p>
+        </w:tc>
+        <w:tc>
+          <w:tcPr>
+            <w:tcW w:type="dxa" w:w="6360"/>
+            <w:tcMar>
+              <w:top w:type="dxa" w:w="90"/>
+              <w:left w:type="dxa" w:w="120"/>
+              <w:bottom w:type="dxa" w:w="90"/>
+              <w:right w:type="dxa" w:w="120"/>
+            </w:tcMar>
+          </w:tcPr>
+          <w:p>
+            <w:pPr>
+              <w:spacing w:after="40"/>
+            </w:pPr>
+            <w:r>
+              <w:rPr>
+                <w:sz w:val="20"/>
+                <w:szCs w:val="20"/>
+              </w:rPr>
+              <w:t xml:space="preserve">Predicting clearance: the train/test split and why it exists</w:t>
+            </w:r>
+          </w:p>
+          <w:p>
+            <w:pPr>
+              <w:spacing w:after="0"/>
+            </w:pPr>
+            <w:r>
+              <w:rPr>
+                <w:color w:val="6B7280"/>
+                <w:sz w:val="18"/>
+                <w:szCs w:val="18"/>
+              </w:rPr>
+              <w:t xml:space="preserve">scikit-learn: train_test_split, fit and predict, R2 and RMSE, optimism</w:t>
+            </w:r>
+          </w:p>
+        </w:tc>
+        <w:tc>
+          <w:tcPr>
+            <w:tcW w:type="dxa" w:w="1800"/>
+            <w:tcMar>
+              <w:top w:type="dxa" w:w="90"/>
+              <w:left w:type="dxa" w:w="120"/>
+              <w:bottom w:type="dxa" w:w="90"/>
+              <w:right w:type="dxa" w:w="120"/>
+            </w:tcMar>
+          </w:tcPr>
+          <w:p>
+            <w:r>
+              <w:rPr>
+                <w:color w:val="6B7280"/>
+                <w:sz w:val="18"/>
+                <w:szCs w:val="18"/>
+              </w:rPr>
+              <w:t xml:space="preserve">5 new</w:t>
+            </w:r>
+          </w:p>
+        </w:tc>
+      </w:tr>
+      <w:tr>
+        <w:tc>
+          <w:tcPr>
+            <w:tcW w:type="dxa" w:w="1200"/>
+            <w:tcMar>
+              <w:top w:type="dxa" w:w="90"/>
+              <w:left w:type="dxa" w:w="120"/>
+              <w:bottom w:type="dxa" w:w="90"/>
+              <w:right w:type="dxa" w:w="120"/>
+            </w:tcMar>
+          </w:tcPr>
+          <w:p>
+            <w:r>
+              <w:rPr>
+                <w:rFonts w:ascii="Courier New" w:cs="Courier New" w:eastAsia="Courier New" w:hAnsi="Courier New"/>
+                <w:b/>
+                <w:bCs/>
+                <w:sz w:val="18"/>
+                <w:szCs w:val="18"/>
+              </w:rPr>
+              <w:t xml:space="preserve">W5D2</w:t>
+            </w:r>
+          </w:p>
+        </w:tc>
+        <w:tc>
+          <w:tcPr>
+            <w:tcW w:type="dxa" w:w="6360"/>
+            <w:tcMar>
+              <w:top w:type="dxa" w:w="90"/>
+              <w:left w:type="dxa" w:w="120"/>
+              <w:bottom w:type="dxa" w:w="90"/>
+              <w:right w:type="dxa" w:w="120"/>
+            </w:tcMar>
+          </w:tcPr>
+          <w:p>
+            <w:pPr>
+              <w:spacing w:after="40"/>
+            </w:pPr>
+            <w:r>
+              <w:rPr>
+                <w:sz w:val="20"/>
+                <w:szCs w:val="20"/>
+              </w:rPr>
+              <w:t xml:space="preserve">Cross-validation, and the leak that invents a result from noise</w:t>
+            </w:r>
+          </w:p>
+          <w:p>
+            <w:pPr>
+              <w:spacing w:after="0"/>
+            </w:pPr>
+            <w:r>
+              <w:rPr>
+                <w:color w:val="6B7280"/>
+                <w:sz w:val="18"/>
+                <w:szCs w:val="18"/>
+              </w:rPr>
+              <w:t xml:space="preserve">scikit-learn: KFold, cross_val_score, Pipeline, and data leakage</w:t>
+            </w:r>
+          </w:p>
+        </w:tc>
+        <w:tc>
+          <w:tcPr>
+            <w:tcW w:type="dxa" w:w="1800"/>
+            <w:tcMar>
+              <w:top w:type="dxa" w:w="90"/>
+              <w:left w:type="dxa" w:w="120"/>
+              <w:bottom w:type="dxa" w:w="90"/>
+              <w:right w:type="dxa" w:w="120"/>
+            </w:tcMar>
+          </w:tcPr>
+          <w:p>
+            <w:r>
+              <w:rPr>
+                <w:color w:val="6B7280"/>
+                <w:sz w:val="18"/>
+                <w:szCs w:val="18"/>
+              </w:rPr>
+              <w:t xml:space="preserve">5 new</w:t>
+            </w:r>
+          </w:p>
+        </w:tc>
+      </w:tr>
+      <w:tr>
+        <w:tc>
+          <w:tcPr>
+            <w:tcW w:type="dxa" w:w="1200"/>
+            <w:tcMar>
+              <w:top w:type="dxa" w:w="90"/>
+              <w:left w:type="dxa" w:w="120"/>
+              <w:bottom w:type="dxa" w:w="90"/>
+              <w:right w:type="dxa" w:w="120"/>
+            </w:tcMar>
+          </w:tcPr>
+          <w:p>
+            <w:r>
+              <w:rPr>
+                <w:rFonts w:ascii="Courier New" w:cs="Courier New" w:eastAsia="Courier New" w:hAnsi="Courier New"/>
+                <w:b/>
+                <w:bCs/>
+                <w:sz w:val="18"/>
+                <w:szCs w:val="18"/>
+              </w:rPr>
+              <w:t xml:space="preserve">W5D3</w:t>
+            </w:r>
+          </w:p>
+        </w:tc>
+        <w:tc>
+          <w:tcPr>
+            <w:tcW w:type="dxa" w:w="6360"/>
+            <w:tcMar>
+              <w:top w:type="dxa" w:w="90"/>
+              <w:left w:type="dxa" w:w="120"/>
+              <w:bottom w:type="dxa" w:w="90"/>
+              <w:right w:type="dxa" w:w="120"/>
+            </w:tcMar>
+          </w:tcPr>
+          <w:p>
+            <w:pPr>
+              <w:spacing w:after="40"/>
+            </w:pPr>
+            <w:r>
+              <w:rPr>
+                <w:sz w:val="20"/>
+                <w:szCs w:val="20"/>
+              </w:rPr>
+              <w:t xml:space="preserve">Random forests, and two different answers to which feature matters</w:t>
+            </w:r>
+          </w:p>
+          <w:p>
+            <w:pPr>
+              <w:spacing w:after="0"/>
+            </w:pPr>
+            <w:r>
+              <w:rPr>
+                <w:color w:val="6B7280"/>
+                <w:sz w:val="18"/>
+                <w:szCs w:val="18"/>
+              </w:rPr>
+              <w:t xml:space="preserve">scikit-learn: RandomForestRegressor, impurity importance, permutation importance</w:t>
+            </w:r>
+          </w:p>
+        </w:tc>
+        <w:tc>
+          <w:tcPr>
+            <w:tcW w:type="dxa" w:w="1800"/>
+            <w:tcMar>
+              <w:top w:type="dxa" w:w="90"/>
+              <w:left w:type="dxa" w:w="120"/>
+              <w:bottom w:type="dxa" w:w="90"/>
+              <w:right w:type="dxa" w:w="120"/>
+            </w:tcMar>
+          </w:tcPr>
+          <w:p>
+            <w:r>
+              <w:rPr>
+                <w:color w:val="6B7280"/>
+                <w:sz w:val="18"/>
+                <w:szCs w:val="18"/>
+              </w:rPr>
+              <w:t xml:space="preserve">3 new</w:t>
+            </w:r>
+          </w:p>
+        </w:tc>
+      </w:tr>
+      <w:tr>
+        <w:tc>
+          <w:tcPr>
+            <w:tcW w:type="dxa" w:w="1200"/>
+            <w:tcMar>
+              <w:top w:type="dxa" w:w="90"/>
+              <w:left w:type="dxa" w:w="120"/>
+              <w:bottom w:type="dxa" w:w="90"/>
+              <w:right w:type="dxa" w:w="120"/>
+            </w:tcMar>
+          </w:tcPr>
+          <w:p>
+            <w:r>
+              <w:rPr>
+                <w:rFonts w:ascii="Courier New" w:cs="Courier New" w:eastAsia="Courier New" w:hAnsi="Courier New"/>
+                <w:b/>
+                <w:bCs/>
+                <w:sz w:val="18"/>
+                <w:szCs w:val="18"/>
+              </w:rPr>
+              <w:t xml:space="preserve">W5D4</w:t>
+            </w:r>
+          </w:p>
+        </w:tc>
+        <w:tc>
+          <w:tcPr>
+            <w:tcW w:type="dxa" w:w="6360"/>
+            <w:tcMar>
+              <w:top w:type="dxa" w:w="90"/>
+              <w:left w:type="dxa" w:w="120"/>
+              <w:bottom w:type="dxa" w:w="90"/>
+              <w:right w:type="dxa" w:w="120"/>
+            </w:tcMar>
+          </w:tcPr>
+          <w:p>
+            <w:pPr>
+              <w:spacing w:after="40"/>
+            </w:pPr>
+            <w:r>
+              <w:rPr>
+                <w:sz w:val="20"/>
+                <w:szCs w:val="20"/>
+              </w:rPr>
+              <w:t xml:space="preserve">Elastic net: why you must standardise, and what the penalty buys</w:t>
+            </w:r>
+          </w:p>
+          <w:p>
+            <w:pPr>
+              <w:spacing w:after="0"/>
+            </w:pPr>
+            <w:r>
+              <w:rPr>
+                <w:color w:val="6B7280"/>
+                <w:sz w:val="18"/>
+                <w:szCs w:val="18"/>
+              </w:rPr>
+              <w:t xml:space="preserve">scikit-learn: ElasticNet, standardisation, regularisation paths, ElasticNetCV</w:t>
+            </w:r>
+          </w:p>
+        </w:tc>
+        <w:tc>
+          <w:tcPr>
+            <w:tcW w:type="dxa" w:w="1800"/>
+            <w:tcMar>
+              <w:top w:type="dxa" w:w="90"/>
+              <w:left w:type="dxa" w:w="120"/>
+              <w:bottom w:type="dxa" w:w="90"/>
+              <w:right w:type="dxa" w:w="120"/>
+            </w:tcMar>
+          </w:tcPr>
+          <w:p>
+            <w:r>
+              <w:rPr>
+                <w:color w:val="6B7280"/>
+                <w:sz w:val="18"/>
+                <w:szCs w:val="18"/>
+              </w:rPr>
+              <w:t xml:space="preserve">4 new</w:t>
+            </w:r>
+          </w:p>
+        </w:tc>
+      </w:tr>
+      <w:tr>
+        <w:tc>
+          <w:tcPr>
+            <w:tcW w:type="dxa" w:w="1200"/>
+            <w:tcMar>
+              <w:top w:type="dxa" w:w="90"/>
+              <w:left w:type="dxa" w:w="120"/>
+              <w:bottom w:type="dxa" w:w="90"/>
+              <w:right w:type="dxa" w:w="120"/>
+            </w:tcMar>
+          </w:tcPr>
+          <w:p>
+            <w:r>
+              <w:rPr>
+                <w:rFonts w:ascii="Courier New" w:cs="Courier New" w:eastAsia="Courier New" w:hAnsi="Courier New"/>
+                <w:b/>
+                <w:bCs/>
+                <w:sz w:val="18"/>
+                <w:szCs w:val="18"/>
+              </w:rPr>
+              <w:t xml:space="preserve">W5D5</w:t>
+            </w:r>
+          </w:p>
+        </w:tc>
+        <w:tc>
+          <w:tcPr>
+            <w:tcW w:type="dxa" w:w="6360"/>
+            <w:tcMar>
+              <w:top w:type="dxa" w:w="90"/>
+              <w:left w:type="dxa" w:w="120"/>
+              <w:bottom w:type="dxa" w:w="90"/>
+              <w:right w:type="dxa" w:w="120"/>
+            </w:tcMar>
+          </w:tcPr>
+          <w:p>
+            <w:pPr>
+              <w:spacing w:after="40"/>
+            </w:pPr>
+            <w:r>
+              <w:rPr>
+                <w:sz w:val="20"/>
+                <w:szCs w:val="20"/>
+              </w:rPr>
+              <w:t xml:space="preserve">PCA on a correlated covariate panel</w:t>
+            </w:r>
+          </w:p>
+          <w:p>
+            <w:pPr>
+              <w:spacing w:after="0"/>
+            </w:pPr>
+            <w:r>
+              <w:rPr>
+                <w:color w:val="6B7280"/>
+                <w:sz w:val="18"/>
+                <w:szCs w:val="18"/>
+              </w:rPr>
+              <w:t xml:space="preserve">scikit-learn: PCA, explained variance, loadings, projecting onto components</w:t>
+            </w:r>
+          </w:p>
+        </w:tc>
+        <w:tc>
+          <w:tcPr>
+            <w:tcW w:type="dxa" w:w="1800"/>
+            <w:tcMar>
+              <w:top w:type="dxa" w:w="90"/>
+              <w:left w:type="dxa" w:w="120"/>
+              <w:bottom w:type="dxa" w:w="90"/>
+              <w:right w:type="dxa" w:w="120"/>
+            </w:tcMar>
+          </w:tcPr>
+          <w:p>
+            <w:r>
+              <w:rPr>
+                <w:color w:val="6B7280"/>
+                <w:sz w:val="18"/>
+                <w:szCs w:val="18"/>
+              </w:rPr>
+              <w:t xml:space="preserve">4 new</w:t>
+            </w:r>
+          </w:p>
+        </w:tc>
+      </w:tr>
     </w:tbl>
     <w:p>
       <w:pPr>
@@ -6988,6 +7411,137 @@
           </w:p>
         </w:tc>
       </w:tr>
+      <w:tr>
+        <w:tc>
+          <w:tcPr>
+            <w:tcW w:type="dxa" w:w="2400"/>
+            <w:tcMar>
+              <w:top w:type="dxa" w:w="90"/>
+              <w:left w:type="dxa" w:w="120"/>
+              <w:bottom w:type="dxa" w:w="90"/>
+              <w:right w:type="dxa" w:w="120"/>
+            </w:tcMar>
+          </w:tcPr>
+          <w:p>
+            <w:pPr>
+              <w:spacing w:after="60"/>
+            </w:pPr>
+            <w:r>
+              <w:rPr>
+                <w:rFonts w:ascii="Courier New" w:cs="Courier New" w:eastAsia="Courier New" w:hAnsi="Courier New"/>
+                <w:b/>
+                <w:bCs/>
+                <w:sz w:val="18"/>
+                <w:szCs w:val="18"/>
+              </w:rPr>
+              <w:t xml:space="preserve">np.cumsum</w:t>
+            </w:r>
+          </w:p>
+          <w:p>
+            <w:pPr>
+              <w:spacing w:after="0"/>
+            </w:pPr>
+            <w:r>
+              <w:rPr>
+                <w:color w:val="6B7280"/>
+                <w:sz w:val="15"/>
+                <w:szCs w:val="15"/>
+              </w:rPr>
+              <w:t xml:space="preserve">W5D5</w:t>
+            </w:r>
+          </w:p>
+        </w:tc>
+        <w:tc>
+          <w:tcPr>
+            <w:tcW w:type="dxa" w:w="6960"/>
+            <w:tcMar>
+              <w:top w:type="dxa" w:w="90"/>
+              <w:left w:type="dxa" w:w="120"/>
+              <w:bottom w:type="dxa" w:w="90"/>
+              <w:right w:type="dxa" w:w="120"/>
+            </w:tcMar>
+          </w:tcPr>
+          <w:p>
+            <w:pPr>
+              <w:spacing w:after="90"/>
+            </w:pPr>
+            <w:r>
+              <w:rPr>
+                <w:rFonts w:ascii="Courier New" w:cs="Courier New" w:eastAsia="Courier New" w:hAnsi="Courier New"/>
+                <w:color w:val="1F4E79"/>
+                <w:sz w:val="18"/>
+                <w:szCs w:val="18"/>
+              </w:rPr>
+              <w:t xml:space="preserve">np.cumsum(x)</w:t>
+            </w:r>
+          </w:p>
+          <w:p>
+            <w:pPr>
+              <w:spacing w:after="90"/>
+            </w:pPr>
+            <w:r>
+              <w:rPr>
+                <w:sz w:val="20"/>
+                <w:szCs w:val="20"/>
+              </w:rPr>
+              <w:t xml:space="preserve">Running total. The usual way to turn per component variance shares into a cumulative curve.</w:t>
+            </w:r>
+          </w:p>
+          <w:p>
+            <w:pPr>
+              <w:spacing w:after="30"/>
+            </w:pPr>
+            <w:r>
+              <w:rPr>
+                <w:b/>
+                <w:bCs/>
+                <w:color w:val="6B7280"/>
+                <w:sz w:val="15"/>
+                <w:szCs w:val="15"/>
+              </w:rPr>
+              <w:t xml:space="preserve">Example</w:t>
+            </w:r>
+          </w:p>
+          <w:p>
+            <w:pPr>
+              <w:spacing w:after="90"/>
+            </w:pPr>
+            <w:r>
+              <w:rPr>
+                <w:rFonts w:ascii="Courier New" w:cs="Courier New" w:eastAsia="Courier New" w:hAnsi="Courier New"/>
+                <w:color w:val="1F2937"/>
+                <w:sz w:val="18"/>
+                <w:szCs w:val="18"/>
+              </w:rPr>
+              <w:t xml:space="preserve">cumulative = np.cumsum(evr)</w:t>
+            </w:r>
+          </w:p>
+          <w:p>
+            <w:pPr>
+              <w:spacing w:after="0"/>
+            </w:pPr>
+            <w:r>
+              <w:rPr>
+                <w:b/>
+                <w:bCs/>
+                <w:color w:val="9A3412"/>
+                <w:sz w:val="15"/>
+                <w:szCs w:val="15"/>
+              </w:rPr>
+              <w:t xml:space="preserve">Watch out  </w:t>
+            </w:r>
+            <w:r>
+              <w:rPr>
+                <w:i/>
+                <w:iCs/>
+                <w:sz w:val="18"/>
+                <w:szCs w:val="18"/>
+              </w:rPr>
+              <w:t xml:space="preserve">Pair it with np.argmax on a comparison to find the first point crossing a level: np.argmax(cumulative &gt;= 0.90) + 1.</w:t>
+            </w:r>
+          </w:p>
+        </w:tc>
+      </w:tr>
     </w:tbl>
     <w:p>
       <w:pPr>
@@ -18925,7 +19479,2788 @@
         <w:spacing w:after="160" w:before="380"/>
       </w:pPr>
       <w:r>
-        <w:t xml:space="preserve">8. The house rules</w:t>
+        <w:t xml:space="preserve">8. scikit-learn</w:t>
+      </w:r>
+    </w:p>
+    <w:tbl>
+      <w:tblPr>
+        <w:tblW w:type="dxa" w:w="9360"/>
+        <w:tblBorders>
+          <w:top w:val="single" w:color="auto" w:sz="4"/>
+          <w:left w:val="single" w:color="auto" w:sz="4"/>
+          <w:bottom w:val="single" w:color="auto" w:sz="4"/>
+          <w:right w:val="single" w:color="auto" w:sz="4"/>
+          <w:insideH w:val="single" w:color="auto" w:sz="4"/>
+          <w:insideV w:val="single" w:color="auto" w:sz="4"/>
+        </w:tblBorders>
+      </w:tblPr>
+      <w:tblGrid>
+        <w:gridCol w:w="2400"/>
+        <w:gridCol w:w="6960"/>
+      </w:tblGrid>
+      <w:tr>
+        <w:trPr>
+          <w:tblHeader/>
+        </w:trPr>
+        <w:tc>
+          <w:tcPr>
+            <w:tcW w:type="dxa" w:w="2400"/>
+            <w:shd w:fill="EEF2F7" w:color="auto" w:val="clear"/>
+            <w:tcMar>
+              <w:top w:type="dxa" w:w="90"/>
+              <w:left w:type="dxa" w:w="120"/>
+              <w:bottom w:type="dxa" w:w="90"/>
+              <w:right w:type="dxa" w:w="120"/>
+            </w:tcMar>
+          </w:tcPr>
+          <w:p>
+            <w:r>
+              <w:rPr>
+                <w:b/>
+                <w:bCs/>
+                <w:sz w:val="18"/>
+                <w:szCs w:val="18"/>
+              </w:rPr>
+              <w:t xml:space="preserve">Function</w:t>
+            </w:r>
+          </w:p>
+        </w:tc>
+        <w:tc>
+          <w:tcPr>
+            <w:tcW w:type="dxa" w:w="6960"/>
+            <w:shd w:fill="EEF2F7" w:color="auto" w:val="clear"/>
+            <w:tcMar>
+              <w:top w:type="dxa" w:w="90"/>
+              <w:left w:type="dxa" w:w="120"/>
+              <w:bottom w:type="dxa" w:w="90"/>
+              <w:right w:type="dxa" w:w="120"/>
+            </w:tcMar>
+          </w:tcPr>
+          <w:p>
+            <w:r>
+              <w:rPr>
+                <w:b/>
+                <w:bCs/>
+                <w:sz w:val="18"/>
+                <w:szCs w:val="18"/>
+              </w:rPr>
+              <w:t xml:space="preserve">What it does</w:t>
+            </w:r>
+          </w:p>
+        </w:tc>
+      </w:tr>
+      <w:tr>
+        <w:tc>
+          <w:tcPr>
+            <w:tcW w:type="dxa" w:w="2400"/>
+            <w:tcMar>
+              <w:top w:type="dxa" w:w="90"/>
+              <w:left w:type="dxa" w:w="120"/>
+              <w:bottom w:type="dxa" w:w="90"/>
+              <w:right w:type="dxa" w:w="120"/>
+            </w:tcMar>
+          </w:tcPr>
+          <w:p>
+            <w:pPr>
+              <w:spacing w:after="60"/>
+            </w:pPr>
+            <w:r>
+              <w:rPr>
+                <w:rFonts w:ascii="Courier New" w:cs="Courier New" w:eastAsia="Courier New" w:hAnsi="Courier New"/>
+                <w:b/>
+                <w:bCs/>
+                <w:sz w:val="18"/>
+                <w:szCs w:val="18"/>
+              </w:rPr>
+              <w:t xml:space="preserve">fit and predict</w:t>
+            </w:r>
+          </w:p>
+          <w:p>
+            <w:pPr>
+              <w:spacing w:after="0"/>
+            </w:pPr>
+            <w:r>
+              <w:rPr>
+                <w:color w:val="6B7280"/>
+                <w:sz w:val="15"/>
+                <w:szCs w:val="15"/>
+              </w:rPr>
+              <w:t xml:space="preserve">W5D1</w:t>
+            </w:r>
+          </w:p>
+        </w:tc>
+        <w:tc>
+          <w:tcPr>
+            <w:tcW w:type="dxa" w:w="6960"/>
+            <w:tcMar>
+              <w:top w:type="dxa" w:w="90"/>
+              <w:left w:type="dxa" w:w="120"/>
+              <w:bottom w:type="dxa" w:w="90"/>
+              <w:right w:type="dxa" w:w="120"/>
+            </w:tcMar>
+          </w:tcPr>
+          <w:p>
+            <w:pPr>
+              <w:spacing w:after="90"/>
+            </w:pPr>
+            <w:r>
+              <w:rPr>
+                <w:rFonts w:ascii="Courier New" w:cs="Courier New" w:eastAsia="Courier New" w:hAnsi="Courier New"/>
+                <w:color w:val="1F4E79"/>
+                <w:sz w:val="18"/>
+                <w:szCs w:val="18"/>
+              </w:rPr>
+              <w:t xml:space="preserve">model.fit(X, y); model.predict(X)</w:t>
+            </w:r>
+          </w:p>
+          <w:p>
+            <w:pPr>
+              <w:spacing w:after="90"/>
+            </w:pPr>
+            <w:r>
+              <w:rPr>
+                <w:sz w:val="20"/>
+                <w:szCs w:val="20"/>
+              </w:rPr>
+              <w:t xml:space="preserve">Every estimator has the same interface, which is why swapping one model for another is a one line change. X is 2D, samples by features; y is 1D.</w:t>
+            </w:r>
+          </w:p>
+          <w:p>
+            <w:pPr>
+              <w:spacing w:after="30"/>
+            </w:pPr>
+            <w:r>
+              <w:rPr>
+                <w:b/>
+                <w:bCs/>
+                <w:color w:val="6B7280"/>
+                <w:sz w:val="15"/>
+                <w:szCs w:val="15"/>
+              </w:rPr>
+              <w:t xml:space="preserve">Example</w:t>
+            </w:r>
+          </w:p>
+          <w:p>
+            <w:pPr>
+              <w:spacing w:after="0"/>
+            </w:pPr>
+            <w:r>
+              <w:rPr>
+                <w:rFonts w:ascii="Courier New" w:cs="Courier New" w:eastAsia="Courier New" w:hAnsi="Courier New"/>
+                <w:color w:val="1F2937"/>
+                <w:sz w:val="18"/>
+                <w:szCs w:val="18"/>
+              </w:rPr>
+              <w:t xml:space="preserve">model = LinearRegression().fit(X_train, y_train)</w:t>
+            </w:r>
+          </w:p>
+          <w:p>
+            <w:pPr>
+              <w:spacing w:after="90"/>
+            </w:pPr>
+            <w:r>
+              <w:rPr>
+                <w:rFonts w:ascii="Courier New" w:cs="Courier New" w:eastAsia="Courier New" w:hAnsi="Courier New"/>
+                <w:color w:val="1F2937"/>
+                <w:sz w:val="18"/>
+                <w:szCs w:val="18"/>
+              </w:rPr>
+              <w:t xml:space="preserve">pred = model.predict(X_test)</w:t>
+            </w:r>
+          </w:p>
+          <w:p>
+            <w:pPr>
+              <w:spacing w:after="0"/>
+            </w:pPr>
+            <w:r>
+              <w:rPr>
+                <w:b/>
+                <w:bCs/>
+                <w:color w:val="9A3412"/>
+                <w:sz w:val="15"/>
+                <w:szCs w:val="15"/>
+              </w:rPr>
+              <w:t xml:space="preserve">Watch out  </w:t>
+            </w:r>
+            <w:r>
+              <w:rPr>
+                <w:i/>
+                <w:iCs/>
+                <w:sz w:val="18"/>
+                <w:szCs w:val="18"/>
+              </w:rPr>
+              <w:t xml:space="preserve">fit returns the fitted model, so the one line form above works. A model with no coef_ or feature_importances_ was never fitted.</w:t>
+            </w:r>
+          </w:p>
+        </w:tc>
+      </w:tr>
+      <w:tr>
+        <w:tc>
+          <w:tcPr>
+            <w:tcW w:type="dxa" w:w="2400"/>
+            <w:tcMar>
+              <w:top w:type="dxa" w:w="90"/>
+              <w:left w:type="dxa" w:w="120"/>
+              <w:bottom w:type="dxa" w:w="90"/>
+              <w:right w:type="dxa" w:w="120"/>
+            </w:tcMar>
+          </w:tcPr>
+          <w:p>
+            <w:pPr>
+              <w:spacing w:after="60"/>
+            </w:pPr>
+            <w:r>
+              <w:rPr>
+                <w:rFonts w:ascii="Courier New" w:cs="Courier New" w:eastAsia="Courier New" w:hAnsi="Courier New"/>
+                <w:b/>
+                <w:bCs/>
+                <w:sz w:val="18"/>
+                <w:szCs w:val="18"/>
+              </w:rPr>
+              <w:t xml:space="preserve">train_test_split</w:t>
+            </w:r>
+          </w:p>
+          <w:p>
+            <w:pPr>
+              <w:spacing w:after="0"/>
+            </w:pPr>
+            <w:r>
+              <w:rPr>
+                <w:color w:val="6B7280"/>
+                <w:sz w:val="15"/>
+                <w:szCs w:val="15"/>
+              </w:rPr>
+              <w:t xml:space="preserve">W5D1</w:t>
+            </w:r>
+          </w:p>
+        </w:tc>
+        <w:tc>
+          <w:tcPr>
+            <w:tcW w:type="dxa" w:w="6960"/>
+            <w:tcMar>
+              <w:top w:type="dxa" w:w="90"/>
+              <w:left w:type="dxa" w:w="120"/>
+              <w:bottom w:type="dxa" w:w="90"/>
+              <w:right w:type="dxa" w:w="120"/>
+            </w:tcMar>
+          </w:tcPr>
+          <w:p>
+            <w:pPr>
+              <w:spacing w:after="90"/>
+            </w:pPr>
+            <w:r>
+              <w:rPr>
+                <w:rFonts w:ascii="Courier New" w:cs="Courier New" w:eastAsia="Courier New" w:hAnsi="Courier New"/>
+                <w:color w:val="1F4E79"/>
+                <w:sz w:val="18"/>
+                <w:szCs w:val="18"/>
+              </w:rPr>
+              <w:t xml:space="preserve">train_test_split(X, y, test_size=0.25, random_state=42)</w:t>
+            </w:r>
+          </w:p>
+          <w:p>
+            <w:pPr>
+              <w:spacing w:after="90"/>
+            </w:pPr>
+            <w:r>
+              <w:rPr>
+                <w:sz w:val="20"/>
+                <w:szCs w:val="20"/>
+              </w:rPr>
+              <w:t xml:space="preserve">Shuffles and splits in one call, returning FOUR things: X train, X test, y train, y test, in that order.</w:t>
+            </w:r>
+          </w:p>
+          <w:p>
+            <w:pPr>
+              <w:spacing w:after="30"/>
+            </w:pPr>
+            <w:r>
+              <w:rPr>
+                <w:b/>
+                <w:bCs/>
+                <w:color w:val="6B7280"/>
+                <w:sz w:val="15"/>
+                <w:szCs w:val="15"/>
+              </w:rPr>
+              <w:t xml:space="preserve">Example</w:t>
+            </w:r>
+          </w:p>
+          <w:p>
+            <w:pPr>
+              <w:spacing w:after="90"/>
+            </w:pPr>
+            <w:r>
+              <w:rPr>
+                <w:rFonts w:ascii="Courier New" w:cs="Courier New" w:eastAsia="Courier New" w:hAnsi="Courier New"/>
+                <w:color w:val="1F2937"/>
+                <w:sz w:val="18"/>
+                <w:szCs w:val="18"/>
+              </w:rPr>
+              <w:t xml:space="preserve">X_train, X_test, y_train, y_test = train_test_split(X, y, test_size=0.25, random_state=42)</w:t>
+            </w:r>
+          </w:p>
+          <w:p>
+            <w:pPr>
+              <w:spacing w:after="0"/>
+            </w:pPr>
+            <w:r>
+              <w:rPr>
+                <w:b/>
+                <w:bCs/>
+                <w:color w:val="9A3412"/>
+                <w:sz w:val="15"/>
+                <w:szCs w:val="15"/>
+              </w:rPr>
+              <w:t xml:space="preserve">Watch out  </w:t>
+            </w:r>
+            <w:r>
+              <w:rPr>
+                <w:i/>
+                <w:iCs/>
+                <w:sz w:val="18"/>
+                <w:szCs w:val="18"/>
+              </w:rPr>
+              <w:t xml:space="preserve">Swapping the middle two gives shapes that look plausible and results that are nonsense. Spend the test set once, at the end.</w:t>
+            </w:r>
+          </w:p>
+        </w:tc>
+      </w:tr>
+      <w:tr>
+        <w:tc>
+          <w:tcPr>
+            <w:tcW w:type="dxa" w:w="2400"/>
+            <w:tcMar>
+              <w:top w:type="dxa" w:w="90"/>
+              <w:left w:type="dxa" w:w="120"/>
+              <w:bottom w:type="dxa" w:w="90"/>
+              <w:right w:type="dxa" w:w="120"/>
+            </w:tcMar>
+          </w:tcPr>
+          <w:p>
+            <w:pPr>
+              <w:spacing w:after="60"/>
+            </w:pPr>
+            <w:r>
+              <w:rPr>
+                <w:rFonts w:ascii="Courier New" w:cs="Courier New" w:eastAsia="Courier New" w:hAnsi="Courier New"/>
+                <w:b/>
+                <w:bCs/>
+                <w:sz w:val="18"/>
+                <w:szCs w:val="18"/>
+              </w:rPr>
+              <w:t xml:space="preserve">random_state</w:t>
+            </w:r>
+          </w:p>
+          <w:p>
+            <w:pPr>
+              <w:spacing w:after="0"/>
+            </w:pPr>
+            <w:r>
+              <w:rPr>
+                <w:color w:val="6B7280"/>
+                <w:sz w:val="15"/>
+                <w:szCs w:val="15"/>
+              </w:rPr>
+              <w:t xml:space="preserve">W5D1</w:t>
+            </w:r>
+          </w:p>
+        </w:tc>
+        <w:tc>
+          <w:tcPr>
+            <w:tcW w:type="dxa" w:w="6960"/>
+            <w:tcMar>
+              <w:top w:type="dxa" w:w="90"/>
+              <w:left w:type="dxa" w:w="120"/>
+              <w:bottom w:type="dxa" w:w="90"/>
+              <w:right w:type="dxa" w:w="120"/>
+            </w:tcMar>
+          </w:tcPr>
+          <w:p>
+            <w:pPr>
+              <w:spacing w:after="90"/>
+            </w:pPr>
+            <w:r>
+              <w:rPr>
+                <w:rFonts w:ascii="Courier New" w:cs="Courier New" w:eastAsia="Courier New" w:hAnsi="Courier New"/>
+                <w:color w:val="1F4E79"/>
+                <w:sz w:val="18"/>
+                <w:szCs w:val="18"/>
+              </w:rPr>
+              <w:t xml:space="preserve">random_state=42</w:t>
+            </w:r>
+          </w:p>
+          <w:p>
+            <w:pPr>
+              <w:spacing w:after="90"/>
+            </w:pPr>
+            <w:r>
+              <w:rPr>
+                <w:sz w:val="20"/>
+                <w:szCs w:val="20"/>
+              </w:rPr>
+              <w:t xml:space="preserve">Fixes the randomness of a split, a forest or a CV shuffle so a run is reproducible.</w:t>
+            </w:r>
+          </w:p>
+          <w:p>
+            <w:pPr>
+              <w:spacing w:after="30"/>
+            </w:pPr>
+            <w:r>
+              <w:rPr>
+                <w:b/>
+                <w:bCs/>
+                <w:color w:val="6B7280"/>
+                <w:sz w:val="15"/>
+                <w:szCs w:val="15"/>
+              </w:rPr>
+              <w:t xml:space="preserve">Example</w:t>
+            </w:r>
+          </w:p>
+          <w:p>
+            <w:pPr>
+              <w:spacing w:after="90"/>
+            </w:pPr>
+            <w:r>
+              <w:rPr>
+                <w:rFonts w:ascii="Courier New" w:cs="Courier New" w:eastAsia="Courier New" w:hAnsi="Courier New"/>
+                <w:color w:val="1F2937"/>
+                <w:sz w:val="18"/>
+                <w:szCs w:val="18"/>
+              </w:rPr>
+              <w:t xml:space="preserve">RandomForestRegressor(n_estimators=300, random_state=0)</w:t>
+            </w:r>
+          </w:p>
+          <w:p>
+            <w:pPr>
+              <w:spacing w:after="0"/>
+            </w:pPr>
+            <w:r>
+              <w:rPr>
+                <w:b/>
+                <w:bCs/>
+                <w:color w:val="9A3412"/>
+                <w:sz w:val="15"/>
+                <w:szCs w:val="15"/>
+              </w:rPr>
+              <w:t xml:space="preserve">Watch out  </w:t>
+            </w:r>
+            <w:r>
+              <w:rPr>
+                <w:i/>
+                <w:iCs/>
+                <w:sz w:val="18"/>
+                <w:szCs w:val="18"/>
+              </w:rPr>
+              <w:t xml:space="preserve">Without it a rerun changes the answer by more than most real improvements do, and you cannot tell the two apart.</w:t>
+            </w:r>
+          </w:p>
+        </w:tc>
+      </w:tr>
+      <w:tr>
+        <w:tc>
+          <w:tcPr>
+            <w:tcW w:type="dxa" w:w="2400"/>
+            <w:tcMar>
+              <w:top w:type="dxa" w:w="90"/>
+              <w:left w:type="dxa" w:w="120"/>
+              <w:bottom w:type="dxa" w:w="90"/>
+              <w:right w:type="dxa" w:w="120"/>
+            </w:tcMar>
+          </w:tcPr>
+          <w:p>
+            <w:pPr>
+              <w:spacing w:after="60"/>
+            </w:pPr>
+            <w:r>
+              <w:rPr>
+                <w:rFonts w:ascii="Courier New" w:cs="Courier New" w:eastAsia="Courier New" w:hAnsi="Courier New"/>
+                <w:b/>
+                <w:bCs/>
+                <w:sz w:val="18"/>
+                <w:szCs w:val="18"/>
+              </w:rPr>
+              <w:t xml:space="preserve">r2_score</w:t>
+            </w:r>
+          </w:p>
+          <w:p>
+            <w:pPr>
+              <w:spacing w:after="0"/>
+            </w:pPr>
+            <w:r>
+              <w:rPr>
+                <w:color w:val="6B7280"/>
+                <w:sz w:val="15"/>
+                <w:szCs w:val="15"/>
+              </w:rPr>
+              <w:t xml:space="preserve">W5D1</w:t>
+            </w:r>
+          </w:p>
+        </w:tc>
+        <w:tc>
+          <w:tcPr>
+            <w:tcW w:type="dxa" w:w="6960"/>
+            <w:tcMar>
+              <w:top w:type="dxa" w:w="90"/>
+              <w:left w:type="dxa" w:w="120"/>
+              <w:bottom w:type="dxa" w:w="90"/>
+              <w:right w:type="dxa" w:w="120"/>
+            </w:tcMar>
+          </w:tcPr>
+          <w:p>
+            <w:pPr>
+              <w:spacing w:after="90"/>
+            </w:pPr>
+            <w:r>
+              <w:rPr>
+                <w:rFonts w:ascii="Courier New" w:cs="Courier New" w:eastAsia="Courier New" w:hAnsi="Courier New"/>
+                <w:color w:val="1F4E79"/>
+                <w:sz w:val="18"/>
+                <w:szCs w:val="18"/>
+              </w:rPr>
+              <w:t xml:space="preserve">r2_score(y_true, y_pred)</w:t>
+            </w:r>
+          </w:p>
+          <w:p>
+            <w:pPr>
+              <w:spacing w:after="90"/>
+            </w:pPr>
+            <w:r>
+              <w:rPr>
+                <w:sz w:val="20"/>
+                <w:szCs w:val="20"/>
+              </w:rPr>
+              <w:t xml:space="preserve">Fraction of variance explained. 1 is perfect, 0 is no better than predicting the mean, and it can go NEGATIVE on held out data.</w:t>
+            </w:r>
+          </w:p>
+          <w:p>
+            <w:pPr>
+              <w:spacing w:after="30"/>
+            </w:pPr>
+            <w:r>
+              <w:rPr>
+                <w:b/>
+                <w:bCs/>
+                <w:color w:val="6B7280"/>
+                <w:sz w:val="15"/>
+                <w:szCs w:val="15"/>
+              </w:rPr>
+              <w:t xml:space="preserve">Example</w:t>
+            </w:r>
+          </w:p>
+          <w:p>
+            <w:pPr>
+              <w:spacing w:after="90"/>
+            </w:pPr>
+            <w:r>
+              <w:rPr>
+                <w:rFonts w:ascii="Courier New" w:cs="Courier New" w:eastAsia="Courier New" w:hAnsi="Courier New"/>
+                <w:color w:val="1F2937"/>
+                <w:sz w:val="18"/>
+                <w:szCs w:val="18"/>
+              </w:rPr>
+              <w:t xml:space="preserve">r2_test = r2_score(y_test, pred_test)</w:t>
+            </w:r>
+          </w:p>
+          <w:p>
+            <w:pPr>
+              <w:spacing w:after="0"/>
+            </w:pPr>
+            <w:r>
+              <w:rPr>
+                <w:b/>
+                <w:bCs/>
+                <w:color w:val="9A3412"/>
+                <w:sz w:val="15"/>
+                <w:szCs w:val="15"/>
+              </w:rPr>
+              <w:t xml:space="preserve">Watch out  </w:t>
+            </w:r>
+            <w:r>
+              <w:rPr>
+                <w:i/>
+                <w:iCs/>
+                <w:sz w:val="18"/>
+                <w:szCs w:val="18"/>
+              </w:rPr>
+              <w:t xml:space="preserve">Unitless, so it compares across problems. A negative value is not an error, it means the model is worse than the mean.</w:t>
+            </w:r>
+          </w:p>
+        </w:tc>
+      </w:tr>
+      <w:tr>
+        <w:tc>
+          <w:tcPr>
+            <w:tcW w:type="dxa" w:w="2400"/>
+            <w:tcMar>
+              <w:top w:type="dxa" w:w="90"/>
+              <w:left w:type="dxa" w:w="120"/>
+              <w:bottom w:type="dxa" w:w="90"/>
+              <w:right w:type="dxa" w:w="120"/>
+            </w:tcMar>
+          </w:tcPr>
+          <w:p>
+            <w:pPr>
+              <w:spacing w:after="60"/>
+            </w:pPr>
+            <w:r>
+              <w:rPr>
+                <w:rFonts w:ascii="Courier New" w:cs="Courier New" w:eastAsia="Courier New" w:hAnsi="Courier New"/>
+                <w:b/>
+                <w:bCs/>
+                <w:sz w:val="18"/>
+                <w:szCs w:val="18"/>
+              </w:rPr>
+              <w:t xml:space="preserve">mean_squared_error</w:t>
+            </w:r>
+          </w:p>
+          <w:p>
+            <w:pPr>
+              <w:spacing w:after="0"/>
+            </w:pPr>
+            <w:r>
+              <w:rPr>
+                <w:color w:val="6B7280"/>
+                <w:sz w:val="15"/>
+                <w:szCs w:val="15"/>
+              </w:rPr>
+              <w:t xml:space="preserve">W5D1</w:t>
+            </w:r>
+          </w:p>
+        </w:tc>
+        <w:tc>
+          <w:tcPr>
+            <w:tcW w:type="dxa" w:w="6960"/>
+            <w:tcMar>
+              <w:top w:type="dxa" w:w="90"/>
+              <w:left w:type="dxa" w:w="120"/>
+              <w:bottom w:type="dxa" w:w="90"/>
+              <w:right w:type="dxa" w:w="120"/>
+            </w:tcMar>
+          </w:tcPr>
+          <w:p>
+            <w:pPr>
+              <w:spacing w:after="90"/>
+            </w:pPr>
+            <w:r>
+              <w:rPr>
+                <w:rFonts w:ascii="Courier New" w:cs="Courier New" w:eastAsia="Courier New" w:hAnsi="Courier New"/>
+                <w:color w:val="1F4E79"/>
+                <w:sz w:val="18"/>
+                <w:szCs w:val="18"/>
+              </w:rPr>
+              <w:t xml:space="preserve">np.sqrt(mean_squared_error(y_true, y_pred))</w:t>
+            </w:r>
+          </w:p>
+          <w:p>
+            <w:pPr>
+              <w:spacing w:after="90"/>
+            </w:pPr>
+            <w:r>
+              <w:rPr>
+                <w:sz w:val="20"/>
+                <w:szCs w:val="20"/>
+              </w:rPr>
+              <w:t xml:space="preserve">RMSE, the typical size of an error in the units of y, which is the number to quote to a pharmacologist.</w:t>
+            </w:r>
+          </w:p>
+          <w:p>
+            <w:pPr>
+              <w:spacing w:after="30"/>
+            </w:pPr>
+            <w:r>
+              <w:rPr>
+                <w:b/>
+                <w:bCs/>
+                <w:color w:val="6B7280"/>
+                <w:sz w:val="15"/>
+                <w:szCs w:val="15"/>
+              </w:rPr>
+              <w:t xml:space="preserve">Example</w:t>
+            </w:r>
+          </w:p>
+          <w:p>
+            <w:pPr>
+              <w:spacing w:after="90"/>
+            </w:pPr>
+            <w:r>
+              <w:rPr>
+                <w:rFonts w:ascii="Courier New" w:cs="Courier New" w:eastAsia="Courier New" w:hAnsi="Courier New"/>
+                <w:color w:val="1F2937"/>
+                <w:sz w:val="18"/>
+                <w:szCs w:val="18"/>
+              </w:rPr>
+              <w:t xml:space="preserve">rmse = np.sqrt(mean_squared_error(y_test, pred_test))</w:t>
+            </w:r>
+          </w:p>
+          <w:p>
+            <w:pPr>
+              <w:spacing w:after="0"/>
+            </w:pPr>
+            <w:r>
+              <w:rPr>
+                <w:b/>
+                <w:bCs/>
+                <w:color w:val="9A3412"/>
+                <w:sz w:val="15"/>
+                <w:szCs w:val="15"/>
+              </w:rPr>
+              <w:t xml:space="preserve">Watch out  </w:t>
+            </w:r>
+            <w:r>
+              <w:rPr>
+                <w:i/>
+                <w:iCs/>
+                <w:sz w:val="18"/>
+                <w:szCs w:val="18"/>
+              </w:rPr>
+              <w:t xml:space="preserve">Take the square root yourself. The squared=False argument exists only in some versions and was replaced by a separate function in newer ones.</w:t>
+            </w:r>
+          </w:p>
+        </w:tc>
+      </w:tr>
+      <w:tr>
+        <w:tc>
+          <w:tcPr>
+            <w:tcW w:type="dxa" w:w="2400"/>
+            <w:tcMar>
+              <w:top w:type="dxa" w:w="90"/>
+              <w:left w:type="dxa" w:w="120"/>
+              <w:bottom w:type="dxa" w:w="90"/>
+              <w:right w:type="dxa" w:w="120"/>
+            </w:tcMar>
+          </w:tcPr>
+          <w:p>
+            <w:pPr>
+              <w:spacing w:after="60"/>
+            </w:pPr>
+            <w:r>
+              <w:rPr>
+                <w:rFonts w:ascii="Courier New" w:cs="Courier New" w:eastAsia="Courier New" w:hAnsi="Courier New"/>
+                <w:b/>
+                <w:bCs/>
+                <w:sz w:val="18"/>
+                <w:szCs w:val="18"/>
+              </w:rPr>
+              <w:t xml:space="preserve">KFold</w:t>
+            </w:r>
+          </w:p>
+          <w:p>
+            <w:pPr>
+              <w:spacing w:after="0"/>
+            </w:pPr>
+            <w:r>
+              <w:rPr>
+                <w:color w:val="6B7280"/>
+                <w:sz w:val="15"/>
+                <w:szCs w:val="15"/>
+              </w:rPr>
+              <w:t xml:space="preserve">W5D2</w:t>
+            </w:r>
+          </w:p>
+        </w:tc>
+        <w:tc>
+          <w:tcPr>
+            <w:tcW w:type="dxa" w:w="6960"/>
+            <w:tcMar>
+              <w:top w:type="dxa" w:w="90"/>
+              <w:left w:type="dxa" w:w="120"/>
+              <w:bottom w:type="dxa" w:w="90"/>
+              <w:right w:type="dxa" w:w="120"/>
+            </w:tcMar>
+          </w:tcPr>
+          <w:p>
+            <w:pPr>
+              <w:spacing w:after="90"/>
+            </w:pPr>
+            <w:r>
+              <w:rPr>
+                <w:rFonts w:ascii="Courier New" w:cs="Courier New" w:eastAsia="Courier New" w:hAnsi="Courier New"/>
+                <w:color w:val="1F4E79"/>
+                <w:sz w:val="18"/>
+                <w:szCs w:val="18"/>
+              </w:rPr>
+              <w:t xml:space="preserve">KFold(n_splits=5, shuffle=True, random_state=1)</w:t>
+            </w:r>
+          </w:p>
+          <w:p>
+            <w:pPr>
+              <w:spacing w:after="90"/>
+            </w:pPr>
+            <w:r>
+              <w:rPr>
+                <w:sz w:val="20"/>
+                <w:szCs w:val="20"/>
+              </w:rPr>
+              <w:t xml:space="preserve">Splits the data into k parts so every sample is tested exactly once, giving k estimates rather than one.</w:t>
+            </w:r>
+          </w:p>
+          <w:p>
+            <w:pPr>
+              <w:spacing w:after="30"/>
+            </w:pPr>
+            <w:r>
+              <w:rPr>
+                <w:b/>
+                <w:bCs/>
+                <w:color w:val="6B7280"/>
+                <w:sz w:val="15"/>
+                <w:szCs w:val="15"/>
+              </w:rPr>
+              <w:t xml:space="preserve">Example</w:t>
+            </w:r>
+          </w:p>
+          <w:p>
+            <w:pPr>
+              <w:spacing w:after="90"/>
+            </w:pPr>
+            <w:r>
+              <w:rPr>
+                <w:rFonts w:ascii="Courier New" w:cs="Courier New" w:eastAsia="Courier New" w:hAnsi="Courier New"/>
+                <w:color w:val="1F2937"/>
+                <w:sz w:val="18"/>
+                <w:szCs w:val="18"/>
+              </w:rPr>
+              <w:t xml:space="preserve">kf = KFold(n_splits=5, shuffle=True, random_state=1)</w:t>
+            </w:r>
+          </w:p>
+          <w:p>
+            <w:pPr>
+              <w:spacing w:after="0"/>
+            </w:pPr>
+            <w:r>
+              <w:rPr>
+                <w:b/>
+                <w:bCs/>
+                <w:color w:val="9A3412"/>
+                <w:sz w:val="15"/>
+                <w:szCs w:val="15"/>
+              </w:rPr>
+              <w:t xml:space="preserve">Watch out  </w:t>
+            </w:r>
+            <w:r>
+              <w:rPr>
+                <w:i/>
+                <w:iCs/>
+                <w:sz w:val="18"/>
+                <w:szCs w:val="18"/>
+              </w:rPr>
+              <w:t xml:space="preserve">Shuffle matters. Without it the folds are consecutive blocks of the file, so any ordering by site, cohort or date confounds them.</w:t>
+            </w:r>
+          </w:p>
+        </w:tc>
+      </w:tr>
+      <w:tr>
+        <w:tc>
+          <w:tcPr>
+            <w:tcW w:type="dxa" w:w="2400"/>
+            <w:tcMar>
+              <w:top w:type="dxa" w:w="90"/>
+              <w:left w:type="dxa" w:w="120"/>
+              <w:bottom w:type="dxa" w:w="90"/>
+              <w:right w:type="dxa" w:w="120"/>
+            </w:tcMar>
+          </w:tcPr>
+          <w:p>
+            <w:pPr>
+              <w:spacing w:after="60"/>
+            </w:pPr>
+            <w:r>
+              <w:rPr>
+                <w:rFonts w:ascii="Courier New" w:cs="Courier New" w:eastAsia="Courier New" w:hAnsi="Courier New"/>
+                <w:b/>
+                <w:bCs/>
+                <w:sz w:val="18"/>
+                <w:szCs w:val="18"/>
+              </w:rPr>
+              <w:t xml:space="preserve">cross_val_score</w:t>
+            </w:r>
+          </w:p>
+          <w:p>
+            <w:pPr>
+              <w:spacing w:after="0"/>
+            </w:pPr>
+            <w:r>
+              <w:rPr>
+                <w:color w:val="6B7280"/>
+                <w:sz w:val="15"/>
+                <w:szCs w:val="15"/>
+              </w:rPr>
+              <w:t xml:space="preserve">W5D2</w:t>
+            </w:r>
+          </w:p>
+        </w:tc>
+        <w:tc>
+          <w:tcPr>
+            <w:tcW w:type="dxa" w:w="6960"/>
+            <w:tcMar>
+              <w:top w:type="dxa" w:w="90"/>
+              <w:left w:type="dxa" w:w="120"/>
+              <w:bottom w:type="dxa" w:w="90"/>
+              <w:right w:type="dxa" w:w="120"/>
+            </w:tcMar>
+          </w:tcPr>
+          <w:p>
+            <w:pPr>
+              <w:spacing w:after="90"/>
+            </w:pPr>
+            <w:r>
+              <w:rPr>
+                <w:rFonts w:ascii="Courier New" w:cs="Courier New" w:eastAsia="Courier New" w:hAnsi="Courier New"/>
+                <w:color w:val="1F4E79"/>
+                <w:sz w:val="18"/>
+                <w:szCs w:val="18"/>
+              </w:rPr>
+              <w:t xml:space="preserve">cross_val_score(model, X, y, cv=kf, scoring="r2")</w:t>
+            </w:r>
+          </w:p>
+          <w:p>
+            <w:pPr>
+              <w:spacing w:after="90"/>
+            </w:pPr>
+            <w:r>
+              <w:rPr>
+                <w:sz w:val="20"/>
+                <w:szCs w:val="20"/>
+              </w:rPr>
+              <w:t xml:space="preserve">Runs the whole cross-validation and returns the k fold scores.</w:t>
+            </w:r>
+          </w:p>
+          <w:p>
+            <w:pPr>
+              <w:spacing w:after="30"/>
+            </w:pPr>
+            <w:r>
+              <w:rPr>
+                <w:b/>
+                <w:bCs/>
+                <w:color w:val="6B7280"/>
+                <w:sz w:val="15"/>
+                <w:szCs w:val="15"/>
+              </w:rPr>
+              <w:t xml:space="preserve">Example</w:t>
+            </w:r>
+          </w:p>
+          <w:p>
+            <w:pPr>
+              <w:spacing w:after="0"/>
+            </w:pPr>
+            <w:r>
+              <w:rPr>
+                <w:rFonts w:ascii="Courier New" w:cs="Courier New" w:eastAsia="Courier New" w:hAnsi="Courier New"/>
+                <w:color w:val="1F2937"/>
+                <w:sz w:val="18"/>
+                <w:szCs w:val="18"/>
+              </w:rPr>
+              <w:t xml:space="preserve">scores = cross_val_score(pipe, X, y, cv=kf, scoring='r2')</w:t>
+            </w:r>
+          </w:p>
+          <w:p>
+            <w:pPr>
+              <w:spacing w:after="90"/>
+            </w:pPr>
+            <w:r>
+              <w:rPr>
+                <w:rFonts w:ascii="Courier New" w:cs="Courier New" w:eastAsia="Courier New" w:hAnsi="Courier New"/>
+                <w:color w:val="1F2937"/>
+                <w:sz w:val="18"/>
+                <w:szCs w:val="18"/>
+              </w:rPr>
+              <w:t xml:space="preserve">scores.mean(), scores.std(ddof=1)</w:t>
+            </w:r>
+          </w:p>
+          <w:p>
+            <w:pPr>
+              <w:spacing w:after="0"/>
+            </w:pPr>
+            <w:r>
+              <w:rPr>
+                <w:b/>
+                <w:bCs/>
+                <w:color w:val="9A3412"/>
+                <w:sz w:val="15"/>
+                <w:szCs w:val="15"/>
+              </w:rPr>
+              <w:t xml:space="preserve">Watch out  </w:t>
+            </w:r>
+            <w:r>
+              <w:rPr>
+                <w:i/>
+                <w:iCs/>
+                <w:sz w:val="18"/>
+                <w:szCs w:val="18"/>
+              </w:rPr>
+              <w:t xml:space="preserve">Report the mean AND the spread. A mean of 0.4 from folds spanning 0.1 to 0.7 is a very different claim from one made of folds all near 0.4.</w:t>
+            </w:r>
+          </w:p>
+        </w:tc>
+      </w:tr>
+      <w:tr>
+        <w:tc>
+          <w:tcPr>
+            <w:tcW w:type="dxa" w:w="2400"/>
+            <w:tcMar>
+              <w:top w:type="dxa" w:w="90"/>
+              <w:left w:type="dxa" w:w="120"/>
+              <w:bottom w:type="dxa" w:w="90"/>
+              <w:right w:type="dxa" w:w="120"/>
+            </w:tcMar>
+          </w:tcPr>
+          <w:p>
+            <w:pPr>
+              <w:spacing w:after="60"/>
+            </w:pPr>
+            <w:r>
+              <w:rPr>
+                <w:rFonts w:ascii="Courier New" w:cs="Courier New" w:eastAsia="Courier New" w:hAnsi="Courier New"/>
+                <w:b/>
+                <w:bCs/>
+                <w:sz w:val="18"/>
+                <w:szCs w:val="18"/>
+              </w:rPr>
+              <w:t xml:space="preserve">Pipeline</w:t>
+            </w:r>
+          </w:p>
+          <w:p>
+            <w:pPr>
+              <w:spacing w:after="0"/>
+            </w:pPr>
+            <w:r>
+              <w:rPr>
+                <w:color w:val="6B7280"/>
+                <w:sz w:val="15"/>
+                <w:szCs w:val="15"/>
+              </w:rPr>
+              <w:t xml:space="preserve">W5D2</w:t>
+            </w:r>
+          </w:p>
+        </w:tc>
+        <w:tc>
+          <w:tcPr>
+            <w:tcW w:type="dxa" w:w="6960"/>
+            <w:tcMar>
+              <w:top w:type="dxa" w:w="90"/>
+              <w:left w:type="dxa" w:w="120"/>
+              <w:bottom w:type="dxa" w:w="90"/>
+              <w:right w:type="dxa" w:w="120"/>
+            </w:tcMar>
+          </w:tcPr>
+          <w:p>
+            <w:pPr>
+              <w:spacing w:after="90"/>
+            </w:pPr>
+            <w:r>
+              <w:rPr>
+                <w:rFonts w:ascii="Courier New" w:cs="Courier New" w:eastAsia="Courier New" w:hAnsi="Courier New"/>
+                <w:color w:val="1F4E79"/>
+                <w:sz w:val="18"/>
+                <w:szCs w:val="18"/>
+              </w:rPr>
+              <w:t xml:space="preserve">Pipeline([("sel", SelectKBest(...)), ("model", LinearRegression())])</w:t>
+            </w:r>
+          </w:p>
+          <w:p>
+            <w:pPr>
+              <w:spacing w:after="90"/>
+            </w:pPr>
+            <w:r>
+              <w:rPr>
+                <w:sz w:val="20"/>
+                <w:szCs w:val="20"/>
+              </w:rPr>
+              <w:t xml:space="preserve">Chains steps into one estimator, so cross-validation refits every step on each training fold rather than once on everything.</w:t>
+            </w:r>
+          </w:p>
+          <w:p>
+            <w:pPr>
+              <w:spacing w:after="30"/>
+            </w:pPr>
+            <w:r>
+              <w:rPr>
+                <w:b/>
+                <w:bCs/>
+                <w:color w:val="6B7280"/>
+                <w:sz w:val="15"/>
+                <w:szCs w:val="15"/>
+              </w:rPr>
+              <w:t xml:space="preserve">Example</w:t>
+            </w:r>
+          </w:p>
+          <w:p>
+            <w:pPr>
+              <w:spacing w:after="90"/>
+            </w:pPr>
+            <w:r>
+              <w:rPr>
+                <w:rFonts w:ascii="Courier New" w:cs="Courier New" w:eastAsia="Courier New" w:hAnsi="Courier New"/>
+                <w:color w:val="1F2937"/>
+                <w:sz w:val="18"/>
+                <w:szCs w:val="18"/>
+              </w:rPr>
+              <w:t xml:space="preserve">pipe = Pipeline([('sel', SelectKBest(f_regression, k=6)), ('model', LinearRegression())])</w:t>
+            </w:r>
+          </w:p>
+          <w:p>
+            <w:pPr>
+              <w:spacing w:after="0"/>
+            </w:pPr>
+            <w:r>
+              <w:rPr>
+                <w:b/>
+                <w:bCs/>
+                <w:color w:val="9A3412"/>
+                <w:sz w:val="15"/>
+                <w:szCs w:val="15"/>
+              </w:rPr>
+              <w:t xml:space="preserve">Watch out  </w:t>
+            </w:r>
+            <w:r>
+              <w:rPr>
+                <w:i/>
+                <w:iCs/>
+                <w:sz w:val="18"/>
+                <w:szCs w:val="18"/>
+              </w:rPr>
+              <w:t xml:space="preserve">A pipeline has no coef_ of its own; reach the model with pipe[-1]. make_pipeline is the same thing without naming the steps.</w:t>
+            </w:r>
+          </w:p>
+        </w:tc>
+      </w:tr>
+      <w:tr>
+        <w:tc>
+          <w:tcPr>
+            <w:tcW w:type="dxa" w:w="2400"/>
+            <w:tcMar>
+              <w:top w:type="dxa" w:w="90"/>
+              <w:left w:type="dxa" w:w="120"/>
+              <w:bottom w:type="dxa" w:w="90"/>
+              <w:right w:type="dxa" w:w="120"/>
+            </w:tcMar>
+          </w:tcPr>
+          <w:p>
+            <w:pPr>
+              <w:spacing w:after="60"/>
+            </w:pPr>
+            <w:r>
+              <w:rPr>
+                <w:rFonts w:ascii="Courier New" w:cs="Courier New" w:eastAsia="Courier New" w:hAnsi="Courier New"/>
+                <w:b/>
+                <w:bCs/>
+                <w:sz w:val="18"/>
+                <w:szCs w:val="18"/>
+              </w:rPr>
+              <w:t xml:space="preserve">data leakage</w:t>
+            </w:r>
+          </w:p>
+          <w:p>
+            <w:pPr>
+              <w:spacing w:after="0"/>
+            </w:pPr>
+            <w:r>
+              <w:rPr>
+                <w:color w:val="6B7280"/>
+                <w:sz w:val="15"/>
+                <w:szCs w:val="15"/>
+              </w:rPr>
+              <w:t xml:space="preserve">W5D2</w:t>
+            </w:r>
+          </w:p>
+        </w:tc>
+        <w:tc>
+          <w:tcPr>
+            <w:tcW w:type="dxa" w:w="6960"/>
+            <w:tcMar>
+              <w:top w:type="dxa" w:w="90"/>
+              <w:left w:type="dxa" w:w="120"/>
+              <w:bottom w:type="dxa" w:w="90"/>
+              <w:right w:type="dxa" w:w="120"/>
+            </w:tcMar>
+          </w:tcPr>
+          <w:p>
+            <w:pPr>
+              <w:spacing w:after="90"/>
+            </w:pPr>
+            <w:r>
+              <w:rPr>
+                <w:rFonts w:ascii="Courier New" w:cs="Courier New" w:eastAsia="Courier New" w:hAnsi="Courier New"/>
+                <w:color w:val="1F4E79"/>
+                <w:sz w:val="18"/>
+                <w:szCs w:val="18"/>
+              </w:rPr>
+              <w:t xml:space="preserve">anything fitted before the split</w:t>
+            </w:r>
+          </w:p>
+          <w:p>
+            <w:pPr>
+              <w:spacing w:after="90"/>
+            </w:pPr>
+            <w:r>
+              <w:rPr>
+                <w:sz w:val="20"/>
+                <w:szCs w:val="20"/>
+              </w:rPr>
+              <w:t xml:space="preserve">Information from the test data reaching the model. Usually silent, always flattering.</w:t>
+            </w:r>
+          </w:p>
+          <w:p>
+            <w:pPr>
+              <w:spacing w:after="30"/>
+            </w:pPr>
+            <w:r>
+              <w:rPr>
+                <w:b/>
+                <w:bCs/>
+                <w:color w:val="6B7280"/>
+                <w:sz w:val="15"/>
+                <w:szCs w:val="15"/>
+              </w:rPr>
+              <w:t xml:space="preserve">Example</w:t>
+            </w:r>
+          </w:p>
+          <w:p>
+            <w:pPr>
+              <w:spacing w:after="0"/>
+            </w:pPr>
+            <w:r>
+              <w:rPr>
+                <w:rFonts w:ascii="Courier New" w:cs="Courier New" w:eastAsia="Courier New" w:hAnsi="Courier New"/>
+                <w:color w:val="1F2937"/>
+                <w:sz w:val="18"/>
+                <w:szCs w:val="18"/>
+              </w:rPr>
+              <w:t xml:space="preserve">WRONG: select features on all data, then cross-validate</w:t>
+            </w:r>
+          </w:p>
+          <w:p>
+            <w:pPr>
+              <w:spacing w:after="90"/>
+            </w:pPr>
+            <w:r>
+              <w:rPr>
+                <w:rFonts w:ascii="Courier New" w:cs="Courier New" w:eastAsia="Courier New" w:hAnsi="Courier New"/>
+                <w:color w:val="1F2937"/>
+                <w:sz w:val="18"/>
+                <w:szCs w:val="18"/>
+              </w:rPr>
+              <w:t xml:space="preserve">RIGHT: put the selector inside a Pipeline</w:t>
+            </w:r>
+          </w:p>
+          <w:p>
+            <w:pPr>
+              <w:spacing w:after="0"/>
+            </w:pPr>
+            <w:r>
+              <w:rPr>
+                <w:b/>
+                <w:bCs/>
+                <w:color w:val="9A3412"/>
+                <w:sz w:val="15"/>
+                <w:szCs w:val="15"/>
+              </w:rPr>
+              <w:t xml:space="preserve">Watch out  </w:t>
+            </w:r>
+            <w:r>
+              <w:rPr>
+                <w:i/>
+                <w:iCs/>
+                <w:sz w:val="18"/>
+                <w:szCs w:val="18"/>
+              </w:rPr>
+              <w:t xml:space="preserve">The rule: anything that LEARNS from the data belongs inside the pipeline. Scaling learns a mean, imputation learns a fill value, selection learns which columns. Only per row operations such as a log are safe outside.</w:t>
+            </w:r>
+          </w:p>
+        </w:tc>
+      </w:tr>
+      <w:tr>
+        <w:tc>
+          <w:tcPr>
+            <w:tcW w:type="dxa" w:w="2400"/>
+            <w:tcMar>
+              <w:top w:type="dxa" w:w="90"/>
+              <w:left w:type="dxa" w:w="120"/>
+              <w:bottom w:type="dxa" w:w="90"/>
+              <w:right w:type="dxa" w:w="120"/>
+            </w:tcMar>
+          </w:tcPr>
+          <w:p>
+            <w:pPr>
+              <w:spacing w:after="60"/>
+            </w:pPr>
+            <w:r>
+              <w:rPr>
+                <w:rFonts w:ascii="Courier New" w:cs="Courier New" w:eastAsia="Courier New" w:hAnsi="Courier New"/>
+                <w:b/>
+                <w:bCs/>
+                <w:sz w:val="18"/>
+                <w:szCs w:val="18"/>
+              </w:rPr>
+              <w:t xml:space="preserve">SelectKBest</w:t>
+            </w:r>
+          </w:p>
+          <w:p>
+            <w:pPr>
+              <w:spacing w:after="0"/>
+            </w:pPr>
+            <w:r>
+              <w:rPr>
+                <w:color w:val="6B7280"/>
+                <w:sz w:val="15"/>
+                <w:szCs w:val="15"/>
+              </w:rPr>
+              <w:t xml:space="preserve">W5D2</w:t>
+            </w:r>
+          </w:p>
+        </w:tc>
+        <w:tc>
+          <w:tcPr>
+            <w:tcW w:type="dxa" w:w="6960"/>
+            <w:tcMar>
+              <w:top w:type="dxa" w:w="90"/>
+              <w:left w:type="dxa" w:w="120"/>
+              <w:bottom w:type="dxa" w:w="90"/>
+              <w:right w:type="dxa" w:w="120"/>
+            </w:tcMar>
+          </w:tcPr>
+          <w:p>
+            <w:pPr>
+              <w:spacing w:after="90"/>
+            </w:pPr>
+            <w:r>
+              <w:rPr>
+                <w:rFonts w:ascii="Courier New" w:cs="Courier New" w:eastAsia="Courier New" w:hAnsi="Courier New"/>
+                <w:color w:val="1F4E79"/>
+                <w:sz w:val="18"/>
+                <w:szCs w:val="18"/>
+              </w:rPr>
+              <w:t xml:space="preserve">SelectKBest(f_regression, k=6)</w:t>
+            </w:r>
+          </w:p>
+          <w:p>
+            <w:pPr>
+              <w:spacing w:after="90"/>
+            </w:pPr>
+            <w:r>
+              <w:rPr>
+                <w:sz w:val="20"/>
+                <w:szCs w:val="20"/>
+              </w:rPr>
+              <w:t xml:space="preserve">Keeps the k features most associated with the target. .get_support() gives a boolean mask of which were chosen.</w:t>
+            </w:r>
+          </w:p>
+          <w:p>
+            <w:pPr>
+              <w:spacing w:after="30"/>
+            </w:pPr>
+            <w:r>
+              <w:rPr>
+                <w:b/>
+                <w:bCs/>
+                <w:color w:val="6B7280"/>
+                <w:sz w:val="15"/>
+                <w:szCs w:val="15"/>
+              </w:rPr>
+              <w:t xml:space="preserve">Example</w:t>
+            </w:r>
+          </w:p>
+          <w:p>
+            <w:pPr>
+              <w:spacing w:after="90"/>
+            </w:pPr>
+            <w:r>
+              <w:rPr>
+                <w:rFonts w:ascii="Courier New" w:cs="Courier New" w:eastAsia="Courier New" w:hAnsi="Courier New"/>
+                <w:color w:val="1F2937"/>
+                <w:sz w:val="18"/>
+                <w:szCs w:val="18"/>
+              </w:rPr>
+              <w:t xml:space="preserve">pipe = Pipeline([('sel', SelectKBest(f_regression, k=6)), ('model', LinearRegression())])</w:t>
+            </w:r>
+          </w:p>
+          <w:p>
+            <w:pPr>
+              <w:spacing w:after="0"/>
+            </w:pPr>
+            <w:r>
+              <w:rPr>
+                <w:b/>
+                <w:bCs/>
+                <w:color w:val="9A3412"/>
+                <w:sz w:val="15"/>
+                <w:szCs w:val="15"/>
+              </w:rPr>
+              <w:t xml:space="preserve">Watch out  </w:t>
+            </w:r>
+            <w:r>
+              <w:rPr>
+                <w:i/>
+                <w:iCs/>
+                <w:sz w:val="18"/>
+                <w:szCs w:val="18"/>
+              </w:rPr>
+              <w:t xml:space="preserve">The classic leakage source. Fitted on all the data it picks the columns that happen to match the target in the very rows you will test on, which can report a solid result for pure noise.</w:t>
+            </w:r>
+          </w:p>
+        </w:tc>
+      </w:tr>
+      <w:tr>
+        <w:tc>
+          <w:tcPr>
+            <w:tcW w:type="dxa" w:w="2400"/>
+            <w:tcMar>
+              <w:top w:type="dxa" w:w="90"/>
+              <w:left w:type="dxa" w:w="120"/>
+              <w:bottom w:type="dxa" w:w="90"/>
+              <w:right w:type="dxa" w:w="120"/>
+            </w:tcMar>
+          </w:tcPr>
+          <w:p>
+            <w:pPr>
+              <w:spacing w:after="60"/>
+            </w:pPr>
+            <w:r>
+              <w:rPr>
+                <w:rFonts w:ascii="Courier New" w:cs="Courier New" w:eastAsia="Courier New" w:hAnsi="Courier New"/>
+                <w:b/>
+                <w:bCs/>
+                <w:sz w:val="18"/>
+                <w:szCs w:val="18"/>
+              </w:rPr>
+              <w:t xml:space="preserve">RandomForestRegressor</w:t>
+            </w:r>
+          </w:p>
+          <w:p>
+            <w:pPr>
+              <w:spacing w:after="0"/>
+            </w:pPr>
+            <w:r>
+              <w:rPr>
+                <w:color w:val="6B7280"/>
+                <w:sz w:val="15"/>
+                <w:szCs w:val="15"/>
+              </w:rPr>
+              <w:t xml:space="preserve">W5D3</w:t>
+            </w:r>
+          </w:p>
+        </w:tc>
+        <w:tc>
+          <w:tcPr>
+            <w:tcW w:type="dxa" w:w="6960"/>
+            <w:tcMar>
+              <w:top w:type="dxa" w:w="90"/>
+              <w:left w:type="dxa" w:w="120"/>
+              <w:bottom w:type="dxa" w:w="90"/>
+              <w:right w:type="dxa" w:w="120"/>
+            </w:tcMar>
+          </w:tcPr>
+          <w:p>
+            <w:pPr>
+              <w:spacing w:after="90"/>
+            </w:pPr>
+            <w:r>
+              <w:rPr>
+                <w:rFonts w:ascii="Courier New" w:cs="Courier New" w:eastAsia="Courier New" w:hAnsi="Courier New"/>
+                <w:color w:val="1F4E79"/>
+                <w:sz w:val="18"/>
+                <w:szCs w:val="18"/>
+              </w:rPr>
+              <w:t xml:space="preserve">RandomForestRegressor(n_estimators=300, random_state=0)</w:t>
+            </w:r>
+          </w:p>
+          <w:p>
+            <w:pPr>
+              <w:spacing w:after="90"/>
+            </w:pPr>
+            <w:r>
+              <w:rPr>
+                <w:sz w:val="20"/>
+                <w:szCs w:val="20"/>
+              </w:rPr>
+              <w:t xml:space="preserve">Many decision trees on bootstrap samples, averaged. Needs no scaling and captures interactions and curvature nobody specified.</w:t>
+            </w:r>
+          </w:p>
+          <w:p>
+            <w:pPr>
+              <w:spacing w:after="30"/>
+            </w:pPr>
+            <w:r>
+              <w:rPr>
+                <w:b/>
+                <w:bCs/>
+                <w:color w:val="6B7280"/>
+                <w:sz w:val="15"/>
+                <w:szCs w:val="15"/>
+              </w:rPr>
+              <w:t xml:space="preserve">Example</w:t>
+            </w:r>
+          </w:p>
+          <w:p>
+            <w:pPr>
+              <w:spacing w:after="90"/>
+            </w:pPr>
+            <w:r>
+              <w:rPr>
+                <w:rFonts w:ascii="Courier New" w:cs="Courier New" w:eastAsia="Courier New" w:hAnsi="Courier New"/>
+                <w:color w:val="1F2937"/>
+                <w:sz w:val="18"/>
+                <w:szCs w:val="18"/>
+              </w:rPr>
+              <w:t xml:space="preserve">rf = RandomForestRegressor(n_estimators=300, random_state=0).fit(X_train, y_train)</w:t>
+            </w:r>
+          </w:p>
+          <w:p>
+            <w:pPr>
+              <w:spacing w:after="0"/>
+            </w:pPr>
+            <w:r>
+              <w:rPr>
+                <w:b/>
+                <w:bCs/>
+                <w:color w:val="9A3412"/>
+                <w:sz w:val="15"/>
+                <w:szCs w:val="15"/>
+              </w:rPr>
+              <w:t xml:space="preserve">Watch out  </w:t>
+            </w:r>
+            <w:r>
+              <w:rPr>
+                <w:i/>
+                <w:iCs/>
+                <w:sz w:val="18"/>
+                <w:szCs w:val="18"/>
+              </w:rPr>
+              <w:t xml:space="preserve">Unrestricted it fits training data almost perfectly, so the train to test gap is large. That is capacity, not understanding, and on smooth data a linear model often still wins on the test set.</w:t>
+            </w:r>
+          </w:p>
+        </w:tc>
+      </w:tr>
+      <w:tr>
+        <w:tc>
+          <w:tcPr>
+            <w:tcW w:type="dxa" w:w="2400"/>
+            <w:tcMar>
+              <w:top w:type="dxa" w:w="90"/>
+              <w:left w:type="dxa" w:w="120"/>
+              <w:bottom w:type="dxa" w:w="90"/>
+              <w:right w:type="dxa" w:w="120"/>
+            </w:tcMar>
+          </w:tcPr>
+          <w:p>
+            <w:pPr>
+              <w:spacing w:after="60"/>
+            </w:pPr>
+            <w:r>
+              <w:rPr>
+                <w:rFonts w:ascii="Courier New" w:cs="Courier New" w:eastAsia="Courier New" w:hAnsi="Courier New"/>
+                <w:b/>
+                <w:bCs/>
+                <w:sz w:val="18"/>
+                <w:szCs w:val="18"/>
+              </w:rPr>
+              <w:t xml:space="preserve">feature_importances_</w:t>
+            </w:r>
+          </w:p>
+          <w:p>
+            <w:pPr>
+              <w:spacing w:after="0"/>
+            </w:pPr>
+            <w:r>
+              <w:rPr>
+                <w:color w:val="6B7280"/>
+                <w:sz w:val="15"/>
+                <w:szCs w:val="15"/>
+              </w:rPr>
+              <w:t xml:space="preserve">W5D3</w:t>
+            </w:r>
+          </w:p>
+        </w:tc>
+        <w:tc>
+          <w:tcPr>
+            <w:tcW w:type="dxa" w:w="6960"/>
+            <w:tcMar>
+              <w:top w:type="dxa" w:w="90"/>
+              <w:left w:type="dxa" w:w="120"/>
+              <w:bottom w:type="dxa" w:w="90"/>
+              <w:right w:type="dxa" w:w="120"/>
+            </w:tcMar>
+          </w:tcPr>
+          <w:p>
+            <w:pPr>
+              <w:spacing w:after="90"/>
+            </w:pPr>
+            <w:r>
+              <w:rPr>
+                <w:rFonts w:ascii="Courier New" w:cs="Courier New" w:eastAsia="Courier New" w:hAnsi="Courier New"/>
+                <w:color w:val="1F4E79"/>
+                <w:sz w:val="18"/>
+                <w:szCs w:val="18"/>
+              </w:rPr>
+              <w:t xml:space="preserve">rf.feature_importances_</w:t>
+            </w:r>
+          </w:p>
+          <w:p>
+            <w:pPr>
+              <w:spacing w:after="90"/>
+            </w:pPr>
+            <w:r>
+              <w:rPr>
+                <w:sz w:val="20"/>
+                <w:szCs w:val="20"/>
+              </w:rPr>
+              <w:t xml:space="preserve">Impurity importance: how much each feature reduced error at the splits using it. Free with training, and sums to 1.</w:t>
+            </w:r>
+          </w:p>
+          <w:p>
+            <w:pPr>
+              <w:spacing w:after="30"/>
+            </w:pPr>
+            <w:r>
+              <w:rPr>
+                <w:b/>
+                <w:bCs/>
+                <w:color w:val="6B7280"/>
+                <w:sz w:val="15"/>
+                <w:szCs w:val="15"/>
+              </w:rPr>
+              <w:t xml:space="preserve">Example</w:t>
+            </w:r>
+          </w:p>
+          <w:p>
+            <w:pPr>
+              <w:spacing w:after="90"/>
+            </w:pPr>
+            <w:r>
+              <w:rPr>
+                <w:rFonts w:ascii="Courier New" w:cs="Courier New" w:eastAsia="Courier New" w:hAnsi="Courier New"/>
+                <w:color w:val="1F2937"/>
+                <w:sz w:val="18"/>
+                <w:szCs w:val="18"/>
+              </w:rPr>
+              <w:t xml:space="preserve">pd.Series(rf.feature_importances_, index=FEATURES).sort_values(ascending=False)</w:t>
+            </w:r>
+          </w:p>
+          <w:p>
+            <w:pPr>
+              <w:spacing w:after="0"/>
+            </w:pPr>
+            <w:r>
+              <w:rPr>
+                <w:b/>
+                <w:bCs/>
+                <w:color w:val="9A3412"/>
+                <w:sz w:val="15"/>
+                <w:szCs w:val="15"/>
+              </w:rPr>
+              <w:t xml:space="preserve">Watch out  </w:t>
+            </w:r>
+            <w:r>
+              <w:rPr>
+                <w:i/>
+                <w:iCs/>
+                <w:sz w:val="18"/>
+                <w:szCs w:val="18"/>
+              </w:rPr>
+              <w:t xml:space="preserve">Biased toward features with many distinct values, so a continuous noise column can outrank a real binary one. It also splits credit arbitrarily between correlated features.</w:t>
+            </w:r>
+          </w:p>
+        </w:tc>
+      </w:tr>
+      <w:tr>
+        <w:tc>
+          <w:tcPr>
+            <w:tcW w:type="dxa" w:w="2400"/>
+            <w:tcMar>
+              <w:top w:type="dxa" w:w="90"/>
+              <w:left w:type="dxa" w:w="120"/>
+              <w:bottom w:type="dxa" w:w="90"/>
+              <w:right w:type="dxa" w:w="120"/>
+            </w:tcMar>
+          </w:tcPr>
+          <w:p>
+            <w:pPr>
+              <w:spacing w:after="60"/>
+            </w:pPr>
+            <w:r>
+              <w:rPr>
+                <w:rFonts w:ascii="Courier New" w:cs="Courier New" w:eastAsia="Courier New" w:hAnsi="Courier New"/>
+                <w:b/>
+                <w:bCs/>
+                <w:sz w:val="18"/>
+                <w:szCs w:val="18"/>
+              </w:rPr>
+              <w:t xml:space="preserve">permutation_importance</w:t>
+            </w:r>
+          </w:p>
+          <w:p>
+            <w:pPr>
+              <w:spacing w:after="0"/>
+            </w:pPr>
+            <w:r>
+              <w:rPr>
+                <w:color w:val="6B7280"/>
+                <w:sz w:val="15"/>
+                <w:szCs w:val="15"/>
+              </w:rPr>
+              <w:t xml:space="preserve">W5D3</w:t>
+            </w:r>
+          </w:p>
+        </w:tc>
+        <w:tc>
+          <w:tcPr>
+            <w:tcW w:type="dxa" w:w="6960"/>
+            <w:tcMar>
+              <w:top w:type="dxa" w:w="90"/>
+              <w:left w:type="dxa" w:w="120"/>
+              <w:bottom w:type="dxa" w:w="90"/>
+              <w:right w:type="dxa" w:w="120"/>
+            </w:tcMar>
+          </w:tcPr>
+          <w:p>
+            <w:pPr>
+              <w:spacing w:after="90"/>
+            </w:pPr>
+            <w:r>
+              <w:rPr>
+                <w:rFonts w:ascii="Courier New" w:cs="Courier New" w:eastAsia="Courier New" w:hAnsi="Courier New"/>
+                <w:color w:val="1F4E79"/>
+                <w:sz w:val="18"/>
+                <w:szCs w:val="18"/>
+              </w:rPr>
+              <w:t xml:space="preserve">permutation_importance(model, X_test, y_test, n_repeats=20, random_state=0)</w:t>
+            </w:r>
+          </w:p>
+          <w:p>
+            <w:pPr>
+              <w:spacing w:after="90"/>
+            </w:pPr>
+            <w:r>
+              <w:rPr>
+                <w:sz w:val="20"/>
+                <w:szCs w:val="20"/>
+              </w:rPr>
+              <w:t xml:space="preserve">Shuffles one column at a time and measures how much the score falls. Read .importances_mean.</w:t>
+            </w:r>
+          </w:p>
+          <w:p>
+            <w:pPr>
+              <w:spacing w:after="30"/>
+            </w:pPr>
+            <w:r>
+              <w:rPr>
+                <w:b/>
+                <w:bCs/>
+                <w:color w:val="6B7280"/>
+                <w:sz w:val="15"/>
+                <w:szCs w:val="15"/>
+              </w:rPr>
+              <w:t xml:space="preserve">Example</w:t>
+            </w:r>
+          </w:p>
+          <w:p>
+            <w:pPr>
+              <w:spacing w:after="90"/>
+            </w:pPr>
+            <w:r>
+              <w:rPr>
+                <w:rFonts w:ascii="Courier New" w:cs="Courier New" w:eastAsia="Courier New" w:hAnsi="Courier New"/>
+                <w:color w:val="1F2937"/>
+                <w:sz w:val="18"/>
+                <w:szCs w:val="18"/>
+              </w:rPr>
+              <w:t xml:space="preserve">perm = permutation_importance(rf, X_test, y_test, n_repeats=20, random_state=0)</w:t>
+            </w:r>
+          </w:p>
+          <w:p>
+            <w:pPr>
+              <w:spacing w:after="0"/>
+            </w:pPr>
+            <w:r>
+              <w:rPr>
+                <w:b/>
+                <w:bCs/>
+                <w:color w:val="9A3412"/>
+                <w:sz w:val="15"/>
+                <w:szCs w:val="15"/>
+              </w:rPr>
+              <w:t xml:space="preserve">Watch out  </w:t>
+            </w:r>
+            <w:r>
+              <w:rPr>
+                <w:i/>
+                <w:iCs/>
+                <w:sz w:val="18"/>
+                <w:szCs w:val="18"/>
+              </w:rPr>
+              <w:t xml:space="preserve">Compute it on HELD OUT data, or it rewards memorisation. No cardinality bias and the units are score units. A negative value means the model should never have leaned on that feature.</w:t>
+            </w:r>
+          </w:p>
+        </w:tc>
+      </w:tr>
+      <w:tr>
+        <w:tc>
+          <w:tcPr>
+            <w:tcW w:type="dxa" w:w="2400"/>
+            <w:tcMar>
+              <w:top w:type="dxa" w:w="90"/>
+              <w:left w:type="dxa" w:w="120"/>
+              <w:bottom w:type="dxa" w:w="90"/>
+              <w:right w:type="dxa" w:w="120"/>
+            </w:tcMar>
+          </w:tcPr>
+          <w:p>
+            <w:pPr>
+              <w:spacing w:after="60"/>
+            </w:pPr>
+            <w:r>
+              <w:rPr>
+                <w:rFonts w:ascii="Courier New" w:cs="Courier New" w:eastAsia="Courier New" w:hAnsi="Courier New"/>
+                <w:b/>
+                <w:bCs/>
+                <w:sz w:val="18"/>
+                <w:szCs w:val="18"/>
+              </w:rPr>
+              <w:t xml:space="preserve">StandardScaler</w:t>
+            </w:r>
+          </w:p>
+          <w:p>
+            <w:pPr>
+              <w:spacing w:after="0"/>
+            </w:pPr>
+            <w:r>
+              <w:rPr>
+                <w:color w:val="6B7280"/>
+                <w:sz w:val="15"/>
+                <w:szCs w:val="15"/>
+              </w:rPr>
+              <w:t xml:space="preserve">W5D4</w:t>
+            </w:r>
+          </w:p>
+        </w:tc>
+        <w:tc>
+          <w:tcPr>
+            <w:tcW w:type="dxa" w:w="6960"/>
+            <w:tcMar>
+              <w:top w:type="dxa" w:w="90"/>
+              <w:left w:type="dxa" w:w="120"/>
+              <w:bottom w:type="dxa" w:w="90"/>
+              <w:right w:type="dxa" w:w="120"/>
+            </w:tcMar>
+          </w:tcPr>
+          <w:p>
+            <w:pPr>
+              <w:spacing w:after="90"/>
+            </w:pPr>
+            <w:r>
+              <w:rPr>
+                <w:rFonts w:ascii="Courier New" w:cs="Courier New" w:eastAsia="Courier New" w:hAnsi="Courier New"/>
+                <w:color w:val="1F4E79"/>
+                <w:sz w:val="18"/>
+                <w:szCs w:val="18"/>
+              </w:rPr>
+              <w:t xml:space="preserve">StandardScaler().fit_transform(X)</w:t>
+            </w:r>
+          </w:p>
+          <w:p>
+            <w:pPr>
+              <w:spacing w:after="90"/>
+            </w:pPr>
+            <w:r>
+              <w:rPr>
+                <w:sz w:val="20"/>
+                <w:szCs w:val="20"/>
+              </w:rPr>
+              <w:t xml:space="preserve">Centres each feature and scales it to unit variance.</w:t>
+            </w:r>
+          </w:p>
+          <w:p>
+            <w:pPr>
+              <w:spacing w:after="30"/>
+            </w:pPr>
+            <w:r>
+              <w:rPr>
+                <w:b/>
+                <w:bCs/>
+                <w:color w:val="6B7280"/>
+                <w:sz w:val="15"/>
+                <w:szCs w:val="15"/>
+              </w:rPr>
+              <w:t xml:space="preserve">Example</w:t>
+            </w:r>
+          </w:p>
+          <w:p>
+            <w:pPr>
+              <w:spacing w:after="90"/>
+            </w:pPr>
+            <w:r>
+              <w:rPr>
+                <w:rFonts w:ascii="Courier New" w:cs="Courier New" w:eastAsia="Courier New" w:hAnsi="Courier New"/>
+                <w:color w:val="1F2937"/>
+                <w:sz w:val="18"/>
+                <w:szCs w:val="18"/>
+              </w:rPr>
+              <w:t xml:space="preserve">make_pipeline(StandardScaler(), ElasticNet(alpha=0.05))</w:t>
+            </w:r>
+          </w:p>
+          <w:p>
+            <w:pPr>
+              <w:spacing w:after="0"/>
+            </w:pPr>
+            <w:r>
+              <w:rPr>
+                <w:b/>
+                <w:bCs/>
+                <w:color w:val="9A3412"/>
+                <w:sz w:val="15"/>
+                <w:szCs w:val="15"/>
+              </w:rPr>
+              <w:t xml:space="preserve">Watch out  </w:t>
+            </w:r>
+            <w:r>
+              <w:rPr>
+                <w:i/>
+                <w:iCs/>
+                <w:sz w:val="18"/>
+                <w:szCs w:val="18"/>
+              </w:rPr>
+              <w:t xml:space="preserve">Required, not advisory, for anything that penalises coefficient size or maximises variance. It learns a mean and an SD, so it belongs INSIDE the pipeline.</w:t>
+            </w:r>
+          </w:p>
+        </w:tc>
+      </w:tr>
+      <w:tr>
+        <w:tc>
+          <w:tcPr>
+            <w:tcW w:type="dxa" w:w="2400"/>
+            <w:tcMar>
+              <w:top w:type="dxa" w:w="90"/>
+              <w:left w:type="dxa" w:w="120"/>
+              <w:bottom w:type="dxa" w:w="90"/>
+              <w:right w:type="dxa" w:w="120"/>
+            </w:tcMar>
+          </w:tcPr>
+          <w:p>
+            <w:pPr>
+              <w:spacing w:after="60"/>
+            </w:pPr>
+            <w:r>
+              <w:rPr>
+                <w:rFonts w:ascii="Courier New" w:cs="Courier New" w:eastAsia="Courier New" w:hAnsi="Courier New"/>
+                <w:b/>
+                <w:bCs/>
+                <w:sz w:val="18"/>
+                <w:szCs w:val="18"/>
+              </w:rPr>
+              <w:t xml:space="preserve">ElasticNet</w:t>
+            </w:r>
+          </w:p>
+          <w:p>
+            <w:pPr>
+              <w:spacing w:after="0"/>
+            </w:pPr>
+            <w:r>
+              <w:rPr>
+                <w:color w:val="6B7280"/>
+                <w:sz w:val="15"/>
+                <w:szCs w:val="15"/>
+              </w:rPr>
+              <w:t xml:space="preserve">W5D4</w:t>
+            </w:r>
+          </w:p>
+        </w:tc>
+        <w:tc>
+          <w:tcPr>
+            <w:tcW w:type="dxa" w:w="6960"/>
+            <w:tcMar>
+              <w:top w:type="dxa" w:w="90"/>
+              <w:left w:type="dxa" w:w="120"/>
+              <w:bottom w:type="dxa" w:w="90"/>
+              <w:right w:type="dxa" w:w="120"/>
+            </w:tcMar>
+          </w:tcPr>
+          <w:p>
+            <w:pPr>
+              <w:spacing w:after="90"/>
+            </w:pPr>
+            <w:r>
+              <w:rPr>
+                <w:rFonts w:ascii="Courier New" w:cs="Courier New" w:eastAsia="Courier New" w:hAnsi="Courier New"/>
+                <w:color w:val="1F4E79"/>
+                <w:sz w:val="18"/>
+                <w:szCs w:val="18"/>
+              </w:rPr>
+              <w:t xml:space="preserve">ElasticNet(alpha=0.05, l1_ratio=0.5)</w:t>
+            </w:r>
+          </w:p>
+          <w:p>
+            <w:pPr>
+              <w:spacing w:after="90"/>
+            </w:pPr>
+            <w:r>
+              <w:rPr>
+                <w:sz w:val="20"/>
+                <w:szCs w:val="20"/>
+              </w:rPr>
+              <w:t xml:space="preserve">Least squares plus a penalty on coefficients: L1 drives them to exactly zero, L2 shrinks smoothly and shares credit between correlated features.</w:t>
+            </w:r>
+          </w:p>
+          <w:p>
+            <w:pPr>
+              <w:spacing w:after="30"/>
+            </w:pPr>
+            <w:r>
+              <w:rPr>
+                <w:b/>
+                <w:bCs/>
+                <w:color w:val="6B7280"/>
+                <w:sz w:val="15"/>
+                <w:szCs w:val="15"/>
+              </w:rPr>
+              <w:t xml:space="preserve">Example</w:t>
+            </w:r>
+          </w:p>
+          <w:p>
+            <w:pPr>
+              <w:spacing w:after="90"/>
+            </w:pPr>
+            <w:r>
+              <w:rPr>
+                <w:rFonts w:ascii="Courier New" w:cs="Courier New" w:eastAsia="Courier New" w:hAnsi="Courier New"/>
+                <w:color w:val="1F2937"/>
+                <w:sz w:val="18"/>
+                <w:szCs w:val="18"/>
+              </w:rPr>
+              <w:t xml:space="preserve">make_pipeline(StandardScaler(), ElasticNet(alpha=0.05, l1_ratio=0.5, random_state=0))</w:t>
+            </w:r>
+          </w:p>
+          <w:p>
+            <w:pPr>
+              <w:spacing w:after="0"/>
+            </w:pPr>
+            <w:r>
+              <w:rPr>
+                <w:b/>
+                <w:bCs/>
+                <w:color w:val="9A3412"/>
+                <w:sz w:val="15"/>
+                <w:szCs w:val="15"/>
+              </w:rPr>
+              <w:t xml:space="preserve">Watch out  </w:t>
+            </w:r>
+            <w:r>
+              <w:rPr>
+                <w:i/>
+                <w:iCs/>
+                <w:sz w:val="18"/>
+                <w:szCs w:val="18"/>
+              </w:rPr>
+              <w:t xml:space="preserve">The penalty is in COEFFICIENT units, so without standardising, which features survive depends on the units they were recorded in. A feature in grams is charged a thousandth of the same feature in kilograms.</w:t>
+            </w:r>
+          </w:p>
+        </w:tc>
+      </w:tr>
+      <w:tr>
+        <w:tc>
+          <w:tcPr>
+            <w:tcW w:type="dxa" w:w="2400"/>
+            <w:tcMar>
+              <w:top w:type="dxa" w:w="90"/>
+              <w:left w:type="dxa" w:w="120"/>
+              <w:bottom w:type="dxa" w:w="90"/>
+              <w:right w:type="dxa" w:w="120"/>
+            </w:tcMar>
+          </w:tcPr>
+          <w:p>
+            <w:pPr>
+              <w:spacing w:after="60"/>
+            </w:pPr>
+            <w:r>
+              <w:rPr>
+                <w:rFonts w:ascii="Courier New" w:cs="Courier New" w:eastAsia="Courier New" w:hAnsi="Courier New"/>
+                <w:b/>
+                <w:bCs/>
+                <w:sz w:val="18"/>
+                <w:szCs w:val="18"/>
+              </w:rPr>
+              <w:t xml:space="preserve">ElasticNetCV</w:t>
+            </w:r>
+          </w:p>
+          <w:p>
+            <w:pPr>
+              <w:spacing w:after="0"/>
+            </w:pPr>
+            <w:r>
+              <w:rPr>
+                <w:color w:val="6B7280"/>
+                <w:sz w:val="15"/>
+                <w:szCs w:val="15"/>
+              </w:rPr>
+              <w:t xml:space="preserve">W5D4</w:t>
+            </w:r>
+          </w:p>
+        </w:tc>
+        <w:tc>
+          <w:tcPr>
+            <w:tcW w:type="dxa" w:w="6960"/>
+            <w:tcMar>
+              <w:top w:type="dxa" w:w="90"/>
+              <w:left w:type="dxa" w:w="120"/>
+              <w:bottom w:type="dxa" w:w="90"/>
+              <w:right w:type="dxa" w:w="120"/>
+            </w:tcMar>
+          </w:tcPr>
+          <w:p>
+            <w:pPr>
+              <w:spacing w:after="90"/>
+            </w:pPr>
+            <w:r>
+              <w:rPr>
+                <w:rFonts w:ascii="Courier New" w:cs="Courier New" w:eastAsia="Courier New" w:hAnsi="Courier New"/>
+                <w:color w:val="1F4E79"/>
+                <w:sz w:val="18"/>
+                <w:szCs w:val="18"/>
+              </w:rPr>
+              <w:t xml:space="preserve">ElasticNetCV(l1_ratio=0.5, cv=5, random_state=0)</w:t>
+            </w:r>
+          </w:p>
+          <w:p>
+            <w:pPr>
+              <w:spacing w:after="90"/>
+            </w:pPr>
+            <w:r>
+              <w:rPr>
+                <w:sz w:val="20"/>
+                <w:szCs w:val="20"/>
+              </w:rPr>
+              <w:t xml:space="preserve">Cross-validates over a grid of alphas and keeps the best, exposed as .alpha_.</w:t>
+            </w:r>
+          </w:p>
+          <w:p>
+            <w:pPr>
+              <w:spacing w:after="30"/>
+            </w:pPr>
+            <w:r>
+              <w:rPr>
+                <w:b/>
+                <w:bCs/>
+                <w:color w:val="6B7280"/>
+                <w:sz w:val="15"/>
+                <w:szCs w:val="15"/>
+              </w:rPr>
+              <w:t xml:space="preserve">Example</w:t>
+            </w:r>
+          </w:p>
+          <w:p>
+            <w:pPr>
+              <w:spacing w:after="90"/>
+            </w:pPr>
+            <w:r>
+              <w:rPr>
+                <w:rFonts w:ascii="Courier New" w:cs="Courier New" w:eastAsia="Courier New" w:hAnsi="Courier New"/>
+                <w:color w:val="1F2937"/>
+                <w:sz w:val="18"/>
+                <w:szCs w:val="18"/>
+              </w:rPr>
+              <w:t xml:space="preserve">encv = make_pipeline(StandardScaler(), ElasticNetCV(l1_ratio=0.5, cv=5))</w:t>
+            </w:r>
+          </w:p>
+          <w:p>
+            <w:pPr>
+              <w:spacing w:after="0"/>
+            </w:pPr>
+            <w:r>
+              <w:rPr>
+                <w:b/>
+                <w:bCs/>
+                <w:color w:val="9A3412"/>
+                <w:sz w:val="15"/>
+                <w:szCs w:val="15"/>
+              </w:rPr>
+              <w:t xml:space="preserve">Watch out  </w:t>
+            </w:r>
+            <w:r>
+              <w:rPr>
+                <w:i/>
+                <w:iCs/>
+                <w:sz w:val="18"/>
+                <w:szCs w:val="18"/>
+              </w:rPr>
+              <w:t xml:space="preserve">Choosing alpha this way uses the training data only, so the test set stays clean. Picking the alpha with the best test score instead turns the test set into training data.</w:t>
+            </w:r>
+          </w:p>
+        </w:tc>
+      </w:tr>
+      <w:tr>
+        <w:tc>
+          <w:tcPr>
+            <w:tcW w:type="dxa" w:w="2400"/>
+            <w:tcMar>
+              <w:top w:type="dxa" w:w="90"/>
+              <w:left w:type="dxa" w:w="120"/>
+              <w:bottom w:type="dxa" w:w="90"/>
+              <w:right w:type="dxa" w:w="120"/>
+            </w:tcMar>
+          </w:tcPr>
+          <w:p>
+            <w:pPr>
+              <w:spacing w:after="60"/>
+            </w:pPr>
+            <w:r>
+              <w:rPr>
+                <w:rFonts w:ascii="Courier New" w:cs="Courier New" w:eastAsia="Courier New" w:hAnsi="Courier New"/>
+                <w:b/>
+                <w:bCs/>
+                <w:sz w:val="18"/>
+                <w:szCs w:val="18"/>
+              </w:rPr>
+              <w:t xml:space="preserve">make_pipeline</w:t>
+            </w:r>
+          </w:p>
+          <w:p>
+            <w:pPr>
+              <w:spacing w:after="0"/>
+            </w:pPr>
+            <w:r>
+              <w:rPr>
+                <w:color w:val="6B7280"/>
+                <w:sz w:val="15"/>
+                <w:szCs w:val="15"/>
+              </w:rPr>
+              <w:t xml:space="preserve">W5D4</w:t>
+            </w:r>
+          </w:p>
+        </w:tc>
+        <w:tc>
+          <w:tcPr>
+            <w:tcW w:type="dxa" w:w="6960"/>
+            <w:tcMar>
+              <w:top w:type="dxa" w:w="90"/>
+              <w:left w:type="dxa" w:w="120"/>
+              <w:bottom w:type="dxa" w:w="90"/>
+              <w:right w:type="dxa" w:w="120"/>
+            </w:tcMar>
+          </w:tcPr>
+          <w:p>
+            <w:pPr>
+              <w:spacing w:after="90"/>
+            </w:pPr>
+            <w:r>
+              <w:rPr>
+                <w:rFonts w:ascii="Courier New" w:cs="Courier New" w:eastAsia="Courier New" w:hAnsi="Courier New"/>
+                <w:color w:val="1F4E79"/>
+                <w:sz w:val="18"/>
+                <w:szCs w:val="18"/>
+              </w:rPr>
+              <w:t xml:space="preserve">make_pipeline(StandardScaler(), ElasticNet())</w:t>
+            </w:r>
+          </w:p>
+          <w:p>
+            <w:pPr>
+              <w:spacing w:after="90"/>
+            </w:pPr>
+            <w:r>
+              <w:rPr>
+                <w:sz w:val="20"/>
+                <w:szCs w:val="20"/>
+              </w:rPr>
+              <w:t xml:space="preserve">Pipeline without having to name the steps; names are generated from the class.</w:t>
+            </w:r>
+          </w:p>
+          <w:p>
+            <w:pPr>
+              <w:spacing w:after="30"/>
+            </w:pPr>
+            <w:r>
+              <w:rPr>
+                <w:b/>
+                <w:bCs/>
+                <w:color w:val="6B7280"/>
+                <w:sz w:val="15"/>
+                <w:szCs w:val="15"/>
+              </w:rPr>
+              <w:t xml:space="preserve">Example</w:t>
+            </w:r>
+          </w:p>
+          <w:p>
+            <w:pPr>
+              <w:spacing w:after="0"/>
+            </w:pPr>
+            <w:r>
+              <w:rPr>
+                <w:rFonts w:ascii="Courier New" w:cs="Courier New" w:eastAsia="Courier New" w:hAnsi="Courier New"/>
+                <w:color w:val="1F2937"/>
+                <w:sz w:val="18"/>
+                <w:szCs w:val="18"/>
+              </w:rPr>
+              <w:t xml:space="preserve">pipe = make_pipeline(StandardScaler(), ElasticNet(alpha=0.05))</w:t>
+            </w:r>
+          </w:p>
+          <w:p>
+            <w:pPr>
+              <w:spacing w:after="90"/>
+            </w:pPr>
+            <w:r>
+              <w:rPr>
+                <w:rFonts w:ascii="Courier New" w:cs="Courier New" w:eastAsia="Courier New" w:hAnsi="Courier New"/>
+                <w:color w:val="1F2937"/>
+                <w:sz w:val="18"/>
+                <w:szCs w:val="18"/>
+              </w:rPr>
+              <w:t xml:space="preserve">pipe[-1].coef_</w:t>
+            </w:r>
+          </w:p>
+          <w:p>
+            <w:pPr>
+              <w:spacing w:after="0"/>
+            </w:pPr>
+            <w:r>
+              <w:rPr>
+                <w:b/>
+                <w:bCs/>
+                <w:color w:val="9A3412"/>
+                <w:sz w:val="15"/>
+                <w:szCs w:val="15"/>
+              </w:rPr>
+              <w:t xml:space="preserve">Watch out  </w:t>
+            </w:r>
+            <w:r>
+              <w:rPr>
+                <w:i/>
+                <w:iCs/>
+                <w:sz w:val="18"/>
+                <w:szCs w:val="18"/>
+              </w:rPr>
+              <w:t xml:space="preserve">pipe[-1] gets the final estimator whatever it is called, which is how you reach coef_ or alpha_.</w:t>
+            </w:r>
+          </w:p>
+        </w:tc>
+      </w:tr>
+      <w:tr>
+        <w:tc>
+          <w:tcPr>
+            <w:tcW w:type="dxa" w:w="2400"/>
+            <w:tcMar>
+              <w:top w:type="dxa" w:w="90"/>
+              <w:left w:type="dxa" w:w="120"/>
+              <w:bottom w:type="dxa" w:w="90"/>
+              <w:right w:type="dxa" w:w="120"/>
+            </w:tcMar>
+          </w:tcPr>
+          <w:p>
+            <w:pPr>
+              <w:spacing w:after="60"/>
+            </w:pPr>
+            <w:r>
+              <w:rPr>
+                <w:rFonts w:ascii="Courier New" w:cs="Courier New" w:eastAsia="Courier New" w:hAnsi="Courier New"/>
+                <w:b/>
+                <w:bCs/>
+                <w:sz w:val="18"/>
+                <w:szCs w:val="18"/>
+              </w:rPr>
+              <w:t xml:space="preserve">PCA</w:t>
+            </w:r>
+          </w:p>
+          <w:p>
+            <w:pPr>
+              <w:spacing w:after="0"/>
+            </w:pPr>
+            <w:r>
+              <w:rPr>
+                <w:color w:val="6B7280"/>
+                <w:sz w:val="15"/>
+                <w:szCs w:val="15"/>
+              </w:rPr>
+              <w:t xml:space="preserve">W5D5</w:t>
+            </w:r>
+          </w:p>
+        </w:tc>
+        <w:tc>
+          <w:tcPr>
+            <w:tcW w:type="dxa" w:w="6960"/>
+            <w:tcMar>
+              <w:top w:type="dxa" w:w="90"/>
+              <w:left w:type="dxa" w:w="120"/>
+              <w:bottom w:type="dxa" w:w="90"/>
+              <w:right w:type="dxa" w:w="120"/>
+            </w:tcMar>
+          </w:tcPr>
+          <w:p>
+            <w:pPr>
+              <w:spacing w:after="90"/>
+            </w:pPr>
+            <w:r>
+              <w:rPr>
+                <w:rFonts w:ascii="Courier New" w:cs="Courier New" w:eastAsia="Courier New" w:hAnsi="Courier New"/>
+                <w:color w:val="1F4E79"/>
+                <w:sz w:val="18"/>
+                <w:szCs w:val="18"/>
+              </w:rPr>
+              <w:t xml:space="preserve">PCA().fit(Z)</w:t>
+            </w:r>
+          </w:p>
+          <w:p>
+            <w:pPr>
+              <w:spacing w:after="90"/>
+            </w:pPr>
+            <w:r>
+              <w:rPr>
+                <w:sz w:val="20"/>
+                <w:szCs w:val="20"/>
+              </w:rPr>
+              <w:t xml:space="preserve">Finds the perpendicular directions of greatest variance and rewrites each sample in terms of them.</w:t>
+            </w:r>
+          </w:p>
+          <w:p>
+            <w:pPr>
+              <w:spacing w:after="30"/>
+            </w:pPr>
+            <w:r>
+              <w:rPr>
+                <w:b/>
+                <w:bCs/>
+                <w:color w:val="6B7280"/>
+                <w:sz w:val="15"/>
+                <w:szCs w:val="15"/>
+              </w:rPr>
+              <w:t xml:space="preserve">Example</w:t>
+            </w:r>
+          </w:p>
+          <w:p>
+            <w:pPr>
+              <w:spacing w:after="0"/>
+            </w:pPr>
+            <w:r>
+              <w:rPr>
+                <w:rFonts w:ascii="Courier New" w:cs="Courier New" w:eastAsia="Courier New" w:hAnsi="Courier New"/>
+                <w:color w:val="1F2937"/>
+                <w:sz w:val="18"/>
+                <w:szCs w:val="18"/>
+              </w:rPr>
+              <w:t xml:space="preserve">Z = StandardScaler().fit_transform(panel)</w:t>
+            </w:r>
+          </w:p>
+          <w:p>
+            <w:pPr>
+              <w:spacing w:after="0"/>
+            </w:pPr>
+            <w:r>
+              <w:rPr>
+                <w:rFonts w:ascii="Courier New" w:cs="Courier New" w:eastAsia="Courier New" w:hAnsi="Courier New"/>
+                <w:color w:val="1F2937"/>
+                <w:sz w:val="18"/>
+                <w:szCs w:val="18"/>
+              </w:rPr>
+              <w:t xml:space="preserve">pca = PCA().fit(Z)</w:t>
+            </w:r>
+          </w:p>
+          <w:p>
+            <w:pPr>
+              <w:spacing w:after="90"/>
+            </w:pPr>
+            <w:r>
+              <w:rPr>
+                <w:rFonts w:ascii="Courier New" w:cs="Courier New" w:eastAsia="Courier New" w:hAnsi="Courier New"/>
+                <w:color w:val="1F2937"/>
+                <w:sz w:val="18"/>
+                <w:szCs w:val="18"/>
+              </w:rPr>
+              <w:t xml:space="preserve">scores = pca.transform(Z)</w:t>
+            </w:r>
+          </w:p>
+          <w:p>
+            <w:pPr>
+              <w:spacing w:after="0"/>
+            </w:pPr>
+            <w:r>
+              <w:rPr>
+                <w:b/>
+                <w:bCs/>
+                <w:color w:val="9A3412"/>
+                <w:sz w:val="15"/>
+                <w:szCs w:val="15"/>
+              </w:rPr>
+              <w:t xml:space="preserve">Watch out  </w:t>
+            </w:r>
+            <w:r>
+              <w:rPr>
+                <w:i/>
+                <w:iCs/>
+                <w:sz w:val="18"/>
+                <w:szCs w:val="18"/>
+              </w:rPr>
+              <w:t xml:space="preserve">Standardise first, without exception. PCA maximises variance, and variance is in squared feature units, so otherwise PC1 just points along whichever column has the biggest numbers.</w:t>
+            </w:r>
+          </w:p>
+        </w:tc>
+      </w:tr>
+      <w:tr>
+        <w:tc>
+          <w:tcPr>
+            <w:tcW w:type="dxa" w:w="2400"/>
+            <w:tcMar>
+              <w:top w:type="dxa" w:w="90"/>
+              <w:left w:type="dxa" w:w="120"/>
+              <w:bottom w:type="dxa" w:w="90"/>
+              <w:right w:type="dxa" w:w="120"/>
+            </w:tcMar>
+          </w:tcPr>
+          <w:p>
+            <w:pPr>
+              <w:spacing w:after="60"/>
+            </w:pPr>
+            <w:r>
+              <w:rPr>
+                <w:rFonts w:ascii="Courier New" w:cs="Courier New" w:eastAsia="Courier New" w:hAnsi="Courier New"/>
+                <w:b/>
+                <w:bCs/>
+                <w:sz w:val="18"/>
+                <w:szCs w:val="18"/>
+              </w:rPr>
+              <w:t xml:space="preserve">explained_variance_ratio_</w:t>
+            </w:r>
+          </w:p>
+          <w:p>
+            <w:pPr>
+              <w:spacing w:after="0"/>
+            </w:pPr>
+            <w:r>
+              <w:rPr>
+                <w:color w:val="6B7280"/>
+                <w:sz w:val="15"/>
+                <w:szCs w:val="15"/>
+              </w:rPr>
+              <w:t xml:space="preserve">W5D5</w:t>
+            </w:r>
+          </w:p>
+        </w:tc>
+        <w:tc>
+          <w:tcPr>
+            <w:tcW w:type="dxa" w:w="6960"/>
+            <w:tcMar>
+              <w:top w:type="dxa" w:w="90"/>
+              <w:left w:type="dxa" w:w="120"/>
+              <w:bottom w:type="dxa" w:w="90"/>
+              <w:right w:type="dxa" w:w="120"/>
+            </w:tcMar>
+          </w:tcPr>
+          <w:p>
+            <w:pPr>
+              <w:spacing w:after="90"/>
+            </w:pPr>
+            <w:r>
+              <w:rPr>
+                <w:rFonts w:ascii="Courier New" w:cs="Courier New" w:eastAsia="Courier New" w:hAnsi="Courier New"/>
+                <w:color w:val="1F4E79"/>
+                <w:sz w:val="18"/>
+                <w:szCs w:val="18"/>
+              </w:rPr>
+              <w:t xml:space="preserve">pca.explained_variance_ratio_</w:t>
+            </w:r>
+          </w:p>
+          <w:p>
+            <w:pPr>
+              <w:spacing w:after="90"/>
+            </w:pPr>
+            <w:r>
+              <w:rPr>
+                <w:sz w:val="20"/>
+                <w:szCs w:val="20"/>
+              </w:rPr>
+              <w:t xml:space="preserve">The share of total variance each component carries, summing to 1.</w:t>
+            </w:r>
+          </w:p>
+          <w:p>
+            <w:pPr>
+              <w:spacing w:after="30"/>
+            </w:pPr>
+            <w:r>
+              <w:rPr>
+                <w:b/>
+                <w:bCs/>
+                <w:color w:val="6B7280"/>
+                <w:sz w:val="15"/>
+                <w:szCs w:val="15"/>
+              </w:rPr>
+              <w:t xml:space="preserve">Example</w:t>
+            </w:r>
+          </w:p>
+          <w:p>
+            <w:pPr>
+              <w:spacing w:after="90"/>
+            </w:pPr>
+            <w:r>
+              <w:rPr>
+                <w:rFonts w:ascii="Courier New" w:cs="Courier New" w:eastAsia="Courier New" w:hAnsi="Courier New"/>
+                <w:color w:val="1F2937"/>
+                <w:sz w:val="18"/>
+                <w:szCs w:val="18"/>
+              </w:rPr>
+              <w:t xml:space="preserve">n_for_90 = int(np.argmax(np.cumsum(evr) &gt;= 0.90) + 1)</w:t>
+            </w:r>
+          </w:p>
+          <w:p>
+            <w:pPr>
+              <w:spacing w:after="0"/>
+            </w:pPr>
+            <w:r>
+              <w:rPr>
+                <w:b/>
+                <w:bCs/>
+                <w:color w:val="9A3412"/>
+                <w:sz w:val="15"/>
+                <w:szCs w:val="15"/>
+              </w:rPr>
+              <w:t xml:space="preserve">Watch out  </w:t>
+            </w:r>
+            <w:r>
+              <w:rPr>
+                <w:i/>
+                <w:iCs/>
+                <w:sz w:val="18"/>
+                <w:szCs w:val="18"/>
+              </w:rPr>
+              <w:t xml:space="preserve">It answers how many things your panel is really measuring. Note that components explain variance in X with no reference to any outcome, so a small component can still be the clinically important one.</w:t>
+            </w:r>
+          </w:p>
+        </w:tc>
+      </w:tr>
+      <w:tr>
+        <w:tc>
+          <w:tcPr>
+            <w:tcW w:type="dxa" w:w="2400"/>
+            <w:tcMar>
+              <w:top w:type="dxa" w:w="90"/>
+              <w:left w:type="dxa" w:w="120"/>
+              <w:bottom w:type="dxa" w:w="90"/>
+              <w:right w:type="dxa" w:w="120"/>
+            </w:tcMar>
+          </w:tcPr>
+          <w:p>
+            <w:pPr>
+              <w:spacing w:after="60"/>
+            </w:pPr>
+            <w:r>
+              <w:rPr>
+                <w:rFonts w:ascii="Courier New" w:cs="Courier New" w:eastAsia="Courier New" w:hAnsi="Courier New"/>
+                <w:b/>
+                <w:bCs/>
+                <w:sz w:val="18"/>
+                <w:szCs w:val="18"/>
+              </w:rPr>
+              <w:t xml:space="preserve">components_</w:t>
+            </w:r>
+          </w:p>
+          <w:p>
+            <w:pPr>
+              <w:spacing w:after="0"/>
+            </w:pPr>
+            <w:r>
+              <w:rPr>
+                <w:color w:val="6B7280"/>
+                <w:sz w:val="15"/>
+                <w:szCs w:val="15"/>
+              </w:rPr>
+              <w:t xml:space="preserve">W5D5</w:t>
+            </w:r>
+          </w:p>
+        </w:tc>
+        <w:tc>
+          <w:tcPr>
+            <w:tcW w:type="dxa" w:w="6960"/>
+            <w:tcMar>
+              <w:top w:type="dxa" w:w="90"/>
+              <w:left w:type="dxa" w:w="120"/>
+              <w:bottom w:type="dxa" w:w="90"/>
+              <w:right w:type="dxa" w:w="120"/>
+            </w:tcMar>
+          </w:tcPr>
+          <w:p>
+            <w:pPr>
+              <w:spacing w:after="90"/>
+            </w:pPr>
+            <w:r>
+              <w:rPr>
+                <w:rFonts w:ascii="Courier New" w:cs="Courier New" w:eastAsia="Courier New" w:hAnsi="Courier New"/>
+                <w:color w:val="1F4E79"/>
+                <w:sz w:val="18"/>
+                <w:szCs w:val="18"/>
+              </w:rPr>
+              <w:t xml:space="preserve">pca.components_</w:t>
+            </w:r>
+          </w:p>
+          <w:p>
+            <w:pPr>
+              <w:spacing w:after="90"/>
+            </w:pPr>
+            <w:r>
+              <w:rPr>
+                <w:sz w:val="20"/>
+                <w:szCs w:val="20"/>
+              </w:rPr>
+              <w:t xml:space="preserve">The loadings: one ROW per component, one column per original feature, saying what each component is made of.</w:t>
+            </w:r>
+          </w:p>
+          <w:p>
+            <w:pPr>
+              <w:spacing w:after="30"/>
+            </w:pPr>
+            <w:r>
+              <w:rPr>
+                <w:b/>
+                <w:bCs/>
+                <w:color w:val="6B7280"/>
+                <w:sz w:val="15"/>
+                <w:szCs w:val="15"/>
+              </w:rPr>
+              <w:t xml:space="preserve">Example</w:t>
+            </w:r>
+          </w:p>
+          <w:p>
+            <w:pPr>
+              <w:spacing w:after="90"/>
+            </w:pPr>
+            <w:r>
+              <w:rPr>
+                <w:rFonts w:ascii="Courier New" w:cs="Courier New" w:eastAsia="Courier New" w:hAnsi="Courier New"/>
+                <w:color w:val="1F2937"/>
+                <w:sz w:val="18"/>
+                <w:szCs w:val="18"/>
+              </w:rPr>
+              <w:t xml:space="preserve">pd.DataFrame(pca.components_, columns=FEATURES, index=["PC1", "PC2"])</w:t>
+            </w:r>
+          </w:p>
+          <w:p>
+            <w:pPr>
+              <w:spacing w:after="0"/>
+            </w:pPr>
+            <w:r>
+              <w:rPr>
+                <w:b/>
+                <w:bCs/>
+                <w:color w:val="9A3412"/>
+                <w:sz w:val="15"/>
+                <w:szCs w:val="15"/>
+              </w:rPr>
+              <w:t xml:space="preserve">Watch out  </w:t>
+            </w:r>
+            <w:r>
+              <w:rPr>
+                <w:i/>
+                <w:iCs/>
+                <w:sz w:val="18"/>
+                <w:szCs w:val="18"/>
+              </w:rPr>
+              <w:t xml:space="preserve">The sign of a whole component is arbitrary, so only read signs RELATIVE to each other within one row. Sort by absolute loading to find the dominant features.</w:t>
+            </w:r>
+          </w:p>
+        </w:tc>
+      </w:tr>
+    </w:tbl>
+    <w:p>
+      <w:pPr>
+        <w:pStyle w:val="Heading1"/>
+        <w:spacing w:after="160" w:before="380"/>
+      </w:pPr>
+      <w:r>
+        <w:t xml:space="preserve">9. The house rules</w:t>
       </w:r>
     </w:p>
     <w:p>
@@ -19050,7 +22385,7 @@
         <w:spacing w:after="160" w:before="380"/>
       </w:pPr>
       <w:r>
-        <w:t xml:space="preserve">9. Error messages, and what they mean</w:t>
+        <w:t xml:space="preserve">10. Error messages, and what they mean</w:t>
       </w:r>
     </w:p>
     <w:p>
@@ -19715,7 +23050,7 @@
         <w:sz w:val="16"/>
         <w:szCs w:val="16"/>
       </w:rPr>
-      <w:t xml:space="preserve">Function Reference, week 1, 2, 3, 4    </w:t>
+      <w:t xml:space="preserve">Function Reference, week 1, 2, 3, 4, 5    </w:t>
     </w:r>
     <w:r>
       <w:rPr>
